--- a/plsql_ns/PLSQL_12.docx
+++ b/plsql_ns/PLSQL_12.docx
@@ -77,12 +77,12 @@
           <wp:inline distB="114300" distT="114300" distL="114300" distR="114300">
             <wp:extent cx="5553075" cy="2619375"/>
             <wp:effectExtent b="0" l="0" r="0" t="0"/>
-            <wp:docPr id="4" name="image7.png"/>
+            <wp:docPr id="6" name="image1.png"/>
             <a:graphic>
               <a:graphicData uri="http://schemas.openxmlformats.org/drawingml/2006/picture">
                 <pic:pic>
                   <pic:nvPicPr>
-                    <pic:cNvPr id="0" name="image7.png"/>
+                    <pic:cNvPr id="0" name="image1.png"/>
                     <pic:cNvPicPr preferRelativeResize="0"/>
                   </pic:nvPicPr>
                   <pic:blipFill>
@@ -1852,12 +1852,12 @@
           <wp:inline distB="114300" distT="114300" distL="114300" distR="114300">
             <wp:extent cx="5943600" cy="2895600"/>
             <wp:effectExtent b="0" l="0" r="0" t="0"/>
-            <wp:docPr id="3" name="image6.png"/>
+            <wp:docPr id="3" name="image7.png"/>
             <a:graphic>
               <a:graphicData uri="http://schemas.openxmlformats.org/drawingml/2006/picture">
                 <pic:pic>
                   <pic:nvPicPr>
-                    <pic:cNvPr id="0" name="image6.png"/>
+                    <pic:cNvPr id="0" name="image7.png"/>
                     <pic:cNvPicPr preferRelativeResize="0"/>
                   </pic:nvPicPr>
                   <pic:blipFill>
@@ -1996,12 +1996,12 @@
           <wp:inline distB="114300" distT="114300" distL="114300" distR="114300">
             <wp:extent cx="5943600" cy="2425700"/>
             <wp:effectExtent b="0" l="0" r="0" t="0"/>
-            <wp:docPr id="8" name="image4.png"/>
+            <wp:docPr id="10" name="image10.png"/>
             <a:graphic>
               <a:graphicData uri="http://schemas.openxmlformats.org/drawingml/2006/picture">
                 <pic:pic>
                   <pic:nvPicPr>
-                    <pic:cNvPr id="0" name="image4.png"/>
+                    <pic:cNvPr id="0" name="image10.png"/>
                     <pic:cNvPicPr preferRelativeResize="0"/>
                   </pic:nvPicPr>
                   <pic:blipFill>
@@ -2071,12 +2071,12 @@
           <wp:inline distB="114300" distT="114300" distL="114300" distR="114300">
             <wp:extent cx="5943600" cy="2260600"/>
             <wp:effectExtent b="0" l="0" r="0" t="0"/>
-            <wp:docPr id="1" name="image5.png"/>
+            <wp:docPr id="1" name="image6.png"/>
             <a:graphic>
               <a:graphicData uri="http://schemas.openxmlformats.org/drawingml/2006/picture">
                 <pic:pic>
                   <pic:nvPicPr>
-                    <pic:cNvPr id="0" name="image5.png"/>
+                    <pic:cNvPr id="0" name="image6.png"/>
                     <pic:cNvPicPr preferRelativeResize="0"/>
                   </pic:nvPicPr>
                   <pic:blipFill>
@@ -2950,12 +2950,12 @@
           <wp:inline distB="114300" distT="114300" distL="114300" distR="114300">
             <wp:extent cx="5943600" cy="3949700"/>
             <wp:effectExtent b="0" l="0" r="0" t="0"/>
-            <wp:docPr id="7" name="image8.png"/>
+            <wp:docPr id="9" name="image5.png"/>
             <a:graphic>
               <a:graphicData uri="http://schemas.openxmlformats.org/drawingml/2006/picture">
                 <pic:pic>
                   <pic:nvPicPr>
-                    <pic:cNvPr id="0" name="image8.png"/>
+                    <pic:cNvPr id="0" name="image5.png"/>
                     <pic:cNvPicPr preferRelativeResize="0"/>
                   </pic:nvPicPr>
                   <pic:blipFill>
@@ -3002,7 +3002,946 @@
           <w:szCs w:val="18"/>
           <w:rtl w:val="0"/>
         </w:rPr>
-        <w:t xml:space="preserve">.</w:t>
+        <w:t xml:space="preserve">.++</w:t>
+      </w:r>
+    </w:p>
+    <w:p>
+      <w:pPr>
+        <w:shd w:fill="fffffe" w:val="clear"/>
+        <w:spacing w:line="320" w:lineRule="auto"/>
+        <w:rPr>
+          <w:rFonts w:ascii="Courier New" w:cs="Courier New" w:eastAsia="Courier New" w:hAnsi="Courier New"/>
+          <w:sz w:val="18"/>
+          <w:szCs w:val="18"/>
+        </w:rPr>
+      </w:pPr>
+      <w:r>
+        <w:rPr>
+          <w:rtl w:val="0"/>
+        </w:rPr>
+      </w:r>
+    </w:p>
+    <w:p>
+      <w:pPr>
+        <w:shd w:fill="fffffe" w:val="clear"/>
+        <w:spacing w:line="320" w:lineRule="auto"/>
+        <w:rPr>
+          <w:rFonts w:ascii="Courier New" w:cs="Courier New" w:eastAsia="Courier New" w:hAnsi="Courier New"/>
+          <w:sz w:val="18"/>
+          <w:szCs w:val="18"/>
+        </w:rPr>
+      </w:pPr>
+      <w:r>
+        <w:rPr>
+          <w:rtl w:val="0"/>
+        </w:rPr>
+      </w:r>
+    </w:p>
+    <w:p>
+      <w:pPr>
+        <w:shd w:fill="fffffe" w:val="clear"/>
+        <w:spacing w:line="320" w:lineRule="auto"/>
+        <w:rPr>
+          <w:rFonts w:ascii="Courier New" w:cs="Courier New" w:eastAsia="Courier New" w:hAnsi="Courier New"/>
+          <w:sz w:val="18"/>
+          <w:szCs w:val="18"/>
+        </w:rPr>
+      </w:pPr>
+      <w:r>
+        <w:rPr>
+          <w:rtl w:val="0"/>
+        </w:rPr>
+      </w:r>
+    </w:p>
+    <w:p>
+      <w:pPr>
+        <w:rPr/>
+      </w:pPr>
+      <w:r>
+        <w:rPr>
+          <w:rtl w:val="0"/>
+        </w:rPr>
+      </w:r>
+    </w:p>
+    <w:p>
+      <w:pPr>
+        <w:rPr/>
+      </w:pPr>
+      <w:r>
+        <w:rPr>
+          <w:rtl w:val="0"/>
+        </w:rPr>
+      </w:r>
+    </w:p>
+    <w:p>
+      <w:pPr>
+        <w:rPr/>
+      </w:pPr>
+      <w:r>
+        <w:rPr/>
+        <w:drawing>
+          <wp:inline distB="114300" distT="114300" distL="114300" distR="114300">
+            <wp:extent cx="5943600" cy="4165600"/>
+            <wp:effectExtent b="0" l="0" r="0" t="0"/>
+            <wp:docPr id="4" name="image4.png"/>
+            <a:graphic>
+              <a:graphicData uri="http://schemas.openxmlformats.org/drawingml/2006/picture">
+                <pic:pic>
+                  <pic:nvPicPr>
+                    <pic:cNvPr id="0" name="image4.png"/>
+                    <pic:cNvPicPr preferRelativeResize="0"/>
+                  </pic:nvPicPr>
+                  <pic:blipFill>
+                    <a:blip r:embed="rId12"/>
+                    <a:srcRect b="0" l="0" r="0" t="0"/>
+                    <a:stretch>
+                      <a:fillRect/>
+                    </a:stretch>
+                  </pic:blipFill>
+                  <pic:spPr>
+                    <a:xfrm>
+                      <a:off x="0" y="0"/>
+                      <a:ext cx="5943600" cy="4165600"/>
+                    </a:xfrm>
+                    <a:prstGeom prst="rect"/>
+                    <a:ln/>
+                  </pic:spPr>
+                </pic:pic>
+              </a:graphicData>
+            </a:graphic>
+          </wp:inline>
+        </w:drawing>
+      </w:r>
+      <w:r>
+        <w:rPr>
+          <w:rtl w:val="0"/>
+        </w:rPr>
+      </w:r>
+    </w:p>
+    <w:p>
+      <w:pPr>
+        <w:rPr/>
+      </w:pPr>
+      <w:r>
+        <w:rPr>
+          <w:rtl w:val="0"/>
+        </w:rPr>
+      </w:r>
+    </w:p>
+    <w:p>
+      <w:pPr>
+        <w:rPr/>
+      </w:pPr>
+      <w:r>
+        <w:rPr>
+          <w:rtl w:val="0"/>
+        </w:rPr>
+      </w:r>
+    </w:p>
+    <w:p>
+      <w:pPr>
+        <w:rPr/>
+      </w:pPr>
+      <w:r>
+        <w:rPr>
+          <w:rtl w:val="0"/>
+        </w:rPr>
+      </w:r>
+    </w:p>
+    <w:p>
+      <w:pPr>
+        <w:rPr/>
+      </w:pPr>
+      <w:r>
+        <w:rPr>
+          <w:rtl w:val="0"/>
+        </w:rPr>
+      </w:r>
+    </w:p>
+    <w:p>
+      <w:pPr>
+        <w:rPr/>
+      </w:pPr>
+      <w:r>
+        <w:rPr>
+          <w:rtl w:val="0"/>
+        </w:rPr>
+        <w:t xml:space="preserve">To handle many rows return from base table. More than one row,,, use cursors</w:t>
+      </w:r>
+    </w:p>
+    <w:p>
+      <w:pPr>
+        <w:rPr>
+          <w:color w:val="434343"/>
+        </w:rPr>
+      </w:pPr>
+      <w:r>
+        <w:rPr>
+          <w:rtl w:val="0"/>
+        </w:rPr>
+      </w:r>
+    </w:p>
+    <w:p>
+      <w:pPr>
+        <w:shd w:fill="fffffe" w:val="clear"/>
+        <w:spacing w:line="320" w:lineRule="auto"/>
+        <w:rPr>
+          <w:rFonts w:ascii="Courier New" w:cs="Courier New" w:eastAsia="Courier New" w:hAnsi="Courier New"/>
+          <w:b w:val="1"/>
+          <w:bCs w:val="1"/>
+          <w:color w:val="434343"/>
+          <w:sz w:val="18"/>
+          <w:szCs w:val="18"/>
+        </w:rPr>
+      </w:pPr>
+      <w:r>
+        <w:rPr>
+          <w:rFonts w:ascii="Courier New" w:cs="Courier New" w:eastAsia="Courier New" w:hAnsi="Courier New"/>
+          <w:b w:val="1"/>
+          <w:bCs w:val="1"/>
+          <w:color w:val="434343"/>
+          <w:sz w:val="18"/>
+          <w:szCs w:val="18"/>
+          <w:rtl w:val="0"/>
+        </w:rPr>
+        <w:t xml:space="preserve">Declare</w:t>
+      </w:r>
+    </w:p>
+    <w:p>
+      <w:pPr>
+        <w:shd w:fill="fffffe" w:val="clear"/>
+        <w:spacing w:line="320" w:lineRule="auto"/>
+        <w:rPr>
+          <w:rFonts w:ascii="Courier New" w:cs="Courier New" w:eastAsia="Courier New" w:hAnsi="Courier New"/>
+          <w:b w:val="1"/>
+          <w:bCs w:val="1"/>
+          <w:color w:val="434343"/>
+          <w:sz w:val="18"/>
+          <w:szCs w:val="18"/>
+        </w:rPr>
+      </w:pPr>
+      <w:r>
+        <w:rPr>
+          <w:rFonts w:ascii="Courier New" w:cs="Courier New" w:eastAsia="Courier New" w:hAnsi="Courier New"/>
+          <w:b w:val="1"/>
+          <w:bCs w:val="1"/>
+          <w:color w:val="434343"/>
+          <w:sz w:val="18"/>
+          <w:szCs w:val="18"/>
+          <w:rtl w:val="0"/>
+        </w:rPr>
+        <w:t xml:space="preserve">OPEN </w:t>
+      </w:r>
+    </w:p>
+    <w:p>
+      <w:pPr>
+        <w:shd w:fill="fffffe" w:val="clear"/>
+        <w:spacing w:line="320" w:lineRule="auto"/>
+        <w:rPr>
+          <w:rFonts w:ascii="Courier New" w:cs="Courier New" w:eastAsia="Courier New" w:hAnsi="Courier New"/>
+          <w:b w:val="1"/>
+          <w:bCs w:val="1"/>
+          <w:color w:val="434343"/>
+          <w:sz w:val="18"/>
+          <w:szCs w:val="18"/>
+        </w:rPr>
+      </w:pPr>
+      <w:r>
+        <w:rPr>
+          <w:rFonts w:ascii="Courier New" w:cs="Courier New" w:eastAsia="Courier New" w:hAnsi="Courier New"/>
+          <w:b w:val="1"/>
+          <w:bCs w:val="1"/>
+          <w:color w:val="434343"/>
+          <w:sz w:val="18"/>
+          <w:szCs w:val="18"/>
+          <w:rtl w:val="0"/>
+        </w:rPr>
+        <w:t xml:space="preserve">FETCH</w:t>
+      </w:r>
+    </w:p>
+    <w:p>
+      <w:pPr>
+        <w:shd w:fill="fffffe" w:val="clear"/>
+        <w:spacing w:line="320" w:lineRule="auto"/>
+        <w:rPr>
+          <w:rFonts w:ascii="Courier New" w:cs="Courier New" w:eastAsia="Courier New" w:hAnsi="Courier New"/>
+          <w:b w:val="1"/>
+          <w:bCs w:val="1"/>
+          <w:color w:val="434343"/>
+          <w:sz w:val="18"/>
+          <w:szCs w:val="18"/>
+        </w:rPr>
+      </w:pPr>
+      <w:r>
+        <w:rPr>
+          <w:rFonts w:ascii="Courier New" w:cs="Courier New" w:eastAsia="Courier New" w:hAnsi="Courier New"/>
+          <w:b w:val="1"/>
+          <w:bCs w:val="1"/>
+          <w:color w:val="434343"/>
+          <w:sz w:val="18"/>
+          <w:szCs w:val="18"/>
+          <w:rtl w:val="0"/>
+        </w:rPr>
+        <w:t xml:space="preserve">CLOSE</w:t>
+      </w:r>
+    </w:p>
+    <w:p>
+      <w:pPr>
+        <w:shd w:fill="fffffe" w:val="clear"/>
+        <w:spacing w:line="320" w:lineRule="auto"/>
+        <w:rPr>
+          <w:rFonts w:ascii="Courier New" w:cs="Courier New" w:eastAsia="Courier New" w:hAnsi="Courier New"/>
+          <w:sz w:val="18"/>
+          <w:szCs w:val="18"/>
+        </w:rPr>
+      </w:pPr>
+      <w:r>
+        <w:rPr>
+          <w:rtl w:val="0"/>
+        </w:rPr>
+      </w:r>
+    </w:p>
+    <w:p>
+      <w:pPr>
+        <w:shd w:fill="fffffe" w:val="clear"/>
+        <w:spacing w:line="320" w:lineRule="auto"/>
+        <w:rPr>
+          <w:rFonts w:ascii="Courier New" w:cs="Courier New" w:eastAsia="Courier New" w:hAnsi="Courier New"/>
+          <w:sz w:val="18"/>
+          <w:szCs w:val="18"/>
+        </w:rPr>
+      </w:pPr>
+      <w:r>
+        <w:rPr>
+          <w:rFonts w:ascii="Courier New" w:cs="Courier New" w:eastAsia="Courier New" w:hAnsi="Courier New"/>
+          <w:sz w:val="18"/>
+          <w:szCs w:val="18"/>
+          <w:rtl w:val="0"/>
+        </w:rPr>
+        <w:t xml:space="preserve">Rowlevel operation, fetch more than one row go with cursor only.</w:t>
+      </w:r>
+    </w:p>
+    <w:p>
+      <w:pPr>
+        <w:shd w:fill="fffffe" w:val="clear"/>
+        <w:spacing w:line="320" w:lineRule="auto"/>
+        <w:rPr>
+          <w:rFonts w:ascii="Courier New" w:cs="Courier New" w:eastAsia="Courier New" w:hAnsi="Courier New"/>
+          <w:sz w:val="18"/>
+          <w:szCs w:val="18"/>
+        </w:rPr>
+      </w:pPr>
+      <w:r>
+        <w:rPr>
+          <w:rtl w:val="0"/>
+        </w:rPr>
+      </w:r>
+    </w:p>
+    <w:p>
+      <w:pPr>
+        <w:shd w:fill="fffffe" w:val="clear"/>
+        <w:spacing w:line="320" w:lineRule="auto"/>
+        <w:rPr>
+          <w:rFonts w:ascii="Courier New" w:cs="Courier New" w:eastAsia="Courier New" w:hAnsi="Courier New"/>
+          <w:sz w:val="18"/>
+          <w:szCs w:val="18"/>
+        </w:rPr>
+      </w:pPr>
+      <w:r>
+        <w:rPr>
+          <w:rFonts w:ascii="Courier New" w:cs="Courier New" w:eastAsia="Courier New" w:hAnsi="Courier New"/>
+          <w:sz w:val="18"/>
+          <w:szCs w:val="18"/>
+          <w:rtl w:val="0"/>
+        </w:rPr>
+        <w:t xml:space="preserve">C1 cursor</w:t>
+      </w:r>
+    </w:p>
+    <w:p>
+      <w:pPr>
+        <w:shd w:fill="fffffe" w:val="clear"/>
+        <w:spacing w:line="320" w:lineRule="auto"/>
+        <w:rPr>
+          <w:rFonts w:ascii="Courier New" w:cs="Courier New" w:eastAsia="Courier New" w:hAnsi="Courier New"/>
+          <w:sz w:val="18"/>
+          <w:szCs w:val="18"/>
+        </w:rPr>
+      </w:pPr>
+      <w:r>
+        <w:rPr>
+          <w:rFonts w:ascii="Courier New" w:cs="Courier New" w:eastAsia="Courier New" w:hAnsi="Courier New"/>
+          <w:sz w:val="18"/>
+          <w:szCs w:val="18"/>
+          <w:rtl w:val="0"/>
+        </w:rPr>
+        <w:t xml:space="preserve">Is</w:t>
+      </w:r>
+    </w:p>
+    <w:p>
+      <w:pPr>
+        <w:shd w:fill="fffffe" w:val="clear"/>
+        <w:spacing w:line="320" w:lineRule="auto"/>
+        <w:rPr>
+          <w:rFonts w:ascii="Courier New" w:cs="Courier New" w:eastAsia="Courier New" w:hAnsi="Courier New"/>
+          <w:sz w:val="18"/>
+          <w:szCs w:val="18"/>
+        </w:rPr>
+      </w:pPr>
+      <w:r>
+        <w:rPr>
+          <w:rFonts w:ascii="Courier New" w:cs="Courier New" w:eastAsia="Courier New" w:hAnsi="Courier New"/>
+          <w:sz w:val="18"/>
+          <w:szCs w:val="18"/>
+          <w:rtl w:val="0"/>
+        </w:rPr>
+        <w:t xml:space="preserve">Select empname inot c1 from hr.emplyue</w:t>
+      </w:r>
+    </w:p>
+    <w:p>
+      <w:pPr>
+        <w:shd w:fill="fffffe" w:val="clear"/>
+        <w:spacing w:line="320" w:lineRule="auto"/>
+        <w:rPr>
+          <w:rFonts w:ascii="Courier New" w:cs="Courier New" w:eastAsia="Courier New" w:hAnsi="Courier New"/>
+          <w:sz w:val="18"/>
+          <w:szCs w:val="18"/>
+        </w:rPr>
+      </w:pPr>
+      <w:r>
+        <w:rPr>
+          <w:rFonts w:ascii="Courier New" w:cs="Courier New" w:eastAsia="Courier New" w:hAnsi="Courier New"/>
+          <w:sz w:val="18"/>
+          <w:szCs w:val="18"/>
+          <w:rtl w:val="0"/>
+        </w:rPr>
+        <w:t xml:space="preserve">Ftech c1 into vsal;</w:t>
+      </w:r>
+    </w:p>
+    <w:p>
+      <w:pPr>
+        <w:shd w:fill="fffffe" w:val="clear"/>
+        <w:spacing w:line="320" w:lineRule="auto"/>
+        <w:rPr>
+          <w:rFonts w:ascii="Courier New" w:cs="Courier New" w:eastAsia="Courier New" w:hAnsi="Courier New"/>
+          <w:sz w:val="18"/>
+          <w:szCs w:val="18"/>
+        </w:rPr>
+      </w:pPr>
+      <w:r>
+        <w:rPr>
+          <w:rFonts w:ascii="Courier New" w:cs="Courier New" w:eastAsia="Courier New" w:hAnsi="Courier New"/>
+          <w:sz w:val="18"/>
+          <w:szCs w:val="18"/>
+          <w:rtl w:val="0"/>
+        </w:rPr>
+        <w:t xml:space="preserve">close</w:t>
+      </w:r>
+    </w:p>
+    <w:p>
+      <w:pPr>
+        <w:shd w:fill="fffffe" w:val="clear"/>
+        <w:spacing w:line="320" w:lineRule="auto"/>
+        <w:rPr>
+          <w:rFonts w:ascii="Courier New" w:cs="Courier New" w:eastAsia="Courier New" w:hAnsi="Courier New"/>
+          <w:sz w:val="18"/>
+          <w:szCs w:val="18"/>
+        </w:rPr>
+      </w:pPr>
+      <w:r>
+        <w:rPr>
+          <w:rtl w:val="0"/>
+        </w:rPr>
+      </w:r>
+    </w:p>
+    <w:p>
+      <w:pPr>
+        <w:shd w:fill="fffffe" w:val="clear"/>
+        <w:spacing w:line="320" w:lineRule="auto"/>
+        <w:rPr>
+          <w:rFonts w:ascii="Courier New" w:cs="Courier New" w:eastAsia="Courier New" w:hAnsi="Courier New"/>
+          <w:sz w:val="18"/>
+          <w:szCs w:val="18"/>
+        </w:rPr>
+      </w:pPr>
+      <w:r>
+        <w:rPr>
+          <w:rtl w:val="0"/>
+        </w:rPr>
+      </w:r>
+    </w:p>
+    <w:p>
+      <w:pPr>
+        <w:shd w:fill="fffffe" w:val="clear"/>
+        <w:spacing w:line="320" w:lineRule="auto"/>
+        <w:rPr>
+          <w:rFonts w:ascii="Courier New" w:cs="Courier New" w:eastAsia="Courier New" w:hAnsi="Courier New"/>
+          <w:sz w:val="18"/>
+          <w:szCs w:val="18"/>
+        </w:rPr>
+      </w:pPr>
+      <w:r>
+        <w:rPr>
+          <w:rFonts w:ascii="Courier New" w:cs="Courier New" w:eastAsia="Courier New" w:hAnsi="Courier New"/>
+          <w:sz w:val="18"/>
+          <w:szCs w:val="18"/>
+          <w:rtl w:val="0"/>
+        </w:rPr>
+        <w:t xml:space="preserve">This will give you only first salary, you need to fetch one by one</w:t>
+      </w:r>
+    </w:p>
+    <w:p>
+      <w:pPr>
+        <w:shd w:fill="fffffe" w:val="clear"/>
+        <w:spacing w:line="320" w:lineRule="auto"/>
+        <w:rPr>
+          <w:rFonts w:ascii="Courier New" w:cs="Courier New" w:eastAsia="Courier New" w:hAnsi="Courier New"/>
+          <w:sz w:val="18"/>
+          <w:szCs w:val="18"/>
+        </w:rPr>
+      </w:pPr>
+      <w:r>
+        <w:rPr>
+          <w:rtl w:val="0"/>
+        </w:rPr>
+      </w:r>
+    </w:p>
+    <w:p>
+      <w:pPr>
+        <w:shd w:fill="fffffe" w:val="clear"/>
+        <w:spacing w:line="320" w:lineRule="auto"/>
+        <w:rPr>
+          <w:rFonts w:ascii="Courier New" w:cs="Courier New" w:eastAsia="Courier New" w:hAnsi="Courier New"/>
+          <w:sz w:val="18"/>
+          <w:szCs w:val="18"/>
+        </w:rPr>
+      </w:pPr>
+      <w:r>
+        <w:rPr>
+          <w:rFonts w:ascii="Courier New" w:cs="Courier New" w:eastAsia="Courier New" w:hAnsi="Courier New"/>
+          <w:sz w:val="18"/>
+          <w:szCs w:val="18"/>
+        </w:rPr>
+        <w:drawing>
+          <wp:inline distB="114300" distT="114300" distL="114300" distR="114300">
+            <wp:extent cx="5943600" cy="4572000"/>
+            <wp:effectExtent b="0" l="0" r="0" t="0"/>
+            <wp:docPr id="5" name="image3.png"/>
+            <a:graphic>
+              <a:graphicData uri="http://schemas.openxmlformats.org/drawingml/2006/picture">
+                <pic:pic>
+                  <pic:nvPicPr>
+                    <pic:cNvPr id="0" name="image3.png"/>
+                    <pic:cNvPicPr preferRelativeResize="0"/>
+                  </pic:nvPicPr>
+                  <pic:blipFill>
+                    <a:blip r:embed="rId13"/>
+                    <a:srcRect b="0" l="0" r="0" t="0"/>
+                    <a:stretch>
+                      <a:fillRect/>
+                    </a:stretch>
+                  </pic:blipFill>
+                  <pic:spPr>
+                    <a:xfrm>
+                      <a:off x="0" y="0"/>
+                      <a:ext cx="5943600" cy="4572000"/>
+                    </a:xfrm>
+                    <a:prstGeom prst="rect"/>
+                    <a:ln/>
+                  </pic:spPr>
+                </pic:pic>
+              </a:graphicData>
+            </a:graphic>
+          </wp:inline>
+        </w:drawing>
+      </w:r>
+      <w:r>
+        <w:rPr>
+          <w:rtl w:val="0"/>
+        </w:rPr>
+      </w:r>
+    </w:p>
+    <w:p>
+      <w:pPr>
+        <w:shd w:fill="fffffe" w:val="clear"/>
+        <w:spacing w:line="320" w:lineRule="auto"/>
+        <w:rPr>
+          <w:rFonts w:ascii="Courier New" w:cs="Courier New" w:eastAsia="Courier New" w:hAnsi="Courier New"/>
+          <w:sz w:val="18"/>
+          <w:szCs w:val="18"/>
+        </w:rPr>
+      </w:pPr>
+      <w:r>
+        <w:rPr>
+          <w:rtl w:val="0"/>
+        </w:rPr>
+      </w:r>
+    </w:p>
+    <w:p>
+      <w:pPr>
+        <w:shd w:fill="fffffe" w:val="clear"/>
+        <w:spacing w:line="320" w:lineRule="auto"/>
+        <w:rPr>
+          <w:rFonts w:ascii="Courier New" w:cs="Courier New" w:eastAsia="Courier New" w:hAnsi="Courier New"/>
+          <w:sz w:val="18"/>
+          <w:szCs w:val="18"/>
+        </w:rPr>
+      </w:pPr>
+      <w:r>
+        <w:rPr>
+          <w:rtl w:val="0"/>
+        </w:rPr>
+      </w:r>
+    </w:p>
+    <w:p>
+      <w:pPr>
+        <w:shd w:fill="fffffe" w:val="clear"/>
+        <w:spacing w:line="320" w:lineRule="auto"/>
+        <w:rPr>
+          <w:rFonts w:ascii="Courier New" w:cs="Courier New" w:eastAsia="Courier New" w:hAnsi="Courier New"/>
+          <w:sz w:val="18"/>
+          <w:szCs w:val="18"/>
+        </w:rPr>
+      </w:pPr>
+      <w:r>
+        <w:rPr>
+          <w:rtl w:val="0"/>
+        </w:rPr>
+      </w:r>
+    </w:p>
+    <w:p>
+      <w:pPr>
+        <w:shd w:fill="fffffe" w:val="clear"/>
+        <w:spacing w:line="320" w:lineRule="auto"/>
+        <w:rPr>
+          <w:rFonts w:ascii="Courier New" w:cs="Courier New" w:eastAsia="Courier New" w:hAnsi="Courier New"/>
+          <w:sz w:val="18"/>
+          <w:szCs w:val="18"/>
+        </w:rPr>
+      </w:pPr>
+      <w:r>
+        <w:rPr>
+          <w:rtl w:val="0"/>
+        </w:rPr>
+      </w:r>
+    </w:p>
+    <w:p>
+      <w:pPr>
+        <w:shd w:fill="fffffe" w:val="clear"/>
+        <w:spacing w:line="320" w:lineRule="auto"/>
+        <w:rPr>
+          <w:rFonts w:ascii="Courier New" w:cs="Courier New" w:eastAsia="Courier New" w:hAnsi="Courier New"/>
+          <w:sz w:val="18"/>
+          <w:szCs w:val="18"/>
+        </w:rPr>
+      </w:pPr>
+      <w:r>
+        <w:rPr>
+          <w:rtl w:val="0"/>
+        </w:rPr>
+      </w:r>
+    </w:p>
+    <w:p>
+      <w:pPr>
+        <w:shd w:fill="fffffe" w:val="clear"/>
+        <w:spacing w:line="320" w:lineRule="auto"/>
+        <w:rPr>
+          <w:rFonts w:ascii="Courier New" w:cs="Courier New" w:eastAsia="Courier New" w:hAnsi="Courier New"/>
+          <w:sz w:val="18"/>
+          <w:szCs w:val="18"/>
+        </w:rPr>
+      </w:pPr>
+      <w:r>
+        <w:rPr>
+          <w:rtl w:val="0"/>
+        </w:rPr>
+      </w:r>
+    </w:p>
+    <w:p>
+      <w:pPr>
+        <w:shd w:fill="fffffe" w:val="clear"/>
+        <w:spacing w:line="320" w:lineRule="auto"/>
+        <w:rPr>
+          <w:rFonts w:ascii="Courier New" w:cs="Courier New" w:eastAsia="Courier New" w:hAnsi="Courier New"/>
+          <w:sz w:val="18"/>
+          <w:szCs w:val="18"/>
+        </w:rPr>
+      </w:pPr>
+      <w:r>
+        <w:rPr>
+          <w:rtl w:val="0"/>
+        </w:rPr>
+      </w:r>
+    </w:p>
+    <w:p>
+      <w:pPr>
+        <w:shd w:fill="fffffe" w:val="clear"/>
+        <w:spacing w:line="320" w:lineRule="auto"/>
+        <w:rPr>
+          <w:rFonts w:ascii="Courier New" w:cs="Courier New" w:eastAsia="Courier New" w:hAnsi="Courier New"/>
+          <w:sz w:val="18"/>
+          <w:szCs w:val="18"/>
+        </w:rPr>
+      </w:pPr>
+      <w:r>
+        <w:rPr>
+          <w:rtl w:val="0"/>
+        </w:rPr>
+      </w:r>
+    </w:p>
+    <w:p>
+      <w:pPr>
+        <w:shd w:fill="fffffe" w:val="clear"/>
+        <w:spacing w:line="320" w:lineRule="auto"/>
+        <w:rPr>
+          <w:rFonts w:ascii="Courier New" w:cs="Courier New" w:eastAsia="Courier New" w:hAnsi="Courier New"/>
+          <w:sz w:val="18"/>
+          <w:szCs w:val="18"/>
+        </w:rPr>
+      </w:pPr>
+      <w:r>
+        <w:rPr>
+          <w:rtl w:val="0"/>
+        </w:rPr>
+      </w:r>
+    </w:p>
+    <w:p>
+      <w:pPr>
+        <w:shd w:fill="fffffe" w:val="clear"/>
+        <w:spacing w:line="320" w:lineRule="auto"/>
+        <w:rPr>
+          <w:rFonts w:ascii="Courier New" w:cs="Courier New" w:eastAsia="Courier New" w:hAnsi="Courier New"/>
+          <w:sz w:val="18"/>
+          <w:szCs w:val="18"/>
+        </w:rPr>
+      </w:pPr>
+      <w:r>
+        <w:rPr>
+          <w:rtl w:val="0"/>
+        </w:rPr>
+      </w:r>
+    </w:p>
+    <w:p>
+      <w:pPr>
+        <w:shd w:fill="fffffe" w:val="clear"/>
+        <w:spacing w:line="320" w:lineRule="auto"/>
+        <w:rPr>
+          <w:rFonts w:ascii="Courier New" w:cs="Courier New" w:eastAsia="Courier New" w:hAnsi="Courier New"/>
+          <w:sz w:val="18"/>
+          <w:szCs w:val="18"/>
+        </w:rPr>
+      </w:pPr>
+      <w:r>
+        <w:rPr>
+          <w:rtl w:val="0"/>
+        </w:rPr>
+      </w:r>
+    </w:p>
+    <w:p>
+      <w:pPr>
+        <w:shd w:fill="fffffe" w:val="clear"/>
+        <w:spacing w:line="320" w:lineRule="auto"/>
+        <w:rPr>
+          <w:rFonts w:ascii="Courier New" w:cs="Courier New" w:eastAsia="Courier New" w:hAnsi="Courier New"/>
+          <w:sz w:val="18"/>
+          <w:szCs w:val="18"/>
+        </w:rPr>
+      </w:pPr>
+      <w:r>
+        <w:rPr>
+          <w:rtl w:val="0"/>
+        </w:rPr>
+      </w:r>
+    </w:p>
+    <w:p>
+      <w:pPr>
+        <w:shd w:fill="fffffe" w:val="clear"/>
+        <w:spacing w:line="320" w:lineRule="auto"/>
+        <w:rPr>
+          <w:rFonts w:ascii="Courier New" w:cs="Courier New" w:eastAsia="Courier New" w:hAnsi="Courier New"/>
+          <w:sz w:val="18"/>
+          <w:szCs w:val="18"/>
+        </w:rPr>
+      </w:pPr>
+      <w:r>
+        <w:rPr>
+          <w:rtl w:val="0"/>
+        </w:rPr>
+      </w:r>
+    </w:p>
+    <w:p>
+      <w:pPr>
+        <w:shd w:fill="fffffe" w:val="clear"/>
+        <w:spacing w:line="320" w:lineRule="auto"/>
+        <w:rPr>
+          <w:rFonts w:ascii="Courier New" w:cs="Courier New" w:eastAsia="Courier New" w:hAnsi="Courier New"/>
+          <w:sz w:val="18"/>
+          <w:szCs w:val="18"/>
+        </w:rPr>
+      </w:pPr>
+      <w:r>
+        <w:rPr>
+          <w:rtl w:val="0"/>
+        </w:rPr>
+      </w:r>
+    </w:p>
+    <w:p>
+      <w:pPr>
+        <w:shd w:fill="fffffe" w:val="clear"/>
+        <w:spacing w:line="320" w:lineRule="auto"/>
+        <w:rPr>
+          <w:rFonts w:ascii="Courier New" w:cs="Courier New" w:eastAsia="Courier New" w:hAnsi="Courier New"/>
+          <w:sz w:val="18"/>
+          <w:szCs w:val="18"/>
+        </w:rPr>
+      </w:pPr>
+      <w:r>
+        <w:rPr>
+          <w:rtl w:val="0"/>
+        </w:rPr>
+      </w:r>
+    </w:p>
+    <w:p>
+      <w:pPr>
+        <w:shd w:fill="fffffe" w:val="clear"/>
+        <w:spacing w:line="320" w:lineRule="auto"/>
+        <w:rPr>
+          <w:rFonts w:ascii="Courier New" w:cs="Courier New" w:eastAsia="Courier New" w:hAnsi="Courier New"/>
+          <w:sz w:val="18"/>
+          <w:szCs w:val="18"/>
+        </w:rPr>
+      </w:pPr>
+      <w:r>
+        <w:rPr>
+          <w:rtl w:val="0"/>
+        </w:rPr>
+      </w:r>
+    </w:p>
+    <w:p>
+      <w:pPr>
+        <w:shd w:fill="fffffe" w:val="clear"/>
+        <w:spacing w:line="320" w:lineRule="auto"/>
+        <w:rPr>
+          <w:rFonts w:ascii="Courier New" w:cs="Courier New" w:eastAsia="Courier New" w:hAnsi="Courier New"/>
+          <w:sz w:val="18"/>
+          <w:szCs w:val="18"/>
+        </w:rPr>
+      </w:pPr>
+      <w:r>
+        <w:rPr>
+          <w:rtl w:val="0"/>
+        </w:rPr>
+      </w:r>
+    </w:p>
+    <w:p>
+      <w:pPr>
+        <w:shd w:fill="fffffe" w:val="clear"/>
+        <w:spacing w:line="320" w:lineRule="auto"/>
+        <w:rPr>
+          <w:rFonts w:ascii="Courier New" w:cs="Courier New" w:eastAsia="Courier New" w:hAnsi="Courier New"/>
+          <w:sz w:val="18"/>
+          <w:szCs w:val="18"/>
+        </w:rPr>
+      </w:pPr>
+      <w:r>
+        <w:rPr>
+          <w:rtl w:val="0"/>
+        </w:rPr>
+      </w:r>
+    </w:p>
+    <w:p>
+      <w:pPr>
+        <w:shd w:fill="fffffe" w:val="clear"/>
+        <w:spacing w:line="320" w:lineRule="auto"/>
+        <w:rPr>
+          <w:rFonts w:ascii="Courier New" w:cs="Courier New" w:eastAsia="Courier New" w:hAnsi="Courier New"/>
+          <w:sz w:val="18"/>
+          <w:szCs w:val="18"/>
+        </w:rPr>
+      </w:pPr>
+      <w:r>
+        <w:rPr>
+          <w:rtl w:val="0"/>
+        </w:rPr>
+      </w:r>
+    </w:p>
+    <w:p>
+      <w:pPr>
+        <w:shd w:fill="fffffe" w:val="clear"/>
+        <w:spacing w:line="320" w:lineRule="auto"/>
+        <w:rPr>
+          <w:rFonts w:ascii="Courier New" w:cs="Courier New" w:eastAsia="Courier New" w:hAnsi="Courier New"/>
+          <w:sz w:val="18"/>
+          <w:szCs w:val="18"/>
+        </w:rPr>
+      </w:pPr>
+      <w:r>
+        <w:rPr>
+          <w:rtl w:val="0"/>
+        </w:rPr>
+      </w:r>
+    </w:p>
+    <w:p>
+      <w:pPr>
+        <w:shd w:fill="fffffe" w:val="clear"/>
+        <w:spacing w:line="320" w:lineRule="auto"/>
+        <w:rPr>
+          <w:rFonts w:ascii="Courier New" w:cs="Courier New" w:eastAsia="Courier New" w:hAnsi="Courier New"/>
+          <w:sz w:val="18"/>
+          <w:szCs w:val="18"/>
+        </w:rPr>
+      </w:pPr>
+      <w:r>
+        <w:rPr>
+          <w:rtl w:val="0"/>
+        </w:rPr>
+      </w:r>
+    </w:p>
+    <w:p>
+      <w:pPr>
+        <w:shd w:fill="fffffe" w:val="clear"/>
+        <w:spacing w:line="320" w:lineRule="auto"/>
+        <w:rPr>
+          <w:rFonts w:ascii="Courier New" w:cs="Courier New" w:eastAsia="Courier New" w:hAnsi="Courier New"/>
+          <w:sz w:val="18"/>
+          <w:szCs w:val="18"/>
+        </w:rPr>
+      </w:pPr>
+      <w:r>
+        <w:rPr>
+          <w:rtl w:val="0"/>
+        </w:rPr>
+      </w:r>
+    </w:p>
+    <w:p>
+      <w:pPr>
+        <w:shd w:fill="fffffe" w:val="clear"/>
+        <w:spacing w:line="320" w:lineRule="auto"/>
+        <w:rPr>
+          <w:rFonts w:ascii="Courier New" w:cs="Courier New" w:eastAsia="Courier New" w:hAnsi="Courier New"/>
+          <w:sz w:val="18"/>
+          <w:szCs w:val="18"/>
+        </w:rPr>
+      </w:pPr>
+      <w:r>
+        <w:rPr>
+          <w:rtl w:val="0"/>
+        </w:rPr>
+      </w:r>
+    </w:p>
+    <w:p>
+      <w:pPr>
+        <w:shd w:fill="fffffe" w:val="clear"/>
+        <w:spacing w:line="320" w:lineRule="auto"/>
+        <w:rPr>
+          <w:rFonts w:ascii="Courier New" w:cs="Courier New" w:eastAsia="Courier New" w:hAnsi="Courier New"/>
+          <w:sz w:val="18"/>
+          <w:szCs w:val="18"/>
+        </w:rPr>
+      </w:pPr>
+      <w:r>
+        <w:rPr>
+          <w:rtl w:val="0"/>
+        </w:rPr>
       </w:r>
     </w:p>
     <w:p>
@@ -3291,16 +4230,16 @@
           <wp:inline distB="114300" distT="114300" distL="114300" distR="114300">
             <wp:extent cx="5943600" cy="3505200"/>
             <wp:effectExtent b="0" l="0" r="0" t="0"/>
-            <wp:docPr id="5" name="image1.png"/>
+            <wp:docPr id="7" name="image9.png"/>
             <a:graphic>
               <a:graphicData uri="http://schemas.openxmlformats.org/drawingml/2006/picture">
                 <pic:pic>
                   <pic:nvPicPr>
-                    <pic:cNvPr id="0" name="image1.png"/>
+                    <pic:cNvPr id="0" name="image9.png"/>
                     <pic:cNvPicPr preferRelativeResize="0"/>
                   </pic:nvPicPr>
                   <pic:blipFill>
-                    <a:blip r:embed="rId12"/>
+                    <a:blip r:embed="rId14"/>
                     <a:srcRect b="0" l="0" r="0" t="0"/>
                     <a:stretch>
                       <a:fillRect/>
@@ -3378,16 +4317,16 @@
           <wp:inline distB="114300" distT="114300" distL="114300" distR="114300">
             <wp:extent cx="5943600" cy="4826000"/>
             <wp:effectExtent b="0" l="0" r="0" t="0"/>
-            <wp:docPr id="6" name="image3.png"/>
+            <wp:docPr id="8" name="image8.png"/>
             <a:graphic>
               <a:graphicData uri="http://schemas.openxmlformats.org/drawingml/2006/picture">
                 <pic:pic>
                   <pic:nvPicPr>
-                    <pic:cNvPr id="0" name="image3.png"/>
+                    <pic:cNvPr id="0" name="image8.png"/>
                     <pic:cNvPicPr preferRelativeResize="0"/>
                   </pic:nvPicPr>
                   <pic:blipFill>
-                    <a:blip r:embed="rId13"/>
+                    <a:blip r:embed="rId15"/>
                     <a:srcRect b="0" l="0" r="0" t="0"/>
                     <a:stretch>
                       <a:fillRect/>
@@ -3427,6 +4366,178 @@
         <w:rPr>
           <w:rtl w:val="0"/>
         </w:rPr>
+      </w:r>
+    </w:p>
+    <w:p>
+      <w:pPr>
+        <w:rPr/>
+      </w:pPr>
+      <w:r>
+        <w:rPr>
+          <w:rtl w:val="0"/>
+        </w:rPr>
+      </w:r>
+    </w:p>
+    <w:p>
+      <w:pPr>
+        <w:rPr/>
+      </w:pPr>
+      <w:r>
+        <w:rPr>
+          <w:rtl w:val="0"/>
+        </w:rPr>
+      </w:r>
+    </w:p>
+    <w:p>
+      <w:pPr>
+        <w:rPr/>
+      </w:pPr>
+      <w:r>
+        <w:rPr>
+          <w:rtl w:val="0"/>
+        </w:rPr>
+      </w:r>
+    </w:p>
+    <w:p>
+      <w:pPr>
+        <w:rPr>
+          <w:b w:val="1"/>
+          <w:bCs w:val="1"/>
+        </w:rPr>
+      </w:pPr>
+      <w:r>
+        <w:rPr>
+          <w:b w:val="1"/>
+          <w:bCs w:val="1"/>
+          <w:rtl w:val="0"/>
+        </w:rPr>
+        <w:t xml:space="preserve">Dynamic sql:</w:t>
+      </w:r>
+    </w:p>
+    <w:p>
+      <w:pPr>
+        <w:rPr>
+          <w:b w:val="1"/>
+          <w:bCs w:val="1"/>
+        </w:rPr>
+      </w:pPr>
+      <w:r>
+        <w:rPr>
+          <w:rtl w:val="0"/>
+        </w:rPr>
+      </w:r>
+    </w:p>
+    <w:p>
+      <w:pPr>
+        <w:rPr/>
+      </w:pPr>
+      <w:r>
+        <w:rPr>
+          <w:rtl w:val="0"/>
+        </w:rPr>
+      </w:r>
+    </w:p>
+    <w:p>
+      <w:pPr>
+        <w:rPr>
+          <w:b w:val="1"/>
+          <w:bCs w:val="1"/>
+        </w:rPr>
+      </w:pPr>
+      <w:r>
+        <w:rPr>
+          <w:rtl w:val="0"/>
+        </w:rPr>
+        <w:t xml:space="preserve">Create o</w:t>
+      </w:r>
+      <w:r>
+        <w:rPr>
+          <w:b w:val="1"/>
+          <w:bCs w:val="1"/>
+          <w:rtl w:val="0"/>
+        </w:rPr>
+        <w:t xml:space="preserve">r replace procedure drop_table</w:t>
+      </w:r>
+    </w:p>
+    <w:p>
+      <w:pPr>
+        <w:rPr/>
+      </w:pPr>
+      <w:r>
+        <w:rPr>
+          <w:rtl w:val="0"/>
+        </w:rPr>
+        <w:t xml:space="preserve">(t in varchar2, n in varchar2)</w:t>
+      </w:r>
+    </w:p>
+    <w:p>
+      <w:pPr>
+        <w:rPr/>
+      </w:pPr>
+      <w:r>
+        <w:rPr>
+          <w:rtl w:val="0"/>
+        </w:rPr>
+        <w:t xml:space="preserve">Is </w:t>
+      </w:r>
+    </w:p>
+    <w:p>
+      <w:pPr>
+        <w:rPr/>
+      </w:pPr>
+      <w:r>
+        <w:rPr>
+          <w:rtl w:val="0"/>
+        </w:rPr>
+        <w:t xml:space="preserve">Begin</w:t>
+      </w:r>
+    </w:p>
+    <w:p>
+      <w:pPr>
+        <w:rPr>
+          <w:b w:val="1"/>
+          <w:bCs w:val="1"/>
+          <w:color w:val="434343"/>
+          <w:shd w:fill="93c47d" w:val="clear"/>
+        </w:rPr>
+      </w:pPr>
+      <w:r>
+        <w:rPr>
+          <w:rtl w:val="0"/>
+        </w:rPr>
+        <w:tab/>
+      </w:r>
+      <w:r>
+        <w:rPr>
+          <w:b w:val="1"/>
+          <w:bCs w:val="1"/>
+          <w:color w:val="434343"/>
+          <w:shd w:fill="93c47d" w:val="clear"/>
+          <w:rtl w:val="0"/>
+        </w:rPr>
+        <w:t xml:space="preserve">Execute immediate ‘DROP ‘||t||’   ‘||n;</w:t>
+      </w:r>
+    </w:p>
+    <w:p>
+      <w:pPr>
+        <w:rPr/>
+      </w:pPr>
+      <w:r>
+        <w:rPr>
+          <w:rtl w:val="0"/>
+        </w:rPr>
+        <w:t xml:space="preserve">End;</w:t>
+      </w:r>
+    </w:p>
+    <w:p>
+      <w:pPr>
+        <w:rPr/>
+      </w:pPr>
+      <w:r>
+        <w:rPr>
+          <w:rtl w:val="0"/>
+        </w:rPr>
+        <w:t xml:space="preserve">/</w:t>
       </w:r>
     </w:p>
     <w:p>

--- a/plsql_ns/PLSQL_12.docx
+++ b/plsql_ns/PLSQL_12.docx
@@ -12,12 +12,12 @@
           <wp:inline distB="114300" distT="114300" distL="114300" distR="114300">
             <wp:extent cx="5943600" cy="2070100"/>
             <wp:effectExtent b="0" l="0" r="0" t="0"/>
-            <wp:docPr id="2" name="image2.png"/>
+            <wp:docPr id="2" name="image3.png"/>
             <a:graphic>
               <a:graphicData uri="http://schemas.openxmlformats.org/drawingml/2006/picture">
                 <pic:pic>
                   <pic:nvPicPr>
-                    <pic:cNvPr id="0" name="image2.png"/>
+                    <pic:cNvPr id="0" name="image3.png"/>
                     <pic:cNvPicPr preferRelativeResize="0"/>
                   </pic:nvPicPr>
                   <pic:blipFill>
@@ -77,12 +77,12 @@
           <wp:inline distB="114300" distT="114300" distL="114300" distR="114300">
             <wp:extent cx="5553075" cy="2619375"/>
             <wp:effectExtent b="0" l="0" r="0" t="0"/>
-            <wp:docPr id="6" name="image1.png"/>
+            <wp:docPr id="6" name="image11.png"/>
             <a:graphic>
               <a:graphicData uri="http://schemas.openxmlformats.org/drawingml/2006/picture">
                 <pic:pic>
                   <pic:nvPicPr>
-                    <pic:cNvPr id="0" name="image1.png"/>
+                    <pic:cNvPr id="0" name="image11.png"/>
                     <pic:cNvPicPr preferRelativeResize="0"/>
                   </pic:nvPicPr>
                   <pic:blipFill>
@@ -1852,12 +1852,12 @@
           <wp:inline distB="114300" distT="114300" distL="114300" distR="114300">
             <wp:extent cx="5943600" cy="2895600"/>
             <wp:effectExtent b="0" l="0" r="0" t="0"/>
-            <wp:docPr id="3" name="image7.png"/>
+            <wp:docPr id="3" name="image6.png"/>
             <a:graphic>
               <a:graphicData uri="http://schemas.openxmlformats.org/drawingml/2006/picture">
                 <pic:pic>
                   <pic:nvPicPr>
-                    <pic:cNvPr id="0" name="image7.png"/>
+                    <pic:cNvPr id="0" name="image6.png"/>
                     <pic:cNvPicPr preferRelativeResize="0"/>
                   </pic:nvPicPr>
                   <pic:blipFill>
@@ -2071,12 +2071,12 @@
           <wp:inline distB="114300" distT="114300" distL="114300" distR="114300">
             <wp:extent cx="5943600" cy="2260600"/>
             <wp:effectExtent b="0" l="0" r="0" t="0"/>
-            <wp:docPr id="1" name="image6.png"/>
+            <wp:docPr id="1" name="image7.png"/>
             <a:graphic>
               <a:graphicData uri="http://schemas.openxmlformats.org/drawingml/2006/picture">
                 <pic:pic>
                   <pic:nvPicPr>
-                    <pic:cNvPr id="0" name="image6.png"/>
+                    <pic:cNvPr id="0" name="image7.png"/>
                     <pic:cNvPicPr preferRelativeResize="0"/>
                   </pic:nvPicPr>
                   <pic:blipFill>
@@ -2950,12 +2950,12 @@
           <wp:inline distB="114300" distT="114300" distL="114300" distR="114300">
             <wp:extent cx="5943600" cy="3949700"/>
             <wp:effectExtent b="0" l="0" r="0" t="0"/>
-            <wp:docPr id="9" name="image5.png"/>
+            <wp:docPr id="9" name="image8.png"/>
             <a:graphic>
               <a:graphicData uri="http://schemas.openxmlformats.org/drawingml/2006/picture">
                 <pic:pic>
                   <pic:nvPicPr>
-                    <pic:cNvPr id="0" name="image5.png"/>
+                    <pic:cNvPr id="0" name="image8.png"/>
                     <pic:cNvPicPr preferRelativeResize="0"/>
                   </pic:nvPicPr>
                   <pic:blipFill>
@@ -3083,12 +3083,12 @@
           <wp:inline distB="114300" distT="114300" distL="114300" distR="114300">
             <wp:extent cx="5943600" cy="4165600"/>
             <wp:effectExtent b="0" l="0" r="0" t="0"/>
-            <wp:docPr id="4" name="image4.png"/>
+            <wp:docPr id="4" name="image9.png"/>
             <a:graphic>
               <a:graphicData uri="http://schemas.openxmlformats.org/drawingml/2006/picture">
                 <pic:pic>
                   <pic:nvPicPr>
-                    <pic:cNvPr id="0" name="image4.png"/>
+                    <pic:cNvPr id="0" name="image9.png"/>
                     <pic:cNvPicPr preferRelativeResize="0"/>
                   </pic:nvPicPr>
                   <pic:blipFill>
@@ -3525,12 +3525,12 @@
           <wp:inline distB="114300" distT="114300" distL="114300" distR="114300">
             <wp:extent cx="5943600" cy="4572000"/>
             <wp:effectExtent b="0" l="0" r="0" t="0"/>
-            <wp:docPr id="5" name="image3.png"/>
+            <wp:docPr id="5" name="image5.png"/>
             <a:graphic>
               <a:graphicData uri="http://schemas.openxmlformats.org/drawingml/2006/picture">
                 <pic:pic>
                   <pic:nvPicPr>
-                    <pic:cNvPr id="0" name="image3.png"/>
+                    <pic:cNvPr id="0" name="image5.png"/>
                     <pic:cNvPicPr preferRelativeResize="0"/>
                   </pic:nvPicPr>
                   <pic:blipFill>
@@ -4230,12 +4230,12 @@
           <wp:inline distB="114300" distT="114300" distL="114300" distR="114300">
             <wp:extent cx="5943600" cy="3505200"/>
             <wp:effectExtent b="0" l="0" r="0" t="0"/>
-            <wp:docPr id="7" name="image9.png"/>
+            <wp:docPr id="7" name="image1.png"/>
             <a:graphic>
               <a:graphicData uri="http://schemas.openxmlformats.org/drawingml/2006/picture">
                 <pic:pic>
                   <pic:nvPicPr>
-                    <pic:cNvPr id="0" name="image9.png"/>
+                    <pic:cNvPr id="0" name="image1.png"/>
                     <pic:cNvPicPr preferRelativeResize="0"/>
                   </pic:nvPicPr>
                   <pic:blipFill>
@@ -4317,12 +4317,12 @@
           <wp:inline distB="114300" distT="114300" distL="114300" distR="114300">
             <wp:extent cx="5943600" cy="4826000"/>
             <wp:effectExtent b="0" l="0" r="0" t="0"/>
-            <wp:docPr id="8" name="image8.png"/>
+            <wp:docPr id="8" name="image4.png"/>
             <a:graphic>
               <a:graphicData uri="http://schemas.openxmlformats.org/drawingml/2006/picture">
                 <pic:pic>
                   <pic:nvPicPr>
-                    <pic:cNvPr id="0" name="image8.png"/>
+                    <pic:cNvPr id="0" name="image4.png"/>
                     <pic:cNvPicPr preferRelativeResize="0"/>
                   </pic:nvPicPr>
                   <pic:blipFill>
@@ -4584,6 +4584,1747 @@
       <w:pPr>
         <w:rPr/>
       </w:pPr>
+      <w:r>
+        <w:rPr>
+          <w:rtl w:val="0"/>
+        </w:rPr>
+        <w:t xml:space="preserve">STORD proceS:</w:t>
+      </w:r>
+    </w:p>
+    <w:p>
+      <w:pPr>
+        <w:shd w:fill="fffffe" w:val="clear"/>
+        <w:spacing w:line="320" w:lineRule="auto"/>
+        <w:rPr/>
+      </w:pPr>
+      <w:r>
+        <w:rPr>
+          <w:rtl w:val="0"/>
+        </w:rPr>
+      </w:r>
+    </w:p>
+    <w:p>
+      <w:pPr>
+        <w:shd w:fill="fffffe" w:val="clear"/>
+        <w:spacing w:line="320" w:lineRule="auto"/>
+        <w:rPr>
+          <w:rFonts w:ascii="Courier New" w:cs="Courier New" w:eastAsia="Courier New" w:hAnsi="Courier New"/>
+          <w:sz w:val="18"/>
+          <w:szCs w:val="18"/>
+        </w:rPr>
+      </w:pPr>
+      <w:r>
+        <w:rPr>
+          <w:rFonts w:ascii="Courier New" w:cs="Courier New" w:eastAsia="Courier New" w:hAnsi="Courier New"/>
+          <w:color w:val="0000ff"/>
+          <w:sz w:val="18"/>
+          <w:szCs w:val="18"/>
+          <w:rtl w:val="0"/>
+        </w:rPr>
+        <w:t xml:space="preserve">create</w:t>
+      </w:r>
+      <w:r>
+        <w:rPr>
+          <w:rFonts w:ascii="Courier New" w:cs="Courier New" w:eastAsia="Courier New" w:hAnsi="Courier New"/>
+          <w:sz w:val="18"/>
+          <w:szCs w:val="18"/>
+          <w:rtl w:val="0"/>
+        </w:rPr>
+        <w:t xml:space="preserve"> </w:t>
+      </w:r>
+      <w:r>
+        <w:rPr>
+          <w:rFonts w:ascii="Courier New" w:cs="Courier New" w:eastAsia="Courier New" w:hAnsi="Courier New"/>
+          <w:color w:val="0000ff"/>
+          <w:sz w:val="18"/>
+          <w:szCs w:val="18"/>
+          <w:rtl w:val="0"/>
+        </w:rPr>
+        <w:t xml:space="preserve">or</w:t>
+      </w:r>
+      <w:r>
+        <w:rPr>
+          <w:rFonts w:ascii="Courier New" w:cs="Courier New" w:eastAsia="Courier New" w:hAnsi="Courier New"/>
+          <w:sz w:val="18"/>
+          <w:szCs w:val="18"/>
+          <w:rtl w:val="0"/>
+        </w:rPr>
+        <w:t xml:space="preserve"> </w:t>
+      </w:r>
+      <w:r>
+        <w:rPr>
+          <w:rFonts w:ascii="Courier New" w:cs="Courier New" w:eastAsia="Courier New" w:hAnsi="Courier New"/>
+          <w:color w:val="0000ff"/>
+          <w:sz w:val="18"/>
+          <w:szCs w:val="18"/>
+          <w:rtl w:val="0"/>
+        </w:rPr>
+        <w:t xml:space="preserve">replace</w:t>
+      </w:r>
+      <w:r>
+        <w:rPr>
+          <w:rFonts w:ascii="Courier New" w:cs="Courier New" w:eastAsia="Courier New" w:hAnsi="Courier New"/>
+          <w:sz w:val="18"/>
+          <w:szCs w:val="18"/>
+          <w:rtl w:val="0"/>
+        </w:rPr>
+        <w:t xml:space="preserve"> </w:t>
+      </w:r>
+      <w:r>
+        <w:rPr>
+          <w:rFonts w:ascii="Courier New" w:cs="Courier New" w:eastAsia="Courier New" w:hAnsi="Courier New"/>
+          <w:color w:val="0000ff"/>
+          <w:sz w:val="18"/>
+          <w:szCs w:val="18"/>
+          <w:rtl w:val="0"/>
+        </w:rPr>
+        <w:t xml:space="preserve">procedure</w:t>
+      </w:r>
+      <w:r>
+        <w:rPr>
+          <w:rFonts w:ascii="Courier New" w:cs="Courier New" w:eastAsia="Courier New" w:hAnsi="Courier New"/>
+          <w:sz w:val="18"/>
+          <w:szCs w:val="18"/>
+          <w:rtl w:val="0"/>
+        </w:rPr>
+        <w:t xml:space="preserve"> total_salary1 (inempid </w:t>
+      </w:r>
+      <w:r>
+        <w:rPr>
+          <w:rFonts w:ascii="Courier New" w:cs="Courier New" w:eastAsia="Courier New" w:hAnsi="Courier New"/>
+          <w:color w:val="0000ff"/>
+          <w:sz w:val="18"/>
+          <w:szCs w:val="18"/>
+          <w:rtl w:val="0"/>
+        </w:rPr>
+        <w:t xml:space="preserve">in</w:t>
+      </w:r>
+      <w:r>
+        <w:rPr>
+          <w:rFonts w:ascii="Courier New" w:cs="Courier New" w:eastAsia="Courier New" w:hAnsi="Courier New"/>
+          <w:sz w:val="18"/>
+          <w:szCs w:val="18"/>
+          <w:rtl w:val="0"/>
+        </w:rPr>
+        <w:t xml:space="preserve"> </w:t>
+      </w:r>
+      <w:r>
+        <w:rPr>
+          <w:rFonts w:ascii="Courier New" w:cs="Courier New" w:eastAsia="Courier New" w:hAnsi="Courier New"/>
+          <w:color w:val="0000ff"/>
+          <w:sz w:val="18"/>
+          <w:szCs w:val="18"/>
+          <w:rtl w:val="0"/>
+        </w:rPr>
+        <w:t xml:space="preserve">number</w:t>
+      </w:r>
+      <w:r>
+        <w:rPr>
+          <w:rFonts w:ascii="Courier New" w:cs="Courier New" w:eastAsia="Courier New" w:hAnsi="Courier New"/>
+          <w:sz w:val="18"/>
+          <w:szCs w:val="18"/>
+          <w:rtl w:val="0"/>
+        </w:rPr>
+        <w:t xml:space="preserve">)</w:t>
+      </w:r>
+    </w:p>
+    <w:p>
+      <w:pPr>
+        <w:shd w:fill="fffffe" w:val="clear"/>
+        <w:spacing w:line="320" w:lineRule="auto"/>
+        <w:rPr>
+          <w:rFonts w:ascii="Courier New" w:cs="Courier New" w:eastAsia="Courier New" w:hAnsi="Courier New"/>
+          <w:color w:val="0000ff"/>
+          <w:sz w:val="18"/>
+          <w:szCs w:val="18"/>
+        </w:rPr>
+      </w:pPr>
+      <w:r>
+        <w:rPr>
+          <w:rFonts w:ascii="Courier New" w:cs="Courier New" w:eastAsia="Courier New" w:hAnsi="Courier New"/>
+          <w:color w:val="0000ff"/>
+          <w:sz w:val="18"/>
+          <w:szCs w:val="18"/>
+          <w:rtl w:val="0"/>
+        </w:rPr>
+        <w:t xml:space="preserve">is</w:t>
+      </w:r>
+    </w:p>
+    <w:p>
+      <w:pPr>
+        <w:shd w:fill="fffffe" w:val="clear"/>
+        <w:spacing w:line="320" w:lineRule="auto"/>
+        <w:rPr>
+          <w:rFonts w:ascii="Courier New" w:cs="Courier New" w:eastAsia="Courier New" w:hAnsi="Courier New"/>
+          <w:sz w:val="18"/>
+          <w:szCs w:val="18"/>
+        </w:rPr>
+      </w:pPr>
+      <w:r>
+        <w:rPr>
+          <w:rFonts w:ascii="Courier New" w:cs="Courier New" w:eastAsia="Courier New" w:hAnsi="Courier New"/>
+          <w:sz w:val="18"/>
+          <w:szCs w:val="18"/>
+          <w:rtl w:val="0"/>
+        </w:rPr>
+        <w:t xml:space="preserve">   v_sal </w:t>
+      </w:r>
+      <w:r>
+        <w:rPr>
+          <w:rFonts w:ascii="Courier New" w:cs="Courier New" w:eastAsia="Courier New" w:hAnsi="Courier New"/>
+          <w:color w:val="0000ff"/>
+          <w:sz w:val="18"/>
+          <w:szCs w:val="18"/>
+          <w:rtl w:val="0"/>
+        </w:rPr>
+        <w:t xml:space="preserve">number</w:t>
+      </w:r>
+      <w:r>
+        <w:rPr>
+          <w:rFonts w:ascii="Courier New" w:cs="Courier New" w:eastAsia="Courier New" w:hAnsi="Courier New"/>
+          <w:sz w:val="18"/>
+          <w:szCs w:val="18"/>
+          <w:rtl w:val="0"/>
+        </w:rPr>
+        <w:t xml:space="preserve">(</w:t>
+      </w:r>
+      <w:r>
+        <w:rPr>
+          <w:rFonts w:ascii="Courier New" w:cs="Courier New" w:eastAsia="Courier New" w:hAnsi="Courier New"/>
+          <w:color w:val="098658"/>
+          <w:sz w:val="18"/>
+          <w:szCs w:val="18"/>
+          <w:rtl w:val="0"/>
+        </w:rPr>
+        <w:t xml:space="preserve">10</w:t>
+      </w:r>
+      <w:r>
+        <w:rPr>
+          <w:rFonts w:ascii="Courier New" w:cs="Courier New" w:eastAsia="Courier New" w:hAnsi="Courier New"/>
+          <w:sz w:val="18"/>
+          <w:szCs w:val="18"/>
+          <w:rtl w:val="0"/>
+        </w:rPr>
+        <w:t xml:space="preserve">);</w:t>
+      </w:r>
+    </w:p>
+    <w:p>
+      <w:pPr>
+        <w:shd w:fill="fffffe" w:val="clear"/>
+        <w:spacing w:line="320" w:lineRule="auto"/>
+        <w:rPr>
+          <w:rFonts w:ascii="Courier New" w:cs="Courier New" w:eastAsia="Courier New" w:hAnsi="Courier New"/>
+          <w:color w:val="0000ff"/>
+          <w:sz w:val="18"/>
+          <w:szCs w:val="18"/>
+        </w:rPr>
+      </w:pPr>
+      <w:r>
+        <w:rPr>
+          <w:rFonts w:ascii="Courier New" w:cs="Courier New" w:eastAsia="Courier New" w:hAnsi="Courier New"/>
+          <w:color w:val="0000ff"/>
+          <w:sz w:val="18"/>
+          <w:szCs w:val="18"/>
+          <w:rtl w:val="0"/>
+        </w:rPr>
+        <w:t xml:space="preserve">begin</w:t>
+      </w:r>
+    </w:p>
+    <w:p>
+      <w:pPr>
+        <w:shd w:fill="fffffe" w:val="clear"/>
+        <w:spacing w:line="320" w:lineRule="auto"/>
+        <w:rPr>
+          <w:rFonts w:ascii="Courier New" w:cs="Courier New" w:eastAsia="Courier New" w:hAnsi="Courier New"/>
+          <w:sz w:val="18"/>
+          <w:szCs w:val="18"/>
+        </w:rPr>
+      </w:pPr>
+      <w:r>
+        <w:rPr>
+          <w:rFonts w:ascii="Courier New" w:cs="Courier New" w:eastAsia="Courier New" w:hAnsi="Courier New"/>
+          <w:sz w:val="18"/>
+          <w:szCs w:val="18"/>
+          <w:rtl w:val="0"/>
+        </w:rPr>
+        <w:t xml:space="preserve">   </w:t>
+      </w:r>
+      <w:r>
+        <w:rPr>
+          <w:rFonts w:ascii="Courier New" w:cs="Courier New" w:eastAsia="Courier New" w:hAnsi="Courier New"/>
+          <w:color w:val="0000ff"/>
+          <w:sz w:val="18"/>
+          <w:szCs w:val="18"/>
+          <w:rtl w:val="0"/>
+        </w:rPr>
+        <w:t xml:space="preserve">select</w:t>
+      </w:r>
+      <w:r>
+        <w:rPr>
+          <w:rFonts w:ascii="Courier New" w:cs="Courier New" w:eastAsia="Courier New" w:hAnsi="Courier New"/>
+          <w:sz w:val="18"/>
+          <w:szCs w:val="18"/>
+          <w:rtl w:val="0"/>
+        </w:rPr>
+        <w:t xml:space="preserve"> salary </w:t>
+      </w:r>
+      <w:r>
+        <w:rPr>
+          <w:rFonts w:ascii="Courier New" w:cs="Courier New" w:eastAsia="Courier New" w:hAnsi="Courier New"/>
+          <w:color w:val="778899"/>
+          <w:sz w:val="18"/>
+          <w:szCs w:val="18"/>
+          <w:rtl w:val="0"/>
+        </w:rPr>
+        <w:t xml:space="preserve">+</w:t>
+      </w:r>
+      <w:r>
+        <w:rPr>
+          <w:rFonts w:ascii="Courier New" w:cs="Courier New" w:eastAsia="Courier New" w:hAnsi="Courier New"/>
+          <w:sz w:val="18"/>
+          <w:szCs w:val="18"/>
+          <w:rtl w:val="0"/>
+        </w:rPr>
+        <w:t xml:space="preserve"> (salary </w:t>
+      </w:r>
+      <w:r>
+        <w:rPr>
+          <w:rFonts w:ascii="Courier New" w:cs="Courier New" w:eastAsia="Courier New" w:hAnsi="Courier New"/>
+          <w:color w:val="778899"/>
+          <w:sz w:val="18"/>
+          <w:szCs w:val="18"/>
+          <w:rtl w:val="0"/>
+        </w:rPr>
+        <w:t xml:space="preserve">*</w:t>
+      </w:r>
+      <w:r>
+        <w:rPr>
+          <w:rFonts w:ascii="Courier New" w:cs="Courier New" w:eastAsia="Courier New" w:hAnsi="Courier New"/>
+          <w:sz w:val="18"/>
+          <w:szCs w:val="18"/>
+          <w:rtl w:val="0"/>
+        </w:rPr>
+        <w:t xml:space="preserve"> </w:t>
+      </w:r>
+      <w:r>
+        <w:rPr>
+          <w:rFonts w:ascii="Courier New" w:cs="Courier New" w:eastAsia="Courier New" w:hAnsi="Courier New"/>
+          <w:color w:val="0000ff"/>
+          <w:sz w:val="18"/>
+          <w:szCs w:val="18"/>
+          <w:rtl w:val="0"/>
+        </w:rPr>
+        <w:t xml:space="preserve">nvl</w:t>
+      </w:r>
+      <w:r>
+        <w:rPr>
+          <w:rFonts w:ascii="Courier New" w:cs="Courier New" w:eastAsia="Courier New" w:hAnsi="Courier New"/>
+          <w:sz w:val="18"/>
+          <w:szCs w:val="18"/>
+          <w:rtl w:val="0"/>
+        </w:rPr>
+        <w:t xml:space="preserve">(commission_pct,</w:t>
+      </w:r>
+      <w:r>
+        <w:rPr>
+          <w:rFonts w:ascii="Courier New" w:cs="Courier New" w:eastAsia="Courier New" w:hAnsi="Courier New"/>
+          <w:color w:val="098658"/>
+          <w:sz w:val="18"/>
+          <w:szCs w:val="18"/>
+          <w:rtl w:val="0"/>
+        </w:rPr>
+        <w:t xml:space="preserve">0</w:t>
+      </w:r>
+      <w:r>
+        <w:rPr>
+          <w:rFonts w:ascii="Courier New" w:cs="Courier New" w:eastAsia="Courier New" w:hAnsi="Courier New"/>
+          <w:sz w:val="18"/>
+          <w:szCs w:val="18"/>
+          <w:rtl w:val="0"/>
+        </w:rPr>
+        <w:t xml:space="preserve">)) </w:t>
+      </w:r>
+      <w:r>
+        <w:rPr>
+          <w:rFonts w:ascii="Courier New" w:cs="Courier New" w:eastAsia="Courier New" w:hAnsi="Courier New"/>
+          <w:color w:val="0000ff"/>
+          <w:sz w:val="18"/>
+          <w:szCs w:val="18"/>
+          <w:rtl w:val="0"/>
+        </w:rPr>
+        <w:t xml:space="preserve">into</w:t>
+      </w:r>
+      <w:r>
+        <w:rPr>
+          <w:rFonts w:ascii="Courier New" w:cs="Courier New" w:eastAsia="Courier New" w:hAnsi="Courier New"/>
+          <w:sz w:val="18"/>
+          <w:szCs w:val="18"/>
+          <w:rtl w:val="0"/>
+        </w:rPr>
+        <w:t xml:space="preserve"> v_sal </w:t>
+      </w:r>
+      <w:r>
+        <w:rPr>
+          <w:rFonts w:ascii="Courier New" w:cs="Courier New" w:eastAsia="Courier New" w:hAnsi="Courier New"/>
+          <w:color w:val="0000ff"/>
+          <w:sz w:val="18"/>
+          <w:szCs w:val="18"/>
+          <w:rtl w:val="0"/>
+        </w:rPr>
+        <w:t xml:space="preserve">from</w:t>
+      </w:r>
+      <w:r>
+        <w:rPr>
+          <w:rFonts w:ascii="Courier New" w:cs="Courier New" w:eastAsia="Courier New" w:hAnsi="Courier New"/>
+          <w:sz w:val="18"/>
+          <w:szCs w:val="18"/>
+          <w:rtl w:val="0"/>
+        </w:rPr>
+        <w:t xml:space="preserve"> employees_test</w:t>
+      </w:r>
+    </w:p>
+    <w:p>
+      <w:pPr>
+        <w:shd w:fill="fffffe" w:val="clear"/>
+        <w:spacing w:line="320" w:lineRule="auto"/>
+        <w:rPr>
+          <w:rFonts w:ascii="Courier New" w:cs="Courier New" w:eastAsia="Courier New" w:hAnsi="Courier New"/>
+          <w:sz w:val="18"/>
+          <w:szCs w:val="18"/>
+        </w:rPr>
+      </w:pPr>
+      <w:r>
+        <w:rPr>
+          <w:rFonts w:ascii="Courier New" w:cs="Courier New" w:eastAsia="Courier New" w:hAnsi="Courier New"/>
+          <w:sz w:val="18"/>
+          <w:szCs w:val="18"/>
+          <w:rtl w:val="0"/>
+        </w:rPr>
+        <w:t xml:space="preserve">   </w:t>
+      </w:r>
+      <w:r>
+        <w:rPr>
+          <w:rFonts w:ascii="Courier New" w:cs="Courier New" w:eastAsia="Courier New" w:hAnsi="Courier New"/>
+          <w:color w:val="0000ff"/>
+          <w:sz w:val="18"/>
+          <w:szCs w:val="18"/>
+          <w:rtl w:val="0"/>
+        </w:rPr>
+        <w:t xml:space="preserve">where</w:t>
+      </w:r>
+      <w:r>
+        <w:rPr>
+          <w:rFonts w:ascii="Courier New" w:cs="Courier New" w:eastAsia="Courier New" w:hAnsi="Courier New"/>
+          <w:sz w:val="18"/>
+          <w:szCs w:val="18"/>
+          <w:rtl w:val="0"/>
+        </w:rPr>
+        <w:t xml:space="preserve"> employee_id </w:t>
+      </w:r>
+      <w:r>
+        <w:rPr>
+          <w:rFonts w:ascii="Courier New" w:cs="Courier New" w:eastAsia="Courier New" w:hAnsi="Courier New"/>
+          <w:color w:val="778899"/>
+          <w:sz w:val="18"/>
+          <w:szCs w:val="18"/>
+          <w:rtl w:val="0"/>
+        </w:rPr>
+        <w:t xml:space="preserve">=</w:t>
+      </w:r>
+      <w:r>
+        <w:rPr>
+          <w:rFonts w:ascii="Courier New" w:cs="Courier New" w:eastAsia="Courier New" w:hAnsi="Courier New"/>
+          <w:sz w:val="18"/>
+          <w:szCs w:val="18"/>
+          <w:rtl w:val="0"/>
+        </w:rPr>
+        <w:t xml:space="preserve"> inempid;</w:t>
+      </w:r>
+    </w:p>
+    <w:p>
+      <w:pPr>
+        <w:shd w:fill="fffffe" w:val="clear"/>
+        <w:spacing w:line="320" w:lineRule="auto"/>
+        <w:rPr>
+          <w:rFonts w:ascii="Courier New" w:cs="Courier New" w:eastAsia="Courier New" w:hAnsi="Courier New"/>
+          <w:sz w:val="18"/>
+          <w:szCs w:val="18"/>
+        </w:rPr>
+      </w:pPr>
+      <w:r>
+        <w:rPr>
+          <w:rFonts w:ascii="Courier New" w:cs="Courier New" w:eastAsia="Courier New" w:hAnsi="Courier New"/>
+          <w:sz w:val="18"/>
+          <w:szCs w:val="18"/>
+          <w:rtl w:val="0"/>
+        </w:rPr>
+        <w:t xml:space="preserve">   </w:t>
+      </w:r>
+      <w:r>
+        <w:rPr>
+          <w:rFonts w:ascii="Courier New" w:cs="Courier New" w:eastAsia="Courier New" w:hAnsi="Courier New"/>
+          <w:color w:val="0000ff"/>
+          <w:sz w:val="18"/>
+          <w:szCs w:val="18"/>
+          <w:rtl w:val="0"/>
+        </w:rPr>
+        <w:t xml:space="preserve">dbms_output</w:t>
+      </w:r>
+      <w:r>
+        <w:rPr>
+          <w:rFonts w:ascii="Courier New" w:cs="Courier New" w:eastAsia="Courier New" w:hAnsi="Courier New"/>
+          <w:sz w:val="18"/>
+          <w:szCs w:val="18"/>
+          <w:rtl w:val="0"/>
+        </w:rPr>
+        <w:t xml:space="preserve">.</w:t>
+      </w:r>
+      <w:r>
+        <w:rPr>
+          <w:rFonts w:ascii="Courier New" w:cs="Courier New" w:eastAsia="Courier New" w:hAnsi="Courier New"/>
+          <w:color w:val="0000ff"/>
+          <w:sz w:val="18"/>
+          <w:szCs w:val="18"/>
+          <w:rtl w:val="0"/>
+        </w:rPr>
+        <w:t xml:space="preserve">put_line</w:t>
+      </w:r>
+      <w:r>
+        <w:rPr>
+          <w:rFonts w:ascii="Courier New" w:cs="Courier New" w:eastAsia="Courier New" w:hAnsi="Courier New"/>
+          <w:sz w:val="18"/>
+          <w:szCs w:val="18"/>
+          <w:rtl w:val="0"/>
+        </w:rPr>
+        <w:t xml:space="preserve">(</w:t>
+      </w:r>
+      <w:r>
+        <w:rPr>
+          <w:rFonts w:ascii="Courier New" w:cs="Courier New" w:eastAsia="Courier New" w:hAnsi="Courier New"/>
+          <w:color w:val="ff0000"/>
+          <w:sz w:val="18"/>
+          <w:szCs w:val="18"/>
+          <w:rtl w:val="0"/>
+        </w:rPr>
+        <w:t xml:space="preserve">'vsalary: '</w:t>
+      </w:r>
+      <w:r>
+        <w:rPr>
+          <w:rFonts w:ascii="Courier New" w:cs="Courier New" w:eastAsia="Courier New" w:hAnsi="Courier New"/>
+          <w:sz w:val="18"/>
+          <w:szCs w:val="18"/>
+          <w:rtl w:val="0"/>
+        </w:rPr>
+        <w:t xml:space="preserve"> </w:t>
+      </w:r>
+      <w:r>
+        <w:rPr>
+          <w:rFonts w:ascii="Courier New" w:cs="Courier New" w:eastAsia="Courier New" w:hAnsi="Courier New"/>
+          <w:color w:val="778899"/>
+          <w:sz w:val="18"/>
+          <w:szCs w:val="18"/>
+          <w:rtl w:val="0"/>
+        </w:rPr>
+        <w:t xml:space="preserve">||</w:t>
+      </w:r>
+      <w:r>
+        <w:rPr>
+          <w:rFonts w:ascii="Courier New" w:cs="Courier New" w:eastAsia="Courier New" w:hAnsi="Courier New"/>
+          <w:sz w:val="18"/>
+          <w:szCs w:val="18"/>
+          <w:rtl w:val="0"/>
+        </w:rPr>
+        <w:t xml:space="preserve"> v_sal);</w:t>
+      </w:r>
+    </w:p>
+    <w:p>
+      <w:pPr>
+        <w:shd w:fill="fffffe" w:val="clear"/>
+        <w:spacing w:line="320" w:lineRule="auto"/>
+        <w:rPr>
+          <w:rFonts w:ascii="Courier New" w:cs="Courier New" w:eastAsia="Courier New" w:hAnsi="Courier New"/>
+          <w:sz w:val="18"/>
+          <w:szCs w:val="18"/>
+        </w:rPr>
+      </w:pPr>
+      <w:r>
+        <w:rPr>
+          <w:rFonts w:ascii="Courier New" w:cs="Courier New" w:eastAsia="Courier New" w:hAnsi="Courier New"/>
+          <w:sz w:val="18"/>
+          <w:szCs w:val="18"/>
+          <w:rtl w:val="0"/>
+        </w:rPr>
+        <w:t xml:space="preserve">   </w:t>
+      </w:r>
+      <w:r>
+        <w:rPr>
+          <w:rFonts w:ascii="Courier New" w:cs="Courier New" w:eastAsia="Courier New" w:hAnsi="Courier New"/>
+          <w:color w:val="0000ff"/>
+          <w:sz w:val="18"/>
+          <w:szCs w:val="18"/>
+          <w:rtl w:val="0"/>
+        </w:rPr>
+        <w:t xml:space="preserve">end</w:t>
+      </w:r>
+      <w:r>
+        <w:rPr>
+          <w:rFonts w:ascii="Courier New" w:cs="Courier New" w:eastAsia="Courier New" w:hAnsi="Courier New"/>
+          <w:sz w:val="18"/>
+          <w:szCs w:val="18"/>
+          <w:rtl w:val="0"/>
+        </w:rPr>
+        <w:t xml:space="preserve">;</w:t>
+      </w:r>
+    </w:p>
+    <w:p>
+      <w:pPr>
+        <w:shd w:fill="fffffe" w:val="clear"/>
+        <w:spacing w:line="320" w:lineRule="auto"/>
+        <w:rPr>
+          <w:rFonts w:ascii="Courier New" w:cs="Courier New" w:eastAsia="Courier New" w:hAnsi="Courier New"/>
+          <w:color w:val="778899"/>
+          <w:sz w:val="18"/>
+          <w:szCs w:val="18"/>
+        </w:rPr>
+      </w:pPr>
+      <w:r>
+        <w:rPr>
+          <w:rFonts w:ascii="Courier New" w:cs="Courier New" w:eastAsia="Courier New" w:hAnsi="Courier New"/>
+          <w:color w:val="778899"/>
+          <w:sz w:val="18"/>
+          <w:szCs w:val="18"/>
+          <w:rtl w:val="0"/>
+        </w:rPr>
+        <w:t xml:space="preserve">/</w:t>
+      </w:r>
+    </w:p>
+    <w:p>
+      <w:pPr>
+        <w:shd w:fill="fffffe" w:val="clear"/>
+        <w:spacing w:line="320" w:lineRule="auto"/>
+        <w:rPr>
+          <w:rFonts w:ascii="Courier New" w:cs="Courier New" w:eastAsia="Courier New" w:hAnsi="Courier New"/>
+          <w:sz w:val="18"/>
+          <w:szCs w:val="18"/>
+        </w:rPr>
+      </w:pPr>
+      <w:r>
+        <w:rPr>
+          <w:rFonts w:ascii="Courier New" w:cs="Courier New" w:eastAsia="Courier New" w:hAnsi="Courier New"/>
+          <w:color w:val="0000ff"/>
+          <w:sz w:val="18"/>
+          <w:szCs w:val="18"/>
+          <w:rtl w:val="0"/>
+        </w:rPr>
+        <w:t xml:space="preserve">EXECUTE</w:t>
+      </w:r>
+      <w:r>
+        <w:rPr>
+          <w:rFonts w:ascii="Courier New" w:cs="Courier New" w:eastAsia="Courier New" w:hAnsi="Courier New"/>
+          <w:sz w:val="18"/>
+          <w:szCs w:val="18"/>
+          <w:rtl w:val="0"/>
+        </w:rPr>
+        <w:t xml:space="preserve"> TOTAL_SALARY1 (</w:t>
+      </w:r>
+      <w:r>
+        <w:rPr>
+          <w:rFonts w:ascii="Courier New" w:cs="Courier New" w:eastAsia="Courier New" w:hAnsi="Courier New"/>
+          <w:color w:val="098658"/>
+          <w:sz w:val="18"/>
+          <w:szCs w:val="18"/>
+          <w:rtl w:val="0"/>
+        </w:rPr>
+        <w:t xml:space="preserve">100</w:t>
+      </w:r>
+      <w:r>
+        <w:rPr>
+          <w:rFonts w:ascii="Courier New" w:cs="Courier New" w:eastAsia="Courier New" w:hAnsi="Courier New"/>
+          <w:sz w:val="18"/>
+          <w:szCs w:val="18"/>
+          <w:rtl w:val="0"/>
+        </w:rPr>
+        <w:t xml:space="preserve">)</w:t>
+      </w:r>
+    </w:p>
+    <w:p>
+      <w:pPr>
+        <w:rPr/>
+      </w:pPr>
+      <w:r>
+        <w:rPr>
+          <w:rtl w:val="0"/>
+        </w:rPr>
+      </w:r>
+    </w:p>
+    <w:p>
+      <w:pPr>
+        <w:rPr/>
+      </w:pPr>
+      <w:r>
+        <w:rPr>
+          <w:rtl w:val="0"/>
+        </w:rPr>
+        <w:t xml:space="preserve">Cursor if we go for looping more data from base table.</w:t>
+      </w:r>
+    </w:p>
+    <w:p>
+      <w:pPr>
+        <w:rPr/>
+      </w:pPr>
+      <w:r>
+        <w:rPr>
+          <w:rtl w:val="0"/>
+        </w:rPr>
+      </w:r>
+    </w:p>
+    <w:p>
+      <w:pPr>
+        <w:rPr/>
+      </w:pPr>
+      <w:r>
+        <w:rPr>
+          <w:rtl w:val="0"/>
+        </w:rPr>
+      </w:r>
+    </w:p>
+    <w:p>
+      <w:pPr>
+        <w:rPr/>
+      </w:pPr>
+      <w:r>
+        <w:rPr>
+          <w:rtl w:val="0"/>
+        </w:rPr>
+      </w:r>
+    </w:p>
+    <w:p>
+      <w:pPr>
+        <w:rPr/>
+      </w:pPr>
+      <w:r>
+        <w:rPr>
+          <w:rtl w:val="0"/>
+        </w:rPr>
+      </w:r>
+    </w:p>
+    <w:p>
+      <w:pPr>
+        <w:rPr/>
+      </w:pPr>
+      <w:r>
+        <w:rPr>
+          <w:rtl w:val="0"/>
+        </w:rPr>
+        <w:t xml:space="preserve">Stored proc:</w:t>
+      </w:r>
+    </w:p>
+    <w:p>
+      <w:pPr>
+        <w:shd w:fill="fffffe" w:val="clear"/>
+        <w:spacing w:line="320" w:lineRule="auto"/>
+        <w:rPr>
+          <w:rFonts w:ascii="Courier New" w:cs="Courier New" w:eastAsia="Courier New" w:hAnsi="Courier New"/>
+          <w:color w:val="008000"/>
+          <w:sz w:val="18"/>
+          <w:szCs w:val="18"/>
+        </w:rPr>
+      </w:pPr>
+      <w:r>
+        <w:rPr>
+          <w:rFonts w:ascii="Courier New" w:cs="Courier New" w:eastAsia="Courier New" w:hAnsi="Courier New"/>
+          <w:color w:val="008000"/>
+          <w:sz w:val="18"/>
+          <w:szCs w:val="18"/>
+          <w:rtl w:val="0"/>
+        </w:rPr>
+        <w:t xml:space="preserve">-- functions</w:t>
+      </w:r>
+    </w:p>
+    <w:p>
+      <w:pPr>
+        <w:shd w:fill="fffffe" w:val="clear"/>
+        <w:spacing w:line="320" w:lineRule="auto"/>
+        <w:rPr>
+          <w:rFonts w:ascii="Courier New" w:cs="Courier New" w:eastAsia="Courier New" w:hAnsi="Courier New"/>
+          <w:sz w:val="18"/>
+          <w:szCs w:val="18"/>
+        </w:rPr>
+      </w:pPr>
+      <w:r>
+        <w:rPr>
+          <w:rFonts w:ascii="Courier New" w:cs="Courier New" w:eastAsia="Courier New" w:hAnsi="Courier New"/>
+          <w:color w:val="0000ff"/>
+          <w:sz w:val="18"/>
+          <w:szCs w:val="18"/>
+          <w:rtl w:val="0"/>
+        </w:rPr>
+        <w:t xml:space="preserve">create</w:t>
+      </w:r>
+      <w:r>
+        <w:rPr>
+          <w:rFonts w:ascii="Courier New" w:cs="Courier New" w:eastAsia="Courier New" w:hAnsi="Courier New"/>
+          <w:sz w:val="18"/>
+          <w:szCs w:val="18"/>
+          <w:rtl w:val="0"/>
+        </w:rPr>
+        <w:t xml:space="preserve"> </w:t>
+      </w:r>
+      <w:r>
+        <w:rPr>
+          <w:rFonts w:ascii="Courier New" w:cs="Courier New" w:eastAsia="Courier New" w:hAnsi="Courier New"/>
+          <w:color w:val="0000ff"/>
+          <w:sz w:val="18"/>
+          <w:szCs w:val="18"/>
+          <w:rtl w:val="0"/>
+        </w:rPr>
+        <w:t xml:space="preserve">or</w:t>
+      </w:r>
+      <w:r>
+        <w:rPr>
+          <w:rFonts w:ascii="Courier New" w:cs="Courier New" w:eastAsia="Courier New" w:hAnsi="Courier New"/>
+          <w:sz w:val="18"/>
+          <w:szCs w:val="18"/>
+          <w:rtl w:val="0"/>
+        </w:rPr>
+        <w:t xml:space="preserve"> </w:t>
+      </w:r>
+      <w:r>
+        <w:rPr>
+          <w:rFonts w:ascii="Courier New" w:cs="Courier New" w:eastAsia="Courier New" w:hAnsi="Courier New"/>
+          <w:color w:val="0000ff"/>
+          <w:sz w:val="18"/>
+          <w:szCs w:val="18"/>
+          <w:rtl w:val="0"/>
+        </w:rPr>
+        <w:t xml:space="preserve">replace</w:t>
+      </w:r>
+      <w:r>
+        <w:rPr>
+          <w:rFonts w:ascii="Courier New" w:cs="Courier New" w:eastAsia="Courier New" w:hAnsi="Courier New"/>
+          <w:sz w:val="18"/>
+          <w:szCs w:val="18"/>
+          <w:rtl w:val="0"/>
+        </w:rPr>
+        <w:t xml:space="preserve"> </w:t>
+      </w:r>
+      <w:r>
+        <w:rPr>
+          <w:rFonts w:ascii="Courier New" w:cs="Courier New" w:eastAsia="Courier New" w:hAnsi="Courier New"/>
+          <w:color w:val="0000ff"/>
+          <w:sz w:val="18"/>
+          <w:szCs w:val="18"/>
+          <w:rtl w:val="0"/>
+        </w:rPr>
+        <w:t xml:space="preserve">function</w:t>
+      </w:r>
+      <w:r>
+        <w:rPr>
+          <w:rFonts w:ascii="Courier New" w:cs="Courier New" w:eastAsia="Courier New" w:hAnsi="Courier New"/>
+          <w:sz w:val="18"/>
+          <w:szCs w:val="18"/>
+          <w:rtl w:val="0"/>
+        </w:rPr>
+        <w:t xml:space="preserve"> empfunc(v_emp_id </w:t>
+      </w:r>
+      <w:r>
+        <w:rPr>
+          <w:rFonts w:ascii="Courier New" w:cs="Courier New" w:eastAsia="Courier New" w:hAnsi="Courier New"/>
+          <w:color w:val="0000ff"/>
+          <w:sz w:val="18"/>
+          <w:szCs w:val="18"/>
+          <w:rtl w:val="0"/>
+        </w:rPr>
+        <w:t xml:space="preserve">number</w:t>
+      </w:r>
+      <w:r>
+        <w:rPr>
+          <w:rFonts w:ascii="Courier New" w:cs="Courier New" w:eastAsia="Courier New" w:hAnsi="Courier New"/>
+          <w:sz w:val="18"/>
+          <w:szCs w:val="18"/>
+          <w:rtl w:val="0"/>
+        </w:rPr>
+        <w:t xml:space="preserve">)</w:t>
+      </w:r>
+    </w:p>
+    <w:p>
+      <w:pPr>
+        <w:shd w:fill="fffffe" w:val="clear"/>
+        <w:spacing w:line="320" w:lineRule="auto"/>
+        <w:rPr>
+          <w:rFonts w:ascii="Courier New" w:cs="Courier New" w:eastAsia="Courier New" w:hAnsi="Courier New"/>
+          <w:color w:val="0000ff"/>
+          <w:sz w:val="18"/>
+          <w:szCs w:val="18"/>
+        </w:rPr>
+      </w:pPr>
+      <w:r>
+        <w:rPr>
+          <w:rFonts w:ascii="Courier New" w:cs="Courier New" w:eastAsia="Courier New" w:hAnsi="Courier New"/>
+          <w:color w:val="0000ff"/>
+          <w:sz w:val="18"/>
+          <w:szCs w:val="18"/>
+          <w:rtl w:val="0"/>
+        </w:rPr>
+        <w:t xml:space="preserve">return</w:t>
+      </w:r>
+      <w:r>
+        <w:rPr>
+          <w:rFonts w:ascii="Courier New" w:cs="Courier New" w:eastAsia="Courier New" w:hAnsi="Courier New"/>
+          <w:sz w:val="18"/>
+          <w:szCs w:val="18"/>
+          <w:rtl w:val="0"/>
+        </w:rPr>
+        <w:t xml:space="preserve"> </w:t>
+      </w:r>
+      <w:r>
+        <w:rPr>
+          <w:rFonts w:ascii="Courier New" w:cs="Courier New" w:eastAsia="Courier New" w:hAnsi="Courier New"/>
+          <w:color w:val="0000ff"/>
+          <w:sz w:val="18"/>
+          <w:szCs w:val="18"/>
+          <w:rtl w:val="0"/>
+        </w:rPr>
+        <w:t xml:space="preserve">number</w:t>
+      </w:r>
+    </w:p>
+    <w:p>
+      <w:pPr>
+        <w:shd w:fill="fffffe" w:val="clear"/>
+        <w:spacing w:line="320" w:lineRule="auto"/>
+        <w:rPr>
+          <w:rFonts w:ascii="Courier New" w:cs="Courier New" w:eastAsia="Courier New" w:hAnsi="Courier New"/>
+          <w:color w:val="0000ff"/>
+          <w:sz w:val="18"/>
+          <w:szCs w:val="18"/>
+        </w:rPr>
+      </w:pPr>
+      <w:r>
+        <w:rPr>
+          <w:rFonts w:ascii="Courier New" w:cs="Courier New" w:eastAsia="Courier New" w:hAnsi="Courier New"/>
+          <w:color w:val="0000ff"/>
+          <w:sz w:val="18"/>
+          <w:szCs w:val="18"/>
+          <w:rtl w:val="0"/>
+        </w:rPr>
+        <w:t xml:space="preserve">is</w:t>
+      </w:r>
+    </w:p>
+    <w:p>
+      <w:pPr>
+        <w:shd w:fill="fffffe" w:val="clear"/>
+        <w:spacing w:line="320" w:lineRule="auto"/>
+        <w:rPr>
+          <w:rFonts w:ascii="Courier New" w:cs="Courier New" w:eastAsia="Courier New" w:hAnsi="Courier New"/>
+          <w:sz w:val="18"/>
+          <w:szCs w:val="18"/>
+        </w:rPr>
+      </w:pPr>
+      <w:r>
+        <w:rPr>
+          <w:rFonts w:ascii="Courier New" w:cs="Courier New" w:eastAsia="Courier New" w:hAnsi="Courier New"/>
+          <w:sz w:val="18"/>
+          <w:szCs w:val="18"/>
+          <w:rtl w:val="0"/>
+        </w:rPr>
+        <w:t xml:space="preserve">vsalary </w:t>
+      </w:r>
+      <w:r>
+        <w:rPr>
+          <w:rFonts w:ascii="Courier New" w:cs="Courier New" w:eastAsia="Courier New" w:hAnsi="Courier New"/>
+          <w:color w:val="0000ff"/>
+          <w:sz w:val="18"/>
+          <w:szCs w:val="18"/>
+          <w:rtl w:val="0"/>
+        </w:rPr>
+        <w:t xml:space="preserve">number</w:t>
+      </w:r>
+      <w:r>
+        <w:rPr>
+          <w:rFonts w:ascii="Courier New" w:cs="Courier New" w:eastAsia="Courier New" w:hAnsi="Courier New"/>
+          <w:sz w:val="18"/>
+          <w:szCs w:val="18"/>
+          <w:rtl w:val="0"/>
+        </w:rPr>
+        <w:t xml:space="preserve">(</w:t>
+      </w:r>
+      <w:r>
+        <w:rPr>
+          <w:rFonts w:ascii="Courier New" w:cs="Courier New" w:eastAsia="Courier New" w:hAnsi="Courier New"/>
+          <w:color w:val="098658"/>
+          <w:sz w:val="18"/>
+          <w:szCs w:val="18"/>
+          <w:rtl w:val="0"/>
+        </w:rPr>
+        <w:t xml:space="preserve">10</w:t>
+      </w:r>
+      <w:r>
+        <w:rPr>
+          <w:rFonts w:ascii="Courier New" w:cs="Courier New" w:eastAsia="Courier New" w:hAnsi="Courier New"/>
+          <w:sz w:val="18"/>
+          <w:szCs w:val="18"/>
+          <w:rtl w:val="0"/>
+        </w:rPr>
+        <w:t xml:space="preserve">);</w:t>
+      </w:r>
+    </w:p>
+    <w:p>
+      <w:pPr>
+        <w:shd w:fill="fffffe" w:val="clear"/>
+        <w:spacing w:line="320" w:lineRule="auto"/>
+        <w:rPr>
+          <w:rFonts w:ascii="Courier New" w:cs="Courier New" w:eastAsia="Courier New" w:hAnsi="Courier New"/>
+          <w:sz w:val="18"/>
+          <w:szCs w:val="18"/>
+        </w:rPr>
+      </w:pPr>
+      <w:r>
+        <w:rPr>
+          <w:rFonts w:ascii="Courier New" w:cs="Courier New" w:eastAsia="Courier New" w:hAnsi="Courier New"/>
+          <w:sz w:val="18"/>
+          <w:szCs w:val="18"/>
+          <w:rtl w:val="0"/>
+        </w:rPr>
+        <w:t xml:space="preserve">vnewsal </w:t>
+      </w:r>
+      <w:r>
+        <w:rPr>
+          <w:rFonts w:ascii="Courier New" w:cs="Courier New" w:eastAsia="Courier New" w:hAnsi="Courier New"/>
+          <w:color w:val="0000ff"/>
+          <w:sz w:val="18"/>
+          <w:szCs w:val="18"/>
+          <w:rtl w:val="0"/>
+        </w:rPr>
+        <w:t xml:space="preserve">number</w:t>
+      </w:r>
+      <w:r>
+        <w:rPr>
+          <w:rFonts w:ascii="Courier New" w:cs="Courier New" w:eastAsia="Courier New" w:hAnsi="Courier New"/>
+          <w:sz w:val="18"/>
+          <w:szCs w:val="18"/>
+          <w:rtl w:val="0"/>
+        </w:rPr>
+        <w:t xml:space="preserve">(</w:t>
+      </w:r>
+      <w:r>
+        <w:rPr>
+          <w:rFonts w:ascii="Courier New" w:cs="Courier New" w:eastAsia="Courier New" w:hAnsi="Courier New"/>
+          <w:color w:val="098658"/>
+          <w:sz w:val="18"/>
+          <w:szCs w:val="18"/>
+          <w:rtl w:val="0"/>
+        </w:rPr>
+        <w:t xml:space="preserve">10</w:t>
+      </w:r>
+      <w:r>
+        <w:rPr>
+          <w:rFonts w:ascii="Courier New" w:cs="Courier New" w:eastAsia="Courier New" w:hAnsi="Courier New"/>
+          <w:sz w:val="18"/>
+          <w:szCs w:val="18"/>
+          <w:rtl w:val="0"/>
+        </w:rPr>
+        <w:t xml:space="preserve">);</w:t>
+      </w:r>
+    </w:p>
+    <w:p>
+      <w:pPr>
+        <w:shd w:fill="fffffe" w:val="clear"/>
+        <w:spacing w:line="320" w:lineRule="auto"/>
+        <w:rPr>
+          <w:rFonts w:ascii="Courier New" w:cs="Courier New" w:eastAsia="Courier New" w:hAnsi="Courier New"/>
+          <w:color w:val="0000ff"/>
+          <w:sz w:val="18"/>
+          <w:szCs w:val="18"/>
+        </w:rPr>
+      </w:pPr>
+      <w:r>
+        <w:rPr>
+          <w:rFonts w:ascii="Courier New" w:cs="Courier New" w:eastAsia="Courier New" w:hAnsi="Courier New"/>
+          <w:color w:val="0000ff"/>
+          <w:sz w:val="18"/>
+          <w:szCs w:val="18"/>
+          <w:rtl w:val="0"/>
+        </w:rPr>
+        <w:t xml:space="preserve">BEGIN</w:t>
+      </w:r>
+    </w:p>
+    <w:p>
+      <w:pPr>
+        <w:shd w:fill="fffffe" w:val="clear"/>
+        <w:spacing w:line="320" w:lineRule="auto"/>
+        <w:rPr>
+          <w:rFonts w:ascii="Courier New" w:cs="Courier New" w:eastAsia="Courier New" w:hAnsi="Courier New"/>
+          <w:sz w:val="18"/>
+          <w:szCs w:val="18"/>
+        </w:rPr>
+      </w:pPr>
+      <w:r>
+        <w:rPr>
+          <w:rFonts w:ascii="Courier New" w:cs="Courier New" w:eastAsia="Courier New" w:hAnsi="Courier New"/>
+          <w:color w:val="0000ff"/>
+          <w:sz w:val="18"/>
+          <w:szCs w:val="18"/>
+          <w:rtl w:val="0"/>
+        </w:rPr>
+        <w:t xml:space="preserve">select</w:t>
+      </w:r>
+      <w:r>
+        <w:rPr>
+          <w:rFonts w:ascii="Courier New" w:cs="Courier New" w:eastAsia="Courier New" w:hAnsi="Courier New"/>
+          <w:sz w:val="18"/>
+          <w:szCs w:val="18"/>
+          <w:rtl w:val="0"/>
+        </w:rPr>
+        <w:t xml:space="preserve"> salary </w:t>
+      </w:r>
+      <w:r>
+        <w:rPr>
+          <w:rFonts w:ascii="Courier New" w:cs="Courier New" w:eastAsia="Courier New" w:hAnsi="Courier New"/>
+          <w:color w:val="0000ff"/>
+          <w:sz w:val="18"/>
+          <w:szCs w:val="18"/>
+          <w:rtl w:val="0"/>
+        </w:rPr>
+        <w:t xml:space="preserve">into</w:t>
+      </w:r>
+      <w:r>
+        <w:rPr>
+          <w:rFonts w:ascii="Courier New" w:cs="Courier New" w:eastAsia="Courier New" w:hAnsi="Courier New"/>
+          <w:sz w:val="18"/>
+          <w:szCs w:val="18"/>
+          <w:rtl w:val="0"/>
+        </w:rPr>
+        <w:t xml:space="preserve"> vsalary </w:t>
+      </w:r>
+      <w:r>
+        <w:rPr>
+          <w:rFonts w:ascii="Courier New" w:cs="Courier New" w:eastAsia="Courier New" w:hAnsi="Courier New"/>
+          <w:color w:val="0000ff"/>
+          <w:sz w:val="18"/>
+          <w:szCs w:val="18"/>
+          <w:rtl w:val="0"/>
+        </w:rPr>
+        <w:t xml:space="preserve">from</w:t>
+      </w:r>
+      <w:r>
+        <w:rPr>
+          <w:rFonts w:ascii="Courier New" w:cs="Courier New" w:eastAsia="Courier New" w:hAnsi="Courier New"/>
+          <w:sz w:val="18"/>
+          <w:szCs w:val="18"/>
+          <w:rtl w:val="0"/>
+        </w:rPr>
+        <w:t xml:space="preserve"> EMPLOYEES_TEST </w:t>
+      </w:r>
+      <w:r>
+        <w:rPr>
+          <w:rFonts w:ascii="Courier New" w:cs="Courier New" w:eastAsia="Courier New" w:hAnsi="Courier New"/>
+          <w:color w:val="0000ff"/>
+          <w:sz w:val="18"/>
+          <w:szCs w:val="18"/>
+          <w:rtl w:val="0"/>
+        </w:rPr>
+        <w:t xml:space="preserve">where</w:t>
+      </w:r>
+      <w:r>
+        <w:rPr>
+          <w:rFonts w:ascii="Courier New" w:cs="Courier New" w:eastAsia="Courier New" w:hAnsi="Courier New"/>
+          <w:sz w:val="18"/>
+          <w:szCs w:val="18"/>
+          <w:rtl w:val="0"/>
+        </w:rPr>
+        <w:t xml:space="preserve"> EMPLOYEE_ID</w:t>
+      </w:r>
+      <w:r>
+        <w:rPr>
+          <w:rFonts w:ascii="Courier New" w:cs="Courier New" w:eastAsia="Courier New" w:hAnsi="Courier New"/>
+          <w:color w:val="778899"/>
+          <w:sz w:val="18"/>
+          <w:szCs w:val="18"/>
+          <w:rtl w:val="0"/>
+        </w:rPr>
+        <w:t xml:space="preserve">=</w:t>
+      </w:r>
+      <w:r>
+        <w:rPr>
+          <w:rFonts w:ascii="Courier New" w:cs="Courier New" w:eastAsia="Courier New" w:hAnsi="Courier New"/>
+          <w:sz w:val="18"/>
+          <w:szCs w:val="18"/>
+          <w:rtl w:val="0"/>
+        </w:rPr>
+        <w:t xml:space="preserve">v_emp_id;</w:t>
+      </w:r>
+    </w:p>
+    <w:p>
+      <w:pPr>
+        <w:shd w:fill="fffffe" w:val="clear"/>
+        <w:spacing w:line="320" w:lineRule="auto"/>
+        <w:rPr>
+          <w:rFonts w:ascii="Courier New" w:cs="Courier New" w:eastAsia="Courier New" w:hAnsi="Courier New"/>
+          <w:color w:val="0000ff"/>
+          <w:sz w:val="18"/>
+          <w:szCs w:val="18"/>
+        </w:rPr>
+      </w:pPr>
+      <w:r>
+        <w:rPr>
+          <w:rFonts w:ascii="Courier New" w:cs="Courier New" w:eastAsia="Courier New" w:hAnsi="Courier New"/>
+          <w:color w:val="0000ff"/>
+          <w:sz w:val="18"/>
+          <w:szCs w:val="18"/>
+          <w:rtl w:val="0"/>
+        </w:rPr>
+        <w:t xml:space="preserve">if</w:t>
+      </w:r>
+      <w:r>
+        <w:rPr>
+          <w:rFonts w:ascii="Courier New" w:cs="Courier New" w:eastAsia="Courier New" w:hAnsi="Courier New"/>
+          <w:sz w:val="18"/>
+          <w:szCs w:val="18"/>
+          <w:rtl w:val="0"/>
+        </w:rPr>
+        <w:t xml:space="preserve"> (vsalary </w:t>
+      </w:r>
+      <w:r>
+        <w:rPr>
+          <w:rFonts w:ascii="Courier New" w:cs="Courier New" w:eastAsia="Courier New" w:hAnsi="Courier New"/>
+          <w:color w:val="778899"/>
+          <w:sz w:val="18"/>
+          <w:szCs w:val="18"/>
+          <w:rtl w:val="0"/>
+        </w:rPr>
+        <w:t xml:space="preserve">&gt;</w:t>
+      </w:r>
+      <w:r>
+        <w:rPr>
+          <w:rFonts w:ascii="Courier New" w:cs="Courier New" w:eastAsia="Courier New" w:hAnsi="Courier New"/>
+          <w:sz w:val="18"/>
+          <w:szCs w:val="18"/>
+          <w:rtl w:val="0"/>
+        </w:rPr>
+        <w:t xml:space="preserve"> </w:t>
+      </w:r>
+      <w:r>
+        <w:rPr>
+          <w:rFonts w:ascii="Courier New" w:cs="Courier New" w:eastAsia="Courier New" w:hAnsi="Courier New"/>
+          <w:color w:val="098658"/>
+          <w:sz w:val="18"/>
+          <w:szCs w:val="18"/>
+          <w:rtl w:val="0"/>
+        </w:rPr>
+        <w:t xml:space="preserve">1000</w:t>
+      </w:r>
+      <w:r>
+        <w:rPr>
+          <w:rFonts w:ascii="Courier New" w:cs="Courier New" w:eastAsia="Courier New" w:hAnsi="Courier New"/>
+          <w:sz w:val="18"/>
+          <w:szCs w:val="18"/>
+          <w:rtl w:val="0"/>
+        </w:rPr>
+        <w:t xml:space="preserve">) </w:t>
+      </w:r>
+      <w:r>
+        <w:rPr>
+          <w:rFonts w:ascii="Courier New" w:cs="Courier New" w:eastAsia="Courier New" w:hAnsi="Courier New"/>
+          <w:color w:val="0000ff"/>
+          <w:sz w:val="18"/>
+          <w:szCs w:val="18"/>
+          <w:rtl w:val="0"/>
+        </w:rPr>
+        <w:t xml:space="preserve">THEN</w:t>
+      </w:r>
+    </w:p>
+    <w:p>
+      <w:pPr>
+        <w:shd w:fill="fffffe" w:val="clear"/>
+        <w:spacing w:line="320" w:lineRule="auto"/>
+        <w:rPr>
+          <w:rFonts w:ascii="Courier New" w:cs="Courier New" w:eastAsia="Courier New" w:hAnsi="Courier New"/>
+          <w:sz w:val="18"/>
+          <w:szCs w:val="18"/>
+        </w:rPr>
+      </w:pPr>
+      <w:r>
+        <w:rPr>
+          <w:rFonts w:ascii="Courier New" w:cs="Courier New" w:eastAsia="Courier New" w:hAnsi="Courier New"/>
+          <w:sz w:val="18"/>
+          <w:szCs w:val="18"/>
+          <w:rtl w:val="0"/>
+        </w:rPr>
+        <w:t xml:space="preserve">vnewsal :</w:t>
+      </w:r>
+      <w:r>
+        <w:rPr>
+          <w:rFonts w:ascii="Courier New" w:cs="Courier New" w:eastAsia="Courier New" w:hAnsi="Courier New"/>
+          <w:color w:val="778899"/>
+          <w:sz w:val="18"/>
+          <w:szCs w:val="18"/>
+          <w:rtl w:val="0"/>
+        </w:rPr>
+        <w:t xml:space="preserve">=</w:t>
+      </w:r>
+      <w:r>
+        <w:rPr>
+          <w:rFonts w:ascii="Courier New" w:cs="Courier New" w:eastAsia="Courier New" w:hAnsi="Courier New"/>
+          <w:sz w:val="18"/>
+          <w:szCs w:val="18"/>
+          <w:rtl w:val="0"/>
+        </w:rPr>
+        <w:t xml:space="preserve"> vsalary</w:t>
+      </w:r>
+      <w:r>
+        <w:rPr>
+          <w:rFonts w:ascii="Courier New" w:cs="Courier New" w:eastAsia="Courier New" w:hAnsi="Courier New"/>
+          <w:color w:val="778899"/>
+          <w:sz w:val="18"/>
+          <w:szCs w:val="18"/>
+          <w:rtl w:val="0"/>
+        </w:rPr>
+        <w:t xml:space="preserve">+</w:t>
+      </w:r>
+      <w:r>
+        <w:rPr>
+          <w:rFonts w:ascii="Courier New" w:cs="Courier New" w:eastAsia="Courier New" w:hAnsi="Courier New"/>
+          <w:sz w:val="18"/>
+          <w:szCs w:val="18"/>
+          <w:rtl w:val="0"/>
+        </w:rPr>
+        <w:t xml:space="preserve">(vsalary </w:t>
+      </w:r>
+      <w:r>
+        <w:rPr>
+          <w:rFonts w:ascii="Courier New" w:cs="Courier New" w:eastAsia="Courier New" w:hAnsi="Courier New"/>
+          <w:color w:val="778899"/>
+          <w:sz w:val="18"/>
+          <w:szCs w:val="18"/>
+          <w:rtl w:val="0"/>
+        </w:rPr>
+        <w:t xml:space="preserve">*</w:t>
+      </w:r>
+      <w:r>
+        <w:rPr>
+          <w:rFonts w:ascii="Courier New" w:cs="Courier New" w:eastAsia="Courier New" w:hAnsi="Courier New"/>
+          <w:color w:val="098658"/>
+          <w:sz w:val="18"/>
+          <w:szCs w:val="18"/>
+          <w:rtl w:val="0"/>
+        </w:rPr>
+        <w:t xml:space="preserve">0.5</w:t>
+      </w:r>
+      <w:r>
+        <w:rPr>
+          <w:rFonts w:ascii="Courier New" w:cs="Courier New" w:eastAsia="Courier New" w:hAnsi="Courier New"/>
+          <w:sz w:val="18"/>
+          <w:szCs w:val="18"/>
+          <w:rtl w:val="0"/>
+        </w:rPr>
+        <w:t xml:space="preserve">);</w:t>
+      </w:r>
+    </w:p>
+    <w:p>
+      <w:pPr>
+        <w:shd w:fill="fffffe" w:val="clear"/>
+        <w:spacing w:line="320" w:lineRule="auto"/>
+        <w:rPr>
+          <w:rFonts w:ascii="Courier New" w:cs="Courier New" w:eastAsia="Courier New" w:hAnsi="Courier New"/>
+          <w:color w:val="0000ff"/>
+          <w:sz w:val="18"/>
+          <w:szCs w:val="18"/>
+        </w:rPr>
+      </w:pPr>
+      <w:r>
+        <w:rPr>
+          <w:rFonts w:ascii="Courier New" w:cs="Courier New" w:eastAsia="Courier New" w:hAnsi="Courier New"/>
+          <w:color w:val="0000ff"/>
+          <w:sz w:val="18"/>
+          <w:szCs w:val="18"/>
+          <w:rtl w:val="0"/>
+        </w:rPr>
+        <w:t xml:space="preserve">else</w:t>
+      </w:r>
+    </w:p>
+    <w:p>
+      <w:pPr>
+        <w:shd w:fill="fffffe" w:val="clear"/>
+        <w:spacing w:line="320" w:lineRule="auto"/>
+        <w:rPr>
+          <w:rFonts w:ascii="Courier New" w:cs="Courier New" w:eastAsia="Courier New" w:hAnsi="Courier New"/>
+          <w:sz w:val="18"/>
+          <w:szCs w:val="18"/>
+        </w:rPr>
+      </w:pPr>
+      <w:r>
+        <w:rPr>
+          <w:rFonts w:ascii="Courier New" w:cs="Courier New" w:eastAsia="Courier New" w:hAnsi="Courier New"/>
+          <w:sz w:val="18"/>
+          <w:szCs w:val="18"/>
+          <w:rtl w:val="0"/>
+        </w:rPr>
+        <w:t xml:space="preserve">vnewsal :</w:t>
+      </w:r>
+      <w:r>
+        <w:rPr>
+          <w:rFonts w:ascii="Courier New" w:cs="Courier New" w:eastAsia="Courier New" w:hAnsi="Courier New"/>
+          <w:color w:val="778899"/>
+          <w:sz w:val="18"/>
+          <w:szCs w:val="18"/>
+          <w:rtl w:val="0"/>
+        </w:rPr>
+        <w:t xml:space="preserve">=</w:t>
+      </w:r>
+      <w:r>
+        <w:rPr>
+          <w:rFonts w:ascii="Courier New" w:cs="Courier New" w:eastAsia="Courier New" w:hAnsi="Courier New"/>
+          <w:sz w:val="18"/>
+          <w:szCs w:val="18"/>
+          <w:rtl w:val="0"/>
+        </w:rPr>
+        <w:t xml:space="preserve"> vsalary</w:t>
+      </w:r>
+      <w:r>
+        <w:rPr>
+          <w:rFonts w:ascii="Courier New" w:cs="Courier New" w:eastAsia="Courier New" w:hAnsi="Courier New"/>
+          <w:color w:val="778899"/>
+          <w:sz w:val="18"/>
+          <w:szCs w:val="18"/>
+          <w:rtl w:val="0"/>
+        </w:rPr>
+        <w:t xml:space="preserve">+</w:t>
+      </w:r>
+      <w:r>
+        <w:rPr>
+          <w:rFonts w:ascii="Courier New" w:cs="Courier New" w:eastAsia="Courier New" w:hAnsi="Courier New"/>
+          <w:sz w:val="18"/>
+          <w:szCs w:val="18"/>
+          <w:rtl w:val="0"/>
+        </w:rPr>
+        <w:t xml:space="preserve">(vsalary </w:t>
+      </w:r>
+      <w:r>
+        <w:rPr>
+          <w:rFonts w:ascii="Courier New" w:cs="Courier New" w:eastAsia="Courier New" w:hAnsi="Courier New"/>
+          <w:color w:val="778899"/>
+          <w:sz w:val="18"/>
+          <w:szCs w:val="18"/>
+          <w:rtl w:val="0"/>
+        </w:rPr>
+        <w:t xml:space="preserve">*</w:t>
+      </w:r>
+      <w:r>
+        <w:rPr>
+          <w:rFonts w:ascii="Courier New" w:cs="Courier New" w:eastAsia="Courier New" w:hAnsi="Courier New"/>
+          <w:color w:val="098658"/>
+          <w:sz w:val="18"/>
+          <w:szCs w:val="18"/>
+          <w:rtl w:val="0"/>
+        </w:rPr>
+        <w:t xml:space="preserve">0.1</w:t>
+      </w:r>
+      <w:r>
+        <w:rPr>
+          <w:rFonts w:ascii="Courier New" w:cs="Courier New" w:eastAsia="Courier New" w:hAnsi="Courier New"/>
+          <w:sz w:val="18"/>
+          <w:szCs w:val="18"/>
+          <w:rtl w:val="0"/>
+        </w:rPr>
+        <w:t xml:space="preserve">);</w:t>
+      </w:r>
+    </w:p>
+    <w:p>
+      <w:pPr>
+        <w:shd w:fill="fffffe" w:val="clear"/>
+        <w:spacing w:line="320" w:lineRule="auto"/>
+        <w:rPr>
+          <w:rFonts w:ascii="Courier New" w:cs="Courier New" w:eastAsia="Courier New" w:hAnsi="Courier New"/>
+          <w:sz w:val="18"/>
+          <w:szCs w:val="18"/>
+        </w:rPr>
+      </w:pPr>
+      <w:r>
+        <w:rPr>
+          <w:rFonts w:ascii="Courier New" w:cs="Courier New" w:eastAsia="Courier New" w:hAnsi="Courier New"/>
+          <w:color w:val="0000ff"/>
+          <w:sz w:val="18"/>
+          <w:szCs w:val="18"/>
+          <w:rtl w:val="0"/>
+        </w:rPr>
+        <w:t xml:space="preserve">end</w:t>
+      </w:r>
+      <w:r>
+        <w:rPr>
+          <w:rFonts w:ascii="Courier New" w:cs="Courier New" w:eastAsia="Courier New" w:hAnsi="Courier New"/>
+          <w:sz w:val="18"/>
+          <w:szCs w:val="18"/>
+          <w:rtl w:val="0"/>
+        </w:rPr>
+        <w:t xml:space="preserve"> </w:t>
+      </w:r>
+      <w:r>
+        <w:rPr>
+          <w:rFonts w:ascii="Courier New" w:cs="Courier New" w:eastAsia="Courier New" w:hAnsi="Courier New"/>
+          <w:color w:val="0000ff"/>
+          <w:sz w:val="18"/>
+          <w:szCs w:val="18"/>
+          <w:rtl w:val="0"/>
+        </w:rPr>
+        <w:t xml:space="preserve">if</w:t>
+      </w:r>
+      <w:r>
+        <w:rPr>
+          <w:rFonts w:ascii="Courier New" w:cs="Courier New" w:eastAsia="Courier New" w:hAnsi="Courier New"/>
+          <w:sz w:val="18"/>
+          <w:szCs w:val="18"/>
+          <w:rtl w:val="0"/>
+        </w:rPr>
+        <w:t xml:space="preserve">;</w:t>
+      </w:r>
+    </w:p>
+    <w:p>
+      <w:pPr>
+        <w:shd w:fill="fffffe" w:val="clear"/>
+        <w:spacing w:line="320" w:lineRule="auto"/>
+        <w:rPr>
+          <w:rFonts w:ascii="Courier New" w:cs="Courier New" w:eastAsia="Courier New" w:hAnsi="Courier New"/>
+          <w:sz w:val="18"/>
+          <w:szCs w:val="18"/>
+        </w:rPr>
+      </w:pPr>
+      <w:r>
+        <w:rPr>
+          <w:rFonts w:ascii="Courier New" w:cs="Courier New" w:eastAsia="Courier New" w:hAnsi="Courier New"/>
+          <w:color w:val="0000ff"/>
+          <w:sz w:val="18"/>
+          <w:szCs w:val="18"/>
+          <w:rtl w:val="0"/>
+        </w:rPr>
+        <w:t xml:space="preserve">return</w:t>
+      </w:r>
+      <w:r>
+        <w:rPr>
+          <w:rFonts w:ascii="Courier New" w:cs="Courier New" w:eastAsia="Courier New" w:hAnsi="Courier New"/>
+          <w:sz w:val="18"/>
+          <w:szCs w:val="18"/>
+          <w:rtl w:val="0"/>
+        </w:rPr>
+        <w:t xml:space="preserve"> vnewsal;</w:t>
+      </w:r>
+    </w:p>
+    <w:p>
+      <w:pPr>
+        <w:shd w:fill="fffffe" w:val="clear"/>
+        <w:spacing w:line="320" w:lineRule="auto"/>
+        <w:rPr>
+          <w:rFonts w:ascii="Courier New" w:cs="Courier New" w:eastAsia="Courier New" w:hAnsi="Courier New"/>
+          <w:sz w:val="18"/>
+          <w:szCs w:val="18"/>
+        </w:rPr>
+      </w:pPr>
+      <w:r>
+        <w:rPr>
+          <w:rFonts w:ascii="Courier New" w:cs="Courier New" w:eastAsia="Courier New" w:hAnsi="Courier New"/>
+          <w:color w:val="0000ff"/>
+          <w:sz w:val="18"/>
+          <w:szCs w:val="18"/>
+          <w:rtl w:val="0"/>
+        </w:rPr>
+        <w:t xml:space="preserve">end</w:t>
+      </w:r>
+      <w:r>
+        <w:rPr>
+          <w:rFonts w:ascii="Courier New" w:cs="Courier New" w:eastAsia="Courier New" w:hAnsi="Courier New"/>
+          <w:sz w:val="18"/>
+          <w:szCs w:val="18"/>
+          <w:rtl w:val="0"/>
+        </w:rPr>
+        <w:t xml:space="preserve">;</w:t>
+      </w:r>
+    </w:p>
+    <w:p>
+      <w:pPr>
+        <w:shd w:fill="fffffe" w:val="clear"/>
+        <w:spacing w:line="320" w:lineRule="auto"/>
+        <w:rPr>
+          <w:rFonts w:ascii="Courier New" w:cs="Courier New" w:eastAsia="Courier New" w:hAnsi="Courier New"/>
+          <w:color w:val="778899"/>
+          <w:sz w:val="18"/>
+          <w:szCs w:val="18"/>
+        </w:rPr>
+      </w:pPr>
+      <w:r>
+        <w:rPr>
+          <w:rFonts w:ascii="Courier New" w:cs="Courier New" w:eastAsia="Courier New" w:hAnsi="Courier New"/>
+          <w:color w:val="778899"/>
+          <w:sz w:val="18"/>
+          <w:szCs w:val="18"/>
+          <w:rtl w:val="0"/>
+        </w:rPr>
+        <w:t xml:space="preserve">/</w:t>
+      </w:r>
+    </w:p>
+    <w:p>
+      <w:pPr>
+        <w:shd w:fill="fffffe" w:val="clear"/>
+        <w:spacing w:line="320" w:lineRule="auto"/>
+        <w:rPr>
+          <w:rFonts w:ascii="Courier New" w:cs="Courier New" w:eastAsia="Courier New" w:hAnsi="Courier New"/>
+          <w:sz w:val="18"/>
+          <w:szCs w:val="18"/>
+        </w:rPr>
+      </w:pPr>
+      <w:r>
+        <w:rPr>
+          <w:rtl w:val="0"/>
+        </w:rPr>
+      </w:r>
+    </w:p>
+    <w:p>
+      <w:pPr>
+        <w:shd w:fill="fffffe" w:val="clear"/>
+        <w:spacing w:line="320" w:lineRule="auto"/>
+        <w:rPr>
+          <w:rFonts w:ascii="Courier New" w:cs="Courier New" w:eastAsia="Courier New" w:hAnsi="Courier New"/>
+          <w:color w:val="008000"/>
+          <w:sz w:val="18"/>
+          <w:szCs w:val="18"/>
+        </w:rPr>
+      </w:pPr>
+      <w:r>
+        <w:rPr>
+          <w:rFonts w:ascii="Courier New" w:cs="Courier New" w:eastAsia="Courier New" w:hAnsi="Courier New"/>
+          <w:color w:val="008000"/>
+          <w:sz w:val="18"/>
+          <w:szCs w:val="18"/>
+          <w:rtl w:val="0"/>
+        </w:rPr>
+        <w:t xml:space="preserve">-- select * From EMPLOYEES_TEST</w:t>
+      </w:r>
+    </w:p>
+    <w:p>
+      <w:pPr>
+        <w:shd w:fill="fffffe" w:val="clear"/>
+        <w:spacing w:line="320" w:lineRule="auto"/>
+        <w:rPr>
+          <w:rFonts w:ascii="Courier New" w:cs="Courier New" w:eastAsia="Courier New" w:hAnsi="Courier New"/>
+          <w:sz w:val="18"/>
+          <w:szCs w:val="18"/>
+        </w:rPr>
+      </w:pPr>
+      <w:r>
+        <w:rPr>
+          <w:rFonts w:ascii="Courier New" w:cs="Courier New" w:eastAsia="Courier New" w:hAnsi="Courier New"/>
+          <w:color w:val="0000ff"/>
+          <w:sz w:val="18"/>
+          <w:szCs w:val="18"/>
+          <w:rtl w:val="0"/>
+        </w:rPr>
+        <w:t xml:space="preserve">select</w:t>
+      </w:r>
+      <w:r>
+        <w:rPr>
+          <w:rFonts w:ascii="Courier New" w:cs="Courier New" w:eastAsia="Courier New" w:hAnsi="Courier New"/>
+          <w:sz w:val="18"/>
+          <w:szCs w:val="18"/>
+          <w:rtl w:val="0"/>
+        </w:rPr>
+        <w:t xml:space="preserve"> EMPFUNC(</w:t>
+      </w:r>
+      <w:r>
+        <w:rPr>
+          <w:rFonts w:ascii="Courier New" w:cs="Courier New" w:eastAsia="Courier New" w:hAnsi="Courier New"/>
+          <w:color w:val="098658"/>
+          <w:sz w:val="18"/>
+          <w:szCs w:val="18"/>
+          <w:rtl w:val="0"/>
+        </w:rPr>
+        <w:t xml:space="preserve">100</w:t>
+      </w:r>
+      <w:r>
+        <w:rPr>
+          <w:rFonts w:ascii="Courier New" w:cs="Courier New" w:eastAsia="Courier New" w:hAnsi="Courier New"/>
+          <w:sz w:val="18"/>
+          <w:szCs w:val="18"/>
+          <w:rtl w:val="0"/>
+        </w:rPr>
+        <w:t xml:space="preserve">) </w:t>
+      </w:r>
+      <w:r>
+        <w:rPr>
+          <w:rFonts w:ascii="Courier New" w:cs="Courier New" w:eastAsia="Courier New" w:hAnsi="Courier New"/>
+          <w:color w:val="0000ff"/>
+          <w:sz w:val="18"/>
+          <w:szCs w:val="18"/>
+          <w:rtl w:val="0"/>
+        </w:rPr>
+        <w:t xml:space="preserve">from</w:t>
+      </w:r>
+      <w:r>
+        <w:rPr>
+          <w:rFonts w:ascii="Courier New" w:cs="Courier New" w:eastAsia="Courier New" w:hAnsi="Courier New"/>
+          <w:sz w:val="18"/>
+          <w:szCs w:val="18"/>
+          <w:rtl w:val="0"/>
+        </w:rPr>
+        <w:t xml:space="preserve"> dual;</w:t>
+      </w:r>
+    </w:p>
+    <w:p>
+      <w:pPr>
+        <w:rPr/>
+      </w:pPr>
+      <w:r>
+        <w:rPr>
+          <w:rtl w:val="0"/>
+        </w:rPr>
+      </w:r>
+    </w:p>
+    <w:p>
+      <w:pPr>
+        <w:rPr/>
+      </w:pPr>
+      <w:r>
+        <w:rPr>
+          <w:rtl w:val="0"/>
+        </w:rPr>
+      </w:r>
+    </w:p>
+    <w:p>
+      <w:pPr>
+        <w:rPr/>
+      </w:pPr>
+      <w:r>
+        <w:rPr/>
+        <w:drawing>
+          <wp:inline distB="114300" distT="114300" distL="114300" distR="114300">
+            <wp:extent cx="5943600" cy="4762500"/>
+            <wp:effectExtent b="0" l="0" r="0" t="0"/>
+            <wp:docPr id="11" name="image2.png"/>
+            <a:graphic>
+              <a:graphicData uri="http://schemas.openxmlformats.org/drawingml/2006/picture">
+                <pic:pic>
+                  <pic:nvPicPr>
+                    <pic:cNvPr id="0" name="image2.png"/>
+                    <pic:cNvPicPr preferRelativeResize="0"/>
+                  </pic:nvPicPr>
+                  <pic:blipFill>
+                    <a:blip r:embed="rId16"/>
+                    <a:srcRect b="0" l="0" r="0" t="0"/>
+                    <a:stretch>
+                      <a:fillRect/>
+                    </a:stretch>
+                  </pic:blipFill>
+                  <pic:spPr>
+                    <a:xfrm>
+                      <a:off x="0" y="0"/>
+                      <a:ext cx="5943600" cy="4762500"/>
+                    </a:xfrm>
+                    <a:prstGeom prst="rect"/>
+                    <a:ln/>
+                  </pic:spPr>
+                </pic:pic>
+              </a:graphicData>
+            </a:graphic>
+          </wp:inline>
+        </w:drawing>
+      </w:r>
       <w:r>
         <w:rPr>
           <w:rtl w:val="0"/>

--- a/plsql_ns/PLSQL_12.docx
+++ b/plsql_ns/PLSQL_12.docx
@@ -12,12 +12,12 @@
           <wp:inline distB="114300" distT="114300" distL="114300" distR="114300">
             <wp:extent cx="5943600" cy="2070100"/>
             <wp:effectExtent b="0" l="0" r="0" t="0"/>
-            <wp:docPr id="2" name="image3.png"/>
+            <wp:docPr id="2" name="image2.png"/>
             <a:graphic>
               <a:graphicData uri="http://schemas.openxmlformats.org/drawingml/2006/picture">
                 <pic:pic>
                   <pic:nvPicPr>
-                    <pic:cNvPr id="0" name="image3.png"/>
+                    <pic:cNvPr id="0" name="image2.png"/>
                     <pic:cNvPicPr preferRelativeResize="0"/>
                   </pic:nvPicPr>
                   <pic:blipFill>
@@ -77,12 +77,12 @@
           <wp:inline distB="114300" distT="114300" distL="114300" distR="114300">
             <wp:extent cx="5553075" cy="2619375"/>
             <wp:effectExtent b="0" l="0" r="0" t="0"/>
-            <wp:docPr id="6" name="image11.png"/>
+            <wp:docPr id="7" name="image9.png"/>
             <a:graphic>
               <a:graphicData uri="http://schemas.openxmlformats.org/drawingml/2006/picture">
                 <pic:pic>
                   <pic:nvPicPr>
-                    <pic:cNvPr id="0" name="image11.png"/>
+                    <pic:cNvPr id="0" name="image9.png"/>
                     <pic:cNvPicPr preferRelativeResize="0"/>
                   </pic:nvPicPr>
                   <pic:blipFill>
@@ -1852,12 +1852,12 @@
           <wp:inline distB="114300" distT="114300" distL="114300" distR="114300">
             <wp:extent cx="5943600" cy="2895600"/>
             <wp:effectExtent b="0" l="0" r="0" t="0"/>
-            <wp:docPr id="3" name="image6.png"/>
+            <wp:docPr id="3" name="image7.png"/>
             <a:graphic>
               <a:graphicData uri="http://schemas.openxmlformats.org/drawingml/2006/picture">
                 <pic:pic>
                   <pic:nvPicPr>
-                    <pic:cNvPr id="0" name="image6.png"/>
+                    <pic:cNvPr id="0" name="image7.png"/>
                     <pic:cNvPicPr preferRelativeResize="0"/>
                   </pic:nvPicPr>
                   <pic:blipFill>
@@ -1996,12 +1996,12 @@
           <wp:inline distB="114300" distT="114300" distL="114300" distR="114300">
             <wp:extent cx="5943600" cy="2425700"/>
             <wp:effectExtent b="0" l="0" r="0" t="0"/>
-            <wp:docPr id="10" name="image10.png"/>
+            <wp:docPr id="11" name="image11.png"/>
             <a:graphic>
               <a:graphicData uri="http://schemas.openxmlformats.org/drawingml/2006/picture">
                 <pic:pic>
                   <pic:nvPicPr>
-                    <pic:cNvPr id="0" name="image10.png"/>
+                    <pic:cNvPr id="0" name="image11.png"/>
                     <pic:cNvPicPr preferRelativeResize="0"/>
                   </pic:nvPicPr>
                   <pic:blipFill>
@@ -2071,12 +2071,12 @@
           <wp:inline distB="114300" distT="114300" distL="114300" distR="114300">
             <wp:extent cx="5943600" cy="2260600"/>
             <wp:effectExtent b="0" l="0" r="0" t="0"/>
-            <wp:docPr id="1" name="image7.png"/>
+            <wp:docPr id="1" name="image8.png"/>
             <a:graphic>
               <a:graphicData uri="http://schemas.openxmlformats.org/drawingml/2006/picture">
                 <pic:pic>
                   <pic:nvPicPr>
-                    <pic:cNvPr id="0" name="image7.png"/>
+                    <pic:cNvPr id="0" name="image8.png"/>
                     <pic:cNvPicPr preferRelativeResize="0"/>
                   </pic:nvPicPr>
                   <pic:blipFill>
@@ -2950,12 +2950,12 @@
           <wp:inline distB="114300" distT="114300" distL="114300" distR="114300">
             <wp:extent cx="5943600" cy="3949700"/>
             <wp:effectExtent b="0" l="0" r="0" t="0"/>
-            <wp:docPr id="9" name="image8.png"/>
+            <wp:docPr id="10" name="image1.png"/>
             <a:graphic>
               <a:graphicData uri="http://schemas.openxmlformats.org/drawingml/2006/picture">
                 <pic:pic>
                   <pic:nvPicPr>
-                    <pic:cNvPr id="0" name="image8.png"/>
+                    <pic:cNvPr id="0" name="image1.png"/>
                     <pic:cNvPicPr preferRelativeResize="0"/>
                   </pic:nvPicPr>
                   <pic:blipFill>
@@ -3083,12 +3083,12 @@
           <wp:inline distB="114300" distT="114300" distL="114300" distR="114300">
             <wp:extent cx="5943600" cy="4165600"/>
             <wp:effectExtent b="0" l="0" r="0" t="0"/>
-            <wp:docPr id="4" name="image9.png"/>
+            <wp:docPr id="4" name="image10.png"/>
             <a:graphic>
               <a:graphicData uri="http://schemas.openxmlformats.org/drawingml/2006/picture">
                 <pic:pic>
                   <pic:nvPicPr>
-                    <pic:cNvPr id="0" name="image9.png"/>
+                    <pic:cNvPr id="0" name="image10.png"/>
                     <pic:cNvPicPr preferRelativeResize="0"/>
                   </pic:nvPicPr>
                   <pic:blipFill>
@@ -3525,7 +3525,7 @@
           <wp:inline distB="114300" distT="114300" distL="114300" distR="114300">
             <wp:extent cx="5943600" cy="4572000"/>
             <wp:effectExtent b="0" l="0" r="0" t="0"/>
-            <wp:docPr id="5" name="image5.png"/>
+            <wp:docPr id="6" name="image5.png"/>
             <a:graphic>
               <a:graphicData uri="http://schemas.openxmlformats.org/drawingml/2006/picture">
                 <pic:pic>
@@ -3652,590 +3652,20 @@
       </w:pPr>
       <w:r>
         <w:rPr>
-          <w:rtl w:val="0"/>
-        </w:rPr>
-      </w:r>
-    </w:p>
-    <w:p>
-      <w:pPr>
-        <w:shd w:fill="fffffe" w:val="clear"/>
-        <w:spacing w:line="320" w:lineRule="auto"/>
-        <w:rPr>
-          <w:rFonts w:ascii="Courier New" w:cs="Courier New" w:eastAsia="Courier New" w:hAnsi="Courier New"/>
-          <w:sz w:val="18"/>
-          <w:szCs w:val="18"/>
-        </w:rPr>
-      </w:pPr>
-      <w:r>
-        <w:rPr>
-          <w:rtl w:val="0"/>
-        </w:rPr>
-      </w:r>
-    </w:p>
-    <w:p>
-      <w:pPr>
-        <w:shd w:fill="fffffe" w:val="clear"/>
-        <w:spacing w:line="320" w:lineRule="auto"/>
-        <w:rPr>
-          <w:rFonts w:ascii="Courier New" w:cs="Courier New" w:eastAsia="Courier New" w:hAnsi="Courier New"/>
-          <w:sz w:val="18"/>
-          <w:szCs w:val="18"/>
-        </w:rPr>
-      </w:pPr>
-      <w:r>
-        <w:rPr>
-          <w:rtl w:val="0"/>
-        </w:rPr>
-      </w:r>
-    </w:p>
-    <w:p>
-      <w:pPr>
-        <w:shd w:fill="fffffe" w:val="clear"/>
-        <w:spacing w:line="320" w:lineRule="auto"/>
-        <w:rPr>
-          <w:rFonts w:ascii="Courier New" w:cs="Courier New" w:eastAsia="Courier New" w:hAnsi="Courier New"/>
-          <w:sz w:val="18"/>
-          <w:szCs w:val="18"/>
-        </w:rPr>
-      </w:pPr>
-      <w:r>
-        <w:rPr>
-          <w:rtl w:val="0"/>
-        </w:rPr>
-      </w:r>
-    </w:p>
-    <w:p>
-      <w:pPr>
-        <w:shd w:fill="fffffe" w:val="clear"/>
-        <w:spacing w:line="320" w:lineRule="auto"/>
-        <w:rPr>
-          <w:rFonts w:ascii="Courier New" w:cs="Courier New" w:eastAsia="Courier New" w:hAnsi="Courier New"/>
-          <w:sz w:val="18"/>
-          <w:szCs w:val="18"/>
-        </w:rPr>
-      </w:pPr>
-      <w:r>
-        <w:rPr>
-          <w:rtl w:val="0"/>
-        </w:rPr>
-      </w:r>
-    </w:p>
-    <w:p>
-      <w:pPr>
-        <w:shd w:fill="fffffe" w:val="clear"/>
-        <w:spacing w:line="320" w:lineRule="auto"/>
-        <w:rPr>
-          <w:rFonts w:ascii="Courier New" w:cs="Courier New" w:eastAsia="Courier New" w:hAnsi="Courier New"/>
-          <w:sz w:val="18"/>
-          <w:szCs w:val="18"/>
-        </w:rPr>
-      </w:pPr>
-      <w:r>
-        <w:rPr>
-          <w:rtl w:val="0"/>
-        </w:rPr>
-      </w:r>
-    </w:p>
-    <w:p>
-      <w:pPr>
-        <w:shd w:fill="fffffe" w:val="clear"/>
-        <w:spacing w:line="320" w:lineRule="auto"/>
-        <w:rPr>
-          <w:rFonts w:ascii="Courier New" w:cs="Courier New" w:eastAsia="Courier New" w:hAnsi="Courier New"/>
-          <w:sz w:val="18"/>
-          <w:szCs w:val="18"/>
-        </w:rPr>
-      </w:pPr>
-      <w:r>
-        <w:rPr>
-          <w:rtl w:val="0"/>
-        </w:rPr>
-      </w:r>
-    </w:p>
-    <w:p>
-      <w:pPr>
-        <w:shd w:fill="fffffe" w:val="clear"/>
-        <w:spacing w:line="320" w:lineRule="auto"/>
-        <w:rPr>
-          <w:rFonts w:ascii="Courier New" w:cs="Courier New" w:eastAsia="Courier New" w:hAnsi="Courier New"/>
-          <w:sz w:val="18"/>
-          <w:szCs w:val="18"/>
-        </w:rPr>
-      </w:pPr>
-      <w:r>
-        <w:rPr>
-          <w:rtl w:val="0"/>
-        </w:rPr>
-      </w:r>
-    </w:p>
-    <w:p>
-      <w:pPr>
-        <w:shd w:fill="fffffe" w:val="clear"/>
-        <w:spacing w:line="320" w:lineRule="auto"/>
-        <w:rPr>
-          <w:rFonts w:ascii="Courier New" w:cs="Courier New" w:eastAsia="Courier New" w:hAnsi="Courier New"/>
-          <w:sz w:val="18"/>
-          <w:szCs w:val="18"/>
-        </w:rPr>
-      </w:pPr>
-      <w:r>
-        <w:rPr>
-          <w:rtl w:val="0"/>
-        </w:rPr>
-      </w:r>
-    </w:p>
-    <w:p>
-      <w:pPr>
-        <w:shd w:fill="fffffe" w:val="clear"/>
-        <w:spacing w:line="320" w:lineRule="auto"/>
-        <w:rPr>
-          <w:rFonts w:ascii="Courier New" w:cs="Courier New" w:eastAsia="Courier New" w:hAnsi="Courier New"/>
-          <w:sz w:val="18"/>
-          <w:szCs w:val="18"/>
-        </w:rPr>
-      </w:pPr>
-      <w:r>
-        <w:rPr>
-          <w:rtl w:val="0"/>
-        </w:rPr>
-      </w:r>
-    </w:p>
-    <w:p>
-      <w:pPr>
-        <w:shd w:fill="fffffe" w:val="clear"/>
-        <w:spacing w:line="320" w:lineRule="auto"/>
-        <w:rPr>
-          <w:rFonts w:ascii="Courier New" w:cs="Courier New" w:eastAsia="Courier New" w:hAnsi="Courier New"/>
-          <w:sz w:val="18"/>
-          <w:szCs w:val="18"/>
-        </w:rPr>
-      </w:pPr>
-      <w:r>
-        <w:rPr>
-          <w:rtl w:val="0"/>
-        </w:rPr>
-      </w:r>
-    </w:p>
-    <w:p>
-      <w:pPr>
-        <w:shd w:fill="fffffe" w:val="clear"/>
-        <w:spacing w:line="320" w:lineRule="auto"/>
-        <w:rPr>
-          <w:rFonts w:ascii="Courier New" w:cs="Courier New" w:eastAsia="Courier New" w:hAnsi="Courier New"/>
-          <w:sz w:val="18"/>
-          <w:szCs w:val="18"/>
-        </w:rPr>
-      </w:pPr>
-      <w:r>
-        <w:rPr>
-          <w:rtl w:val="0"/>
-        </w:rPr>
-      </w:r>
-    </w:p>
-    <w:p>
-      <w:pPr>
-        <w:shd w:fill="fffffe" w:val="clear"/>
-        <w:spacing w:line="320" w:lineRule="auto"/>
-        <w:rPr>
-          <w:rFonts w:ascii="Courier New" w:cs="Courier New" w:eastAsia="Courier New" w:hAnsi="Courier New"/>
-          <w:sz w:val="18"/>
-          <w:szCs w:val="18"/>
-        </w:rPr>
-      </w:pPr>
-      <w:r>
-        <w:rPr>
-          <w:rtl w:val="0"/>
-        </w:rPr>
-      </w:r>
-    </w:p>
-    <w:p>
-      <w:pPr>
-        <w:shd w:fill="fffffe" w:val="clear"/>
-        <w:spacing w:line="320" w:lineRule="auto"/>
-        <w:rPr>
-          <w:rFonts w:ascii="Courier New" w:cs="Courier New" w:eastAsia="Courier New" w:hAnsi="Courier New"/>
-          <w:sz w:val="18"/>
-          <w:szCs w:val="18"/>
-        </w:rPr>
-      </w:pPr>
-      <w:r>
-        <w:rPr>
-          <w:rtl w:val="0"/>
-        </w:rPr>
-      </w:r>
-    </w:p>
-    <w:p>
-      <w:pPr>
-        <w:shd w:fill="fffffe" w:val="clear"/>
-        <w:spacing w:line="320" w:lineRule="auto"/>
-        <w:rPr>
-          <w:rFonts w:ascii="Courier New" w:cs="Courier New" w:eastAsia="Courier New" w:hAnsi="Courier New"/>
-          <w:sz w:val="18"/>
-          <w:szCs w:val="18"/>
-        </w:rPr>
-      </w:pPr>
-      <w:r>
-        <w:rPr>
-          <w:rtl w:val="0"/>
-        </w:rPr>
-      </w:r>
-    </w:p>
-    <w:p>
-      <w:pPr>
-        <w:shd w:fill="fffffe" w:val="clear"/>
-        <w:spacing w:line="320" w:lineRule="auto"/>
-        <w:rPr>
-          <w:rFonts w:ascii="Courier New" w:cs="Courier New" w:eastAsia="Courier New" w:hAnsi="Courier New"/>
-          <w:sz w:val="18"/>
-          <w:szCs w:val="18"/>
-        </w:rPr>
-      </w:pPr>
-      <w:r>
-        <w:rPr>
-          <w:rtl w:val="0"/>
-        </w:rPr>
-      </w:r>
-    </w:p>
-    <w:p>
-      <w:pPr>
-        <w:shd w:fill="fffffe" w:val="clear"/>
-        <w:spacing w:line="320" w:lineRule="auto"/>
-        <w:rPr>
-          <w:rFonts w:ascii="Courier New" w:cs="Courier New" w:eastAsia="Courier New" w:hAnsi="Courier New"/>
-          <w:sz w:val="18"/>
-          <w:szCs w:val="18"/>
-        </w:rPr>
-      </w:pPr>
-      <w:r>
-        <w:rPr>
-          <w:rtl w:val="0"/>
-        </w:rPr>
-      </w:r>
-    </w:p>
-    <w:p>
-      <w:pPr>
-        <w:shd w:fill="fffffe" w:val="clear"/>
-        <w:spacing w:line="320" w:lineRule="auto"/>
-        <w:rPr>
-          <w:rFonts w:ascii="Courier New" w:cs="Courier New" w:eastAsia="Courier New" w:hAnsi="Courier New"/>
-          <w:sz w:val="18"/>
-          <w:szCs w:val="18"/>
-        </w:rPr>
-      </w:pPr>
-      <w:r>
-        <w:rPr>
-          <w:rtl w:val="0"/>
-        </w:rPr>
-      </w:r>
-    </w:p>
-    <w:p>
-      <w:pPr>
-        <w:shd w:fill="fffffe" w:val="clear"/>
-        <w:spacing w:line="320" w:lineRule="auto"/>
-        <w:rPr>
-          <w:rFonts w:ascii="Courier New" w:cs="Courier New" w:eastAsia="Courier New" w:hAnsi="Courier New"/>
-          <w:sz w:val="18"/>
-          <w:szCs w:val="18"/>
-        </w:rPr>
-      </w:pPr>
-      <w:r>
-        <w:rPr>
-          <w:rtl w:val="0"/>
-        </w:rPr>
-      </w:r>
-    </w:p>
-    <w:p>
-      <w:pPr>
-        <w:shd w:fill="fffffe" w:val="clear"/>
-        <w:spacing w:line="320" w:lineRule="auto"/>
-        <w:rPr>
-          <w:rFonts w:ascii="Courier New" w:cs="Courier New" w:eastAsia="Courier New" w:hAnsi="Courier New"/>
-          <w:sz w:val="18"/>
-          <w:szCs w:val="18"/>
-        </w:rPr>
-      </w:pPr>
-      <w:r>
-        <w:rPr>
-          <w:rFonts w:ascii="Courier New" w:cs="Courier New" w:eastAsia="Courier New" w:hAnsi="Courier New"/>
-          <w:sz w:val="18"/>
-          <w:szCs w:val="18"/>
-          <w:rtl w:val="0"/>
-        </w:rPr>
-        <w:t xml:space="preserve">..</w:t>
-      </w:r>
-    </w:p>
-    <w:p>
-      <w:pPr>
-        <w:shd w:fill="fffffe" w:val="clear"/>
-        <w:spacing w:line="320" w:lineRule="auto"/>
-        <w:rPr>
-          <w:rFonts w:ascii="Courier New" w:cs="Courier New" w:eastAsia="Courier New" w:hAnsi="Courier New"/>
-          <w:sz w:val="18"/>
-          <w:szCs w:val="18"/>
-        </w:rPr>
-      </w:pPr>
-      <w:r>
-        <w:rPr>
-          <w:rFonts w:ascii="Roboto Mono" w:cs="Roboto Mono" w:eastAsia="Roboto Mono" w:hAnsi="Roboto Mono"/>
-          <w:color w:val="188038"/>
-          <w:sz w:val="18"/>
-          <w:szCs w:val="18"/>
-          <w:rtl w:val="0"/>
-        </w:rPr>
-        <w:t xml:space="preserve">d dnamearray;</w:t>
-      </w:r>
-      <w:r>
-        <w:rPr>
-          <w:rFonts w:ascii="Fira Mono" w:cs="Fira Mono" w:eastAsia="Fira Mono" w:hAnsi="Fira Mono"/>
-          <w:sz w:val="18"/>
-          <w:szCs w:val="18"/>
-          <w:rtl w:val="0"/>
-        </w:rPr>
-        <w:t xml:space="preserve"> → declare array variable</w:t>
-      </w:r>
-    </w:p>
-    <w:p>
-      <w:pPr>
-        <w:shd w:fill="fffffe" w:val="clear"/>
-        <w:spacing w:line="320" w:lineRule="auto"/>
-        <w:rPr>
-          <w:rFonts w:ascii="Courier New" w:cs="Courier New" w:eastAsia="Courier New" w:hAnsi="Courier New"/>
-          <w:sz w:val="18"/>
-          <w:szCs w:val="18"/>
-        </w:rPr>
-      </w:pPr>
-      <w:r>
-        <w:rPr>
-          <w:rFonts w:ascii="Roboto Mono" w:cs="Roboto Mono" w:eastAsia="Roboto Mono" w:hAnsi="Roboto Mono"/>
-          <w:color w:val="188038"/>
-          <w:sz w:val="18"/>
-          <w:szCs w:val="18"/>
-          <w:rtl w:val="0"/>
-        </w:rPr>
-        <w:t xml:space="preserve">d(i)</w:t>
-      </w:r>
-      <w:r>
-        <w:rPr>
-          <w:rFonts w:ascii="Fira Mono" w:cs="Fira Mono" w:eastAsia="Fira Mono" w:hAnsi="Fira Mono"/>
-          <w:sz w:val="18"/>
-          <w:szCs w:val="18"/>
-          <w:rtl w:val="0"/>
-        </w:rPr>
-        <w:t xml:space="preserve"> → access one value in that array</w:t>
-      </w:r>
-    </w:p>
-    <w:p>
-      <w:pPr>
-        <w:shd w:fill="fffffe" w:val="clear"/>
-        <w:spacing w:line="320" w:lineRule="auto"/>
-        <w:rPr>
-          <w:rFonts w:ascii="Courier New" w:cs="Courier New" w:eastAsia="Courier New" w:hAnsi="Courier New"/>
-          <w:sz w:val="18"/>
-          <w:szCs w:val="18"/>
-        </w:rPr>
-      </w:pPr>
-      <w:r>
-        <w:rPr>
-          <w:rtl w:val="0"/>
-        </w:rPr>
-      </w:r>
-    </w:p>
-    <w:p>
-      <w:pPr>
-        <w:shd w:fill="fffffe" w:val="clear"/>
-        <w:spacing w:line="320" w:lineRule="auto"/>
-        <w:rPr>
-          <w:rFonts w:ascii="Courier New" w:cs="Courier New" w:eastAsia="Courier New" w:hAnsi="Courier New"/>
-          <w:sz w:val="18"/>
-          <w:szCs w:val="18"/>
-        </w:rPr>
-      </w:pPr>
-      <w:r>
-        <w:rPr>
-          <w:rtl w:val="0"/>
-        </w:rPr>
-      </w:r>
-    </w:p>
-    <w:p>
-      <w:pPr>
-        <w:shd w:fill="fffffe" w:val="clear"/>
-        <w:spacing w:line="320" w:lineRule="auto"/>
-        <w:rPr>
-          <w:rFonts w:ascii="Courier New" w:cs="Courier New" w:eastAsia="Courier New" w:hAnsi="Courier New"/>
-          <w:sz w:val="18"/>
-          <w:szCs w:val="18"/>
-        </w:rPr>
-      </w:pPr>
-      <w:r>
-        <w:rPr>
-          <w:rFonts w:ascii="Courier New" w:cs="Courier New" w:eastAsia="Courier New" w:hAnsi="Courier New"/>
-          <w:sz w:val="18"/>
-          <w:szCs w:val="18"/>
-          <w:rtl w:val="0"/>
-        </w:rPr>
-        <w:t xml:space="preserve">Peformance and logic issue</w:t>
-      </w:r>
-    </w:p>
-    <w:p>
-      <w:pPr>
-        <w:shd w:fill="fffffe" w:val="clear"/>
-        <w:spacing w:line="320" w:lineRule="auto"/>
-        <w:rPr>
-          <w:rFonts w:ascii="Courier New" w:cs="Courier New" w:eastAsia="Courier New" w:hAnsi="Courier New"/>
-          <w:sz w:val="18"/>
-          <w:szCs w:val="18"/>
-        </w:rPr>
-      </w:pPr>
-      <w:r>
-        <w:rPr>
-          <w:rtl w:val="0"/>
-        </w:rPr>
-      </w:r>
-    </w:p>
-    <w:p>
-      <w:pPr>
-        <w:shd w:fill="fffffe" w:val="clear"/>
-        <w:spacing w:line="320" w:lineRule="auto"/>
-        <w:rPr>
-          <w:rFonts w:ascii="Courier New" w:cs="Courier New" w:eastAsia="Courier New" w:hAnsi="Courier New"/>
-          <w:sz w:val="18"/>
-          <w:szCs w:val="18"/>
-        </w:rPr>
-      </w:pPr>
-      <w:r>
-        <w:rPr>
-          <w:rFonts w:ascii="Courier New" w:cs="Courier New" w:eastAsia="Courier New" w:hAnsi="Courier New"/>
-          <w:sz w:val="18"/>
-          <w:szCs w:val="18"/>
-          <w:rtl w:val="0"/>
-        </w:rPr>
-        <w:t xml:space="preserve">To overcome we used Bulk collect: fetch all elements from db and stored in </w:t>
-      </w:r>
-      <w:r>
-        <w:rPr>
-          <w:rFonts w:ascii="Courier New" w:cs="Courier New" w:eastAsia="Courier New" w:hAnsi="Courier New"/>
-          <w:sz w:val="18"/>
-          <w:szCs w:val="18"/>
-          <w:rtl w:val="0"/>
-        </w:rPr>
-        <w:t xml:space="preserve">dname</w:t>
-      </w:r>
-      <w:r>
-        <w:rPr>
-          <w:rtl w:val="0"/>
-        </w:rPr>
-      </w:r>
-    </w:p>
-    <w:p>
-      <w:pPr>
-        <w:shd w:fill="fffffe" w:val="clear"/>
-        <w:spacing w:line="320" w:lineRule="auto"/>
-        <w:rPr>
-          <w:rFonts w:ascii="Courier New" w:cs="Courier New" w:eastAsia="Courier New" w:hAnsi="Courier New"/>
-          <w:sz w:val="18"/>
-          <w:szCs w:val="18"/>
-        </w:rPr>
-      </w:pPr>
-      <w:r>
-        <w:rPr>
-          <w:rFonts w:ascii="Courier New" w:cs="Courier New" w:eastAsia="Courier New" w:hAnsi="Courier New"/>
-          <w:sz w:val="18"/>
-          <w:szCs w:val="18"/>
-          <w:rtl w:val="0"/>
-        </w:rPr>
-        <w:t xml:space="preserve">No of requests to db is reduced and performance is increased using Bulk collect.</w:t>
-      </w:r>
-    </w:p>
-    <w:p>
-      <w:pPr>
-        <w:shd w:fill="fffffe" w:val="clear"/>
-        <w:spacing w:line="320" w:lineRule="auto"/>
-        <w:rPr>
-          <w:rFonts w:ascii="Courier New" w:cs="Courier New" w:eastAsia="Courier New" w:hAnsi="Courier New"/>
-          <w:sz w:val="18"/>
-          <w:szCs w:val="18"/>
-        </w:rPr>
-      </w:pPr>
-      <w:r>
-        <w:rPr>
-          <w:rtl w:val="0"/>
-        </w:rPr>
-      </w:r>
-    </w:p>
-    <w:p>
-      <w:pPr>
-        <w:shd w:fill="fffffe" w:val="clear"/>
-        <w:spacing w:line="320" w:lineRule="auto"/>
-        <w:rPr>
-          <w:rFonts w:ascii="Courier New" w:cs="Courier New" w:eastAsia="Courier New" w:hAnsi="Courier New"/>
-          <w:sz w:val="18"/>
-          <w:szCs w:val="18"/>
-        </w:rPr>
-      </w:pPr>
-      <w:r>
-        <w:rPr>
-          <w:rtl w:val="0"/>
-        </w:rPr>
-      </w:r>
-    </w:p>
-    <w:p>
-      <w:pPr>
-        <w:shd w:fill="fffffe" w:val="clear"/>
-        <w:spacing w:line="320" w:lineRule="auto"/>
-        <w:rPr>
-          <w:rFonts w:ascii="Courier New" w:cs="Courier New" w:eastAsia="Courier New" w:hAnsi="Courier New"/>
-          <w:sz w:val="18"/>
-          <w:szCs w:val="18"/>
-        </w:rPr>
-      </w:pPr>
-      <w:r>
-        <w:rPr>
-          <w:rtl w:val="0"/>
-        </w:rPr>
-      </w:r>
-    </w:p>
-    <w:p>
-      <w:pPr>
-        <w:shd w:fill="fffffe" w:val="clear"/>
-        <w:spacing w:line="320" w:lineRule="auto"/>
-        <w:rPr>
-          <w:rFonts w:ascii="Courier New" w:cs="Courier New" w:eastAsia="Courier New" w:hAnsi="Courier New"/>
-          <w:sz w:val="18"/>
-          <w:szCs w:val="18"/>
-        </w:rPr>
-      </w:pPr>
-      <w:r>
-        <w:rPr>
-          <w:rtl w:val="0"/>
-        </w:rPr>
-      </w:r>
-    </w:p>
-    <w:p>
-      <w:pPr>
-        <w:shd w:fill="fffffe" w:val="clear"/>
-        <w:spacing w:line="320" w:lineRule="auto"/>
-        <w:rPr>
-          <w:rFonts w:ascii="Courier New" w:cs="Courier New" w:eastAsia="Courier New" w:hAnsi="Courier New"/>
-          <w:sz w:val="18"/>
-          <w:szCs w:val="18"/>
-        </w:rPr>
-      </w:pPr>
-      <w:r>
-        <w:rPr>
           <w:rFonts w:ascii="Courier New" w:cs="Courier New" w:eastAsia="Courier New" w:hAnsi="Courier New"/>
           <w:sz w:val="18"/>
           <w:szCs w:val="18"/>
         </w:rPr>
         <w:drawing>
           <wp:inline distB="114300" distT="114300" distL="114300" distR="114300">
-            <wp:extent cx="5943600" cy="3505200"/>
+            <wp:extent cx="5943600" cy="4660900"/>
             <wp:effectExtent b="0" l="0" r="0" t="0"/>
-            <wp:docPr id="7" name="image1.png"/>
+            <wp:docPr id="5" name="image12.png"/>
             <a:graphic>
               <a:graphicData uri="http://schemas.openxmlformats.org/drawingml/2006/picture">
                 <pic:pic>
                   <pic:nvPicPr>
-                    <pic:cNvPr id="0" name="image1.png"/>
+                    <pic:cNvPr id="0" name="image12.png"/>
                     <pic:cNvPicPr preferRelativeResize="0"/>
                   </pic:nvPicPr>
                   <pic:blipFill>
@@ -4248,7 +3678,7 @@
                   <pic:spPr>
                     <a:xfrm>
                       <a:off x="0" y="0"/>
-                      <a:ext cx="5943600" cy="3505200"/>
+                      <a:ext cx="5943600" cy="4660900"/>
                     </a:xfrm>
                     <a:prstGeom prst="rect"/>
                     <a:ln/>
@@ -4309,13 +3739,631 @@
       </w:pPr>
       <w:r>
         <w:rPr>
+          <w:rtl w:val="0"/>
+        </w:rPr>
+      </w:r>
+    </w:p>
+    <w:p>
+      <w:pPr>
+        <w:shd w:fill="fffffe" w:val="clear"/>
+        <w:spacing w:line="320" w:lineRule="auto"/>
+        <w:rPr>
+          <w:rFonts w:ascii="Courier New" w:cs="Courier New" w:eastAsia="Courier New" w:hAnsi="Courier New"/>
+          <w:sz w:val="18"/>
+          <w:szCs w:val="18"/>
+        </w:rPr>
+      </w:pPr>
+      <w:r>
+        <w:rPr>
+          <w:rtl w:val="0"/>
+        </w:rPr>
+      </w:r>
+    </w:p>
+    <w:p>
+      <w:pPr>
+        <w:shd w:fill="fffffe" w:val="clear"/>
+        <w:spacing w:line="320" w:lineRule="auto"/>
+        <w:rPr>
+          <w:rFonts w:ascii="Courier New" w:cs="Courier New" w:eastAsia="Courier New" w:hAnsi="Courier New"/>
+          <w:sz w:val="18"/>
+          <w:szCs w:val="18"/>
+        </w:rPr>
+      </w:pPr>
+      <w:r>
+        <w:rPr>
+          <w:rtl w:val="0"/>
+        </w:rPr>
+      </w:r>
+    </w:p>
+    <w:p>
+      <w:pPr>
+        <w:shd w:fill="fffffe" w:val="clear"/>
+        <w:spacing w:line="320" w:lineRule="auto"/>
+        <w:rPr>
+          <w:rFonts w:ascii="Courier New" w:cs="Courier New" w:eastAsia="Courier New" w:hAnsi="Courier New"/>
+          <w:sz w:val="18"/>
+          <w:szCs w:val="18"/>
+        </w:rPr>
+      </w:pPr>
+      <w:r>
+        <w:rPr>
+          <w:rtl w:val="0"/>
+        </w:rPr>
+      </w:r>
+    </w:p>
+    <w:p>
+      <w:pPr>
+        <w:shd w:fill="fffffe" w:val="clear"/>
+        <w:spacing w:line="320" w:lineRule="auto"/>
+        <w:rPr>
+          <w:rFonts w:ascii="Courier New" w:cs="Courier New" w:eastAsia="Courier New" w:hAnsi="Courier New"/>
+          <w:sz w:val="18"/>
+          <w:szCs w:val="18"/>
+        </w:rPr>
+      </w:pPr>
+      <w:r>
+        <w:rPr>
+          <w:rtl w:val="0"/>
+        </w:rPr>
+      </w:r>
+    </w:p>
+    <w:p>
+      <w:pPr>
+        <w:shd w:fill="fffffe" w:val="clear"/>
+        <w:spacing w:line="320" w:lineRule="auto"/>
+        <w:rPr>
+          <w:rFonts w:ascii="Courier New" w:cs="Courier New" w:eastAsia="Courier New" w:hAnsi="Courier New"/>
+          <w:sz w:val="18"/>
+          <w:szCs w:val="18"/>
+        </w:rPr>
+      </w:pPr>
+      <w:r>
+        <w:rPr>
+          <w:rtl w:val="0"/>
+        </w:rPr>
+      </w:r>
+    </w:p>
+    <w:p>
+      <w:pPr>
+        <w:shd w:fill="fffffe" w:val="clear"/>
+        <w:spacing w:line="320" w:lineRule="auto"/>
+        <w:rPr>
+          <w:rFonts w:ascii="Courier New" w:cs="Courier New" w:eastAsia="Courier New" w:hAnsi="Courier New"/>
+          <w:sz w:val="18"/>
+          <w:szCs w:val="18"/>
+        </w:rPr>
+      </w:pPr>
+      <w:r>
+        <w:rPr>
+          <w:rtl w:val="0"/>
+        </w:rPr>
+      </w:r>
+    </w:p>
+    <w:p>
+      <w:pPr>
+        <w:shd w:fill="fffffe" w:val="clear"/>
+        <w:spacing w:line="320" w:lineRule="auto"/>
+        <w:rPr>
+          <w:rFonts w:ascii="Courier New" w:cs="Courier New" w:eastAsia="Courier New" w:hAnsi="Courier New"/>
+          <w:sz w:val="18"/>
+          <w:szCs w:val="18"/>
+        </w:rPr>
+      </w:pPr>
+      <w:r>
+        <w:rPr>
+          <w:rtl w:val="0"/>
+        </w:rPr>
+      </w:r>
+    </w:p>
+    <w:p>
+      <w:pPr>
+        <w:shd w:fill="fffffe" w:val="clear"/>
+        <w:spacing w:line="320" w:lineRule="auto"/>
+        <w:rPr>
+          <w:rFonts w:ascii="Courier New" w:cs="Courier New" w:eastAsia="Courier New" w:hAnsi="Courier New"/>
+          <w:sz w:val="18"/>
+          <w:szCs w:val="18"/>
+        </w:rPr>
+      </w:pPr>
+      <w:r>
+        <w:rPr>
+          <w:rtl w:val="0"/>
+        </w:rPr>
+      </w:r>
+    </w:p>
+    <w:p>
+      <w:pPr>
+        <w:shd w:fill="fffffe" w:val="clear"/>
+        <w:spacing w:line="320" w:lineRule="auto"/>
+        <w:rPr>
+          <w:rFonts w:ascii="Courier New" w:cs="Courier New" w:eastAsia="Courier New" w:hAnsi="Courier New"/>
+          <w:sz w:val="18"/>
+          <w:szCs w:val="18"/>
+        </w:rPr>
+      </w:pPr>
+      <w:r>
+        <w:rPr>
+          <w:rtl w:val="0"/>
+        </w:rPr>
+      </w:r>
+    </w:p>
+    <w:p>
+      <w:pPr>
+        <w:shd w:fill="fffffe" w:val="clear"/>
+        <w:spacing w:line="320" w:lineRule="auto"/>
+        <w:rPr>
+          <w:rFonts w:ascii="Courier New" w:cs="Courier New" w:eastAsia="Courier New" w:hAnsi="Courier New"/>
+          <w:sz w:val="18"/>
+          <w:szCs w:val="18"/>
+        </w:rPr>
+      </w:pPr>
+      <w:r>
+        <w:rPr>
+          <w:rtl w:val="0"/>
+        </w:rPr>
+      </w:r>
+    </w:p>
+    <w:p>
+      <w:pPr>
+        <w:shd w:fill="fffffe" w:val="clear"/>
+        <w:spacing w:line="320" w:lineRule="auto"/>
+        <w:rPr>
+          <w:rFonts w:ascii="Courier New" w:cs="Courier New" w:eastAsia="Courier New" w:hAnsi="Courier New"/>
+          <w:sz w:val="18"/>
+          <w:szCs w:val="18"/>
+        </w:rPr>
+      </w:pPr>
+      <w:r>
+        <w:rPr>
+          <w:rtl w:val="0"/>
+        </w:rPr>
+      </w:r>
+    </w:p>
+    <w:p>
+      <w:pPr>
+        <w:shd w:fill="fffffe" w:val="clear"/>
+        <w:spacing w:line="320" w:lineRule="auto"/>
+        <w:rPr>
+          <w:rFonts w:ascii="Courier New" w:cs="Courier New" w:eastAsia="Courier New" w:hAnsi="Courier New"/>
+          <w:sz w:val="18"/>
+          <w:szCs w:val="18"/>
+        </w:rPr>
+      </w:pPr>
+      <w:r>
+        <w:rPr>
+          <w:rtl w:val="0"/>
+        </w:rPr>
+      </w:r>
+    </w:p>
+    <w:p>
+      <w:pPr>
+        <w:shd w:fill="fffffe" w:val="clear"/>
+        <w:spacing w:line="320" w:lineRule="auto"/>
+        <w:rPr>
+          <w:rFonts w:ascii="Courier New" w:cs="Courier New" w:eastAsia="Courier New" w:hAnsi="Courier New"/>
+          <w:sz w:val="18"/>
+          <w:szCs w:val="18"/>
+        </w:rPr>
+      </w:pPr>
+      <w:r>
+        <w:rPr>
+          <w:rtl w:val="0"/>
+        </w:rPr>
+      </w:r>
+    </w:p>
+    <w:p>
+      <w:pPr>
+        <w:shd w:fill="fffffe" w:val="clear"/>
+        <w:spacing w:line="320" w:lineRule="auto"/>
+        <w:rPr>
+          <w:rFonts w:ascii="Courier New" w:cs="Courier New" w:eastAsia="Courier New" w:hAnsi="Courier New"/>
+          <w:sz w:val="18"/>
+          <w:szCs w:val="18"/>
+        </w:rPr>
+      </w:pPr>
+      <w:r>
+        <w:rPr>
+          <w:rtl w:val="0"/>
+        </w:rPr>
+      </w:r>
+    </w:p>
+    <w:p>
+      <w:pPr>
+        <w:shd w:fill="fffffe" w:val="clear"/>
+        <w:spacing w:line="320" w:lineRule="auto"/>
+        <w:rPr>
+          <w:rFonts w:ascii="Courier New" w:cs="Courier New" w:eastAsia="Courier New" w:hAnsi="Courier New"/>
+          <w:sz w:val="18"/>
+          <w:szCs w:val="18"/>
+        </w:rPr>
+      </w:pPr>
+      <w:r>
+        <w:rPr>
+          <w:rtl w:val="0"/>
+        </w:rPr>
+      </w:r>
+    </w:p>
+    <w:p>
+      <w:pPr>
+        <w:shd w:fill="fffffe" w:val="clear"/>
+        <w:spacing w:line="320" w:lineRule="auto"/>
+        <w:rPr>
+          <w:rFonts w:ascii="Courier New" w:cs="Courier New" w:eastAsia="Courier New" w:hAnsi="Courier New"/>
+          <w:sz w:val="18"/>
+          <w:szCs w:val="18"/>
+        </w:rPr>
+      </w:pPr>
+      <w:r>
+        <w:rPr>
+          <w:rtl w:val="0"/>
+        </w:rPr>
+      </w:r>
+    </w:p>
+    <w:p>
+      <w:pPr>
+        <w:shd w:fill="fffffe" w:val="clear"/>
+        <w:spacing w:line="320" w:lineRule="auto"/>
+        <w:rPr>
+          <w:rFonts w:ascii="Courier New" w:cs="Courier New" w:eastAsia="Courier New" w:hAnsi="Courier New"/>
+          <w:sz w:val="18"/>
+          <w:szCs w:val="18"/>
+        </w:rPr>
+      </w:pPr>
+      <w:r>
+        <w:rPr>
+          <w:rtl w:val="0"/>
+        </w:rPr>
+      </w:r>
+    </w:p>
+    <w:p>
+      <w:pPr>
+        <w:shd w:fill="fffffe" w:val="clear"/>
+        <w:spacing w:line="320" w:lineRule="auto"/>
+        <w:rPr>
+          <w:rFonts w:ascii="Courier New" w:cs="Courier New" w:eastAsia="Courier New" w:hAnsi="Courier New"/>
+          <w:sz w:val="18"/>
+          <w:szCs w:val="18"/>
+        </w:rPr>
+      </w:pPr>
+      <w:r>
+        <w:rPr>
+          <w:rtl w:val="0"/>
+        </w:rPr>
+      </w:r>
+    </w:p>
+    <w:p>
+      <w:pPr>
+        <w:shd w:fill="fffffe" w:val="clear"/>
+        <w:spacing w:line="320" w:lineRule="auto"/>
+        <w:rPr>
+          <w:rFonts w:ascii="Courier New" w:cs="Courier New" w:eastAsia="Courier New" w:hAnsi="Courier New"/>
+          <w:sz w:val="18"/>
+          <w:szCs w:val="18"/>
+        </w:rPr>
+      </w:pPr>
+      <w:r>
+        <w:rPr>
+          <w:rtl w:val="0"/>
+        </w:rPr>
+      </w:r>
+    </w:p>
+    <w:p>
+      <w:pPr>
+        <w:shd w:fill="fffffe" w:val="clear"/>
+        <w:spacing w:line="320" w:lineRule="auto"/>
+        <w:rPr>
+          <w:rFonts w:ascii="Courier New" w:cs="Courier New" w:eastAsia="Courier New" w:hAnsi="Courier New"/>
+          <w:sz w:val="18"/>
+          <w:szCs w:val="18"/>
+        </w:rPr>
+      </w:pPr>
+      <w:r>
+        <w:rPr>
+          <w:rtl w:val="0"/>
+        </w:rPr>
+      </w:r>
+    </w:p>
+    <w:p>
+      <w:pPr>
+        <w:shd w:fill="fffffe" w:val="clear"/>
+        <w:spacing w:line="320" w:lineRule="auto"/>
+        <w:rPr>
+          <w:rFonts w:ascii="Courier New" w:cs="Courier New" w:eastAsia="Courier New" w:hAnsi="Courier New"/>
+          <w:sz w:val="18"/>
+          <w:szCs w:val="18"/>
+        </w:rPr>
+      </w:pPr>
+      <w:r>
+        <w:rPr>
+          <w:rtl w:val="0"/>
+        </w:rPr>
+      </w:r>
+    </w:p>
+    <w:p>
+      <w:pPr>
+        <w:shd w:fill="fffffe" w:val="clear"/>
+        <w:spacing w:line="320" w:lineRule="auto"/>
+        <w:rPr>
+          <w:rFonts w:ascii="Courier New" w:cs="Courier New" w:eastAsia="Courier New" w:hAnsi="Courier New"/>
+          <w:sz w:val="18"/>
+          <w:szCs w:val="18"/>
+        </w:rPr>
+      </w:pPr>
+      <w:r>
+        <w:rPr>
+          <w:rFonts w:ascii="Courier New" w:cs="Courier New" w:eastAsia="Courier New" w:hAnsi="Courier New"/>
+          <w:sz w:val="18"/>
+          <w:szCs w:val="18"/>
+          <w:rtl w:val="0"/>
+        </w:rPr>
+        <w:t xml:space="preserve">..</w:t>
+      </w:r>
+    </w:p>
+    <w:p>
+      <w:pPr>
+        <w:shd w:fill="fffffe" w:val="clear"/>
+        <w:spacing w:line="320" w:lineRule="auto"/>
+        <w:rPr>
+          <w:rFonts w:ascii="Courier New" w:cs="Courier New" w:eastAsia="Courier New" w:hAnsi="Courier New"/>
+          <w:sz w:val="18"/>
+          <w:szCs w:val="18"/>
+        </w:rPr>
+      </w:pPr>
+      <w:r>
+        <w:rPr>
+          <w:rFonts w:ascii="Roboto Mono" w:cs="Roboto Mono" w:eastAsia="Roboto Mono" w:hAnsi="Roboto Mono"/>
+          <w:color w:val="188038"/>
+          <w:sz w:val="18"/>
+          <w:szCs w:val="18"/>
+          <w:rtl w:val="0"/>
+        </w:rPr>
+        <w:t xml:space="preserve">d dnamearray;</w:t>
+      </w:r>
+      <w:r>
+        <w:rPr>
+          <w:rFonts w:ascii="Fira Mono" w:cs="Fira Mono" w:eastAsia="Fira Mono" w:hAnsi="Fira Mono"/>
+          <w:sz w:val="18"/>
+          <w:szCs w:val="18"/>
+          <w:rtl w:val="0"/>
+        </w:rPr>
+        <w:t xml:space="preserve"> → declare array variable</w:t>
+      </w:r>
+    </w:p>
+    <w:p>
+      <w:pPr>
+        <w:shd w:fill="fffffe" w:val="clear"/>
+        <w:spacing w:line="320" w:lineRule="auto"/>
+        <w:rPr>
+          <w:rFonts w:ascii="Courier New" w:cs="Courier New" w:eastAsia="Courier New" w:hAnsi="Courier New"/>
+          <w:sz w:val="18"/>
+          <w:szCs w:val="18"/>
+        </w:rPr>
+      </w:pPr>
+      <w:r>
+        <w:rPr>
+          <w:rFonts w:ascii="Roboto Mono" w:cs="Roboto Mono" w:eastAsia="Roboto Mono" w:hAnsi="Roboto Mono"/>
+          <w:color w:val="188038"/>
+          <w:sz w:val="18"/>
+          <w:szCs w:val="18"/>
+          <w:rtl w:val="0"/>
+        </w:rPr>
+        <w:t xml:space="preserve">d(i)</w:t>
+      </w:r>
+      <w:r>
+        <w:rPr>
+          <w:rFonts w:ascii="Fira Mono" w:cs="Fira Mono" w:eastAsia="Fira Mono" w:hAnsi="Fira Mono"/>
+          <w:sz w:val="18"/>
+          <w:szCs w:val="18"/>
+          <w:rtl w:val="0"/>
+        </w:rPr>
+        <w:t xml:space="preserve"> → access one value in that array</w:t>
+      </w:r>
+    </w:p>
+    <w:p>
+      <w:pPr>
+        <w:shd w:fill="fffffe" w:val="clear"/>
+        <w:spacing w:line="320" w:lineRule="auto"/>
+        <w:rPr>
+          <w:rFonts w:ascii="Courier New" w:cs="Courier New" w:eastAsia="Courier New" w:hAnsi="Courier New"/>
+          <w:sz w:val="18"/>
+          <w:szCs w:val="18"/>
+        </w:rPr>
+      </w:pPr>
+      <w:r>
+        <w:rPr>
+          <w:rtl w:val="0"/>
+        </w:rPr>
+      </w:r>
+    </w:p>
+    <w:p>
+      <w:pPr>
+        <w:shd w:fill="fffffe" w:val="clear"/>
+        <w:spacing w:line="320" w:lineRule="auto"/>
+        <w:rPr>
+          <w:rFonts w:ascii="Courier New" w:cs="Courier New" w:eastAsia="Courier New" w:hAnsi="Courier New"/>
+          <w:sz w:val="18"/>
+          <w:szCs w:val="18"/>
+        </w:rPr>
+      </w:pPr>
+      <w:r>
+        <w:rPr>
+          <w:rtl w:val="0"/>
+        </w:rPr>
+      </w:r>
+    </w:p>
+    <w:p>
+      <w:pPr>
+        <w:shd w:fill="fffffe" w:val="clear"/>
+        <w:spacing w:line="320" w:lineRule="auto"/>
+        <w:rPr>
+          <w:rFonts w:ascii="Courier New" w:cs="Courier New" w:eastAsia="Courier New" w:hAnsi="Courier New"/>
+          <w:sz w:val="18"/>
+          <w:szCs w:val="18"/>
+        </w:rPr>
+      </w:pPr>
+      <w:r>
+        <w:rPr>
+          <w:rFonts w:ascii="Courier New" w:cs="Courier New" w:eastAsia="Courier New" w:hAnsi="Courier New"/>
+          <w:sz w:val="18"/>
+          <w:szCs w:val="18"/>
+          <w:rtl w:val="0"/>
+        </w:rPr>
+        <w:t xml:space="preserve">Peformance and logic issue</w:t>
+      </w:r>
+    </w:p>
+    <w:p>
+      <w:pPr>
+        <w:shd w:fill="fffffe" w:val="clear"/>
+        <w:spacing w:line="320" w:lineRule="auto"/>
+        <w:rPr>
+          <w:rFonts w:ascii="Courier New" w:cs="Courier New" w:eastAsia="Courier New" w:hAnsi="Courier New"/>
+          <w:sz w:val="18"/>
+          <w:szCs w:val="18"/>
+        </w:rPr>
+      </w:pPr>
+      <w:r>
+        <w:rPr>
+          <w:rtl w:val="0"/>
+        </w:rPr>
+      </w:r>
+    </w:p>
+    <w:p>
+      <w:pPr>
+        <w:shd w:fill="fffffe" w:val="clear"/>
+        <w:spacing w:line="320" w:lineRule="auto"/>
+        <w:rPr>
+          <w:rFonts w:ascii="Courier New" w:cs="Courier New" w:eastAsia="Courier New" w:hAnsi="Courier New"/>
+          <w:sz w:val="18"/>
+          <w:szCs w:val="18"/>
+        </w:rPr>
+      </w:pPr>
+      <w:r>
+        <w:rPr>
+          <w:rFonts w:ascii="Courier New" w:cs="Courier New" w:eastAsia="Courier New" w:hAnsi="Courier New"/>
+          <w:sz w:val="18"/>
+          <w:szCs w:val="18"/>
+          <w:rtl w:val="0"/>
+        </w:rPr>
+        <w:t xml:space="preserve">To overcome we used Bulk collect: fetch all elements from db and stored in </w:t>
+      </w:r>
+      <w:r>
+        <w:rPr>
+          <w:rFonts w:ascii="Courier New" w:cs="Courier New" w:eastAsia="Courier New" w:hAnsi="Courier New"/>
+          <w:sz w:val="18"/>
+          <w:szCs w:val="18"/>
+          <w:rtl w:val="0"/>
+        </w:rPr>
+        <w:t xml:space="preserve">dname</w:t>
+      </w:r>
+      <w:r>
+        <w:rPr>
+          <w:rtl w:val="0"/>
+        </w:rPr>
+      </w:r>
+    </w:p>
+    <w:p>
+      <w:pPr>
+        <w:shd w:fill="fffffe" w:val="clear"/>
+        <w:spacing w:line="320" w:lineRule="auto"/>
+        <w:rPr>
+          <w:rFonts w:ascii="Courier New" w:cs="Courier New" w:eastAsia="Courier New" w:hAnsi="Courier New"/>
+          <w:sz w:val="18"/>
+          <w:szCs w:val="18"/>
+        </w:rPr>
+      </w:pPr>
+      <w:r>
+        <w:rPr>
+          <w:rFonts w:ascii="Courier New" w:cs="Courier New" w:eastAsia="Courier New" w:hAnsi="Courier New"/>
+          <w:sz w:val="18"/>
+          <w:szCs w:val="18"/>
+          <w:rtl w:val="0"/>
+        </w:rPr>
+        <w:t xml:space="preserve">No of requests to db is reduced and performance is increased using Bulk collect.</w:t>
+      </w:r>
+    </w:p>
+    <w:p>
+      <w:pPr>
+        <w:shd w:fill="fffffe" w:val="clear"/>
+        <w:spacing w:line="320" w:lineRule="auto"/>
+        <w:rPr>
+          <w:rFonts w:ascii="Courier New" w:cs="Courier New" w:eastAsia="Courier New" w:hAnsi="Courier New"/>
+          <w:sz w:val="18"/>
+          <w:szCs w:val="18"/>
+        </w:rPr>
+      </w:pPr>
+      <w:r>
+        <w:rPr>
+          <w:rtl w:val="0"/>
+        </w:rPr>
+      </w:r>
+    </w:p>
+    <w:p>
+      <w:pPr>
+        <w:shd w:fill="fffffe" w:val="clear"/>
+        <w:spacing w:line="320" w:lineRule="auto"/>
+        <w:rPr>
+          <w:rFonts w:ascii="Courier New" w:cs="Courier New" w:eastAsia="Courier New" w:hAnsi="Courier New"/>
+          <w:sz w:val="18"/>
+          <w:szCs w:val="18"/>
+        </w:rPr>
+      </w:pPr>
+      <w:r>
+        <w:rPr>
+          <w:rtl w:val="0"/>
+        </w:rPr>
+      </w:r>
+    </w:p>
+    <w:p>
+      <w:pPr>
+        <w:shd w:fill="fffffe" w:val="clear"/>
+        <w:spacing w:line="320" w:lineRule="auto"/>
+        <w:rPr>
+          <w:rFonts w:ascii="Courier New" w:cs="Courier New" w:eastAsia="Courier New" w:hAnsi="Courier New"/>
+          <w:sz w:val="18"/>
+          <w:szCs w:val="18"/>
+        </w:rPr>
+      </w:pPr>
+      <w:r>
+        <w:rPr>
+          <w:rtl w:val="0"/>
+        </w:rPr>
+      </w:r>
+    </w:p>
+    <w:p>
+      <w:pPr>
+        <w:shd w:fill="fffffe" w:val="clear"/>
+        <w:spacing w:line="320" w:lineRule="auto"/>
+        <w:rPr>
+          <w:rFonts w:ascii="Courier New" w:cs="Courier New" w:eastAsia="Courier New" w:hAnsi="Courier New"/>
+          <w:sz w:val="18"/>
+          <w:szCs w:val="18"/>
+        </w:rPr>
+      </w:pPr>
+      <w:r>
+        <w:rPr>
+          <w:rtl w:val="0"/>
+        </w:rPr>
+      </w:r>
+    </w:p>
+    <w:p>
+      <w:pPr>
+        <w:shd w:fill="fffffe" w:val="clear"/>
+        <w:spacing w:line="320" w:lineRule="auto"/>
+        <w:rPr>
+          <w:rFonts w:ascii="Courier New" w:cs="Courier New" w:eastAsia="Courier New" w:hAnsi="Courier New"/>
+          <w:sz w:val="18"/>
+          <w:szCs w:val="18"/>
+        </w:rPr>
+      </w:pPr>
+      <w:r>
+        <w:rPr>
           <w:rFonts w:ascii="Courier New" w:cs="Courier New" w:eastAsia="Courier New" w:hAnsi="Courier New"/>
           <w:sz w:val="18"/>
           <w:szCs w:val="18"/>
         </w:rPr>
         <w:drawing>
           <wp:inline distB="114300" distT="114300" distL="114300" distR="114300">
-            <wp:extent cx="5943600" cy="4826000"/>
+            <wp:extent cx="5943600" cy="3505200"/>
             <wp:effectExtent b="0" l="0" r="0" t="0"/>
             <wp:docPr id="8" name="image4.png"/>
             <a:graphic>
@@ -4335,6 +4383,93 @@
                   <pic:spPr>
                     <a:xfrm>
                       <a:off x="0" y="0"/>
+                      <a:ext cx="5943600" cy="3505200"/>
+                    </a:xfrm>
+                    <a:prstGeom prst="rect"/>
+                    <a:ln/>
+                  </pic:spPr>
+                </pic:pic>
+              </a:graphicData>
+            </a:graphic>
+          </wp:inline>
+        </w:drawing>
+      </w:r>
+      <w:r>
+        <w:rPr>
+          <w:rtl w:val="0"/>
+        </w:rPr>
+      </w:r>
+    </w:p>
+    <w:p>
+      <w:pPr>
+        <w:shd w:fill="fffffe" w:val="clear"/>
+        <w:spacing w:line="320" w:lineRule="auto"/>
+        <w:rPr>
+          <w:rFonts w:ascii="Courier New" w:cs="Courier New" w:eastAsia="Courier New" w:hAnsi="Courier New"/>
+          <w:sz w:val="18"/>
+          <w:szCs w:val="18"/>
+        </w:rPr>
+      </w:pPr>
+      <w:r>
+        <w:rPr>
+          <w:rtl w:val="0"/>
+        </w:rPr>
+      </w:r>
+    </w:p>
+    <w:p>
+      <w:pPr>
+        <w:shd w:fill="fffffe" w:val="clear"/>
+        <w:spacing w:line="320" w:lineRule="auto"/>
+        <w:rPr>
+          <w:rFonts w:ascii="Courier New" w:cs="Courier New" w:eastAsia="Courier New" w:hAnsi="Courier New"/>
+          <w:sz w:val="18"/>
+          <w:szCs w:val="18"/>
+        </w:rPr>
+      </w:pPr>
+      <w:r>
+        <w:rPr>
+          <w:rtl w:val="0"/>
+        </w:rPr>
+      </w:r>
+    </w:p>
+    <w:p>
+      <w:pPr>
+        <w:shd w:fill="fffffe" w:val="clear"/>
+        <w:spacing w:line="320" w:lineRule="auto"/>
+        <w:rPr>
+          <w:rFonts w:ascii="Courier New" w:cs="Courier New" w:eastAsia="Courier New" w:hAnsi="Courier New"/>
+          <w:sz w:val="18"/>
+          <w:szCs w:val="18"/>
+        </w:rPr>
+      </w:pPr>
+      <w:r>
+        <w:rPr>
+          <w:rFonts w:ascii="Courier New" w:cs="Courier New" w:eastAsia="Courier New" w:hAnsi="Courier New"/>
+          <w:sz w:val="18"/>
+          <w:szCs w:val="18"/>
+        </w:rPr>
+        <w:drawing>
+          <wp:inline distB="114300" distT="114300" distL="114300" distR="114300">
+            <wp:extent cx="5943600" cy="4826000"/>
+            <wp:effectExtent b="0" l="0" r="0" t="0"/>
+            <wp:docPr id="9" name="image6.png"/>
+            <a:graphic>
+              <a:graphicData uri="http://schemas.openxmlformats.org/drawingml/2006/picture">
+                <pic:pic>
+                  <pic:nvPicPr>
+                    <pic:cNvPr id="0" name="image6.png"/>
+                    <pic:cNvPicPr preferRelativeResize="0"/>
+                  </pic:nvPicPr>
+                  <pic:blipFill>
+                    <a:blip r:embed="rId16"/>
+                    <a:srcRect b="0" l="0" r="0" t="0"/>
+                    <a:stretch>
+                      <a:fillRect/>
+                    </a:stretch>
+                  </pic:blipFill>
+                  <pic:spPr>
+                    <a:xfrm>
+                      <a:off x="0" y="0"/>
                       <a:ext cx="5943600" cy="4826000"/>
                     </a:xfrm>
                     <a:prstGeom prst="rect"/>
@@ -6296,16 +6431,16 @@
           <wp:inline distB="114300" distT="114300" distL="114300" distR="114300">
             <wp:extent cx="5943600" cy="4762500"/>
             <wp:effectExtent b="0" l="0" r="0" t="0"/>
-            <wp:docPr id="11" name="image2.png"/>
+            <wp:docPr id="12" name="image3.png"/>
             <a:graphic>
               <a:graphicData uri="http://schemas.openxmlformats.org/drawingml/2006/picture">
                 <pic:pic>
                   <pic:nvPicPr>
-                    <pic:cNvPr id="0" name="image2.png"/>
+                    <pic:cNvPr id="0" name="image3.png"/>
                     <pic:cNvPicPr preferRelativeResize="0"/>
                   </pic:nvPicPr>
                   <pic:blipFill>
-                    <a:blip r:embed="rId16"/>
+                    <a:blip r:embed="rId17"/>
                     <a:srcRect b="0" l="0" r="0" t="0"/>
                     <a:stretch>
                       <a:fillRect/>

--- a/plsql_ns/PLSQL_12.docx
+++ b/plsql_ns/PLSQL_12.docx
@@ -12,12 +12,12 @@
           <wp:inline distB="114300" distT="114300" distL="114300" distR="114300">
             <wp:extent cx="5943600" cy="2070100"/>
             <wp:effectExtent b="0" l="0" r="0" t="0"/>
-            <wp:docPr id="2" name="image2.png"/>
+            <wp:docPr id="2" name="image1.png"/>
             <a:graphic>
               <a:graphicData uri="http://schemas.openxmlformats.org/drawingml/2006/picture">
                 <pic:pic>
                   <pic:nvPicPr>
-                    <pic:cNvPr id="0" name="image2.png"/>
+                    <pic:cNvPr id="0" name="image1.png"/>
                     <pic:cNvPicPr preferRelativeResize="0"/>
                   </pic:nvPicPr>
                   <pic:blipFill>
@@ -77,12 +77,12 @@
           <wp:inline distB="114300" distT="114300" distL="114300" distR="114300">
             <wp:extent cx="5553075" cy="2619375"/>
             <wp:effectExtent b="0" l="0" r="0" t="0"/>
-            <wp:docPr id="7" name="image9.png"/>
+            <wp:docPr id="11" name="image13.png"/>
             <a:graphic>
               <a:graphicData uri="http://schemas.openxmlformats.org/drawingml/2006/picture">
                 <pic:pic>
                   <pic:nvPicPr>
-                    <pic:cNvPr id="0" name="image9.png"/>
+                    <pic:cNvPr id="0" name="image13.png"/>
                     <pic:cNvPicPr preferRelativeResize="0"/>
                   </pic:nvPicPr>
                   <pic:blipFill>
@@ -1852,12 +1852,12 @@
           <wp:inline distB="114300" distT="114300" distL="114300" distR="114300">
             <wp:extent cx="5943600" cy="2895600"/>
             <wp:effectExtent b="0" l="0" r="0" t="0"/>
-            <wp:docPr id="3" name="image7.png"/>
+            <wp:docPr id="3" name="image9.png"/>
             <a:graphic>
               <a:graphicData uri="http://schemas.openxmlformats.org/drawingml/2006/picture">
                 <pic:pic>
                   <pic:nvPicPr>
-                    <pic:cNvPr id="0" name="image7.png"/>
+                    <pic:cNvPr id="0" name="image9.png"/>
                     <pic:cNvPicPr preferRelativeResize="0"/>
                   </pic:nvPicPr>
                   <pic:blipFill>
@@ -1996,12 +1996,12 @@
           <wp:inline distB="114300" distT="114300" distL="114300" distR="114300">
             <wp:extent cx="5943600" cy="2425700"/>
             <wp:effectExtent b="0" l="0" r="0" t="0"/>
-            <wp:docPr id="11" name="image11.png"/>
+            <wp:docPr id="6" name="image14.png"/>
             <a:graphic>
               <a:graphicData uri="http://schemas.openxmlformats.org/drawingml/2006/picture">
                 <pic:pic>
                   <pic:nvPicPr>
-                    <pic:cNvPr id="0" name="image11.png"/>
+                    <pic:cNvPr id="0" name="image14.png"/>
                     <pic:cNvPicPr preferRelativeResize="0"/>
                   </pic:nvPicPr>
                   <pic:blipFill>
@@ -2071,12 +2071,12 @@
           <wp:inline distB="114300" distT="114300" distL="114300" distR="114300">
             <wp:extent cx="5943600" cy="2260600"/>
             <wp:effectExtent b="0" l="0" r="0" t="0"/>
-            <wp:docPr id="1" name="image8.png"/>
+            <wp:docPr id="9" name="image10.png"/>
             <a:graphic>
               <a:graphicData uri="http://schemas.openxmlformats.org/drawingml/2006/picture">
                 <pic:pic>
                   <pic:nvPicPr>
-                    <pic:cNvPr id="0" name="image8.png"/>
+                    <pic:cNvPr id="0" name="image10.png"/>
                     <pic:cNvPicPr preferRelativeResize="0"/>
                   </pic:nvPicPr>
                   <pic:blipFill>
@@ -2950,12 +2950,12 @@
           <wp:inline distB="114300" distT="114300" distL="114300" distR="114300">
             <wp:extent cx="5943600" cy="3949700"/>
             <wp:effectExtent b="0" l="0" r="0" t="0"/>
-            <wp:docPr id="10" name="image1.png"/>
+            <wp:docPr id="5" name="image8.png"/>
             <a:graphic>
               <a:graphicData uri="http://schemas.openxmlformats.org/drawingml/2006/picture">
                 <pic:pic>
                   <pic:nvPicPr>
-                    <pic:cNvPr id="0" name="image1.png"/>
+                    <pic:cNvPr id="0" name="image8.png"/>
                     <pic:cNvPicPr preferRelativeResize="0"/>
                   </pic:nvPicPr>
                   <pic:blipFill>
@@ -3083,12 +3083,12 @@
           <wp:inline distB="114300" distT="114300" distL="114300" distR="114300">
             <wp:extent cx="5943600" cy="4165600"/>
             <wp:effectExtent b="0" l="0" r="0" t="0"/>
-            <wp:docPr id="4" name="image10.png"/>
+            <wp:docPr id="4" name="image11.png"/>
             <a:graphic>
               <a:graphicData uri="http://schemas.openxmlformats.org/drawingml/2006/picture">
                 <pic:pic>
                   <pic:nvPicPr>
-                    <pic:cNvPr id="0" name="image10.png"/>
+                    <pic:cNvPr id="0" name="image11.png"/>
                     <pic:cNvPicPr preferRelativeResize="0"/>
                   </pic:nvPicPr>
                   <pic:blipFill>
@@ -3525,12 +3525,12 @@
           <wp:inline distB="114300" distT="114300" distL="114300" distR="114300">
             <wp:extent cx="5943600" cy="4572000"/>
             <wp:effectExtent b="0" l="0" r="0" t="0"/>
-            <wp:docPr id="6" name="image5.png"/>
+            <wp:docPr id="10" name="image2.png"/>
             <a:graphic>
               <a:graphicData uri="http://schemas.openxmlformats.org/drawingml/2006/picture">
                 <pic:pic>
                   <pic:nvPicPr>
-                    <pic:cNvPr id="0" name="image5.png"/>
+                    <pic:cNvPr id="0" name="image2.png"/>
                     <pic:cNvPicPr preferRelativeResize="0"/>
                   </pic:nvPicPr>
                   <pic:blipFill>
@@ -3652,6 +3652,2809 @@
       </w:pPr>
       <w:r>
         <w:rPr>
+          <w:rtl w:val="0"/>
+        </w:rPr>
+      </w:r>
+    </w:p>
+    <w:p>
+      <w:pPr>
+        <w:shd w:fill="fffffe" w:val="clear"/>
+        <w:spacing w:line="320" w:lineRule="auto"/>
+        <w:rPr>
+          <w:rFonts w:ascii="Courier New" w:cs="Courier New" w:eastAsia="Courier New" w:hAnsi="Courier New"/>
+          <w:sz w:val="18"/>
+          <w:szCs w:val="18"/>
+        </w:rPr>
+      </w:pPr>
+      <w:r>
+        <w:rPr>
+          <w:rtl w:val="0"/>
+        </w:rPr>
+      </w:r>
+    </w:p>
+    <w:p>
+      <w:pPr>
+        <w:shd w:fill="fffffe" w:val="clear"/>
+        <w:spacing w:line="320" w:lineRule="auto"/>
+        <w:rPr>
+          <w:rFonts w:ascii="Courier New" w:cs="Courier New" w:eastAsia="Courier New" w:hAnsi="Courier New"/>
+          <w:sz w:val="18"/>
+          <w:szCs w:val="18"/>
+        </w:rPr>
+      </w:pPr>
+      <w:r>
+        <w:rPr>
+          <w:rtl w:val="0"/>
+        </w:rPr>
+      </w:r>
+    </w:p>
+    <w:p>
+      <w:pPr>
+        <w:shd w:fill="fffffe" w:val="clear"/>
+        <w:spacing w:line="320" w:lineRule="auto"/>
+        <w:rPr>
+          <w:rFonts w:ascii="Courier New" w:cs="Courier New" w:eastAsia="Courier New" w:hAnsi="Courier New"/>
+          <w:sz w:val="18"/>
+          <w:szCs w:val="18"/>
+        </w:rPr>
+      </w:pPr>
+      <w:r>
+        <w:rPr>
+          <w:rtl w:val="0"/>
+        </w:rPr>
+      </w:r>
+    </w:p>
+    <w:p>
+      <w:pPr>
+        <w:shd w:fill="fffffe" w:val="clear"/>
+        <w:spacing w:line="320" w:lineRule="auto"/>
+        <w:rPr>
+          <w:rFonts w:ascii="Courier New" w:cs="Courier New" w:eastAsia="Courier New" w:hAnsi="Courier New"/>
+          <w:sz w:val="18"/>
+          <w:szCs w:val="18"/>
+        </w:rPr>
+      </w:pPr>
+      <w:r>
+        <w:rPr>
+          <w:rtl w:val="0"/>
+        </w:rPr>
+      </w:r>
+    </w:p>
+    <w:p>
+      <w:pPr>
+        <w:shd w:fill="fffffe" w:val="clear"/>
+        <w:spacing w:line="320" w:lineRule="auto"/>
+        <w:rPr>
+          <w:rFonts w:ascii="Courier New" w:cs="Courier New" w:eastAsia="Courier New" w:hAnsi="Courier New"/>
+          <w:sz w:val="18"/>
+          <w:szCs w:val="18"/>
+        </w:rPr>
+      </w:pPr>
+      <w:r>
+        <w:rPr>
+          <w:rtl w:val="0"/>
+        </w:rPr>
+      </w:r>
+    </w:p>
+    <w:p>
+      <w:pPr>
+        <w:shd w:fill="fffffe" w:val="clear"/>
+        <w:spacing w:line="320" w:lineRule="auto"/>
+        <w:rPr>
+          <w:rFonts w:ascii="Courier New" w:cs="Courier New" w:eastAsia="Courier New" w:hAnsi="Courier New"/>
+          <w:sz w:val="18"/>
+          <w:szCs w:val="18"/>
+        </w:rPr>
+      </w:pPr>
+      <w:r>
+        <w:rPr>
+          <w:rtl w:val="0"/>
+        </w:rPr>
+      </w:r>
+    </w:p>
+    <w:p>
+      <w:pPr>
+        <w:shd w:fill="fffffe" w:val="clear"/>
+        <w:spacing w:line="320" w:lineRule="auto"/>
+        <w:rPr>
+          <w:rFonts w:ascii="Courier New" w:cs="Courier New" w:eastAsia="Courier New" w:hAnsi="Courier New"/>
+          <w:sz w:val="18"/>
+          <w:szCs w:val="18"/>
+        </w:rPr>
+      </w:pPr>
+      <w:r>
+        <w:rPr>
+          <w:rtl w:val="0"/>
+        </w:rPr>
+      </w:r>
+    </w:p>
+    <w:p>
+      <w:pPr>
+        <w:shd w:fill="fffffe" w:val="clear"/>
+        <w:spacing w:line="320" w:lineRule="auto"/>
+        <w:rPr>
+          <w:rFonts w:ascii="Courier New" w:cs="Courier New" w:eastAsia="Courier New" w:hAnsi="Courier New"/>
+          <w:sz w:val="18"/>
+          <w:szCs w:val="18"/>
+        </w:rPr>
+      </w:pPr>
+      <w:r>
+        <w:rPr>
+          <w:rtl w:val="0"/>
+        </w:rPr>
+      </w:r>
+    </w:p>
+    <w:p>
+      <w:pPr>
+        <w:shd w:fill="fffffe" w:val="clear"/>
+        <w:spacing w:line="320" w:lineRule="auto"/>
+        <w:rPr>
+          <w:rFonts w:ascii="Courier New" w:cs="Courier New" w:eastAsia="Courier New" w:hAnsi="Courier New"/>
+          <w:sz w:val="18"/>
+          <w:szCs w:val="18"/>
+        </w:rPr>
+      </w:pPr>
+      <w:r>
+        <w:rPr>
+          <w:rtl w:val="0"/>
+        </w:rPr>
+      </w:r>
+    </w:p>
+    <w:p>
+      <w:pPr>
+        <w:shd w:fill="fffffe" w:val="clear"/>
+        <w:spacing w:line="320" w:lineRule="auto"/>
+        <w:rPr>
+          <w:rFonts w:ascii="Courier New" w:cs="Courier New" w:eastAsia="Courier New" w:hAnsi="Courier New"/>
+          <w:sz w:val="18"/>
+          <w:szCs w:val="18"/>
+        </w:rPr>
+      </w:pPr>
+      <w:r>
+        <w:rPr>
+          <w:rtl w:val="0"/>
+        </w:rPr>
+      </w:r>
+    </w:p>
+    <w:p>
+      <w:pPr>
+        <w:shd w:fill="fffffe" w:val="clear"/>
+        <w:spacing w:line="320" w:lineRule="auto"/>
+        <w:rPr>
+          <w:rFonts w:ascii="Courier New" w:cs="Courier New" w:eastAsia="Courier New" w:hAnsi="Courier New"/>
+          <w:sz w:val="18"/>
+          <w:szCs w:val="18"/>
+        </w:rPr>
+      </w:pPr>
+      <w:r>
+        <w:rPr>
+          <w:rtl w:val="0"/>
+        </w:rPr>
+      </w:r>
+    </w:p>
+    <w:p>
+      <w:pPr>
+        <w:shd w:fill="fffffe" w:val="clear"/>
+        <w:spacing w:line="320" w:lineRule="auto"/>
+        <w:rPr>
+          <w:rFonts w:ascii="Courier New" w:cs="Courier New" w:eastAsia="Courier New" w:hAnsi="Courier New"/>
+          <w:sz w:val="18"/>
+          <w:szCs w:val="18"/>
+        </w:rPr>
+      </w:pPr>
+      <w:r>
+        <w:rPr>
+          <w:rtl w:val="0"/>
+        </w:rPr>
+      </w:r>
+    </w:p>
+    <w:p>
+      <w:pPr>
+        <w:shd w:fill="fffffe" w:val="clear"/>
+        <w:spacing w:line="320" w:lineRule="auto"/>
+        <w:rPr>
+          <w:rFonts w:ascii="Courier New" w:cs="Courier New" w:eastAsia="Courier New" w:hAnsi="Courier New"/>
+          <w:sz w:val="18"/>
+          <w:szCs w:val="18"/>
+        </w:rPr>
+      </w:pPr>
+      <w:r>
+        <w:rPr>
+          <w:rtl w:val="0"/>
+        </w:rPr>
+      </w:r>
+    </w:p>
+    <w:p>
+      <w:pPr>
+        <w:shd w:fill="fffffe" w:val="clear"/>
+        <w:spacing w:line="320" w:lineRule="auto"/>
+        <w:rPr>
+          <w:rFonts w:ascii="Courier New" w:cs="Courier New" w:eastAsia="Courier New" w:hAnsi="Courier New"/>
+          <w:sz w:val="18"/>
+          <w:szCs w:val="18"/>
+        </w:rPr>
+      </w:pPr>
+      <w:r>
+        <w:rPr>
+          <w:rtl w:val="0"/>
+        </w:rPr>
+      </w:r>
+    </w:p>
+    <w:p>
+      <w:pPr>
+        <w:shd w:fill="fffffe" w:val="clear"/>
+        <w:spacing w:line="320" w:lineRule="auto"/>
+        <w:rPr>
+          <w:rFonts w:ascii="Courier New" w:cs="Courier New" w:eastAsia="Courier New" w:hAnsi="Courier New"/>
+          <w:sz w:val="18"/>
+          <w:szCs w:val="18"/>
+        </w:rPr>
+      </w:pPr>
+      <w:r>
+        <w:rPr>
+          <w:rtl w:val="0"/>
+        </w:rPr>
+      </w:r>
+    </w:p>
+    <w:p>
+      <w:pPr>
+        <w:shd w:fill="fffffe" w:val="clear"/>
+        <w:spacing w:line="320" w:lineRule="auto"/>
+        <w:rPr>
+          <w:rFonts w:ascii="Courier New" w:cs="Courier New" w:eastAsia="Courier New" w:hAnsi="Courier New"/>
+          <w:sz w:val="18"/>
+          <w:szCs w:val="18"/>
+        </w:rPr>
+      </w:pPr>
+      <w:r>
+        <w:rPr>
+          <w:rtl w:val="0"/>
+        </w:rPr>
+      </w:r>
+    </w:p>
+    <w:p>
+      <w:pPr>
+        <w:shd w:fill="fffffe" w:val="clear"/>
+        <w:spacing w:line="320" w:lineRule="auto"/>
+        <w:rPr>
+          <w:rFonts w:ascii="Courier New" w:cs="Courier New" w:eastAsia="Courier New" w:hAnsi="Courier New"/>
+          <w:sz w:val="18"/>
+          <w:szCs w:val="18"/>
+        </w:rPr>
+      </w:pPr>
+      <w:r>
+        <w:rPr>
+          <w:rtl w:val="0"/>
+        </w:rPr>
+      </w:r>
+    </w:p>
+    <w:p>
+      <w:pPr>
+        <w:shd w:fill="fffffe" w:val="clear"/>
+        <w:spacing w:line="320" w:lineRule="auto"/>
+        <w:rPr>
+          <w:rFonts w:ascii="Courier New" w:cs="Courier New" w:eastAsia="Courier New" w:hAnsi="Courier New"/>
+          <w:sz w:val="18"/>
+          <w:szCs w:val="18"/>
+        </w:rPr>
+      </w:pPr>
+      <w:r>
+        <w:rPr>
+          <w:rtl w:val="0"/>
+        </w:rPr>
+      </w:r>
+    </w:p>
+    <w:p>
+      <w:pPr>
+        <w:shd w:fill="fffffe" w:val="clear"/>
+        <w:spacing w:line="320" w:lineRule="auto"/>
+        <w:rPr>
+          <w:rFonts w:ascii="Courier New" w:cs="Courier New" w:eastAsia="Courier New" w:hAnsi="Courier New"/>
+          <w:sz w:val="18"/>
+          <w:szCs w:val="18"/>
+        </w:rPr>
+      </w:pPr>
+      <w:r>
+        <w:rPr>
+          <w:rtl w:val="0"/>
+        </w:rPr>
+      </w:r>
+    </w:p>
+    <w:p>
+      <w:pPr>
+        <w:shd w:fill="fffffe" w:val="clear"/>
+        <w:spacing w:line="320" w:lineRule="auto"/>
+        <w:rPr>
+          <w:rFonts w:ascii="Courier New" w:cs="Courier New" w:eastAsia="Courier New" w:hAnsi="Courier New"/>
+          <w:sz w:val="18"/>
+          <w:szCs w:val="18"/>
+        </w:rPr>
+      </w:pPr>
+      <w:r>
+        <w:rPr>
+          <w:rtl w:val="0"/>
+        </w:rPr>
+      </w:r>
+    </w:p>
+    <w:p>
+      <w:pPr>
+        <w:shd w:fill="fffffe" w:val="clear"/>
+        <w:spacing w:line="320" w:lineRule="auto"/>
+        <w:rPr>
+          <w:rFonts w:ascii="Courier New" w:cs="Courier New" w:eastAsia="Courier New" w:hAnsi="Courier New"/>
+          <w:sz w:val="18"/>
+          <w:szCs w:val="18"/>
+        </w:rPr>
+      </w:pPr>
+      <w:r>
+        <w:rPr>
+          <w:rtl w:val="0"/>
+        </w:rPr>
+      </w:r>
+    </w:p>
+    <w:p>
+      <w:pPr>
+        <w:shd w:fill="fffffe" w:val="clear"/>
+        <w:spacing w:line="320" w:lineRule="auto"/>
+        <w:rPr>
+          <w:rFonts w:ascii="Courier New" w:cs="Courier New" w:eastAsia="Courier New" w:hAnsi="Courier New"/>
+          <w:sz w:val="18"/>
+          <w:szCs w:val="18"/>
+        </w:rPr>
+      </w:pPr>
+      <w:r>
+        <w:rPr>
+          <w:rtl w:val="0"/>
+        </w:rPr>
+      </w:r>
+    </w:p>
+    <w:p>
+      <w:pPr>
+        <w:shd w:fill="fffffe" w:val="clear"/>
+        <w:spacing w:line="320" w:lineRule="auto"/>
+        <w:rPr>
+          <w:rFonts w:ascii="Courier New" w:cs="Courier New" w:eastAsia="Courier New" w:hAnsi="Courier New"/>
+          <w:sz w:val="18"/>
+          <w:szCs w:val="18"/>
+        </w:rPr>
+      </w:pPr>
+      <w:r>
+        <w:rPr>
+          <w:rtl w:val="0"/>
+        </w:rPr>
+      </w:r>
+    </w:p>
+    <w:p>
+      <w:pPr>
+        <w:shd w:fill="fffffe" w:val="clear"/>
+        <w:spacing w:line="320" w:lineRule="auto"/>
+        <w:rPr>
+          <w:rFonts w:ascii="Courier New" w:cs="Courier New" w:eastAsia="Courier New" w:hAnsi="Courier New"/>
+          <w:sz w:val="18"/>
+          <w:szCs w:val="18"/>
+        </w:rPr>
+      </w:pPr>
+      <w:r>
+        <w:rPr>
+          <w:rtl w:val="0"/>
+        </w:rPr>
+      </w:r>
+    </w:p>
+    <w:p>
+      <w:pPr>
+        <w:shd w:fill="fffffe" w:val="clear"/>
+        <w:spacing w:line="320" w:lineRule="auto"/>
+        <w:rPr>
+          <w:rFonts w:ascii="Courier New" w:cs="Courier New" w:eastAsia="Courier New" w:hAnsi="Courier New"/>
+          <w:sz w:val="18"/>
+          <w:szCs w:val="18"/>
+        </w:rPr>
+      </w:pPr>
+      <w:r>
+        <w:rPr>
+          <w:rFonts w:ascii="Courier New" w:cs="Courier New" w:eastAsia="Courier New" w:hAnsi="Courier New"/>
+          <w:sz w:val="18"/>
+          <w:szCs w:val="18"/>
+          <w:rtl w:val="0"/>
+        </w:rPr>
+        <w:t xml:space="preserve">..</w:t>
+      </w:r>
+    </w:p>
+    <w:p>
+      <w:pPr>
+        <w:shd w:fill="fffffe" w:val="clear"/>
+        <w:spacing w:line="320" w:lineRule="auto"/>
+        <w:rPr>
+          <w:rFonts w:ascii="Courier New" w:cs="Courier New" w:eastAsia="Courier New" w:hAnsi="Courier New"/>
+          <w:sz w:val="18"/>
+          <w:szCs w:val="18"/>
+        </w:rPr>
+      </w:pPr>
+      <w:r>
+        <w:rPr>
+          <w:rFonts w:ascii="Roboto Mono" w:cs="Roboto Mono" w:eastAsia="Roboto Mono" w:hAnsi="Roboto Mono"/>
+          <w:color w:val="188038"/>
+          <w:sz w:val="18"/>
+          <w:szCs w:val="18"/>
+          <w:rtl w:val="0"/>
+        </w:rPr>
+        <w:t xml:space="preserve">d dnamearray;</w:t>
+      </w:r>
+      <w:r>
+        <w:rPr>
+          <w:rFonts w:ascii="Fira Mono" w:cs="Fira Mono" w:eastAsia="Fira Mono" w:hAnsi="Fira Mono"/>
+          <w:sz w:val="18"/>
+          <w:szCs w:val="18"/>
+          <w:rtl w:val="0"/>
+        </w:rPr>
+        <w:t xml:space="preserve"> → declare array variable</w:t>
+      </w:r>
+    </w:p>
+    <w:p>
+      <w:pPr>
+        <w:shd w:fill="fffffe" w:val="clear"/>
+        <w:spacing w:line="320" w:lineRule="auto"/>
+        <w:rPr>
+          <w:rFonts w:ascii="Courier New" w:cs="Courier New" w:eastAsia="Courier New" w:hAnsi="Courier New"/>
+          <w:sz w:val="18"/>
+          <w:szCs w:val="18"/>
+        </w:rPr>
+      </w:pPr>
+      <w:r>
+        <w:rPr>
+          <w:rFonts w:ascii="Roboto Mono" w:cs="Roboto Mono" w:eastAsia="Roboto Mono" w:hAnsi="Roboto Mono"/>
+          <w:color w:val="188038"/>
+          <w:sz w:val="18"/>
+          <w:szCs w:val="18"/>
+          <w:rtl w:val="0"/>
+        </w:rPr>
+        <w:t xml:space="preserve">d(i)</w:t>
+      </w:r>
+      <w:r>
+        <w:rPr>
+          <w:rFonts w:ascii="Fira Mono" w:cs="Fira Mono" w:eastAsia="Fira Mono" w:hAnsi="Fira Mono"/>
+          <w:sz w:val="18"/>
+          <w:szCs w:val="18"/>
+          <w:rtl w:val="0"/>
+        </w:rPr>
+        <w:t xml:space="preserve"> → access one value in that array</w:t>
+      </w:r>
+    </w:p>
+    <w:p>
+      <w:pPr>
+        <w:shd w:fill="fffffe" w:val="clear"/>
+        <w:spacing w:line="320" w:lineRule="auto"/>
+        <w:rPr>
+          <w:rFonts w:ascii="Courier New" w:cs="Courier New" w:eastAsia="Courier New" w:hAnsi="Courier New"/>
+          <w:sz w:val="18"/>
+          <w:szCs w:val="18"/>
+        </w:rPr>
+      </w:pPr>
+      <w:r>
+        <w:rPr>
+          <w:rtl w:val="0"/>
+        </w:rPr>
+      </w:r>
+    </w:p>
+    <w:p>
+      <w:pPr>
+        <w:shd w:fill="fffffe" w:val="clear"/>
+        <w:spacing w:line="320" w:lineRule="auto"/>
+        <w:rPr>
+          <w:rFonts w:ascii="Courier New" w:cs="Courier New" w:eastAsia="Courier New" w:hAnsi="Courier New"/>
+          <w:sz w:val="18"/>
+          <w:szCs w:val="18"/>
+        </w:rPr>
+      </w:pPr>
+      <w:r>
+        <w:rPr>
+          <w:rtl w:val="0"/>
+        </w:rPr>
+      </w:r>
+    </w:p>
+    <w:p>
+      <w:pPr>
+        <w:shd w:fill="fffffe" w:val="clear"/>
+        <w:spacing w:line="320" w:lineRule="auto"/>
+        <w:rPr>
+          <w:rFonts w:ascii="Courier New" w:cs="Courier New" w:eastAsia="Courier New" w:hAnsi="Courier New"/>
+          <w:sz w:val="18"/>
+          <w:szCs w:val="18"/>
+        </w:rPr>
+      </w:pPr>
+      <w:r>
+        <w:rPr>
+          <w:rFonts w:ascii="Courier New" w:cs="Courier New" w:eastAsia="Courier New" w:hAnsi="Courier New"/>
+          <w:sz w:val="18"/>
+          <w:szCs w:val="18"/>
+          <w:rtl w:val="0"/>
+        </w:rPr>
+        <w:t xml:space="preserve">Peformance and logic issue</w:t>
+      </w:r>
+    </w:p>
+    <w:p>
+      <w:pPr>
+        <w:shd w:fill="fffffe" w:val="clear"/>
+        <w:spacing w:line="320" w:lineRule="auto"/>
+        <w:rPr>
+          <w:rFonts w:ascii="Courier New" w:cs="Courier New" w:eastAsia="Courier New" w:hAnsi="Courier New"/>
+          <w:sz w:val="18"/>
+          <w:szCs w:val="18"/>
+        </w:rPr>
+      </w:pPr>
+      <w:r>
+        <w:rPr>
+          <w:rtl w:val="0"/>
+        </w:rPr>
+      </w:r>
+    </w:p>
+    <w:p>
+      <w:pPr>
+        <w:shd w:fill="fffffe" w:val="clear"/>
+        <w:spacing w:line="320" w:lineRule="auto"/>
+        <w:rPr>
+          <w:rFonts w:ascii="Courier New" w:cs="Courier New" w:eastAsia="Courier New" w:hAnsi="Courier New"/>
+          <w:sz w:val="18"/>
+          <w:szCs w:val="18"/>
+        </w:rPr>
+      </w:pPr>
+      <w:r>
+        <w:rPr>
+          <w:rFonts w:ascii="Courier New" w:cs="Courier New" w:eastAsia="Courier New" w:hAnsi="Courier New"/>
+          <w:sz w:val="18"/>
+          <w:szCs w:val="18"/>
+          <w:rtl w:val="0"/>
+        </w:rPr>
+        <w:t xml:space="preserve">To overcome we used Bulk collect: fetch all elements from db and stored in </w:t>
+      </w:r>
+      <w:r>
+        <w:rPr>
+          <w:rFonts w:ascii="Courier New" w:cs="Courier New" w:eastAsia="Courier New" w:hAnsi="Courier New"/>
+          <w:sz w:val="18"/>
+          <w:szCs w:val="18"/>
+          <w:rtl w:val="0"/>
+        </w:rPr>
+        <w:t xml:space="preserve">dname</w:t>
+      </w:r>
+      <w:r>
+        <w:rPr>
+          <w:rtl w:val="0"/>
+        </w:rPr>
+      </w:r>
+    </w:p>
+    <w:p>
+      <w:pPr>
+        <w:shd w:fill="fffffe" w:val="clear"/>
+        <w:spacing w:line="320" w:lineRule="auto"/>
+        <w:rPr>
+          <w:rFonts w:ascii="Courier New" w:cs="Courier New" w:eastAsia="Courier New" w:hAnsi="Courier New"/>
+          <w:sz w:val="18"/>
+          <w:szCs w:val="18"/>
+        </w:rPr>
+      </w:pPr>
+      <w:r>
+        <w:rPr>
+          <w:rFonts w:ascii="Courier New" w:cs="Courier New" w:eastAsia="Courier New" w:hAnsi="Courier New"/>
+          <w:sz w:val="18"/>
+          <w:szCs w:val="18"/>
+          <w:rtl w:val="0"/>
+        </w:rPr>
+        <w:t xml:space="preserve">No of requests to db is reduced and performance is increased using Bulk collect.</w:t>
+      </w:r>
+    </w:p>
+    <w:p>
+      <w:pPr>
+        <w:shd w:fill="fffffe" w:val="clear"/>
+        <w:spacing w:line="320" w:lineRule="auto"/>
+        <w:rPr>
+          <w:rFonts w:ascii="Courier New" w:cs="Courier New" w:eastAsia="Courier New" w:hAnsi="Courier New"/>
+          <w:sz w:val="18"/>
+          <w:szCs w:val="18"/>
+        </w:rPr>
+      </w:pPr>
+      <w:r>
+        <w:rPr>
+          <w:rtl w:val="0"/>
+        </w:rPr>
+      </w:r>
+    </w:p>
+    <w:p>
+      <w:pPr>
+        <w:shd w:fill="fffffe" w:val="clear"/>
+        <w:spacing w:line="320" w:lineRule="auto"/>
+        <w:rPr>
+          <w:rFonts w:ascii="Courier New" w:cs="Courier New" w:eastAsia="Courier New" w:hAnsi="Courier New"/>
+          <w:sz w:val="18"/>
+          <w:szCs w:val="18"/>
+        </w:rPr>
+      </w:pPr>
+      <w:r>
+        <w:rPr>
+          <w:rtl w:val="0"/>
+        </w:rPr>
+      </w:r>
+    </w:p>
+    <w:p>
+      <w:pPr>
+        <w:shd w:fill="fffffe" w:val="clear"/>
+        <w:spacing w:line="320" w:lineRule="auto"/>
+        <w:rPr>
+          <w:rFonts w:ascii="Courier New" w:cs="Courier New" w:eastAsia="Courier New" w:hAnsi="Courier New"/>
+          <w:sz w:val="18"/>
+          <w:szCs w:val="18"/>
+        </w:rPr>
+      </w:pPr>
+      <w:r>
+        <w:rPr>
+          <w:rtl w:val="0"/>
+        </w:rPr>
+      </w:r>
+    </w:p>
+    <w:p>
+      <w:pPr>
+        <w:shd w:fill="fffffe" w:val="clear"/>
+        <w:spacing w:line="320" w:lineRule="auto"/>
+        <w:rPr>
+          <w:rFonts w:ascii="Courier New" w:cs="Courier New" w:eastAsia="Courier New" w:hAnsi="Courier New"/>
+          <w:sz w:val="18"/>
+          <w:szCs w:val="18"/>
+        </w:rPr>
+      </w:pPr>
+      <w:r>
+        <w:rPr>
+          <w:rtl w:val="0"/>
+        </w:rPr>
+      </w:r>
+    </w:p>
+    <w:p>
+      <w:pPr>
+        <w:shd w:fill="fffffe" w:val="clear"/>
+        <w:spacing w:line="320" w:lineRule="auto"/>
+        <w:rPr>
+          <w:rFonts w:ascii="Courier New" w:cs="Courier New" w:eastAsia="Courier New" w:hAnsi="Courier New"/>
+          <w:sz w:val="18"/>
+          <w:szCs w:val="18"/>
+        </w:rPr>
+      </w:pPr>
+      <w:r>
+        <w:rPr>
+          <w:rFonts w:ascii="Courier New" w:cs="Courier New" w:eastAsia="Courier New" w:hAnsi="Courier New"/>
+          <w:sz w:val="18"/>
+          <w:szCs w:val="18"/>
+        </w:rPr>
+        <w:drawing>
+          <wp:inline distB="114300" distT="114300" distL="114300" distR="114300">
+            <wp:extent cx="5943600" cy="3505200"/>
+            <wp:effectExtent b="0" l="0" r="0" t="0"/>
+            <wp:docPr id="12" name="image5.png"/>
+            <a:graphic>
+              <a:graphicData uri="http://schemas.openxmlformats.org/drawingml/2006/picture">
+                <pic:pic>
+                  <pic:nvPicPr>
+                    <pic:cNvPr id="0" name="image5.png"/>
+                    <pic:cNvPicPr preferRelativeResize="0"/>
+                  </pic:nvPicPr>
+                  <pic:blipFill>
+                    <a:blip r:embed="rId14"/>
+                    <a:srcRect b="0" l="0" r="0" t="0"/>
+                    <a:stretch>
+                      <a:fillRect/>
+                    </a:stretch>
+                  </pic:blipFill>
+                  <pic:spPr>
+                    <a:xfrm>
+                      <a:off x="0" y="0"/>
+                      <a:ext cx="5943600" cy="3505200"/>
+                    </a:xfrm>
+                    <a:prstGeom prst="rect"/>
+                    <a:ln/>
+                  </pic:spPr>
+                </pic:pic>
+              </a:graphicData>
+            </a:graphic>
+          </wp:inline>
+        </w:drawing>
+      </w:r>
+      <w:r>
+        <w:rPr>
+          <w:rtl w:val="0"/>
+        </w:rPr>
+      </w:r>
+    </w:p>
+    <w:p>
+      <w:pPr>
+        <w:shd w:fill="fffffe" w:val="clear"/>
+        <w:spacing w:line="320" w:lineRule="auto"/>
+        <w:rPr>
+          <w:rFonts w:ascii="Courier New" w:cs="Courier New" w:eastAsia="Courier New" w:hAnsi="Courier New"/>
+          <w:sz w:val="18"/>
+          <w:szCs w:val="18"/>
+        </w:rPr>
+      </w:pPr>
+      <w:r>
+        <w:rPr>
+          <w:rtl w:val="0"/>
+        </w:rPr>
+      </w:r>
+    </w:p>
+    <w:p>
+      <w:pPr>
+        <w:shd w:fill="fffffe" w:val="clear"/>
+        <w:spacing w:line="320" w:lineRule="auto"/>
+        <w:rPr>
+          <w:rFonts w:ascii="Courier New" w:cs="Courier New" w:eastAsia="Courier New" w:hAnsi="Courier New"/>
+          <w:sz w:val="18"/>
+          <w:szCs w:val="18"/>
+        </w:rPr>
+      </w:pPr>
+      <w:r>
+        <w:rPr>
+          <w:rtl w:val="0"/>
+        </w:rPr>
+      </w:r>
+    </w:p>
+    <w:p>
+      <w:pPr>
+        <w:shd w:fill="fffffe" w:val="clear"/>
+        <w:spacing w:line="320" w:lineRule="auto"/>
+        <w:rPr>
+          <w:rFonts w:ascii="Courier New" w:cs="Courier New" w:eastAsia="Courier New" w:hAnsi="Courier New"/>
+          <w:sz w:val="18"/>
+          <w:szCs w:val="18"/>
+        </w:rPr>
+      </w:pPr>
+      <w:r>
+        <w:rPr>
+          <w:rFonts w:ascii="Courier New" w:cs="Courier New" w:eastAsia="Courier New" w:hAnsi="Courier New"/>
+          <w:sz w:val="18"/>
+          <w:szCs w:val="18"/>
+        </w:rPr>
+        <w:drawing>
+          <wp:inline distB="114300" distT="114300" distL="114300" distR="114300">
+            <wp:extent cx="5943600" cy="4826000"/>
+            <wp:effectExtent b="0" l="0" r="0" t="0"/>
+            <wp:docPr id="13" name="image7.png"/>
+            <a:graphic>
+              <a:graphicData uri="http://schemas.openxmlformats.org/drawingml/2006/picture">
+                <pic:pic>
+                  <pic:nvPicPr>
+                    <pic:cNvPr id="0" name="image7.png"/>
+                    <pic:cNvPicPr preferRelativeResize="0"/>
+                  </pic:nvPicPr>
+                  <pic:blipFill>
+                    <a:blip r:embed="rId15"/>
+                    <a:srcRect b="0" l="0" r="0" t="0"/>
+                    <a:stretch>
+                      <a:fillRect/>
+                    </a:stretch>
+                  </pic:blipFill>
+                  <pic:spPr>
+                    <a:xfrm>
+                      <a:off x="0" y="0"/>
+                      <a:ext cx="5943600" cy="4826000"/>
+                    </a:xfrm>
+                    <a:prstGeom prst="rect"/>
+                    <a:ln/>
+                  </pic:spPr>
+                </pic:pic>
+              </a:graphicData>
+            </a:graphic>
+          </wp:inline>
+        </w:drawing>
+      </w:r>
+      <w:r>
+        <w:rPr>
+          <w:rtl w:val="0"/>
+        </w:rPr>
+      </w:r>
+    </w:p>
+    <w:p>
+      <w:pPr>
+        <w:shd w:fill="fffffe" w:val="clear"/>
+        <w:spacing w:line="320" w:lineRule="auto"/>
+        <w:rPr>
+          <w:rFonts w:ascii="Courier New" w:cs="Courier New" w:eastAsia="Courier New" w:hAnsi="Courier New"/>
+          <w:sz w:val="18"/>
+          <w:szCs w:val="18"/>
+        </w:rPr>
+      </w:pPr>
+      <w:r>
+        <w:rPr>
+          <w:rtl w:val="0"/>
+        </w:rPr>
+      </w:r>
+    </w:p>
+    <w:p>
+      <w:pPr>
+        <w:rPr/>
+      </w:pPr>
+      <w:r>
+        <w:rPr>
+          <w:rtl w:val="0"/>
+        </w:rPr>
+      </w:r>
+    </w:p>
+    <w:p>
+      <w:pPr>
+        <w:rPr/>
+      </w:pPr>
+      <w:r>
+        <w:rPr>
+          <w:rtl w:val="0"/>
+        </w:rPr>
+      </w:r>
+    </w:p>
+    <w:p>
+      <w:pPr>
+        <w:rPr/>
+      </w:pPr>
+      <w:r>
+        <w:rPr>
+          <w:rtl w:val="0"/>
+        </w:rPr>
+      </w:r>
+    </w:p>
+    <w:p>
+      <w:pPr>
+        <w:rPr>
+          <w:b w:val="1"/>
+          <w:bCs w:val="1"/>
+        </w:rPr>
+      </w:pPr>
+      <w:r>
+        <w:rPr>
+          <w:b w:val="1"/>
+          <w:bCs w:val="1"/>
+          <w:rtl w:val="0"/>
+        </w:rPr>
+        <w:t xml:space="preserve">Dynamic sql:</w:t>
+      </w:r>
+    </w:p>
+    <w:p>
+      <w:pPr>
+        <w:rPr>
+          <w:b w:val="1"/>
+          <w:bCs w:val="1"/>
+        </w:rPr>
+      </w:pPr>
+      <w:r>
+        <w:rPr>
+          <w:rtl w:val="0"/>
+        </w:rPr>
+      </w:r>
+    </w:p>
+    <w:p>
+      <w:pPr>
+        <w:rPr/>
+      </w:pPr>
+      <w:r>
+        <w:rPr>
+          <w:rtl w:val="0"/>
+        </w:rPr>
+      </w:r>
+    </w:p>
+    <w:p>
+      <w:pPr>
+        <w:rPr>
+          <w:b w:val="1"/>
+          <w:bCs w:val="1"/>
+        </w:rPr>
+      </w:pPr>
+      <w:r>
+        <w:rPr>
+          <w:rtl w:val="0"/>
+        </w:rPr>
+        <w:t xml:space="preserve">Create o</w:t>
+      </w:r>
+      <w:r>
+        <w:rPr>
+          <w:b w:val="1"/>
+          <w:bCs w:val="1"/>
+          <w:rtl w:val="0"/>
+        </w:rPr>
+        <w:t xml:space="preserve">r replace procedure drop_table</w:t>
+      </w:r>
+    </w:p>
+    <w:p>
+      <w:pPr>
+        <w:rPr/>
+      </w:pPr>
+      <w:r>
+        <w:rPr>
+          <w:rtl w:val="0"/>
+        </w:rPr>
+        <w:t xml:space="preserve">(t in varchar2, n in varchar2)</w:t>
+      </w:r>
+    </w:p>
+    <w:p>
+      <w:pPr>
+        <w:rPr/>
+      </w:pPr>
+      <w:r>
+        <w:rPr>
+          <w:rtl w:val="0"/>
+        </w:rPr>
+        <w:t xml:space="preserve">Is </w:t>
+      </w:r>
+    </w:p>
+    <w:p>
+      <w:pPr>
+        <w:rPr/>
+      </w:pPr>
+      <w:r>
+        <w:rPr>
+          <w:rtl w:val="0"/>
+        </w:rPr>
+        <w:t xml:space="preserve">Begin</w:t>
+      </w:r>
+    </w:p>
+    <w:p>
+      <w:pPr>
+        <w:rPr>
+          <w:b w:val="1"/>
+          <w:bCs w:val="1"/>
+          <w:color w:val="434343"/>
+          <w:shd w:fill="93c47d" w:val="clear"/>
+        </w:rPr>
+      </w:pPr>
+      <w:r>
+        <w:rPr>
+          <w:rtl w:val="0"/>
+        </w:rPr>
+        <w:tab/>
+      </w:r>
+      <w:r>
+        <w:rPr>
+          <w:b w:val="1"/>
+          <w:bCs w:val="1"/>
+          <w:color w:val="434343"/>
+          <w:shd w:fill="93c47d" w:val="clear"/>
+          <w:rtl w:val="0"/>
+        </w:rPr>
+        <w:t xml:space="preserve">Execute immediate ‘DROP ‘||t||’   ‘||n;</w:t>
+      </w:r>
+    </w:p>
+    <w:p>
+      <w:pPr>
+        <w:rPr/>
+      </w:pPr>
+      <w:r>
+        <w:rPr>
+          <w:rtl w:val="0"/>
+        </w:rPr>
+        <w:t xml:space="preserve">End;</w:t>
+      </w:r>
+    </w:p>
+    <w:p>
+      <w:pPr>
+        <w:rPr/>
+      </w:pPr>
+      <w:r>
+        <w:rPr>
+          <w:rtl w:val="0"/>
+        </w:rPr>
+        <w:t xml:space="preserve">/</w:t>
+      </w:r>
+    </w:p>
+    <w:p>
+      <w:pPr>
+        <w:rPr/>
+      </w:pPr>
+      <w:r>
+        <w:rPr>
+          <w:rtl w:val="0"/>
+        </w:rPr>
+      </w:r>
+    </w:p>
+    <w:p>
+      <w:pPr>
+        <w:rPr/>
+      </w:pPr>
+      <w:r>
+        <w:rPr>
+          <w:rtl w:val="0"/>
+        </w:rPr>
+      </w:r>
+    </w:p>
+    <w:p>
+      <w:pPr>
+        <w:rPr/>
+      </w:pPr>
+      <w:r>
+        <w:rPr>
+          <w:rtl w:val="0"/>
+        </w:rPr>
+      </w:r>
+    </w:p>
+    <w:p>
+      <w:pPr>
+        <w:rPr/>
+      </w:pPr>
+      <w:r>
+        <w:rPr>
+          <w:rtl w:val="0"/>
+        </w:rPr>
+      </w:r>
+    </w:p>
+    <w:p>
+      <w:pPr>
+        <w:rPr/>
+      </w:pPr>
+      <w:r>
+        <w:rPr>
+          <w:rtl w:val="0"/>
+        </w:rPr>
+        <w:t xml:space="preserve">STORD proceS:</w:t>
+      </w:r>
+    </w:p>
+    <w:p>
+      <w:pPr>
+        <w:shd w:fill="fffffe" w:val="clear"/>
+        <w:spacing w:line="320" w:lineRule="auto"/>
+        <w:rPr/>
+      </w:pPr>
+      <w:r>
+        <w:rPr>
+          <w:rtl w:val="0"/>
+        </w:rPr>
+      </w:r>
+    </w:p>
+    <w:p>
+      <w:pPr>
+        <w:shd w:fill="fffffe" w:val="clear"/>
+        <w:spacing w:line="320" w:lineRule="auto"/>
+        <w:rPr>
+          <w:rFonts w:ascii="Courier New" w:cs="Courier New" w:eastAsia="Courier New" w:hAnsi="Courier New"/>
+          <w:sz w:val="18"/>
+          <w:szCs w:val="18"/>
+        </w:rPr>
+      </w:pPr>
+      <w:r>
+        <w:rPr>
+          <w:rFonts w:ascii="Courier New" w:cs="Courier New" w:eastAsia="Courier New" w:hAnsi="Courier New"/>
+          <w:color w:val="0000ff"/>
+          <w:sz w:val="18"/>
+          <w:szCs w:val="18"/>
+          <w:rtl w:val="0"/>
+        </w:rPr>
+        <w:t xml:space="preserve">create</w:t>
+      </w:r>
+      <w:r>
+        <w:rPr>
+          <w:rFonts w:ascii="Courier New" w:cs="Courier New" w:eastAsia="Courier New" w:hAnsi="Courier New"/>
+          <w:sz w:val="18"/>
+          <w:szCs w:val="18"/>
+          <w:rtl w:val="0"/>
+        </w:rPr>
+        <w:t xml:space="preserve"> </w:t>
+      </w:r>
+      <w:r>
+        <w:rPr>
+          <w:rFonts w:ascii="Courier New" w:cs="Courier New" w:eastAsia="Courier New" w:hAnsi="Courier New"/>
+          <w:color w:val="0000ff"/>
+          <w:sz w:val="18"/>
+          <w:szCs w:val="18"/>
+          <w:rtl w:val="0"/>
+        </w:rPr>
+        <w:t xml:space="preserve">or</w:t>
+      </w:r>
+      <w:r>
+        <w:rPr>
+          <w:rFonts w:ascii="Courier New" w:cs="Courier New" w:eastAsia="Courier New" w:hAnsi="Courier New"/>
+          <w:sz w:val="18"/>
+          <w:szCs w:val="18"/>
+          <w:rtl w:val="0"/>
+        </w:rPr>
+        <w:t xml:space="preserve"> </w:t>
+      </w:r>
+      <w:r>
+        <w:rPr>
+          <w:rFonts w:ascii="Courier New" w:cs="Courier New" w:eastAsia="Courier New" w:hAnsi="Courier New"/>
+          <w:color w:val="0000ff"/>
+          <w:sz w:val="18"/>
+          <w:szCs w:val="18"/>
+          <w:rtl w:val="0"/>
+        </w:rPr>
+        <w:t xml:space="preserve">replace</w:t>
+      </w:r>
+      <w:r>
+        <w:rPr>
+          <w:rFonts w:ascii="Courier New" w:cs="Courier New" w:eastAsia="Courier New" w:hAnsi="Courier New"/>
+          <w:sz w:val="18"/>
+          <w:szCs w:val="18"/>
+          <w:rtl w:val="0"/>
+        </w:rPr>
+        <w:t xml:space="preserve"> </w:t>
+      </w:r>
+      <w:r>
+        <w:rPr>
+          <w:rFonts w:ascii="Courier New" w:cs="Courier New" w:eastAsia="Courier New" w:hAnsi="Courier New"/>
+          <w:color w:val="0000ff"/>
+          <w:sz w:val="18"/>
+          <w:szCs w:val="18"/>
+          <w:rtl w:val="0"/>
+        </w:rPr>
+        <w:t xml:space="preserve">procedure</w:t>
+      </w:r>
+      <w:r>
+        <w:rPr>
+          <w:rFonts w:ascii="Courier New" w:cs="Courier New" w:eastAsia="Courier New" w:hAnsi="Courier New"/>
+          <w:sz w:val="18"/>
+          <w:szCs w:val="18"/>
+          <w:rtl w:val="0"/>
+        </w:rPr>
+        <w:t xml:space="preserve"> total_salary1 (inempid </w:t>
+      </w:r>
+      <w:r>
+        <w:rPr>
+          <w:rFonts w:ascii="Courier New" w:cs="Courier New" w:eastAsia="Courier New" w:hAnsi="Courier New"/>
+          <w:color w:val="0000ff"/>
+          <w:sz w:val="18"/>
+          <w:szCs w:val="18"/>
+          <w:rtl w:val="0"/>
+        </w:rPr>
+        <w:t xml:space="preserve">in</w:t>
+      </w:r>
+      <w:r>
+        <w:rPr>
+          <w:rFonts w:ascii="Courier New" w:cs="Courier New" w:eastAsia="Courier New" w:hAnsi="Courier New"/>
+          <w:sz w:val="18"/>
+          <w:szCs w:val="18"/>
+          <w:rtl w:val="0"/>
+        </w:rPr>
+        <w:t xml:space="preserve"> </w:t>
+      </w:r>
+      <w:r>
+        <w:rPr>
+          <w:rFonts w:ascii="Courier New" w:cs="Courier New" w:eastAsia="Courier New" w:hAnsi="Courier New"/>
+          <w:color w:val="0000ff"/>
+          <w:sz w:val="18"/>
+          <w:szCs w:val="18"/>
+          <w:rtl w:val="0"/>
+        </w:rPr>
+        <w:t xml:space="preserve">number</w:t>
+      </w:r>
+      <w:r>
+        <w:rPr>
+          <w:rFonts w:ascii="Courier New" w:cs="Courier New" w:eastAsia="Courier New" w:hAnsi="Courier New"/>
+          <w:sz w:val="18"/>
+          <w:szCs w:val="18"/>
+          <w:rtl w:val="0"/>
+        </w:rPr>
+        <w:t xml:space="preserve">)</w:t>
+      </w:r>
+    </w:p>
+    <w:p>
+      <w:pPr>
+        <w:shd w:fill="fffffe" w:val="clear"/>
+        <w:spacing w:line="320" w:lineRule="auto"/>
+        <w:rPr>
+          <w:rFonts w:ascii="Courier New" w:cs="Courier New" w:eastAsia="Courier New" w:hAnsi="Courier New"/>
+          <w:color w:val="0000ff"/>
+          <w:sz w:val="18"/>
+          <w:szCs w:val="18"/>
+        </w:rPr>
+      </w:pPr>
+      <w:r>
+        <w:rPr>
+          <w:rFonts w:ascii="Courier New" w:cs="Courier New" w:eastAsia="Courier New" w:hAnsi="Courier New"/>
+          <w:color w:val="0000ff"/>
+          <w:sz w:val="18"/>
+          <w:szCs w:val="18"/>
+          <w:rtl w:val="0"/>
+        </w:rPr>
+        <w:t xml:space="preserve">is</w:t>
+      </w:r>
+    </w:p>
+    <w:p>
+      <w:pPr>
+        <w:shd w:fill="fffffe" w:val="clear"/>
+        <w:spacing w:line="320" w:lineRule="auto"/>
+        <w:rPr>
+          <w:rFonts w:ascii="Courier New" w:cs="Courier New" w:eastAsia="Courier New" w:hAnsi="Courier New"/>
+          <w:sz w:val="18"/>
+          <w:szCs w:val="18"/>
+        </w:rPr>
+      </w:pPr>
+      <w:r>
+        <w:rPr>
+          <w:rFonts w:ascii="Courier New" w:cs="Courier New" w:eastAsia="Courier New" w:hAnsi="Courier New"/>
+          <w:sz w:val="18"/>
+          <w:szCs w:val="18"/>
+          <w:rtl w:val="0"/>
+        </w:rPr>
+        <w:t xml:space="preserve">   v_sal </w:t>
+      </w:r>
+      <w:r>
+        <w:rPr>
+          <w:rFonts w:ascii="Courier New" w:cs="Courier New" w:eastAsia="Courier New" w:hAnsi="Courier New"/>
+          <w:color w:val="0000ff"/>
+          <w:sz w:val="18"/>
+          <w:szCs w:val="18"/>
+          <w:rtl w:val="0"/>
+        </w:rPr>
+        <w:t xml:space="preserve">number</w:t>
+      </w:r>
+      <w:r>
+        <w:rPr>
+          <w:rFonts w:ascii="Courier New" w:cs="Courier New" w:eastAsia="Courier New" w:hAnsi="Courier New"/>
+          <w:sz w:val="18"/>
+          <w:szCs w:val="18"/>
+          <w:rtl w:val="0"/>
+        </w:rPr>
+        <w:t xml:space="preserve">(</w:t>
+      </w:r>
+      <w:r>
+        <w:rPr>
+          <w:rFonts w:ascii="Courier New" w:cs="Courier New" w:eastAsia="Courier New" w:hAnsi="Courier New"/>
+          <w:color w:val="098658"/>
+          <w:sz w:val="18"/>
+          <w:szCs w:val="18"/>
+          <w:rtl w:val="0"/>
+        </w:rPr>
+        <w:t xml:space="preserve">10</w:t>
+      </w:r>
+      <w:r>
+        <w:rPr>
+          <w:rFonts w:ascii="Courier New" w:cs="Courier New" w:eastAsia="Courier New" w:hAnsi="Courier New"/>
+          <w:sz w:val="18"/>
+          <w:szCs w:val="18"/>
+          <w:rtl w:val="0"/>
+        </w:rPr>
+        <w:t xml:space="preserve">);</w:t>
+      </w:r>
+    </w:p>
+    <w:p>
+      <w:pPr>
+        <w:shd w:fill="fffffe" w:val="clear"/>
+        <w:spacing w:line="320" w:lineRule="auto"/>
+        <w:rPr>
+          <w:rFonts w:ascii="Courier New" w:cs="Courier New" w:eastAsia="Courier New" w:hAnsi="Courier New"/>
+          <w:color w:val="0000ff"/>
+          <w:sz w:val="18"/>
+          <w:szCs w:val="18"/>
+        </w:rPr>
+      </w:pPr>
+      <w:r>
+        <w:rPr>
+          <w:rFonts w:ascii="Courier New" w:cs="Courier New" w:eastAsia="Courier New" w:hAnsi="Courier New"/>
+          <w:color w:val="0000ff"/>
+          <w:sz w:val="18"/>
+          <w:szCs w:val="18"/>
+          <w:rtl w:val="0"/>
+        </w:rPr>
+        <w:t xml:space="preserve">begin</w:t>
+      </w:r>
+    </w:p>
+    <w:p>
+      <w:pPr>
+        <w:shd w:fill="fffffe" w:val="clear"/>
+        <w:spacing w:line="320" w:lineRule="auto"/>
+        <w:rPr>
+          <w:rFonts w:ascii="Courier New" w:cs="Courier New" w:eastAsia="Courier New" w:hAnsi="Courier New"/>
+          <w:sz w:val="18"/>
+          <w:szCs w:val="18"/>
+        </w:rPr>
+      </w:pPr>
+      <w:r>
+        <w:rPr>
+          <w:rFonts w:ascii="Courier New" w:cs="Courier New" w:eastAsia="Courier New" w:hAnsi="Courier New"/>
+          <w:sz w:val="18"/>
+          <w:szCs w:val="18"/>
+          <w:rtl w:val="0"/>
+        </w:rPr>
+        <w:t xml:space="preserve">   </w:t>
+      </w:r>
+      <w:r>
+        <w:rPr>
+          <w:rFonts w:ascii="Courier New" w:cs="Courier New" w:eastAsia="Courier New" w:hAnsi="Courier New"/>
+          <w:color w:val="0000ff"/>
+          <w:sz w:val="18"/>
+          <w:szCs w:val="18"/>
+          <w:rtl w:val="0"/>
+        </w:rPr>
+        <w:t xml:space="preserve">select</w:t>
+      </w:r>
+      <w:r>
+        <w:rPr>
+          <w:rFonts w:ascii="Courier New" w:cs="Courier New" w:eastAsia="Courier New" w:hAnsi="Courier New"/>
+          <w:sz w:val="18"/>
+          <w:szCs w:val="18"/>
+          <w:rtl w:val="0"/>
+        </w:rPr>
+        <w:t xml:space="preserve"> salary </w:t>
+      </w:r>
+      <w:r>
+        <w:rPr>
+          <w:rFonts w:ascii="Courier New" w:cs="Courier New" w:eastAsia="Courier New" w:hAnsi="Courier New"/>
+          <w:color w:val="778899"/>
+          <w:sz w:val="18"/>
+          <w:szCs w:val="18"/>
+          <w:rtl w:val="0"/>
+        </w:rPr>
+        <w:t xml:space="preserve">+</w:t>
+      </w:r>
+      <w:r>
+        <w:rPr>
+          <w:rFonts w:ascii="Courier New" w:cs="Courier New" w:eastAsia="Courier New" w:hAnsi="Courier New"/>
+          <w:sz w:val="18"/>
+          <w:szCs w:val="18"/>
+          <w:rtl w:val="0"/>
+        </w:rPr>
+        <w:t xml:space="preserve"> (salary </w:t>
+      </w:r>
+      <w:r>
+        <w:rPr>
+          <w:rFonts w:ascii="Courier New" w:cs="Courier New" w:eastAsia="Courier New" w:hAnsi="Courier New"/>
+          <w:color w:val="778899"/>
+          <w:sz w:val="18"/>
+          <w:szCs w:val="18"/>
+          <w:rtl w:val="0"/>
+        </w:rPr>
+        <w:t xml:space="preserve">*</w:t>
+      </w:r>
+      <w:r>
+        <w:rPr>
+          <w:rFonts w:ascii="Courier New" w:cs="Courier New" w:eastAsia="Courier New" w:hAnsi="Courier New"/>
+          <w:sz w:val="18"/>
+          <w:szCs w:val="18"/>
+          <w:rtl w:val="0"/>
+        </w:rPr>
+        <w:t xml:space="preserve"> </w:t>
+      </w:r>
+      <w:r>
+        <w:rPr>
+          <w:rFonts w:ascii="Courier New" w:cs="Courier New" w:eastAsia="Courier New" w:hAnsi="Courier New"/>
+          <w:color w:val="0000ff"/>
+          <w:sz w:val="18"/>
+          <w:szCs w:val="18"/>
+          <w:rtl w:val="0"/>
+        </w:rPr>
+        <w:t xml:space="preserve">nvl</w:t>
+      </w:r>
+      <w:r>
+        <w:rPr>
+          <w:rFonts w:ascii="Courier New" w:cs="Courier New" w:eastAsia="Courier New" w:hAnsi="Courier New"/>
+          <w:sz w:val="18"/>
+          <w:szCs w:val="18"/>
+          <w:rtl w:val="0"/>
+        </w:rPr>
+        <w:t xml:space="preserve">(commission_pct,</w:t>
+      </w:r>
+      <w:r>
+        <w:rPr>
+          <w:rFonts w:ascii="Courier New" w:cs="Courier New" w:eastAsia="Courier New" w:hAnsi="Courier New"/>
+          <w:color w:val="098658"/>
+          <w:sz w:val="18"/>
+          <w:szCs w:val="18"/>
+          <w:rtl w:val="0"/>
+        </w:rPr>
+        <w:t xml:space="preserve">0</w:t>
+      </w:r>
+      <w:r>
+        <w:rPr>
+          <w:rFonts w:ascii="Courier New" w:cs="Courier New" w:eastAsia="Courier New" w:hAnsi="Courier New"/>
+          <w:sz w:val="18"/>
+          <w:szCs w:val="18"/>
+          <w:rtl w:val="0"/>
+        </w:rPr>
+        <w:t xml:space="preserve">)) </w:t>
+      </w:r>
+      <w:r>
+        <w:rPr>
+          <w:rFonts w:ascii="Courier New" w:cs="Courier New" w:eastAsia="Courier New" w:hAnsi="Courier New"/>
+          <w:color w:val="0000ff"/>
+          <w:sz w:val="18"/>
+          <w:szCs w:val="18"/>
+          <w:rtl w:val="0"/>
+        </w:rPr>
+        <w:t xml:space="preserve">into</w:t>
+      </w:r>
+      <w:r>
+        <w:rPr>
+          <w:rFonts w:ascii="Courier New" w:cs="Courier New" w:eastAsia="Courier New" w:hAnsi="Courier New"/>
+          <w:sz w:val="18"/>
+          <w:szCs w:val="18"/>
+          <w:rtl w:val="0"/>
+        </w:rPr>
+        <w:t xml:space="preserve"> v_sal </w:t>
+      </w:r>
+      <w:r>
+        <w:rPr>
+          <w:rFonts w:ascii="Courier New" w:cs="Courier New" w:eastAsia="Courier New" w:hAnsi="Courier New"/>
+          <w:color w:val="0000ff"/>
+          <w:sz w:val="18"/>
+          <w:szCs w:val="18"/>
+          <w:rtl w:val="0"/>
+        </w:rPr>
+        <w:t xml:space="preserve">from</w:t>
+      </w:r>
+      <w:r>
+        <w:rPr>
+          <w:rFonts w:ascii="Courier New" w:cs="Courier New" w:eastAsia="Courier New" w:hAnsi="Courier New"/>
+          <w:sz w:val="18"/>
+          <w:szCs w:val="18"/>
+          <w:rtl w:val="0"/>
+        </w:rPr>
+        <w:t xml:space="preserve"> employees_test</w:t>
+      </w:r>
+    </w:p>
+    <w:p>
+      <w:pPr>
+        <w:shd w:fill="fffffe" w:val="clear"/>
+        <w:spacing w:line="320" w:lineRule="auto"/>
+        <w:rPr>
+          <w:rFonts w:ascii="Courier New" w:cs="Courier New" w:eastAsia="Courier New" w:hAnsi="Courier New"/>
+          <w:sz w:val="18"/>
+          <w:szCs w:val="18"/>
+        </w:rPr>
+      </w:pPr>
+      <w:r>
+        <w:rPr>
+          <w:rFonts w:ascii="Courier New" w:cs="Courier New" w:eastAsia="Courier New" w:hAnsi="Courier New"/>
+          <w:sz w:val="18"/>
+          <w:szCs w:val="18"/>
+          <w:rtl w:val="0"/>
+        </w:rPr>
+        <w:t xml:space="preserve">   </w:t>
+      </w:r>
+      <w:r>
+        <w:rPr>
+          <w:rFonts w:ascii="Courier New" w:cs="Courier New" w:eastAsia="Courier New" w:hAnsi="Courier New"/>
+          <w:color w:val="0000ff"/>
+          <w:sz w:val="18"/>
+          <w:szCs w:val="18"/>
+          <w:rtl w:val="0"/>
+        </w:rPr>
+        <w:t xml:space="preserve">where</w:t>
+      </w:r>
+      <w:r>
+        <w:rPr>
+          <w:rFonts w:ascii="Courier New" w:cs="Courier New" w:eastAsia="Courier New" w:hAnsi="Courier New"/>
+          <w:sz w:val="18"/>
+          <w:szCs w:val="18"/>
+          <w:rtl w:val="0"/>
+        </w:rPr>
+        <w:t xml:space="preserve"> employee_id </w:t>
+      </w:r>
+      <w:r>
+        <w:rPr>
+          <w:rFonts w:ascii="Courier New" w:cs="Courier New" w:eastAsia="Courier New" w:hAnsi="Courier New"/>
+          <w:color w:val="778899"/>
+          <w:sz w:val="18"/>
+          <w:szCs w:val="18"/>
+          <w:rtl w:val="0"/>
+        </w:rPr>
+        <w:t xml:space="preserve">=</w:t>
+      </w:r>
+      <w:r>
+        <w:rPr>
+          <w:rFonts w:ascii="Courier New" w:cs="Courier New" w:eastAsia="Courier New" w:hAnsi="Courier New"/>
+          <w:sz w:val="18"/>
+          <w:szCs w:val="18"/>
+          <w:rtl w:val="0"/>
+        </w:rPr>
+        <w:t xml:space="preserve"> inempid;</w:t>
+      </w:r>
+    </w:p>
+    <w:p>
+      <w:pPr>
+        <w:shd w:fill="fffffe" w:val="clear"/>
+        <w:spacing w:line="320" w:lineRule="auto"/>
+        <w:rPr>
+          <w:rFonts w:ascii="Courier New" w:cs="Courier New" w:eastAsia="Courier New" w:hAnsi="Courier New"/>
+          <w:sz w:val="18"/>
+          <w:szCs w:val="18"/>
+        </w:rPr>
+      </w:pPr>
+      <w:r>
+        <w:rPr>
+          <w:rFonts w:ascii="Courier New" w:cs="Courier New" w:eastAsia="Courier New" w:hAnsi="Courier New"/>
+          <w:sz w:val="18"/>
+          <w:szCs w:val="18"/>
+          <w:rtl w:val="0"/>
+        </w:rPr>
+        <w:t xml:space="preserve">   </w:t>
+      </w:r>
+      <w:r>
+        <w:rPr>
+          <w:rFonts w:ascii="Courier New" w:cs="Courier New" w:eastAsia="Courier New" w:hAnsi="Courier New"/>
+          <w:color w:val="0000ff"/>
+          <w:sz w:val="18"/>
+          <w:szCs w:val="18"/>
+          <w:rtl w:val="0"/>
+        </w:rPr>
+        <w:t xml:space="preserve">dbms_output</w:t>
+      </w:r>
+      <w:r>
+        <w:rPr>
+          <w:rFonts w:ascii="Courier New" w:cs="Courier New" w:eastAsia="Courier New" w:hAnsi="Courier New"/>
+          <w:sz w:val="18"/>
+          <w:szCs w:val="18"/>
+          <w:rtl w:val="0"/>
+        </w:rPr>
+        <w:t xml:space="preserve">.</w:t>
+      </w:r>
+      <w:r>
+        <w:rPr>
+          <w:rFonts w:ascii="Courier New" w:cs="Courier New" w:eastAsia="Courier New" w:hAnsi="Courier New"/>
+          <w:color w:val="0000ff"/>
+          <w:sz w:val="18"/>
+          <w:szCs w:val="18"/>
+          <w:rtl w:val="0"/>
+        </w:rPr>
+        <w:t xml:space="preserve">put_line</w:t>
+      </w:r>
+      <w:r>
+        <w:rPr>
+          <w:rFonts w:ascii="Courier New" w:cs="Courier New" w:eastAsia="Courier New" w:hAnsi="Courier New"/>
+          <w:sz w:val="18"/>
+          <w:szCs w:val="18"/>
+          <w:rtl w:val="0"/>
+        </w:rPr>
+        <w:t xml:space="preserve">(</w:t>
+      </w:r>
+      <w:r>
+        <w:rPr>
+          <w:rFonts w:ascii="Courier New" w:cs="Courier New" w:eastAsia="Courier New" w:hAnsi="Courier New"/>
+          <w:color w:val="ff0000"/>
+          <w:sz w:val="18"/>
+          <w:szCs w:val="18"/>
+          <w:rtl w:val="0"/>
+        </w:rPr>
+        <w:t xml:space="preserve">'vsalary: '</w:t>
+      </w:r>
+      <w:r>
+        <w:rPr>
+          <w:rFonts w:ascii="Courier New" w:cs="Courier New" w:eastAsia="Courier New" w:hAnsi="Courier New"/>
+          <w:sz w:val="18"/>
+          <w:szCs w:val="18"/>
+          <w:rtl w:val="0"/>
+        </w:rPr>
+        <w:t xml:space="preserve"> </w:t>
+      </w:r>
+      <w:r>
+        <w:rPr>
+          <w:rFonts w:ascii="Courier New" w:cs="Courier New" w:eastAsia="Courier New" w:hAnsi="Courier New"/>
+          <w:color w:val="778899"/>
+          <w:sz w:val="18"/>
+          <w:szCs w:val="18"/>
+          <w:rtl w:val="0"/>
+        </w:rPr>
+        <w:t xml:space="preserve">||</w:t>
+      </w:r>
+      <w:r>
+        <w:rPr>
+          <w:rFonts w:ascii="Courier New" w:cs="Courier New" w:eastAsia="Courier New" w:hAnsi="Courier New"/>
+          <w:sz w:val="18"/>
+          <w:szCs w:val="18"/>
+          <w:rtl w:val="0"/>
+        </w:rPr>
+        <w:t xml:space="preserve"> v_sal);</w:t>
+      </w:r>
+    </w:p>
+    <w:p>
+      <w:pPr>
+        <w:shd w:fill="fffffe" w:val="clear"/>
+        <w:spacing w:line="320" w:lineRule="auto"/>
+        <w:rPr>
+          <w:rFonts w:ascii="Courier New" w:cs="Courier New" w:eastAsia="Courier New" w:hAnsi="Courier New"/>
+          <w:sz w:val="18"/>
+          <w:szCs w:val="18"/>
+        </w:rPr>
+      </w:pPr>
+      <w:r>
+        <w:rPr>
+          <w:rFonts w:ascii="Courier New" w:cs="Courier New" w:eastAsia="Courier New" w:hAnsi="Courier New"/>
+          <w:sz w:val="18"/>
+          <w:szCs w:val="18"/>
+          <w:rtl w:val="0"/>
+        </w:rPr>
+        <w:t xml:space="preserve">   </w:t>
+      </w:r>
+      <w:r>
+        <w:rPr>
+          <w:rFonts w:ascii="Courier New" w:cs="Courier New" w:eastAsia="Courier New" w:hAnsi="Courier New"/>
+          <w:color w:val="0000ff"/>
+          <w:sz w:val="18"/>
+          <w:szCs w:val="18"/>
+          <w:rtl w:val="0"/>
+        </w:rPr>
+        <w:t xml:space="preserve">end</w:t>
+      </w:r>
+      <w:r>
+        <w:rPr>
+          <w:rFonts w:ascii="Courier New" w:cs="Courier New" w:eastAsia="Courier New" w:hAnsi="Courier New"/>
+          <w:sz w:val="18"/>
+          <w:szCs w:val="18"/>
+          <w:rtl w:val="0"/>
+        </w:rPr>
+        <w:t xml:space="preserve">;</w:t>
+      </w:r>
+    </w:p>
+    <w:p>
+      <w:pPr>
+        <w:shd w:fill="fffffe" w:val="clear"/>
+        <w:spacing w:line="320" w:lineRule="auto"/>
+        <w:rPr>
+          <w:rFonts w:ascii="Courier New" w:cs="Courier New" w:eastAsia="Courier New" w:hAnsi="Courier New"/>
+          <w:color w:val="778899"/>
+          <w:sz w:val="18"/>
+          <w:szCs w:val="18"/>
+        </w:rPr>
+      </w:pPr>
+      <w:r>
+        <w:rPr>
+          <w:rFonts w:ascii="Courier New" w:cs="Courier New" w:eastAsia="Courier New" w:hAnsi="Courier New"/>
+          <w:color w:val="778899"/>
+          <w:sz w:val="18"/>
+          <w:szCs w:val="18"/>
+          <w:rtl w:val="0"/>
+        </w:rPr>
+        <w:t xml:space="preserve">/</w:t>
+      </w:r>
+    </w:p>
+    <w:p>
+      <w:pPr>
+        <w:shd w:fill="fffffe" w:val="clear"/>
+        <w:spacing w:line="320" w:lineRule="auto"/>
+        <w:rPr>
+          <w:rFonts w:ascii="Courier New" w:cs="Courier New" w:eastAsia="Courier New" w:hAnsi="Courier New"/>
+          <w:sz w:val="18"/>
+          <w:szCs w:val="18"/>
+        </w:rPr>
+      </w:pPr>
+      <w:r>
+        <w:rPr>
+          <w:rFonts w:ascii="Courier New" w:cs="Courier New" w:eastAsia="Courier New" w:hAnsi="Courier New"/>
+          <w:color w:val="0000ff"/>
+          <w:sz w:val="18"/>
+          <w:szCs w:val="18"/>
+          <w:rtl w:val="0"/>
+        </w:rPr>
+        <w:t xml:space="preserve">EXECUTE</w:t>
+      </w:r>
+      <w:r>
+        <w:rPr>
+          <w:rFonts w:ascii="Courier New" w:cs="Courier New" w:eastAsia="Courier New" w:hAnsi="Courier New"/>
+          <w:sz w:val="18"/>
+          <w:szCs w:val="18"/>
+          <w:rtl w:val="0"/>
+        </w:rPr>
+        <w:t xml:space="preserve"> TOTAL_SALARY1 (</w:t>
+      </w:r>
+      <w:r>
+        <w:rPr>
+          <w:rFonts w:ascii="Courier New" w:cs="Courier New" w:eastAsia="Courier New" w:hAnsi="Courier New"/>
+          <w:color w:val="098658"/>
+          <w:sz w:val="18"/>
+          <w:szCs w:val="18"/>
+          <w:rtl w:val="0"/>
+        </w:rPr>
+        <w:t xml:space="preserve">100</w:t>
+      </w:r>
+      <w:r>
+        <w:rPr>
+          <w:rFonts w:ascii="Courier New" w:cs="Courier New" w:eastAsia="Courier New" w:hAnsi="Courier New"/>
+          <w:sz w:val="18"/>
+          <w:szCs w:val="18"/>
+          <w:rtl w:val="0"/>
+        </w:rPr>
+        <w:t xml:space="preserve">)</w:t>
+      </w:r>
+    </w:p>
+    <w:p>
+      <w:pPr>
+        <w:rPr/>
+      </w:pPr>
+      <w:r>
+        <w:rPr>
+          <w:rtl w:val="0"/>
+        </w:rPr>
+      </w:r>
+    </w:p>
+    <w:p>
+      <w:pPr>
+        <w:rPr/>
+      </w:pPr>
+      <w:r>
+        <w:rPr>
+          <w:rtl w:val="0"/>
+        </w:rPr>
+        <w:t xml:space="preserve">Cursor if we go for looping more data from base table.</w:t>
+      </w:r>
+    </w:p>
+    <w:p>
+      <w:pPr>
+        <w:rPr/>
+      </w:pPr>
+      <w:r>
+        <w:rPr>
+          <w:rtl w:val="0"/>
+        </w:rPr>
+      </w:r>
+    </w:p>
+    <w:p>
+      <w:pPr>
+        <w:rPr/>
+      </w:pPr>
+      <w:r>
+        <w:rPr>
+          <w:rtl w:val="0"/>
+        </w:rPr>
+      </w:r>
+    </w:p>
+    <w:p>
+      <w:pPr>
+        <w:rPr/>
+      </w:pPr>
+      <w:r>
+        <w:rPr>
+          <w:rtl w:val="0"/>
+        </w:rPr>
+      </w:r>
+    </w:p>
+    <w:p>
+      <w:pPr>
+        <w:rPr/>
+      </w:pPr>
+      <w:r>
+        <w:rPr>
+          <w:rtl w:val="0"/>
+        </w:rPr>
+      </w:r>
+    </w:p>
+    <w:p>
+      <w:pPr>
+        <w:rPr/>
+      </w:pPr>
+      <w:r>
+        <w:rPr>
+          <w:rtl w:val="0"/>
+        </w:rPr>
+        <w:t xml:space="preserve">Stored proc:</w:t>
+      </w:r>
+    </w:p>
+    <w:p>
+      <w:pPr>
+        <w:shd w:fill="fffffe" w:val="clear"/>
+        <w:spacing w:line="320" w:lineRule="auto"/>
+        <w:rPr>
+          <w:rFonts w:ascii="Courier New" w:cs="Courier New" w:eastAsia="Courier New" w:hAnsi="Courier New"/>
+          <w:color w:val="008000"/>
+          <w:sz w:val="18"/>
+          <w:szCs w:val="18"/>
+        </w:rPr>
+      </w:pPr>
+      <w:r>
+        <w:rPr>
+          <w:rFonts w:ascii="Courier New" w:cs="Courier New" w:eastAsia="Courier New" w:hAnsi="Courier New"/>
+          <w:color w:val="008000"/>
+          <w:sz w:val="18"/>
+          <w:szCs w:val="18"/>
+          <w:rtl w:val="0"/>
+        </w:rPr>
+        <w:t xml:space="preserve">-- functions</w:t>
+      </w:r>
+    </w:p>
+    <w:p>
+      <w:pPr>
+        <w:shd w:fill="fffffe" w:val="clear"/>
+        <w:spacing w:line="320" w:lineRule="auto"/>
+        <w:rPr>
+          <w:rFonts w:ascii="Courier New" w:cs="Courier New" w:eastAsia="Courier New" w:hAnsi="Courier New"/>
+          <w:sz w:val="18"/>
+          <w:szCs w:val="18"/>
+        </w:rPr>
+      </w:pPr>
+      <w:r>
+        <w:rPr>
+          <w:rFonts w:ascii="Courier New" w:cs="Courier New" w:eastAsia="Courier New" w:hAnsi="Courier New"/>
+          <w:color w:val="0000ff"/>
+          <w:sz w:val="18"/>
+          <w:szCs w:val="18"/>
+          <w:rtl w:val="0"/>
+        </w:rPr>
+        <w:t xml:space="preserve">create</w:t>
+      </w:r>
+      <w:r>
+        <w:rPr>
+          <w:rFonts w:ascii="Courier New" w:cs="Courier New" w:eastAsia="Courier New" w:hAnsi="Courier New"/>
+          <w:sz w:val="18"/>
+          <w:szCs w:val="18"/>
+          <w:rtl w:val="0"/>
+        </w:rPr>
+        <w:t xml:space="preserve"> </w:t>
+      </w:r>
+      <w:r>
+        <w:rPr>
+          <w:rFonts w:ascii="Courier New" w:cs="Courier New" w:eastAsia="Courier New" w:hAnsi="Courier New"/>
+          <w:color w:val="0000ff"/>
+          <w:sz w:val="18"/>
+          <w:szCs w:val="18"/>
+          <w:rtl w:val="0"/>
+        </w:rPr>
+        <w:t xml:space="preserve">or</w:t>
+      </w:r>
+      <w:r>
+        <w:rPr>
+          <w:rFonts w:ascii="Courier New" w:cs="Courier New" w:eastAsia="Courier New" w:hAnsi="Courier New"/>
+          <w:sz w:val="18"/>
+          <w:szCs w:val="18"/>
+          <w:rtl w:val="0"/>
+        </w:rPr>
+        <w:t xml:space="preserve"> </w:t>
+      </w:r>
+      <w:r>
+        <w:rPr>
+          <w:rFonts w:ascii="Courier New" w:cs="Courier New" w:eastAsia="Courier New" w:hAnsi="Courier New"/>
+          <w:color w:val="0000ff"/>
+          <w:sz w:val="18"/>
+          <w:szCs w:val="18"/>
+          <w:rtl w:val="0"/>
+        </w:rPr>
+        <w:t xml:space="preserve">replace</w:t>
+      </w:r>
+      <w:r>
+        <w:rPr>
+          <w:rFonts w:ascii="Courier New" w:cs="Courier New" w:eastAsia="Courier New" w:hAnsi="Courier New"/>
+          <w:sz w:val="18"/>
+          <w:szCs w:val="18"/>
+          <w:rtl w:val="0"/>
+        </w:rPr>
+        <w:t xml:space="preserve"> </w:t>
+      </w:r>
+      <w:r>
+        <w:rPr>
+          <w:rFonts w:ascii="Courier New" w:cs="Courier New" w:eastAsia="Courier New" w:hAnsi="Courier New"/>
+          <w:color w:val="0000ff"/>
+          <w:sz w:val="18"/>
+          <w:szCs w:val="18"/>
+          <w:rtl w:val="0"/>
+        </w:rPr>
+        <w:t xml:space="preserve">function</w:t>
+      </w:r>
+      <w:r>
+        <w:rPr>
+          <w:rFonts w:ascii="Courier New" w:cs="Courier New" w:eastAsia="Courier New" w:hAnsi="Courier New"/>
+          <w:sz w:val="18"/>
+          <w:szCs w:val="18"/>
+          <w:rtl w:val="0"/>
+        </w:rPr>
+        <w:t xml:space="preserve"> empfunc(v_emp_id </w:t>
+      </w:r>
+      <w:r>
+        <w:rPr>
+          <w:rFonts w:ascii="Courier New" w:cs="Courier New" w:eastAsia="Courier New" w:hAnsi="Courier New"/>
+          <w:color w:val="0000ff"/>
+          <w:sz w:val="18"/>
+          <w:szCs w:val="18"/>
+          <w:rtl w:val="0"/>
+        </w:rPr>
+        <w:t xml:space="preserve">number</w:t>
+      </w:r>
+      <w:r>
+        <w:rPr>
+          <w:rFonts w:ascii="Courier New" w:cs="Courier New" w:eastAsia="Courier New" w:hAnsi="Courier New"/>
+          <w:sz w:val="18"/>
+          <w:szCs w:val="18"/>
+          <w:rtl w:val="0"/>
+        </w:rPr>
+        <w:t xml:space="preserve">)</w:t>
+      </w:r>
+    </w:p>
+    <w:p>
+      <w:pPr>
+        <w:shd w:fill="fffffe" w:val="clear"/>
+        <w:spacing w:line="320" w:lineRule="auto"/>
+        <w:rPr>
+          <w:rFonts w:ascii="Courier New" w:cs="Courier New" w:eastAsia="Courier New" w:hAnsi="Courier New"/>
+          <w:color w:val="0000ff"/>
+          <w:sz w:val="18"/>
+          <w:szCs w:val="18"/>
+        </w:rPr>
+      </w:pPr>
+      <w:r>
+        <w:rPr>
+          <w:rFonts w:ascii="Courier New" w:cs="Courier New" w:eastAsia="Courier New" w:hAnsi="Courier New"/>
+          <w:color w:val="0000ff"/>
+          <w:sz w:val="18"/>
+          <w:szCs w:val="18"/>
+          <w:rtl w:val="0"/>
+        </w:rPr>
+        <w:t xml:space="preserve">return</w:t>
+      </w:r>
+      <w:r>
+        <w:rPr>
+          <w:rFonts w:ascii="Courier New" w:cs="Courier New" w:eastAsia="Courier New" w:hAnsi="Courier New"/>
+          <w:sz w:val="18"/>
+          <w:szCs w:val="18"/>
+          <w:rtl w:val="0"/>
+        </w:rPr>
+        <w:t xml:space="preserve"> </w:t>
+      </w:r>
+      <w:r>
+        <w:rPr>
+          <w:rFonts w:ascii="Courier New" w:cs="Courier New" w:eastAsia="Courier New" w:hAnsi="Courier New"/>
+          <w:color w:val="0000ff"/>
+          <w:sz w:val="18"/>
+          <w:szCs w:val="18"/>
+          <w:rtl w:val="0"/>
+        </w:rPr>
+        <w:t xml:space="preserve">number</w:t>
+      </w:r>
+    </w:p>
+    <w:p>
+      <w:pPr>
+        <w:shd w:fill="fffffe" w:val="clear"/>
+        <w:spacing w:line="320" w:lineRule="auto"/>
+        <w:rPr>
+          <w:rFonts w:ascii="Courier New" w:cs="Courier New" w:eastAsia="Courier New" w:hAnsi="Courier New"/>
+          <w:color w:val="0000ff"/>
+          <w:sz w:val="18"/>
+          <w:szCs w:val="18"/>
+        </w:rPr>
+      </w:pPr>
+      <w:r>
+        <w:rPr>
+          <w:rFonts w:ascii="Courier New" w:cs="Courier New" w:eastAsia="Courier New" w:hAnsi="Courier New"/>
+          <w:color w:val="0000ff"/>
+          <w:sz w:val="18"/>
+          <w:szCs w:val="18"/>
+          <w:rtl w:val="0"/>
+        </w:rPr>
+        <w:t xml:space="preserve">is</w:t>
+      </w:r>
+    </w:p>
+    <w:p>
+      <w:pPr>
+        <w:shd w:fill="fffffe" w:val="clear"/>
+        <w:spacing w:line="320" w:lineRule="auto"/>
+        <w:rPr>
+          <w:rFonts w:ascii="Courier New" w:cs="Courier New" w:eastAsia="Courier New" w:hAnsi="Courier New"/>
+          <w:sz w:val="18"/>
+          <w:szCs w:val="18"/>
+        </w:rPr>
+      </w:pPr>
+      <w:r>
+        <w:rPr>
+          <w:rFonts w:ascii="Courier New" w:cs="Courier New" w:eastAsia="Courier New" w:hAnsi="Courier New"/>
+          <w:sz w:val="18"/>
+          <w:szCs w:val="18"/>
+          <w:rtl w:val="0"/>
+        </w:rPr>
+        <w:t xml:space="preserve">vsalary </w:t>
+      </w:r>
+      <w:r>
+        <w:rPr>
+          <w:rFonts w:ascii="Courier New" w:cs="Courier New" w:eastAsia="Courier New" w:hAnsi="Courier New"/>
+          <w:color w:val="0000ff"/>
+          <w:sz w:val="18"/>
+          <w:szCs w:val="18"/>
+          <w:rtl w:val="0"/>
+        </w:rPr>
+        <w:t xml:space="preserve">number</w:t>
+      </w:r>
+      <w:r>
+        <w:rPr>
+          <w:rFonts w:ascii="Courier New" w:cs="Courier New" w:eastAsia="Courier New" w:hAnsi="Courier New"/>
+          <w:sz w:val="18"/>
+          <w:szCs w:val="18"/>
+          <w:rtl w:val="0"/>
+        </w:rPr>
+        <w:t xml:space="preserve">(</w:t>
+      </w:r>
+      <w:r>
+        <w:rPr>
+          <w:rFonts w:ascii="Courier New" w:cs="Courier New" w:eastAsia="Courier New" w:hAnsi="Courier New"/>
+          <w:color w:val="098658"/>
+          <w:sz w:val="18"/>
+          <w:szCs w:val="18"/>
+          <w:rtl w:val="0"/>
+        </w:rPr>
+        <w:t xml:space="preserve">10</w:t>
+      </w:r>
+      <w:r>
+        <w:rPr>
+          <w:rFonts w:ascii="Courier New" w:cs="Courier New" w:eastAsia="Courier New" w:hAnsi="Courier New"/>
+          <w:sz w:val="18"/>
+          <w:szCs w:val="18"/>
+          <w:rtl w:val="0"/>
+        </w:rPr>
+        <w:t xml:space="preserve">);</w:t>
+      </w:r>
+    </w:p>
+    <w:p>
+      <w:pPr>
+        <w:shd w:fill="fffffe" w:val="clear"/>
+        <w:spacing w:line="320" w:lineRule="auto"/>
+        <w:rPr>
+          <w:rFonts w:ascii="Courier New" w:cs="Courier New" w:eastAsia="Courier New" w:hAnsi="Courier New"/>
+          <w:sz w:val="18"/>
+          <w:szCs w:val="18"/>
+        </w:rPr>
+      </w:pPr>
+      <w:r>
+        <w:rPr>
+          <w:rFonts w:ascii="Courier New" w:cs="Courier New" w:eastAsia="Courier New" w:hAnsi="Courier New"/>
+          <w:sz w:val="18"/>
+          <w:szCs w:val="18"/>
+          <w:rtl w:val="0"/>
+        </w:rPr>
+        <w:t xml:space="preserve">vnewsal </w:t>
+      </w:r>
+      <w:r>
+        <w:rPr>
+          <w:rFonts w:ascii="Courier New" w:cs="Courier New" w:eastAsia="Courier New" w:hAnsi="Courier New"/>
+          <w:color w:val="0000ff"/>
+          <w:sz w:val="18"/>
+          <w:szCs w:val="18"/>
+          <w:rtl w:val="0"/>
+        </w:rPr>
+        <w:t xml:space="preserve">number</w:t>
+      </w:r>
+      <w:r>
+        <w:rPr>
+          <w:rFonts w:ascii="Courier New" w:cs="Courier New" w:eastAsia="Courier New" w:hAnsi="Courier New"/>
+          <w:sz w:val="18"/>
+          <w:szCs w:val="18"/>
+          <w:rtl w:val="0"/>
+        </w:rPr>
+        <w:t xml:space="preserve">(</w:t>
+      </w:r>
+      <w:r>
+        <w:rPr>
+          <w:rFonts w:ascii="Courier New" w:cs="Courier New" w:eastAsia="Courier New" w:hAnsi="Courier New"/>
+          <w:color w:val="098658"/>
+          <w:sz w:val="18"/>
+          <w:szCs w:val="18"/>
+          <w:rtl w:val="0"/>
+        </w:rPr>
+        <w:t xml:space="preserve">10</w:t>
+      </w:r>
+      <w:r>
+        <w:rPr>
+          <w:rFonts w:ascii="Courier New" w:cs="Courier New" w:eastAsia="Courier New" w:hAnsi="Courier New"/>
+          <w:sz w:val="18"/>
+          <w:szCs w:val="18"/>
+          <w:rtl w:val="0"/>
+        </w:rPr>
+        <w:t xml:space="preserve">);</w:t>
+      </w:r>
+    </w:p>
+    <w:p>
+      <w:pPr>
+        <w:shd w:fill="fffffe" w:val="clear"/>
+        <w:spacing w:line="320" w:lineRule="auto"/>
+        <w:rPr>
+          <w:rFonts w:ascii="Courier New" w:cs="Courier New" w:eastAsia="Courier New" w:hAnsi="Courier New"/>
+          <w:color w:val="0000ff"/>
+          <w:sz w:val="18"/>
+          <w:szCs w:val="18"/>
+        </w:rPr>
+      </w:pPr>
+      <w:r>
+        <w:rPr>
+          <w:rFonts w:ascii="Courier New" w:cs="Courier New" w:eastAsia="Courier New" w:hAnsi="Courier New"/>
+          <w:color w:val="0000ff"/>
+          <w:sz w:val="18"/>
+          <w:szCs w:val="18"/>
+          <w:rtl w:val="0"/>
+        </w:rPr>
+        <w:t xml:space="preserve">BEGIN</w:t>
+      </w:r>
+    </w:p>
+    <w:p>
+      <w:pPr>
+        <w:shd w:fill="fffffe" w:val="clear"/>
+        <w:spacing w:line="320" w:lineRule="auto"/>
+        <w:rPr>
+          <w:rFonts w:ascii="Courier New" w:cs="Courier New" w:eastAsia="Courier New" w:hAnsi="Courier New"/>
+          <w:sz w:val="18"/>
+          <w:szCs w:val="18"/>
+        </w:rPr>
+      </w:pPr>
+      <w:r>
+        <w:rPr>
+          <w:rFonts w:ascii="Courier New" w:cs="Courier New" w:eastAsia="Courier New" w:hAnsi="Courier New"/>
+          <w:color w:val="0000ff"/>
+          <w:sz w:val="18"/>
+          <w:szCs w:val="18"/>
+          <w:rtl w:val="0"/>
+        </w:rPr>
+        <w:t xml:space="preserve">select</w:t>
+      </w:r>
+      <w:r>
+        <w:rPr>
+          <w:rFonts w:ascii="Courier New" w:cs="Courier New" w:eastAsia="Courier New" w:hAnsi="Courier New"/>
+          <w:sz w:val="18"/>
+          <w:szCs w:val="18"/>
+          <w:rtl w:val="0"/>
+        </w:rPr>
+        <w:t xml:space="preserve"> salary </w:t>
+      </w:r>
+      <w:r>
+        <w:rPr>
+          <w:rFonts w:ascii="Courier New" w:cs="Courier New" w:eastAsia="Courier New" w:hAnsi="Courier New"/>
+          <w:color w:val="0000ff"/>
+          <w:sz w:val="18"/>
+          <w:szCs w:val="18"/>
+          <w:rtl w:val="0"/>
+        </w:rPr>
+        <w:t xml:space="preserve">into</w:t>
+      </w:r>
+      <w:r>
+        <w:rPr>
+          <w:rFonts w:ascii="Courier New" w:cs="Courier New" w:eastAsia="Courier New" w:hAnsi="Courier New"/>
+          <w:sz w:val="18"/>
+          <w:szCs w:val="18"/>
+          <w:rtl w:val="0"/>
+        </w:rPr>
+        <w:t xml:space="preserve"> vsalary </w:t>
+      </w:r>
+      <w:r>
+        <w:rPr>
+          <w:rFonts w:ascii="Courier New" w:cs="Courier New" w:eastAsia="Courier New" w:hAnsi="Courier New"/>
+          <w:color w:val="0000ff"/>
+          <w:sz w:val="18"/>
+          <w:szCs w:val="18"/>
+          <w:rtl w:val="0"/>
+        </w:rPr>
+        <w:t xml:space="preserve">from</w:t>
+      </w:r>
+      <w:r>
+        <w:rPr>
+          <w:rFonts w:ascii="Courier New" w:cs="Courier New" w:eastAsia="Courier New" w:hAnsi="Courier New"/>
+          <w:sz w:val="18"/>
+          <w:szCs w:val="18"/>
+          <w:rtl w:val="0"/>
+        </w:rPr>
+        <w:t xml:space="preserve"> EMPLOYEES_TEST </w:t>
+      </w:r>
+      <w:r>
+        <w:rPr>
+          <w:rFonts w:ascii="Courier New" w:cs="Courier New" w:eastAsia="Courier New" w:hAnsi="Courier New"/>
+          <w:color w:val="0000ff"/>
+          <w:sz w:val="18"/>
+          <w:szCs w:val="18"/>
+          <w:rtl w:val="0"/>
+        </w:rPr>
+        <w:t xml:space="preserve">where</w:t>
+      </w:r>
+      <w:r>
+        <w:rPr>
+          <w:rFonts w:ascii="Courier New" w:cs="Courier New" w:eastAsia="Courier New" w:hAnsi="Courier New"/>
+          <w:sz w:val="18"/>
+          <w:szCs w:val="18"/>
+          <w:rtl w:val="0"/>
+        </w:rPr>
+        <w:t xml:space="preserve"> EMPLOYEE_ID</w:t>
+      </w:r>
+      <w:r>
+        <w:rPr>
+          <w:rFonts w:ascii="Courier New" w:cs="Courier New" w:eastAsia="Courier New" w:hAnsi="Courier New"/>
+          <w:color w:val="778899"/>
+          <w:sz w:val="18"/>
+          <w:szCs w:val="18"/>
+          <w:rtl w:val="0"/>
+        </w:rPr>
+        <w:t xml:space="preserve">=</w:t>
+      </w:r>
+      <w:r>
+        <w:rPr>
+          <w:rFonts w:ascii="Courier New" w:cs="Courier New" w:eastAsia="Courier New" w:hAnsi="Courier New"/>
+          <w:sz w:val="18"/>
+          <w:szCs w:val="18"/>
+          <w:rtl w:val="0"/>
+        </w:rPr>
+        <w:t xml:space="preserve">v_emp_id;</w:t>
+      </w:r>
+    </w:p>
+    <w:p>
+      <w:pPr>
+        <w:shd w:fill="fffffe" w:val="clear"/>
+        <w:spacing w:line="320" w:lineRule="auto"/>
+        <w:rPr>
+          <w:rFonts w:ascii="Courier New" w:cs="Courier New" w:eastAsia="Courier New" w:hAnsi="Courier New"/>
+          <w:color w:val="0000ff"/>
+          <w:sz w:val="18"/>
+          <w:szCs w:val="18"/>
+        </w:rPr>
+      </w:pPr>
+      <w:r>
+        <w:rPr>
+          <w:rFonts w:ascii="Courier New" w:cs="Courier New" w:eastAsia="Courier New" w:hAnsi="Courier New"/>
+          <w:color w:val="0000ff"/>
+          <w:sz w:val="18"/>
+          <w:szCs w:val="18"/>
+          <w:rtl w:val="0"/>
+        </w:rPr>
+        <w:t xml:space="preserve">if</w:t>
+      </w:r>
+      <w:r>
+        <w:rPr>
+          <w:rFonts w:ascii="Courier New" w:cs="Courier New" w:eastAsia="Courier New" w:hAnsi="Courier New"/>
+          <w:sz w:val="18"/>
+          <w:szCs w:val="18"/>
+          <w:rtl w:val="0"/>
+        </w:rPr>
+        <w:t xml:space="preserve"> (vsalary </w:t>
+      </w:r>
+      <w:r>
+        <w:rPr>
+          <w:rFonts w:ascii="Courier New" w:cs="Courier New" w:eastAsia="Courier New" w:hAnsi="Courier New"/>
+          <w:color w:val="778899"/>
+          <w:sz w:val="18"/>
+          <w:szCs w:val="18"/>
+          <w:rtl w:val="0"/>
+        </w:rPr>
+        <w:t xml:space="preserve">&gt;</w:t>
+      </w:r>
+      <w:r>
+        <w:rPr>
+          <w:rFonts w:ascii="Courier New" w:cs="Courier New" w:eastAsia="Courier New" w:hAnsi="Courier New"/>
+          <w:sz w:val="18"/>
+          <w:szCs w:val="18"/>
+          <w:rtl w:val="0"/>
+        </w:rPr>
+        <w:t xml:space="preserve"> </w:t>
+      </w:r>
+      <w:r>
+        <w:rPr>
+          <w:rFonts w:ascii="Courier New" w:cs="Courier New" w:eastAsia="Courier New" w:hAnsi="Courier New"/>
+          <w:color w:val="098658"/>
+          <w:sz w:val="18"/>
+          <w:szCs w:val="18"/>
+          <w:rtl w:val="0"/>
+        </w:rPr>
+        <w:t xml:space="preserve">1000</w:t>
+      </w:r>
+      <w:r>
+        <w:rPr>
+          <w:rFonts w:ascii="Courier New" w:cs="Courier New" w:eastAsia="Courier New" w:hAnsi="Courier New"/>
+          <w:sz w:val="18"/>
+          <w:szCs w:val="18"/>
+          <w:rtl w:val="0"/>
+        </w:rPr>
+        <w:t xml:space="preserve">) </w:t>
+      </w:r>
+      <w:r>
+        <w:rPr>
+          <w:rFonts w:ascii="Courier New" w:cs="Courier New" w:eastAsia="Courier New" w:hAnsi="Courier New"/>
+          <w:color w:val="0000ff"/>
+          <w:sz w:val="18"/>
+          <w:szCs w:val="18"/>
+          <w:rtl w:val="0"/>
+        </w:rPr>
+        <w:t xml:space="preserve">THEN</w:t>
+      </w:r>
+    </w:p>
+    <w:p>
+      <w:pPr>
+        <w:shd w:fill="fffffe" w:val="clear"/>
+        <w:spacing w:line="320" w:lineRule="auto"/>
+        <w:rPr>
+          <w:rFonts w:ascii="Courier New" w:cs="Courier New" w:eastAsia="Courier New" w:hAnsi="Courier New"/>
+          <w:sz w:val="18"/>
+          <w:szCs w:val="18"/>
+        </w:rPr>
+      </w:pPr>
+      <w:r>
+        <w:rPr>
+          <w:rFonts w:ascii="Courier New" w:cs="Courier New" w:eastAsia="Courier New" w:hAnsi="Courier New"/>
+          <w:sz w:val="18"/>
+          <w:szCs w:val="18"/>
+          <w:rtl w:val="0"/>
+        </w:rPr>
+        <w:t xml:space="preserve">vnewsal :</w:t>
+      </w:r>
+      <w:r>
+        <w:rPr>
+          <w:rFonts w:ascii="Courier New" w:cs="Courier New" w:eastAsia="Courier New" w:hAnsi="Courier New"/>
+          <w:color w:val="778899"/>
+          <w:sz w:val="18"/>
+          <w:szCs w:val="18"/>
+          <w:rtl w:val="0"/>
+        </w:rPr>
+        <w:t xml:space="preserve">=</w:t>
+      </w:r>
+      <w:r>
+        <w:rPr>
+          <w:rFonts w:ascii="Courier New" w:cs="Courier New" w:eastAsia="Courier New" w:hAnsi="Courier New"/>
+          <w:sz w:val="18"/>
+          <w:szCs w:val="18"/>
+          <w:rtl w:val="0"/>
+        </w:rPr>
+        <w:t xml:space="preserve"> vsalary</w:t>
+      </w:r>
+      <w:r>
+        <w:rPr>
+          <w:rFonts w:ascii="Courier New" w:cs="Courier New" w:eastAsia="Courier New" w:hAnsi="Courier New"/>
+          <w:color w:val="778899"/>
+          <w:sz w:val="18"/>
+          <w:szCs w:val="18"/>
+          <w:rtl w:val="0"/>
+        </w:rPr>
+        <w:t xml:space="preserve">+</w:t>
+      </w:r>
+      <w:r>
+        <w:rPr>
+          <w:rFonts w:ascii="Courier New" w:cs="Courier New" w:eastAsia="Courier New" w:hAnsi="Courier New"/>
+          <w:sz w:val="18"/>
+          <w:szCs w:val="18"/>
+          <w:rtl w:val="0"/>
+        </w:rPr>
+        <w:t xml:space="preserve">(vsalary </w:t>
+      </w:r>
+      <w:r>
+        <w:rPr>
+          <w:rFonts w:ascii="Courier New" w:cs="Courier New" w:eastAsia="Courier New" w:hAnsi="Courier New"/>
+          <w:color w:val="778899"/>
+          <w:sz w:val="18"/>
+          <w:szCs w:val="18"/>
+          <w:rtl w:val="0"/>
+        </w:rPr>
+        <w:t xml:space="preserve">*</w:t>
+      </w:r>
+      <w:r>
+        <w:rPr>
+          <w:rFonts w:ascii="Courier New" w:cs="Courier New" w:eastAsia="Courier New" w:hAnsi="Courier New"/>
+          <w:color w:val="098658"/>
+          <w:sz w:val="18"/>
+          <w:szCs w:val="18"/>
+          <w:rtl w:val="0"/>
+        </w:rPr>
+        <w:t xml:space="preserve">0.5</w:t>
+      </w:r>
+      <w:r>
+        <w:rPr>
+          <w:rFonts w:ascii="Courier New" w:cs="Courier New" w:eastAsia="Courier New" w:hAnsi="Courier New"/>
+          <w:sz w:val="18"/>
+          <w:szCs w:val="18"/>
+          <w:rtl w:val="0"/>
+        </w:rPr>
+        <w:t xml:space="preserve">);</w:t>
+      </w:r>
+    </w:p>
+    <w:p>
+      <w:pPr>
+        <w:shd w:fill="fffffe" w:val="clear"/>
+        <w:spacing w:line="320" w:lineRule="auto"/>
+        <w:rPr>
+          <w:rFonts w:ascii="Courier New" w:cs="Courier New" w:eastAsia="Courier New" w:hAnsi="Courier New"/>
+          <w:color w:val="0000ff"/>
+          <w:sz w:val="18"/>
+          <w:szCs w:val="18"/>
+        </w:rPr>
+      </w:pPr>
+      <w:r>
+        <w:rPr>
+          <w:rFonts w:ascii="Courier New" w:cs="Courier New" w:eastAsia="Courier New" w:hAnsi="Courier New"/>
+          <w:color w:val="0000ff"/>
+          <w:sz w:val="18"/>
+          <w:szCs w:val="18"/>
+          <w:rtl w:val="0"/>
+        </w:rPr>
+        <w:t xml:space="preserve">else</w:t>
+      </w:r>
+    </w:p>
+    <w:p>
+      <w:pPr>
+        <w:shd w:fill="fffffe" w:val="clear"/>
+        <w:spacing w:line="320" w:lineRule="auto"/>
+        <w:rPr>
+          <w:rFonts w:ascii="Courier New" w:cs="Courier New" w:eastAsia="Courier New" w:hAnsi="Courier New"/>
+          <w:sz w:val="18"/>
+          <w:szCs w:val="18"/>
+        </w:rPr>
+      </w:pPr>
+      <w:r>
+        <w:rPr>
+          <w:rFonts w:ascii="Courier New" w:cs="Courier New" w:eastAsia="Courier New" w:hAnsi="Courier New"/>
+          <w:sz w:val="18"/>
+          <w:szCs w:val="18"/>
+          <w:rtl w:val="0"/>
+        </w:rPr>
+        <w:t xml:space="preserve">vnewsal :</w:t>
+      </w:r>
+      <w:r>
+        <w:rPr>
+          <w:rFonts w:ascii="Courier New" w:cs="Courier New" w:eastAsia="Courier New" w:hAnsi="Courier New"/>
+          <w:color w:val="778899"/>
+          <w:sz w:val="18"/>
+          <w:szCs w:val="18"/>
+          <w:rtl w:val="0"/>
+        </w:rPr>
+        <w:t xml:space="preserve">=</w:t>
+      </w:r>
+      <w:r>
+        <w:rPr>
+          <w:rFonts w:ascii="Courier New" w:cs="Courier New" w:eastAsia="Courier New" w:hAnsi="Courier New"/>
+          <w:sz w:val="18"/>
+          <w:szCs w:val="18"/>
+          <w:rtl w:val="0"/>
+        </w:rPr>
+        <w:t xml:space="preserve"> vsalary</w:t>
+      </w:r>
+      <w:r>
+        <w:rPr>
+          <w:rFonts w:ascii="Courier New" w:cs="Courier New" w:eastAsia="Courier New" w:hAnsi="Courier New"/>
+          <w:color w:val="778899"/>
+          <w:sz w:val="18"/>
+          <w:szCs w:val="18"/>
+          <w:rtl w:val="0"/>
+        </w:rPr>
+        <w:t xml:space="preserve">+</w:t>
+      </w:r>
+      <w:r>
+        <w:rPr>
+          <w:rFonts w:ascii="Courier New" w:cs="Courier New" w:eastAsia="Courier New" w:hAnsi="Courier New"/>
+          <w:sz w:val="18"/>
+          <w:szCs w:val="18"/>
+          <w:rtl w:val="0"/>
+        </w:rPr>
+        <w:t xml:space="preserve">(vsalary </w:t>
+      </w:r>
+      <w:r>
+        <w:rPr>
+          <w:rFonts w:ascii="Courier New" w:cs="Courier New" w:eastAsia="Courier New" w:hAnsi="Courier New"/>
+          <w:color w:val="778899"/>
+          <w:sz w:val="18"/>
+          <w:szCs w:val="18"/>
+          <w:rtl w:val="0"/>
+        </w:rPr>
+        <w:t xml:space="preserve">*</w:t>
+      </w:r>
+      <w:r>
+        <w:rPr>
+          <w:rFonts w:ascii="Courier New" w:cs="Courier New" w:eastAsia="Courier New" w:hAnsi="Courier New"/>
+          <w:color w:val="098658"/>
+          <w:sz w:val="18"/>
+          <w:szCs w:val="18"/>
+          <w:rtl w:val="0"/>
+        </w:rPr>
+        <w:t xml:space="preserve">0.1</w:t>
+      </w:r>
+      <w:r>
+        <w:rPr>
+          <w:rFonts w:ascii="Courier New" w:cs="Courier New" w:eastAsia="Courier New" w:hAnsi="Courier New"/>
+          <w:sz w:val="18"/>
+          <w:szCs w:val="18"/>
+          <w:rtl w:val="0"/>
+        </w:rPr>
+        <w:t xml:space="preserve">);</w:t>
+      </w:r>
+    </w:p>
+    <w:p>
+      <w:pPr>
+        <w:shd w:fill="fffffe" w:val="clear"/>
+        <w:spacing w:line="320" w:lineRule="auto"/>
+        <w:rPr>
+          <w:rFonts w:ascii="Courier New" w:cs="Courier New" w:eastAsia="Courier New" w:hAnsi="Courier New"/>
+          <w:sz w:val="18"/>
+          <w:szCs w:val="18"/>
+        </w:rPr>
+      </w:pPr>
+      <w:r>
+        <w:rPr>
+          <w:rFonts w:ascii="Courier New" w:cs="Courier New" w:eastAsia="Courier New" w:hAnsi="Courier New"/>
+          <w:color w:val="0000ff"/>
+          <w:sz w:val="18"/>
+          <w:szCs w:val="18"/>
+          <w:rtl w:val="0"/>
+        </w:rPr>
+        <w:t xml:space="preserve">end</w:t>
+      </w:r>
+      <w:r>
+        <w:rPr>
+          <w:rFonts w:ascii="Courier New" w:cs="Courier New" w:eastAsia="Courier New" w:hAnsi="Courier New"/>
+          <w:sz w:val="18"/>
+          <w:szCs w:val="18"/>
+          <w:rtl w:val="0"/>
+        </w:rPr>
+        <w:t xml:space="preserve"> </w:t>
+      </w:r>
+      <w:r>
+        <w:rPr>
+          <w:rFonts w:ascii="Courier New" w:cs="Courier New" w:eastAsia="Courier New" w:hAnsi="Courier New"/>
+          <w:color w:val="0000ff"/>
+          <w:sz w:val="18"/>
+          <w:szCs w:val="18"/>
+          <w:rtl w:val="0"/>
+        </w:rPr>
+        <w:t xml:space="preserve">if</w:t>
+      </w:r>
+      <w:r>
+        <w:rPr>
+          <w:rFonts w:ascii="Courier New" w:cs="Courier New" w:eastAsia="Courier New" w:hAnsi="Courier New"/>
+          <w:sz w:val="18"/>
+          <w:szCs w:val="18"/>
+          <w:rtl w:val="0"/>
+        </w:rPr>
+        <w:t xml:space="preserve">;</w:t>
+      </w:r>
+    </w:p>
+    <w:p>
+      <w:pPr>
+        <w:shd w:fill="fffffe" w:val="clear"/>
+        <w:spacing w:line="320" w:lineRule="auto"/>
+        <w:rPr>
+          <w:rFonts w:ascii="Courier New" w:cs="Courier New" w:eastAsia="Courier New" w:hAnsi="Courier New"/>
+          <w:sz w:val="18"/>
+          <w:szCs w:val="18"/>
+        </w:rPr>
+      </w:pPr>
+      <w:r>
+        <w:rPr>
+          <w:rFonts w:ascii="Courier New" w:cs="Courier New" w:eastAsia="Courier New" w:hAnsi="Courier New"/>
+          <w:color w:val="0000ff"/>
+          <w:sz w:val="18"/>
+          <w:szCs w:val="18"/>
+          <w:rtl w:val="0"/>
+        </w:rPr>
+        <w:t xml:space="preserve">return</w:t>
+      </w:r>
+      <w:r>
+        <w:rPr>
+          <w:rFonts w:ascii="Courier New" w:cs="Courier New" w:eastAsia="Courier New" w:hAnsi="Courier New"/>
+          <w:sz w:val="18"/>
+          <w:szCs w:val="18"/>
+          <w:rtl w:val="0"/>
+        </w:rPr>
+        <w:t xml:space="preserve"> vnewsal;</w:t>
+      </w:r>
+    </w:p>
+    <w:p>
+      <w:pPr>
+        <w:shd w:fill="fffffe" w:val="clear"/>
+        <w:spacing w:line="320" w:lineRule="auto"/>
+        <w:rPr>
+          <w:rFonts w:ascii="Courier New" w:cs="Courier New" w:eastAsia="Courier New" w:hAnsi="Courier New"/>
+          <w:sz w:val="18"/>
+          <w:szCs w:val="18"/>
+        </w:rPr>
+      </w:pPr>
+      <w:r>
+        <w:rPr>
+          <w:rFonts w:ascii="Courier New" w:cs="Courier New" w:eastAsia="Courier New" w:hAnsi="Courier New"/>
+          <w:color w:val="0000ff"/>
+          <w:sz w:val="18"/>
+          <w:szCs w:val="18"/>
+          <w:rtl w:val="0"/>
+        </w:rPr>
+        <w:t xml:space="preserve">end</w:t>
+      </w:r>
+      <w:r>
+        <w:rPr>
+          <w:rFonts w:ascii="Courier New" w:cs="Courier New" w:eastAsia="Courier New" w:hAnsi="Courier New"/>
+          <w:sz w:val="18"/>
+          <w:szCs w:val="18"/>
+          <w:rtl w:val="0"/>
+        </w:rPr>
+        <w:t xml:space="preserve">;</w:t>
+      </w:r>
+    </w:p>
+    <w:p>
+      <w:pPr>
+        <w:shd w:fill="fffffe" w:val="clear"/>
+        <w:spacing w:line="320" w:lineRule="auto"/>
+        <w:rPr>
+          <w:rFonts w:ascii="Courier New" w:cs="Courier New" w:eastAsia="Courier New" w:hAnsi="Courier New"/>
+          <w:color w:val="778899"/>
+          <w:sz w:val="18"/>
+          <w:szCs w:val="18"/>
+        </w:rPr>
+      </w:pPr>
+      <w:r>
+        <w:rPr>
+          <w:rFonts w:ascii="Courier New" w:cs="Courier New" w:eastAsia="Courier New" w:hAnsi="Courier New"/>
+          <w:color w:val="778899"/>
+          <w:sz w:val="18"/>
+          <w:szCs w:val="18"/>
+          <w:rtl w:val="0"/>
+        </w:rPr>
+        <w:t xml:space="preserve">/</w:t>
+      </w:r>
+    </w:p>
+    <w:p>
+      <w:pPr>
+        <w:shd w:fill="fffffe" w:val="clear"/>
+        <w:spacing w:line="320" w:lineRule="auto"/>
+        <w:rPr>
+          <w:rFonts w:ascii="Courier New" w:cs="Courier New" w:eastAsia="Courier New" w:hAnsi="Courier New"/>
+          <w:sz w:val="18"/>
+          <w:szCs w:val="18"/>
+        </w:rPr>
+      </w:pPr>
+      <w:r>
+        <w:rPr>
+          <w:rtl w:val="0"/>
+        </w:rPr>
+      </w:r>
+    </w:p>
+    <w:p>
+      <w:pPr>
+        <w:shd w:fill="fffffe" w:val="clear"/>
+        <w:spacing w:line="320" w:lineRule="auto"/>
+        <w:rPr>
+          <w:rFonts w:ascii="Courier New" w:cs="Courier New" w:eastAsia="Courier New" w:hAnsi="Courier New"/>
+          <w:color w:val="008000"/>
+          <w:sz w:val="18"/>
+          <w:szCs w:val="18"/>
+        </w:rPr>
+      </w:pPr>
+      <w:r>
+        <w:rPr>
+          <w:rFonts w:ascii="Courier New" w:cs="Courier New" w:eastAsia="Courier New" w:hAnsi="Courier New"/>
+          <w:color w:val="008000"/>
+          <w:sz w:val="18"/>
+          <w:szCs w:val="18"/>
+          <w:rtl w:val="0"/>
+        </w:rPr>
+        <w:t xml:space="preserve">-- select * From EMPLOYEES_TEST</w:t>
+      </w:r>
+    </w:p>
+    <w:p>
+      <w:pPr>
+        <w:shd w:fill="fffffe" w:val="clear"/>
+        <w:spacing w:line="320" w:lineRule="auto"/>
+        <w:rPr>
+          <w:rFonts w:ascii="Courier New" w:cs="Courier New" w:eastAsia="Courier New" w:hAnsi="Courier New"/>
+          <w:sz w:val="18"/>
+          <w:szCs w:val="18"/>
+        </w:rPr>
+      </w:pPr>
+      <w:r>
+        <w:rPr>
+          <w:rFonts w:ascii="Courier New" w:cs="Courier New" w:eastAsia="Courier New" w:hAnsi="Courier New"/>
+          <w:color w:val="0000ff"/>
+          <w:sz w:val="18"/>
+          <w:szCs w:val="18"/>
+          <w:rtl w:val="0"/>
+        </w:rPr>
+        <w:t xml:space="preserve">select</w:t>
+      </w:r>
+      <w:r>
+        <w:rPr>
+          <w:rFonts w:ascii="Courier New" w:cs="Courier New" w:eastAsia="Courier New" w:hAnsi="Courier New"/>
+          <w:sz w:val="18"/>
+          <w:szCs w:val="18"/>
+          <w:rtl w:val="0"/>
+        </w:rPr>
+        <w:t xml:space="preserve"> EMPFUNC(</w:t>
+      </w:r>
+      <w:r>
+        <w:rPr>
+          <w:rFonts w:ascii="Courier New" w:cs="Courier New" w:eastAsia="Courier New" w:hAnsi="Courier New"/>
+          <w:color w:val="098658"/>
+          <w:sz w:val="18"/>
+          <w:szCs w:val="18"/>
+          <w:rtl w:val="0"/>
+        </w:rPr>
+        <w:t xml:space="preserve">100</w:t>
+      </w:r>
+      <w:r>
+        <w:rPr>
+          <w:rFonts w:ascii="Courier New" w:cs="Courier New" w:eastAsia="Courier New" w:hAnsi="Courier New"/>
+          <w:sz w:val="18"/>
+          <w:szCs w:val="18"/>
+          <w:rtl w:val="0"/>
+        </w:rPr>
+        <w:t xml:space="preserve">) </w:t>
+      </w:r>
+      <w:r>
+        <w:rPr>
+          <w:rFonts w:ascii="Courier New" w:cs="Courier New" w:eastAsia="Courier New" w:hAnsi="Courier New"/>
+          <w:color w:val="0000ff"/>
+          <w:sz w:val="18"/>
+          <w:szCs w:val="18"/>
+          <w:rtl w:val="0"/>
+        </w:rPr>
+        <w:t xml:space="preserve">from</w:t>
+      </w:r>
+      <w:r>
+        <w:rPr>
+          <w:rFonts w:ascii="Courier New" w:cs="Courier New" w:eastAsia="Courier New" w:hAnsi="Courier New"/>
+          <w:sz w:val="18"/>
+          <w:szCs w:val="18"/>
+          <w:rtl w:val="0"/>
+        </w:rPr>
+        <w:t xml:space="preserve"> dual;</w:t>
+      </w:r>
+    </w:p>
+    <w:p>
+      <w:pPr>
+        <w:rPr/>
+      </w:pPr>
+      <w:r>
+        <w:rPr>
+          <w:rtl w:val="0"/>
+        </w:rPr>
+      </w:r>
+    </w:p>
+    <w:p>
+      <w:pPr>
+        <w:rPr/>
+      </w:pPr>
+      <w:r>
+        <w:rPr>
+          <w:rtl w:val="0"/>
+        </w:rPr>
+      </w:r>
+    </w:p>
+    <w:p>
+      <w:pPr>
+        <w:rPr/>
+      </w:pPr>
+      <w:r>
+        <w:rPr/>
+        <w:drawing>
+          <wp:inline distB="114300" distT="114300" distL="114300" distR="114300">
+            <wp:extent cx="5943600" cy="4762500"/>
+            <wp:effectExtent b="0" l="0" r="0" t="0"/>
+            <wp:docPr id="7" name="image4.png"/>
+            <a:graphic>
+              <a:graphicData uri="http://schemas.openxmlformats.org/drawingml/2006/picture">
+                <pic:pic>
+                  <pic:nvPicPr>
+                    <pic:cNvPr id="0" name="image4.png"/>
+                    <pic:cNvPicPr preferRelativeResize="0"/>
+                  </pic:nvPicPr>
+                  <pic:blipFill>
+                    <a:blip r:embed="rId16"/>
+                    <a:srcRect b="0" l="0" r="0" t="0"/>
+                    <a:stretch>
+                      <a:fillRect/>
+                    </a:stretch>
+                  </pic:blipFill>
+                  <pic:spPr>
+                    <a:xfrm>
+                      <a:off x="0" y="0"/>
+                      <a:ext cx="5943600" cy="4762500"/>
+                    </a:xfrm>
+                    <a:prstGeom prst="rect"/>
+                    <a:ln/>
+                  </pic:spPr>
+                </pic:pic>
+              </a:graphicData>
+            </a:graphic>
+          </wp:inline>
+        </w:drawing>
+      </w:r>
+      <w:r>
+        <w:rPr>
+          <w:rtl w:val="0"/>
+        </w:rPr>
+      </w:r>
+    </w:p>
+    <w:p>
+      <w:pPr>
+        <w:rPr/>
+      </w:pPr>
+      <w:r>
+        <w:rPr>
+          <w:rtl w:val="0"/>
+        </w:rPr>
+      </w:r>
+    </w:p>
+    <w:p>
+      <w:pPr>
+        <w:rPr/>
+      </w:pPr>
+      <w:r>
+        <w:rPr>
+          <w:rtl w:val="0"/>
+        </w:rPr>
+      </w:r>
+    </w:p>
+    <w:p>
+      <w:pPr>
+        <w:shd w:fill="fffffe" w:val="clear"/>
+        <w:spacing w:line="320" w:lineRule="auto"/>
+        <w:rPr/>
+      </w:pPr>
+      <w:r>
+        <w:rPr>
           <w:rFonts w:ascii="Courier New" w:cs="Courier New" w:eastAsia="Courier New" w:hAnsi="Courier New"/>
           <w:sz w:val="18"/>
           <w:szCs w:val="18"/>
@@ -3660,16 +6463,16 @@
           <wp:inline distB="114300" distT="114300" distL="114300" distR="114300">
             <wp:extent cx="5943600" cy="4660900"/>
             <wp:effectExtent b="0" l="0" r="0" t="0"/>
-            <wp:docPr id="5" name="image12.png"/>
+            <wp:docPr id="1" name="image6.png"/>
             <a:graphic>
               <a:graphicData uri="http://schemas.openxmlformats.org/drawingml/2006/picture">
                 <pic:pic>
                   <pic:nvPicPr>
-                    <pic:cNvPr id="0" name="image12.png"/>
+                    <pic:cNvPr id="0" name="image6.png"/>
                     <pic:cNvPicPr preferRelativeResize="0"/>
                   </pic:nvPicPr>
                   <pic:blipFill>
-                    <a:blip r:embed="rId14"/>
+                    <a:blip r:embed="rId17"/>
                     <a:srcRect b="0" l="0" r="0" t="0"/>
                     <a:stretch>
                       <a:fillRect/>
@@ -3697,684 +6500,561 @@
     </w:p>
     <w:p>
       <w:pPr>
-        <w:shd w:fill="fffffe" w:val="clear"/>
-        <w:spacing w:line="320" w:lineRule="auto"/>
-        <w:rPr>
-          <w:rFonts w:ascii="Courier New" w:cs="Courier New" w:eastAsia="Courier New" w:hAnsi="Courier New"/>
-          <w:sz w:val="18"/>
-          <w:szCs w:val="18"/>
-        </w:rPr>
-      </w:pPr>
-      <w:r>
-        <w:rPr>
-          <w:rtl w:val="0"/>
-        </w:rPr>
-      </w:r>
-    </w:p>
-    <w:p>
-      <w:pPr>
-        <w:shd w:fill="fffffe" w:val="clear"/>
-        <w:spacing w:line="320" w:lineRule="auto"/>
-        <w:rPr>
-          <w:rFonts w:ascii="Courier New" w:cs="Courier New" w:eastAsia="Courier New" w:hAnsi="Courier New"/>
-          <w:sz w:val="18"/>
-          <w:szCs w:val="18"/>
-        </w:rPr>
-      </w:pPr>
-      <w:r>
-        <w:rPr>
-          <w:rtl w:val="0"/>
-        </w:rPr>
-      </w:r>
-    </w:p>
-    <w:p>
-      <w:pPr>
-        <w:shd w:fill="fffffe" w:val="clear"/>
-        <w:spacing w:line="320" w:lineRule="auto"/>
-        <w:rPr>
-          <w:rFonts w:ascii="Courier New" w:cs="Courier New" w:eastAsia="Courier New" w:hAnsi="Courier New"/>
-          <w:sz w:val="18"/>
-          <w:szCs w:val="18"/>
-        </w:rPr>
-      </w:pPr>
-      <w:r>
-        <w:rPr>
-          <w:rtl w:val="0"/>
-        </w:rPr>
-      </w:r>
-    </w:p>
-    <w:p>
-      <w:pPr>
-        <w:shd w:fill="fffffe" w:val="clear"/>
-        <w:spacing w:line="320" w:lineRule="auto"/>
-        <w:rPr>
-          <w:rFonts w:ascii="Courier New" w:cs="Courier New" w:eastAsia="Courier New" w:hAnsi="Courier New"/>
-          <w:sz w:val="18"/>
-          <w:szCs w:val="18"/>
-        </w:rPr>
-      </w:pPr>
-      <w:r>
-        <w:rPr>
-          <w:rtl w:val="0"/>
-        </w:rPr>
-      </w:r>
-    </w:p>
-    <w:p>
-      <w:pPr>
-        <w:shd w:fill="fffffe" w:val="clear"/>
-        <w:spacing w:line="320" w:lineRule="auto"/>
-        <w:rPr>
-          <w:rFonts w:ascii="Courier New" w:cs="Courier New" w:eastAsia="Courier New" w:hAnsi="Courier New"/>
-          <w:sz w:val="18"/>
-          <w:szCs w:val="18"/>
-        </w:rPr>
-      </w:pPr>
-      <w:r>
-        <w:rPr>
-          <w:rtl w:val="0"/>
-        </w:rPr>
-      </w:r>
-    </w:p>
-    <w:p>
-      <w:pPr>
-        <w:shd w:fill="fffffe" w:val="clear"/>
-        <w:spacing w:line="320" w:lineRule="auto"/>
-        <w:rPr>
-          <w:rFonts w:ascii="Courier New" w:cs="Courier New" w:eastAsia="Courier New" w:hAnsi="Courier New"/>
-          <w:sz w:val="18"/>
-          <w:szCs w:val="18"/>
-        </w:rPr>
-      </w:pPr>
-      <w:r>
-        <w:rPr>
-          <w:rtl w:val="0"/>
-        </w:rPr>
-      </w:r>
-    </w:p>
-    <w:p>
-      <w:pPr>
-        <w:shd w:fill="fffffe" w:val="clear"/>
-        <w:spacing w:line="320" w:lineRule="auto"/>
-        <w:rPr>
-          <w:rFonts w:ascii="Courier New" w:cs="Courier New" w:eastAsia="Courier New" w:hAnsi="Courier New"/>
-          <w:sz w:val="18"/>
-          <w:szCs w:val="18"/>
-        </w:rPr>
-      </w:pPr>
-      <w:r>
-        <w:rPr>
-          <w:rtl w:val="0"/>
-        </w:rPr>
-      </w:r>
-    </w:p>
-    <w:p>
-      <w:pPr>
-        <w:shd w:fill="fffffe" w:val="clear"/>
-        <w:spacing w:line="320" w:lineRule="auto"/>
-        <w:rPr>
-          <w:rFonts w:ascii="Courier New" w:cs="Courier New" w:eastAsia="Courier New" w:hAnsi="Courier New"/>
-          <w:sz w:val="18"/>
-          <w:szCs w:val="18"/>
-        </w:rPr>
-      </w:pPr>
-      <w:r>
-        <w:rPr>
-          <w:rtl w:val="0"/>
-        </w:rPr>
-      </w:r>
-    </w:p>
-    <w:p>
-      <w:pPr>
-        <w:shd w:fill="fffffe" w:val="clear"/>
-        <w:spacing w:line="320" w:lineRule="auto"/>
-        <w:rPr>
-          <w:rFonts w:ascii="Courier New" w:cs="Courier New" w:eastAsia="Courier New" w:hAnsi="Courier New"/>
-          <w:sz w:val="18"/>
-          <w:szCs w:val="18"/>
-        </w:rPr>
-      </w:pPr>
-      <w:r>
-        <w:rPr>
-          <w:rtl w:val="0"/>
-        </w:rPr>
-      </w:r>
-    </w:p>
-    <w:p>
-      <w:pPr>
-        <w:shd w:fill="fffffe" w:val="clear"/>
-        <w:spacing w:line="320" w:lineRule="auto"/>
-        <w:rPr>
-          <w:rFonts w:ascii="Courier New" w:cs="Courier New" w:eastAsia="Courier New" w:hAnsi="Courier New"/>
-          <w:sz w:val="18"/>
-          <w:szCs w:val="18"/>
-        </w:rPr>
-      </w:pPr>
-      <w:r>
-        <w:rPr>
-          <w:rtl w:val="0"/>
-        </w:rPr>
-      </w:r>
-    </w:p>
-    <w:p>
-      <w:pPr>
-        <w:shd w:fill="fffffe" w:val="clear"/>
-        <w:spacing w:line="320" w:lineRule="auto"/>
-        <w:rPr>
-          <w:rFonts w:ascii="Courier New" w:cs="Courier New" w:eastAsia="Courier New" w:hAnsi="Courier New"/>
-          <w:sz w:val="18"/>
-          <w:szCs w:val="18"/>
-        </w:rPr>
-      </w:pPr>
-      <w:r>
-        <w:rPr>
-          <w:rtl w:val="0"/>
-        </w:rPr>
-      </w:r>
-    </w:p>
-    <w:p>
-      <w:pPr>
-        <w:shd w:fill="fffffe" w:val="clear"/>
-        <w:spacing w:line="320" w:lineRule="auto"/>
-        <w:rPr>
-          <w:rFonts w:ascii="Courier New" w:cs="Courier New" w:eastAsia="Courier New" w:hAnsi="Courier New"/>
-          <w:sz w:val="18"/>
-          <w:szCs w:val="18"/>
-        </w:rPr>
-      </w:pPr>
-      <w:r>
-        <w:rPr>
-          <w:rtl w:val="0"/>
-        </w:rPr>
-      </w:r>
-    </w:p>
-    <w:p>
-      <w:pPr>
-        <w:shd w:fill="fffffe" w:val="clear"/>
-        <w:spacing w:line="320" w:lineRule="auto"/>
-        <w:rPr>
-          <w:rFonts w:ascii="Courier New" w:cs="Courier New" w:eastAsia="Courier New" w:hAnsi="Courier New"/>
-          <w:sz w:val="18"/>
-          <w:szCs w:val="18"/>
-        </w:rPr>
-      </w:pPr>
-      <w:r>
-        <w:rPr>
-          <w:rtl w:val="0"/>
-        </w:rPr>
-      </w:r>
-    </w:p>
-    <w:p>
-      <w:pPr>
-        <w:shd w:fill="fffffe" w:val="clear"/>
-        <w:spacing w:line="320" w:lineRule="auto"/>
-        <w:rPr>
-          <w:rFonts w:ascii="Courier New" w:cs="Courier New" w:eastAsia="Courier New" w:hAnsi="Courier New"/>
-          <w:sz w:val="18"/>
-          <w:szCs w:val="18"/>
-        </w:rPr>
-      </w:pPr>
-      <w:r>
-        <w:rPr>
-          <w:rtl w:val="0"/>
-        </w:rPr>
-      </w:r>
-    </w:p>
-    <w:p>
-      <w:pPr>
-        <w:shd w:fill="fffffe" w:val="clear"/>
-        <w:spacing w:line="320" w:lineRule="auto"/>
-        <w:rPr>
-          <w:rFonts w:ascii="Courier New" w:cs="Courier New" w:eastAsia="Courier New" w:hAnsi="Courier New"/>
-          <w:sz w:val="18"/>
-          <w:szCs w:val="18"/>
-        </w:rPr>
-      </w:pPr>
-      <w:r>
-        <w:rPr>
-          <w:rtl w:val="0"/>
-        </w:rPr>
-      </w:r>
-    </w:p>
-    <w:p>
-      <w:pPr>
-        <w:shd w:fill="fffffe" w:val="clear"/>
-        <w:spacing w:line="320" w:lineRule="auto"/>
-        <w:rPr>
-          <w:rFonts w:ascii="Courier New" w:cs="Courier New" w:eastAsia="Courier New" w:hAnsi="Courier New"/>
-          <w:sz w:val="18"/>
-          <w:szCs w:val="18"/>
-        </w:rPr>
-      </w:pPr>
-      <w:r>
-        <w:rPr>
-          <w:rtl w:val="0"/>
-        </w:rPr>
-      </w:r>
-    </w:p>
-    <w:p>
-      <w:pPr>
-        <w:shd w:fill="fffffe" w:val="clear"/>
-        <w:spacing w:line="320" w:lineRule="auto"/>
-        <w:rPr>
-          <w:rFonts w:ascii="Courier New" w:cs="Courier New" w:eastAsia="Courier New" w:hAnsi="Courier New"/>
-          <w:sz w:val="18"/>
-          <w:szCs w:val="18"/>
-        </w:rPr>
-      </w:pPr>
-      <w:r>
-        <w:rPr>
-          <w:rtl w:val="0"/>
-        </w:rPr>
-      </w:r>
-    </w:p>
-    <w:p>
-      <w:pPr>
-        <w:shd w:fill="fffffe" w:val="clear"/>
-        <w:spacing w:line="320" w:lineRule="auto"/>
-        <w:rPr>
-          <w:rFonts w:ascii="Courier New" w:cs="Courier New" w:eastAsia="Courier New" w:hAnsi="Courier New"/>
-          <w:sz w:val="18"/>
-          <w:szCs w:val="18"/>
-        </w:rPr>
-      </w:pPr>
-      <w:r>
-        <w:rPr>
-          <w:rtl w:val="0"/>
-        </w:rPr>
-      </w:r>
-    </w:p>
-    <w:p>
-      <w:pPr>
-        <w:shd w:fill="fffffe" w:val="clear"/>
-        <w:spacing w:line="320" w:lineRule="auto"/>
-        <w:rPr>
-          <w:rFonts w:ascii="Courier New" w:cs="Courier New" w:eastAsia="Courier New" w:hAnsi="Courier New"/>
-          <w:sz w:val="18"/>
-          <w:szCs w:val="18"/>
-        </w:rPr>
-      </w:pPr>
-      <w:r>
-        <w:rPr>
-          <w:rtl w:val="0"/>
-        </w:rPr>
-      </w:r>
-    </w:p>
-    <w:p>
-      <w:pPr>
-        <w:shd w:fill="fffffe" w:val="clear"/>
-        <w:spacing w:line="320" w:lineRule="auto"/>
-        <w:rPr>
-          <w:rFonts w:ascii="Courier New" w:cs="Courier New" w:eastAsia="Courier New" w:hAnsi="Courier New"/>
-          <w:sz w:val="18"/>
-          <w:szCs w:val="18"/>
-        </w:rPr>
-      </w:pPr>
-      <w:r>
-        <w:rPr>
-          <w:rtl w:val="0"/>
-        </w:rPr>
-      </w:r>
-    </w:p>
-    <w:p>
-      <w:pPr>
-        <w:shd w:fill="fffffe" w:val="clear"/>
-        <w:spacing w:line="320" w:lineRule="auto"/>
-        <w:rPr>
-          <w:rFonts w:ascii="Courier New" w:cs="Courier New" w:eastAsia="Courier New" w:hAnsi="Courier New"/>
-          <w:sz w:val="18"/>
-          <w:szCs w:val="18"/>
-        </w:rPr>
-      </w:pPr>
-      <w:r>
-        <w:rPr>
-          <w:rtl w:val="0"/>
-        </w:rPr>
-      </w:r>
-    </w:p>
-    <w:p>
-      <w:pPr>
-        <w:shd w:fill="fffffe" w:val="clear"/>
-        <w:spacing w:line="320" w:lineRule="auto"/>
-        <w:rPr>
-          <w:rFonts w:ascii="Courier New" w:cs="Courier New" w:eastAsia="Courier New" w:hAnsi="Courier New"/>
-          <w:sz w:val="18"/>
-          <w:szCs w:val="18"/>
-        </w:rPr>
-      </w:pPr>
-      <w:r>
-        <w:rPr>
-          <w:rtl w:val="0"/>
-        </w:rPr>
-      </w:r>
-    </w:p>
-    <w:p>
-      <w:pPr>
-        <w:shd w:fill="fffffe" w:val="clear"/>
-        <w:spacing w:line="320" w:lineRule="auto"/>
-        <w:rPr>
-          <w:rFonts w:ascii="Courier New" w:cs="Courier New" w:eastAsia="Courier New" w:hAnsi="Courier New"/>
-          <w:sz w:val="18"/>
-          <w:szCs w:val="18"/>
-        </w:rPr>
-      </w:pPr>
-      <w:r>
-        <w:rPr>
-          <w:rtl w:val="0"/>
-        </w:rPr>
-      </w:r>
-    </w:p>
-    <w:p>
-      <w:pPr>
-        <w:shd w:fill="fffffe" w:val="clear"/>
-        <w:spacing w:line="320" w:lineRule="auto"/>
-        <w:rPr>
-          <w:rFonts w:ascii="Courier New" w:cs="Courier New" w:eastAsia="Courier New" w:hAnsi="Courier New"/>
-          <w:sz w:val="18"/>
-          <w:szCs w:val="18"/>
-        </w:rPr>
-      </w:pPr>
-      <w:r>
-        <w:rPr>
-          <w:rtl w:val="0"/>
-        </w:rPr>
-      </w:r>
-    </w:p>
-    <w:p>
-      <w:pPr>
-        <w:shd w:fill="fffffe" w:val="clear"/>
-        <w:spacing w:line="320" w:lineRule="auto"/>
-        <w:rPr>
-          <w:rFonts w:ascii="Courier New" w:cs="Courier New" w:eastAsia="Courier New" w:hAnsi="Courier New"/>
-          <w:sz w:val="18"/>
-          <w:szCs w:val="18"/>
-        </w:rPr>
-      </w:pPr>
-      <w:r>
-        <w:rPr>
-          <w:rFonts w:ascii="Courier New" w:cs="Courier New" w:eastAsia="Courier New" w:hAnsi="Courier New"/>
-          <w:sz w:val="18"/>
-          <w:szCs w:val="18"/>
-          <w:rtl w:val="0"/>
-        </w:rPr>
-        <w:t xml:space="preserve">..</w:t>
-      </w:r>
-    </w:p>
-    <w:p>
-      <w:pPr>
-        <w:shd w:fill="fffffe" w:val="clear"/>
-        <w:spacing w:line="320" w:lineRule="auto"/>
-        <w:rPr>
-          <w:rFonts w:ascii="Courier New" w:cs="Courier New" w:eastAsia="Courier New" w:hAnsi="Courier New"/>
-          <w:sz w:val="18"/>
-          <w:szCs w:val="18"/>
-        </w:rPr>
-      </w:pPr>
-      <w:r>
-        <w:rPr>
-          <w:rFonts w:ascii="Roboto Mono" w:cs="Roboto Mono" w:eastAsia="Roboto Mono" w:hAnsi="Roboto Mono"/>
-          <w:color w:val="188038"/>
-          <w:sz w:val="18"/>
-          <w:szCs w:val="18"/>
-          <w:rtl w:val="0"/>
-        </w:rPr>
-        <w:t xml:space="preserve">d dnamearray;</w:t>
-      </w:r>
-      <w:r>
-        <w:rPr>
-          <w:rFonts w:ascii="Fira Mono" w:cs="Fira Mono" w:eastAsia="Fira Mono" w:hAnsi="Fira Mono"/>
-          <w:sz w:val="18"/>
-          <w:szCs w:val="18"/>
-          <w:rtl w:val="0"/>
-        </w:rPr>
-        <w:t xml:space="preserve"> → declare array variable</w:t>
-      </w:r>
-    </w:p>
-    <w:p>
-      <w:pPr>
-        <w:shd w:fill="fffffe" w:val="clear"/>
-        <w:spacing w:line="320" w:lineRule="auto"/>
-        <w:rPr>
-          <w:rFonts w:ascii="Courier New" w:cs="Courier New" w:eastAsia="Courier New" w:hAnsi="Courier New"/>
-          <w:sz w:val="18"/>
-          <w:szCs w:val="18"/>
-        </w:rPr>
-      </w:pPr>
-      <w:r>
-        <w:rPr>
-          <w:rFonts w:ascii="Roboto Mono" w:cs="Roboto Mono" w:eastAsia="Roboto Mono" w:hAnsi="Roboto Mono"/>
-          <w:color w:val="188038"/>
-          <w:sz w:val="18"/>
-          <w:szCs w:val="18"/>
-          <w:rtl w:val="0"/>
-        </w:rPr>
-        <w:t xml:space="preserve">d(i)</w:t>
-      </w:r>
-      <w:r>
-        <w:rPr>
-          <w:rFonts w:ascii="Fira Mono" w:cs="Fira Mono" w:eastAsia="Fira Mono" w:hAnsi="Fira Mono"/>
-          <w:sz w:val="18"/>
-          <w:szCs w:val="18"/>
-          <w:rtl w:val="0"/>
-        </w:rPr>
-        <w:t xml:space="preserve"> → access one value in that array</w:t>
-      </w:r>
-    </w:p>
-    <w:p>
-      <w:pPr>
-        <w:shd w:fill="fffffe" w:val="clear"/>
-        <w:spacing w:line="320" w:lineRule="auto"/>
-        <w:rPr>
-          <w:rFonts w:ascii="Courier New" w:cs="Courier New" w:eastAsia="Courier New" w:hAnsi="Courier New"/>
-          <w:sz w:val="18"/>
-          <w:szCs w:val="18"/>
-        </w:rPr>
-      </w:pPr>
-      <w:r>
-        <w:rPr>
-          <w:rtl w:val="0"/>
-        </w:rPr>
-      </w:r>
-    </w:p>
-    <w:p>
-      <w:pPr>
-        <w:shd w:fill="fffffe" w:val="clear"/>
-        <w:spacing w:line="320" w:lineRule="auto"/>
-        <w:rPr>
-          <w:rFonts w:ascii="Courier New" w:cs="Courier New" w:eastAsia="Courier New" w:hAnsi="Courier New"/>
-          <w:sz w:val="18"/>
-          <w:szCs w:val="18"/>
-        </w:rPr>
-      </w:pPr>
-      <w:r>
-        <w:rPr>
-          <w:rtl w:val="0"/>
-        </w:rPr>
-      </w:r>
-    </w:p>
-    <w:p>
-      <w:pPr>
-        <w:shd w:fill="fffffe" w:val="clear"/>
-        <w:spacing w:line="320" w:lineRule="auto"/>
-        <w:rPr>
-          <w:rFonts w:ascii="Courier New" w:cs="Courier New" w:eastAsia="Courier New" w:hAnsi="Courier New"/>
-          <w:sz w:val="18"/>
-          <w:szCs w:val="18"/>
-        </w:rPr>
-      </w:pPr>
-      <w:r>
-        <w:rPr>
-          <w:rFonts w:ascii="Courier New" w:cs="Courier New" w:eastAsia="Courier New" w:hAnsi="Courier New"/>
-          <w:sz w:val="18"/>
-          <w:szCs w:val="18"/>
-          <w:rtl w:val="0"/>
-        </w:rPr>
-        <w:t xml:space="preserve">Peformance and logic issue</w:t>
-      </w:r>
-    </w:p>
-    <w:p>
-      <w:pPr>
-        <w:shd w:fill="fffffe" w:val="clear"/>
-        <w:spacing w:line="320" w:lineRule="auto"/>
-        <w:rPr>
-          <w:rFonts w:ascii="Courier New" w:cs="Courier New" w:eastAsia="Courier New" w:hAnsi="Courier New"/>
-          <w:sz w:val="18"/>
-          <w:szCs w:val="18"/>
-        </w:rPr>
-      </w:pPr>
-      <w:r>
-        <w:rPr>
-          <w:rtl w:val="0"/>
-        </w:rPr>
-      </w:r>
-    </w:p>
-    <w:p>
-      <w:pPr>
-        <w:shd w:fill="fffffe" w:val="clear"/>
-        <w:spacing w:line="320" w:lineRule="auto"/>
-        <w:rPr>
-          <w:rFonts w:ascii="Courier New" w:cs="Courier New" w:eastAsia="Courier New" w:hAnsi="Courier New"/>
-          <w:sz w:val="18"/>
-          <w:szCs w:val="18"/>
-        </w:rPr>
-      </w:pPr>
-      <w:r>
-        <w:rPr>
-          <w:rFonts w:ascii="Courier New" w:cs="Courier New" w:eastAsia="Courier New" w:hAnsi="Courier New"/>
-          <w:sz w:val="18"/>
-          <w:szCs w:val="18"/>
-          <w:rtl w:val="0"/>
-        </w:rPr>
-        <w:t xml:space="preserve">To overcome we used Bulk collect: fetch all elements from db and stored in </w:t>
-      </w:r>
-      <w:r>
-        <w:rPr>
-          <w:rFonts w:ascii="Courier New" w:cs="Courier New" w:eastAsia="Courier New" w:hAnsi="Courier New"/>
-          <w:sz w:val="18"/>
-          <w:szCs w:val="18"/>
-          <w:rtl w:val="0"/>
-        </w:rPr>
-        <w:t xml:space="preserve">dname</w:t>
-      </w:r>
-      <w:r>
-        <w:rPr>
-          <w:rtl w:val="0"/>
-        </w:rPr>
-      </w:r>
-    </w:p>
-    <w:p>
-      <w:pPr>
-        <w:shd w:fill="fffffe" w:val="clear"/>
-        <w:spacing w:line="320" w:lineRule="auto"/>
-        <w:rPr>
-          <w:rFonts w:ascii="Courier New" w:cs="Courier New" w:eastAsia="Courier New" w:hAnsi="Courier New"/>
-          <w:sz w:val="18"/>
-          <w:szCs w:val="18"/>
-        </w:rPr>
-      </w:pPr>
-      <w:r>
-        <w:rPr>
-          <w:rFonts w:ascii="Courier New" w:cs="Courier New" w:eastAsia="Courier New" w:hAnsi="Courier New"/>
-          <w:sz w:val="18"/>
-          <w:szCs w:val="18"/>
-          <w:rtl w:val="0"/>
-        </w:rPr>
-        <w:t xml:space="preserve">No of requests to db is reduced and performance is increased using Bulk collect.</w:t>
-      </w:r>
-    </w:p>
-    <w:p>
-      <w:pPr>
-        <w:shd w:fill="fffffe" w:val="clear"/>
-        <w:spacing w:line="320" w:lineRule="auto"/>
-        <w:rPr>
-          <w:rFonts w:ascii="Courier New" w:cs="Courier New" w:eastAsia="Courier New" w:hAnsi="Courier New"/>
-          <w:sz w:val="18"/>
-          <w:szCs w:val="18"/>
-        </w:rPr>
-      </w:pPr>
-      <w:r>
-        <w:rPr>
-          <w:rtl w:val="0"/>
-        </w:rPr>
-      </w:r>
-    </w:p>
-    <w:p>
-      <w:pPr>
-        <w:shd w:fill="fffffe" w:val="clear"/>
-        <w:spacing w:line="320" w:lineRule="auto"/>
-        <w:rPr>
-          <w:rFonts w:ascii="Courier New" w:cs="Courier New" w:eastAsia="Courier New" w:hAnsi="Courier New"/>
-          <w:sz w:val="18"/>
-          <w:szCs w:val="18"/>
-        </w:rPr>
-      </w:pPr>
-      <w:r>
-        <w:rPr>
-          <w:rtl w:val="0"/>
-        </w:rPr>
-      </w:r>
-    </w:p>
-    <w:p>
-      <w:pPr>
-        <w:shd w:fill="fffffe" w:val="clear"/>
-        <w:spacing w:line="320" w:lineRule="auto"/>
-        <w:rPr>
-          <w:rFonts w:ascii="Courier New" w:cs="Courier New" w:eastAsia="Courier New" w:hAnsi="Courier New"/>
-          <w:sz w:val="18"/>
-          <w:szCs w:val="18"/>
-        </w:rPr>
-      </w:pPr>
-      <w:r>
-        <w:rPr>
-          <w:rtl w:val="0"/>
-        </w:rPr>
-      </w:r>
-    </w:p>
-    <w:p>
-      <w:pPr>
-        <w:shd w:fill="fffffe" w:val="clear"/>
-        <w:spacing w:line="320" w:lineRule="auto"/>
-        <w:rPr>
-          <w:rFonts w:ascii="Courier New" w:cs="Courier New" w:eastAsia="Courier New" w:hAnsi="Courier New"/>
-          <w:sz w:val="18"/>
-          <w:szCs w:val="18"/>
-        </w:rPr>
-      </w:pPr>
-      <w:r>
-        <w:rPr>
-          <w:rtl w:val="0"/>
-        </w:rPr>
-      </w:r>
-    </w:p>
-    <w:p>
-      <w:pPr>
-        <w:shd w:fill="fffffe" w:val="clear"/>
-        <w:spacing w:line="320" w:lineRule="auto"/>
-        <w:rPr>
-          <w:rFonts w:ascii="Courier New" w:cs="Courier New" w:eastAsia="Courier New" w:hAnsi="Courier New"/>
-          <w:sz w:val="18"/>
-          <w:szCs w:val="18"/>
-        </w:rPr>
-      </w:pPr>
-      <w:r>
-        <w:rPr>
-          <w:rFonts w:ascii="Courier New" w:cs="Courier New" w:eastAsia="Courier New" w:hAnsi="Courier New"/>
-          <w:sz w:val="18"/>
-          <w:szCs w:val="18"/>
-        </w:rPr>
+        <w:rPr/>
+      </w:pPr>
+      <w:r>
+        <w:rPr>
+          <w:rtl w:val="0"/>
+        </w:rPr>
+      </w:r>
+    </w:p>
+    <w:p>
+      <w:pPr>
+        <w:shd w:fill="fffffe" w:val="clear"/>
+        <w:spacing w:line="320" w:lineRule="auto"/>
+        <w:rPr>
+          <w:rFonts w:ascii="Courier New" w:cs="Courier New" w:eastAsia="Courier New" w:hAnsi="Courier New"/>
+          <w:sz w:val="18"/>
+          <w:szCs w:val="18"/>
+        </w:rPr>
+      </w:pPr>
+      <w:r>
+        <w:rPr>
+          <w:rFonts w:ascii="Courier New" w:cs="Courier New" w:eastAsia="Courier New" w:hAnsi="Courier New"/>
+          <w:color w:val="0000ff"/>
+          <w:sz w:val="18"/>
+          <w:szCs w:val="18"/>
+          <w:rtl w:val="0"/>
+        </w:rPr>
+        <w:t xml:space="preserve">create</w:t>
+      </w:r>
+      <w:r>
+        <w:rPr>
+          <w:rFonts w:ascii="Courier New" w:cs="Courier New" w:eastAsia="Courier New" w:hAnsi="Courier New"/>
+          <w:sz w:val="18"/>
+          <w:szCs w:val="18"/>
+          <w:rtl w:val="0"/>
+        </w:rPr>
+        <w:t xml:space="preserve"> </w:t>
+      </w:r>
+      <w:r>
+        <w:rPr>
+          <w:rFonts w:ascii="Courier New" w:cs="Courier New" w:eastAsia="Courier New" w:hAnsi="Courier New"/>
+          <w:color w:val="0000ff"/>
+          <w:sz w:val="18"/>
+          <w:szCs w:val="18"/>
+          <w:rtl w:val="0"/>
+        </w:rPr>
+        <w:t xml:space="preserve">or</w:t>
+      </w:r>
+      <w:r>
+        <w:rPr>
+          <w:rFonts w:ascii="Courier New" w:cs="Courier New" w:eastAsia="Courier New" w:hAnsi="Courier New"/>
+          <w:sz w:val="18"/>
+          <w:szCs w:val="18"/>
+          <w:rtl w:val="0"/>
+        </w:rPr>
+        <w:t xml:space="preserve"> </w:t>
+      </w:r>
+      <w:r>
+        <w:rPr>
+          <w:rFonts w:ascii="Courier New" w:cs="Courier New" w:eastAsia="Courier New" w:hAnsi="Courier New"/>
+          <w:color w:val="0000ff"/>
+          <w:sz w:val="18"/>
+          <w:szCs w:val="18"/>
+          <w:rtl w:val="0"/>
+        </w:rPr>
+        <w:t xml:space="preserve">replace</w:t>
+      </w:r>
+      <w:r>
+        <w:rPr>
+          <w:rFonts w:ascii="Courier New" w:cs="Courier New" w:eastAsia="Courier New" w:hAnsi="Courier New"/>
+          <w:sz w:val="18"/>
+          <w:szCs w:val="18"/>
+          <w:rtl w:val="0"/>
+        </w:rPr>
+        <w:t xml:space="preserve"> </w:t>
+      </w:r>
+      <w:r>
+        <w:rPr>
+          <w:rFonts w:ascii="Courier New" w:cs="Courier New" w:eastAsia="Courier New" w:hAnsi="Courier New"/>
+          <w:color w:val="0000ff"/>
+          <w:sz w:val="18"/>
+          <w:szCs w:val="18"/>
+          <w:rtl w:val="0"/>
+        </w:rPr>
+        <w:t xml:space="preserve">PROCEDURE</w:t>
+      </w:r>
+      <w:r>
+        <w:rPr>
+          <w:rFonts w:ascii="Courier New" w:cs="Courier New" w:eastAsia="Courier New" w:hAnsi="Courier New"/>
+          <w:sz w:val="18"/>
+          <w:szCs w:val="18"/>
+          <w:rtl w:val="0"/>
+        </w:rPr>
+        <w:t xml:space="preserve"> insertemp (empids </w:t>
+      </w:r>
+      <w:r>
+        <w:rPr>
+          <w:rFonts w:ascii="Courier New" w:cs="Courier New" w:eastAsia="Courier New" w:hAnsi="Courier New"/>
+          <w:color w:val="0000ff"/>
+          <w:sz w:val="18"/>
+          <w:szCs w:val="18"/>
+          <w:rtl w:val="0"/>
+        </w:rPr>
+        <w:t xml:space="preserve">varchar2</w:t>
+      </w:r>
+      <w:r>
+        <w:rPr>
+          <w:rFonts w:ascii="Courier New" w:cs="Courier New" w:eastAsia="Courier New" w:hAnsi="Courier New"/>
+          <w:sz w:val="18"/>
+          <w:szCs w:val="18"/>
+          <w:rtl w:val="0"/>
+        </w:rPr>
+        <w:t xml:space="preserve">, salarys </w:t>
+      </w:r>
+      <w:r>
+        <w:rPr>
+          <w:rFonts w:ascii="Courier New" w:cs="Courier New" w:eastAsia="Courier New" w:hAnsi="Courier New"/>
+          <w:color w:val="0000ff"/>
+          <w:sz w:val="18"/>
+          <w:szCs w:val="18"/>
+          <w:rtl w:val="0"/>
+        </w:rPr>
+        <w:t xml:space="preserve">number</w:t>
+      </w:r>
+      <w:r>
+        <w:rPr>
+          <w:rFonts w:ascii="Courier New" w:cs="Courier New" w:eastAsia="Courier New" w:hAnsi="Courier New"/>
+          <w:sz w:val="18"/>
+          <w:szCs w:val="18"/>
+          <w:rtl w:val="0"/>
+        </w:rPr>
+        <w:t xml:space="preserve">,</w:t>
+      </w:r>
+    </w:p>
+    <w:p>
+      <w:pPr>
+        <w:shd w:fill="fffffe" w:val="clear"/>
+        <w:spacing w:line="320" w:lineRule="auto"/>
+        <w:rPr>
+          <w:rFonts w:ascii="Courier New" w:cs="Courier New" w:eastAsia="Courier New" w:hAnsi="Courier New"/>
+          <w:sz w:val="18"/>
+          <w:szCs w:val="18"/>
+        </w:rPr>
+      </w:pPr>
+      <w:r>
+        <w:rPr>
+          <w:rFonts w:ascii="Courier New" w:cs="Courier New" w:eastAsia="Courier New" w:hAnsi="Courier New"/>
+          <w:sz w:val="18"/>
+          <w:szCs w:val="18"/>
+          <w:rtl w:val="0"/>
+        </w:rPr>
+        <w:t xml:space="preserve">commission_pcts </w:t>
+      </w:r>
+      <w:r>
+        <w:rPr>
+          <w:rFonts w:ascii="Courier New" w:cs="Courier New" w:eastAsia="Courier New" w:hAnsi="Courier New"/>
+          <w:color w:val="0000ff"/>
+          <w:sz w:val="18"/>
+          <w:szCs w:val="18"/>
+          <w:rtl w:val="0"/>
+        </w:rPr>
+        <w:t xml:space="preserve">number</w:t>
+      </w:r>
+      <w:r>
+        <w:rPr>
+          <w:rFonts w:ascii="Courier New" w:cs="Courier New" w:eastAsia="Courier New" w:hAnsi="Courier New"/>
+          <w:sz w:val="18"/>
+          <w:szCs w:val="18"/>
+          <w:rtl w:val="0"/>
+        </w:rPr>
+        <w:t xml:space="preserve">)</w:t>
+      </w:r>
+    </w:p>
+    <w:p>
+      <w:pPr>
+        <w:shd w:fill="fffffe" w:val="clear"/>
+        <w:spacing w:line="320" w:lineRule="auto"/>
+        <w:rPr>
+          <w:rFonts w:ascii="Courier New" w:cs="Courier New" w:eastAsia="Courier New" w:hAnsi="Courier New"/>
+          <w:color w:val="0000ff"/>
+          <w:sz w:val="18"/>
+          <w:szCs w:val="18"/>
+        </w:rPr>
+      </w:pPr>
+      <w:r>
+        <w:rPr>
+          <w:rFonts w:ascii="Courier New" w:cs="Courier New" w:eastAsia="Courier New" w:hAnsi="Courier New"/>
+          <w:color w:val="0000ff"/>
+          <w:sz w:val="18"/>
+          <w:szCs w:val="18"/>
+          <w:rtl w:val="0"/>
+        </w:rPr>
+        <w:t xml:space="preserve">as</w:t>
+      </w:r>
+    </w:p>
+    <w:p>
+      <w:pPr>
+        <w:shd w:fill="fffffe" w:val="clear"/>
+        <w:spacing w:line="320" w:lineRule="auto"/>
+        <w:rPr>
+          <w:rFonts w:ascii="Courier New" w:cs="Courier New" w:eastAsia="Courier New" w:hAnsi="Courier New"/>
+          <w:color w:val="0000ff"/>
+          <w:sz w:val="18"/>
+          <w:szCs w:val="18"/>
+        </w:rPr>
+      </w:pPr>
+      <w:r>
+        <w:rPr>
+          <w:rFonts w:ascii="Courier New" w:cs="Courier New" w:eastAsia="Courier New" w:hAnsi="Courier New"/>
+          <w:color w:val="0000ff"/>
+          <w:sz w:val="18"/>
+          <w:szCs w:val="18"/>
+          <w:rtl w:val="0"/>
+        </w:rPr>
+        <w:t xml:space="preserve">begin</w:t>
+      </w:r>
+    </w:p>
+    <w:p>
+      <w:pPr>
+        <w:shd w:fill="fffffe" w:val="clear"/>
+        <w:spacing w:line="320" w:lineRule="auto"/>
+        <w:rPr>
+          <w:rFonts w:ascii="Courier New" w:cs="Courier New" w:eastAsia="Courier New" w:hAnsi="Courier New"/>
+          <w:sz w:val="18"/>
+          <w:szCs w:val="18"/>
+        </w:rPr>
+      </w:pPr>
+      <w:r>
+        <w:rPr>
+          <w:rFonts w:ascii="Courier New" w:cs="Courier New" w:eastAsia="Courier New" w:hAnsi="Courier New"/>
+          <w:sz w:val="18"/>
+          <w:szCs w:val="18"/>
+          <w:rtl w:val="0"/>
+        </w:rPr>
+        <w:t xml:space="preserve">    </w:t>
+      </w:r>
+      <w:r>
+        <w:rPr>
+          <w:rFonts w:ascii="Courier New" w:cs="Courier New" w:eastAsia="Courier New" w:hAnsi="Courier New"/>
+          <w:color w:val="0000ff"/>
+          <w:sz w:val="18"/>
+          <w:szCs w:val="18"/>
+          <w:rtl w:val="0"/>
+        </w:rPr>
+        <w:t xml:space="preserve">insert</w:t>
+      </w:r>
+      <w:r>
+        <w:rPr>
+          <w:rFonts w:ascii="Courier New" w:cs="Courier New" w:eastAsia="Courier New" w:hAnsi="Courier New"/>
+          <w:sz w:val="18"/>
+          <w:szCs w:val="18"/>
+          <w:rtl w:val="0"/>
+        </w:rPr>
+        <w:t xml:space="preserve"> </w:t>
+      </w:r>
+      <w:r>
+        <w:rPr>
+          <w:rFonts w:ascii="Courier New" w:cs="Courier New" w:eastAsia="Courier New" w:hAnsi="Courier New"/>
+          <w:color w:val="0000ff"/>
+          <w:sz w:val="18"/>
+          <w:szCs w:val="18"/>
+          <w:rtl w:val="0"/>
+        </w:rPr>
+        <w:t xml:space="preserve">into</w:t>
+      </w:r>
+      <w:r>
+        <w:rPr>
+          <w:rFonts w:ascii="Courier New" w:cs="Courier New" w:eastAsia="Courier New" w:hAnsi="Courier New"/>
+          <w:sz w:val="18"/>
+          <w:szCs w:val="18"/>
+          <w:rtl w:val="0"/>
+        </w:rPr>
+        <w:t xml:space="preserve"> employees_test </w:t>
+      </w:r>
+      <w:r>
+        <w:rPr>
+          <w:rFonts w:ascii="Courier New" w:cs="Courier New" w:eastAsia="Courier New" w:hAnsi="Courier New"/>
+          <w:color w:val="0000ff"/>
+          <w:sz w:val="18"/>
+          <w:szCs w:val="18"/>
+          <w:rtl w:val="0"/>
+        </w:rPr>
+        <w:t xml:space="preserve">values</w:t>
+      </w:r>
+      <w:r>
+        <w:rPr>
+          <w:rFonts w:ascii="Courier New" w:cs="Courier New" w:eastAsia="Courier New" w:hAnsi="Courier New"/>
+          <w:sz w:val="18"/>
+          <w:szCs w:val="18"/>
+          <w:rtl w:val="0"/>
+        </w:rPr>
+        <w:t xml:space="preserve">(empids,salarys,commission_pcts);</w:t>
+      </w:r>
+    </w:p>
+    <w:p>
+      <w:pPr>
+        <w:shd w:fill="fffffe" w:val="clear"/>
+        <w:spacing w:line="320" w:lineRule="auto"/>
+        <w:rPr>
+          <w:rFonts w:ascii="Courier New" w:cs="Courier New" w:eastAsia="Courier New" w:hAnsi="Courier New"/>
+          <w:sz w:val="18"/>
+          <w:szCs w:val="18"/>
+        </w:rPr>
+      </w:pPr>
+      <w:r>
+        <w:rPr>
+          <w:rFonts w:ascii="Courier New" w:cs="Courier New" w:eastAsia="Courier New" w:hAnsi="Courier New"/>
+          <w:color w:val="0000ff"/>
+          <w:sz w:val="18"/>
+          <w:szCs w:val="18"/>
+          <w:rtl w:val="0"/>
+        </w:rPr>
+        <w:t xml:space="preserve">commit</w:t>
+      </w:r>
+      <w:r>
+        <w:rPr>
+          <w:rFonts w:ascii="Courier New" w:cs="Courier New" w:eastAsia="Courier New" w:hAnsi="Courier New"/>
+          <w:sz w:val="18"/>
+          <w:szCs w:val="18"/>
+          <w:rtl w:val="0"/>
+        </w:rPr>
+        <w:t xml:space="preserve">;</w:t>
+      </w:r>
+    </w:p>
+    <w:p>
+      <w:pPr>
+        <w:shd w:fill="fffffe" w:val="clear"/>
+        <w:spacing w:line="320" w:lineRule="auto"/>
+        <w:rPr>
+          <w:rFonts w:ascii="Courier New" w:cs="Courier New" w:eastAsia="Courier New" w:hAnsi="Courier New"/>
+          <w:sz w:val="18"/>
+          <w:szCs w:val="18"/>
+        </w:rPr>
+      </w:pPr>
+      <w:r>
+        <w:rPr>
+          <w:rFonts w:ascii="Courier New" w:cs="Courier New" w:eastAsia="Courier New" w:hAnsi="Courier New"/>
+          <w:color w:val="0000ff"/>
+          <w:sz w:val="18"/>
+          <w:szCs w:val="18"/>
+          <w:rtl w:val="0"/>
+        </w:rPr>
+        <w:t xml:space="preserve">end</w:t>
+      </w:r>
+      <w:r>
+        <w:rPr>
+          <w:rFonts w:ascii="Courier New" w:cs="Courier New" w:eastAsia="Courier New" w:hAnsi="Courier New"/>
+          <w:sz w:val="18"/>
+          <w:szCs w:val="18"/>
+          <w:rtl w:val="0"/>
+        </w:rPr>
+        <w:t xml:space="preserve">;</w:t>
+      </w:r>
+    </w:p>
+    <w:p>
+      <w:pPr>
+        <w:shd w:fill="fffffe" w:val="clear"/>
+        <w:spacing w:line="320" w:lineRule="auto"/>
+        <w:rPr>
+          <w:rFonts w:ascii="Courier New" w:cs="Courier New" w:eastAsia="Courier New" w:hAnsi="Courier New"/>
+          <w:color w:val="778899"/>
+          <w:sz w:val="18"/>
+          <w:szCs w:val="18"/>
+        </w:rPr>
+      </w:pPr>
+      <w:r>
+        <w:rPr>
+          <w:rFonts w:ascii="Courier New" w:cs="Courier New" w:eastAsia="Courier New" w:hAnsi="Courier New"/>
+          <w:color w:val="778899"/>
+          <w:sz w:val="18"/>
+          <w:szCs w:val="18"/>
+          <w:rtl w:val="0"/>
+        </w:rPr>
+        <w:t xml:space="preserve">/</w:t>
+      </w:r>
+    </w:p>
+    <w:p>
+      <w:pPr>
+        <w:shd w:fill="fffffe" w:val="clear"/>
+        <w:spacing w:line="320" w:lineRule="auto"/>
+        <w:rPr>
+          <w:rFonts w:ascii="Courier New" w:cs="Courier New" w:eastAsia="Courier New" w:hAnsi="Courier New"/>
+          <w:sz w:val="18"/>
+          <w:szCs w:val="18"/>
+        </w:rPr>
+      </w:pPr>
+      <w:r>
+        <w:rPr>
+          <w:rtl w:val="0"/>
+        </w:rPr>
+      </w:r>
+    </w:p>
+    <w:p>
+      <w:pPr>
+        <w:shd w:fill="fffffe" w:val="clear"/>
+        <w:spacing w:line="320" w:lineRule="auto"/>
+        <w:rPr>
+          <w:rFonts w:ascii="Courier New" w:cs="Courier New" w:eastAsia="Courier New" w:hAnsi="Courier New"/>
+          <w:sz w:val="18"/>
+          <w:szCs w:val="18"/>
+        </w:rPr>
+      </w:pPr>
+      <w:r>
+        <w:rPr>
+          <w:rFonts w:ascii="Courier New" w:cs="Courier New" w:eastAsia="Courier New" w:hAnsi="Courier New"/>
+          <w:sz w:val="18"/>
+          <w:szCs w:val="18"/>
+          <w:rtl w:val="0"/>
+        </w:rPr>
+        <w:t xml:space="preserve">exec insertemp(</w:t>
+      </w:r>
+      <w:r>
+        <w:rPr>
+          <w:rFonts w:ascii="Courier New" w:cs="Courier New" w:eastAsia="Courier New" w:hAnsi="Courier New"/>
+          <w:color w:val="098658"/>
+          <w:sz w:val="18"/>
+          <w:szCs w:val="18"/>
+          <w:rtl w:val="0"/>
+        </w:rPr>
+        <w:t xml:space="preserve">101</w:t>
+      </w:r>
+      <w:r>
+        <w:rPr>
+          <w:rFonts w:ascii="Courier New" w:cs="Courier New" w:eastAsia="Courier New" w:hAnsi="Courier New"/>
+          <w:sz w:val="18"/>
+          <w:szCs w:val="18"/>
+          <w:rtl w:val="0"/>
+        </w:rPr>
+        <w:t xml:space="preserve">,</w:t>
+      </w:r>
+      <w:r>
+        <w:rPr>
+          <w:rFonts w:ascii="Courier New" w:cs="Courier New" w:eastAsia="Courier New" w:hAnsi="Courier New"/>
+          <w:color w:val="098658"/>
+          <w:sz w:val="18"/>
+          <w:szCs w:val="18"/>
+          <w:rtl w:val="0"/>
+        </w:rPr>
+        <w:t xml:space="preserve">1000</w:t>
+      </w:r>
+      <w:r>
+        <w:rPr>
+          <w:rFonts w:ascii="Courier New" w:cs="Courier New" w:eastAsia="Courier New" w:hAnsi="Courier New"/>
+          <w:sz w:val="18"/>
+          <w:szCs w:val="18"/>
+          <w:rtl w:val="0"/>
+        </w:rPr>
+        <w:t xml:space="preserve">,</w:t>
+      </w:r>
+      <w:r>
+        <w:rPr>
+          <w:rFonts w:ascii="Courier New" w:cs="Courier New" w:eastAsia="Courier New" w:hAnsi="Courier New"/>
+          <w:color w:val="098658"/>
+          <w:sz w:val="18"/>
+          <w:szCs w:val="18"/>
+          <w:rtl w:val="0"/>
+        </w:rPr>
+        <w:t xml:space="preserve">1.5</w:t>
+      </w:r>
+      <w:r>
+        <w:rPr>
+          <w:rFonts w:ascii="Courier New" w:cs="Courier New" w:eastAsia="Courier New" w:hAnsi="Courier New"/>
+          <w:sz w:val="18"/>
+          <w:szCs w:val="18"/>
+          <w:rtl w:val="0"/>
+        </w:rPr>
+        <w:t xml:space="preserve">);</w:t>
+      </w:r>
+    </w:p>
+    <w:p>
+      <w:pPr>
+        <w:shd w:fill="fffffe" w:val="clear"/>
+        <w:spacing w:line="320" w:lineRule="auto"/>
+        <w:rPr>
+          <w:rFonts w:ascii="Courier New" w:cs="Courier New" w:eastAsia="Courier New" w:hAnsi="Courier New"/>
+          <w:sz w:val="18"/>
+          <w:szCs w:val="18"/>
+        </w:rPr>
+      </w:pPr>
+      <w:r>
+        <w:rPr>
+          <w:rtl w:val="0"/>
+        </w:rPr>
+      </w:r>
+    </w:p>
+    <w:p>
+      <w:pPr>
+        <w:rPr/>
+      </w:pPr>
+      <w:r>
+        <w:rPr>
+          <w:rtl w:val="0"/>
+        </w:rPr>
+      </w:r>
+    </w:p>
+    <w:p>
+      <w:pPr>
+        <w:rPr/>
+      </w:pPr>
+      <w:r>
+        <w:rPr>
+          <w:rtl w:val="0"/>
+        </w:rPr>
+      </w:r>
+    </w:p>
+    <w:p>
+      <w:pPr>
+        <w:rPr/>
+      </w:pPr>
+      <w:r>
+        <w:rPr>
+          <w:rtl w:val="0"/>
+        </w:rPr>
+        <w:t xml:space="preserve">Package:</w:t>
+      </w:r>
+    </w:p>
+    <w:p>
+      <w:pPr>
+        <w:rPr/>
+      </w:pPr>
+      <w:r>
+        <w:rPr>
+          <w:rtl w:val="0"/>
+        </w:rPr>
+      </w:r>
+    </w:p>
+    <w:p>
+      <w:pPr>
+        <w:rPr/>
+      </w:pPr>
+      <w:r>
+        <w:rPr>
+          <w:rtl w:val="0"/>
+        </w:rPr>
+      </w:r>
+    </w:p>
+    <w:p>
+      <w:pPr>
+        <w:rPr/>
+      </w:pPr>
+      <w:r>
+        <w:rPr/>
         <w:drawing>
           <wp:inline distB="114300" distT="114300" distL="114300" distR="114300">
-            <wp:extent cx="5943600" cy="3505200"/>
+            <wp:extent cx="5943600" cy="4457700"/>
             <wp:effectExtent b="0" l="0" r="0" t="0"/>
-            <wp:docPr id="8" name="image4.png"/>
+            <wp:docPr id="14" name="image12.png"/>
             <a:graphic>
               <a:graphicData uri="http://schemas.openxmlformats.org/drawingml/2006/picture">
                 <pic:pic>
                   <pic:nvPicPr>
-                    <pic:cNvPr id="0" name="image4.png"/>
+                    <pic:cNvPr id="0" name="image12.png"/>
                     <pic:cNvPicPr preferRelativeResize="0"/>
                   </pic:nvPicPr>
                   <pic:blipFill>
-                    <a:blip r:embed="rId15"/>
+                    <a:blip r:embed="rId18"/>
                     <a:srcRect b="0" l="0" r="0" t="0"/>
                     <a:stretch>
                       <a:fillRect/>
@@ -4383,7 +7063,7 @@
                   <pic:spPr>
                     <a:xfrm>
                       <a:off x="0" y="0"/>
-                      <a:ext cx="5943600" cy="3505200"/>
+                      <a:ext cx="5943600" cy="4457700"/>
                     </a:xfrm>
                     <a:prstGeom prst="rect"/>
                     <a:ln/>
@@ -4402,66 +7082,284 @@
     </w:p>
     <w:p>
       <w:pPr>
-        <w:shd w:fill="fffffe" w:val="clear"/>
-        <w:spacing w:line="320" w:lineRule="auto"/>
-        <w:rPr>
-          <w:rFonts w:ascii="Courier New" w:cs="Courier New" w:eastAsia="Courier New" w:hAnsi="Courier New"/>
-          <w:sz w:val="18"/>
-          <w:szCs w:val="18"/>
-        </w:rPr>
-      </w:pPr>
-      <w:r>
-        <w:rPr>
-          <w:rtl w:val="0"/>
-        </w:rPr>
-      </w:r>
-    </w:p>
-    <w:p>
-      <w:pPr>
-        <w:shd w:fill="fffffe" w:val="clear"/>
-        <w:spacing w:line="320" w:lineRule="auto"/>
-        <w:rPr>
-          <w:rFonts w:ascii="Courier New" w:cs="Courier New" w:eastAsia="Courier New" w:hAnsi="Courier New"/>
-          <w:sz w:val="18"/>
-          <w:szCs w:val="18"/>
-        </w:rPr>
-      </w:pPr>
-      <w:r>
-        <w:rPr>
-          <w:rtl w:val="0"/>
-        </w:rPr>
-      </w:r>
-    </w:p>
-    <w:p>
-      <w:pPr>
-        <w:shd w:fill="fffffe" w:val="clear"/>
-        <w:spacing w:line="320" w:lineRule="auto"/>
-        <w:rPr>
-          <w:rFonts w:ascii="Courier New" w:cs="Courier New" w:eastAsia="Courier New" w:hAnsi="Courier New"/>
-          <w:sz w:val="18"/>
-          <w:szCs w:val="18"/>
-        </w:rPr>
-      </w:pPr>
-      <w:r>
-        <w:rPr>
-          <w:rFonts w:ascii="Courier New" w:cs="Courier New" w:eastAsia="Courier New" w:hAnsi="Courier New"/>
-          <w:sz w:val="18"/>
-          <w:szCs w:val="18"/>
-        </w:rPr>
+        <w:rPr/>
+      </w:pPr>
+      <w:r>
+        <w:rPr>
+          <w:rtl w:val="0"/>
+        </w:rPr>
+      </w:r>
+    </w:p>
+    <w:p>
+      <w:pPr>
+        <w:rPr/>
+      </w:pPr>
+      <w:r>
+        <w:rPr>
+          <w:rtl w:val="0"/>
+        </w:rPr>
+      </w:r>
+    </w:p>
+    <w:p>
+      <w:pPr>
+        <w:rPr/>
+      </w:pPr>
+      <w:r>
+        <w:rPr>
+          <w:rtl w:val="0"/>
+        </w:rPr>
+      </w:r>
+    </w:p>
+    <w:p>
+      <w:pPr>
+        <w:rPr/>
+      </w:pPr>
+      <w:r>
+        <w:rPr>
+          <w:rtl w:val="0"/>
+        </w:rPr>
+      </w:r>
+    </w:p>
+    <w:p>
+      <w:pPr>
+        <w:rPr/>
+      </w:pPr>
+      <w:r>
+        <w:rPr>
+          <w:rtl w:val="0"/>
+        </w:rPr>
+      </w:r>
+    </w:p>
+    <w:p>
+      <w:pPr>
+        <w:rPr/>
+      </w:pPr>
+      <w:r>
+        <w:rPr>
+          <w:rtl w:val="0"/>
+        </w:rPr>
+        <w:t xml:space="preserve">Create or replace</w:t>
+      </w:r>
+      <w:r>
+        <w:rPr>
+          <w:b w:val="1"/>
+          <w:bCs w:val="1"/>
+          <w:color w:val="434343"/>
+          <w:rtl w:val="0"/>
+        </w:rPr>
+        <w:t xml:space="preserve"> package package_name</w:t>
+      </w:r>
+      <w:r>
+        <w:rPr>
+          <w:rtl w:val="0"/>
+        </w:rPr>
+        <w:t xml:space="preserve"> as</w:t>
+      </w:r>
+    </w:p>
+    <w:p>
+      <w:pPr>
+        <w:rPr/>
+      </w:pPr>
+      <w:r>
+        <w:rPr>
+          <w:rtl w:val="0"/>
+        </w:rPr>
+      </w:r>
+    </w:p>
+    <w:p>
+      <w:pPr>
+        <w:rPr/>
+      </w:pPr>
+      <w:r>
+        <w:rPr>
+          <w:rtl w:val="0"/>
+        </w:rPr>
+        <w:t xml:space="preserve">Procedure totalsalary(empid number);</w:t>
+      </w:r>
+    </w:p>
+    <w:p>
+      <w:pPr>
+        <w:rPr/>
+      </w:pPr>
+      <w:r>
+        <w:rPr>
+          <w:rtl w:val="0"/>
+        </w:rPr>
+        <w:t xml:space="preserve">End </w:t>
+      </w:r>
+      <w:r>
+        <w:rPr>
+          <w:u w:val="single"/>
+          <w:rtl w:val="0"/>
+        </w:rPr>
+        <w:t xml:space="preserve">package_name</w:t>
+      </w:r>
+      <w:r>
+        <w:rPr>
+          <w:rtl w:val="0"/>
+        </w:rPr>
+        <w:t xml:space="preserve">;</w:t>
+      </w:r>
+    </w:p>
+    <w:p>
+      <w:pPr>
+        <w:rPr/>
+      </w:pPr>
+      <w:r>
+        <w:rPr>
+          <w:rtl w:val="0"/>
+        </w:rPr>
+        <w:t xml:space="preserve">/</w:t>
+      </w:r>
+    </w:p>
+    <w:p>
+      <w:pPr>
+        <w:rPr/>
+      </w:pPr>
+      <w:r>
+        <w:rPr>
+          <w:rtl w:val="0"/>
+        </w:rPr>
+      </w:r>
+    </w:p>
+    <w:p>
+      <w:pPr>
+        <w:rPr/>
+      </w:pPr>
+      <w:r>
+        <w:rPr>
+          <w:rtl w:val="0"/>
+        </w:rPr>
+        <w:t xml:space="preserve">Create or replace package body pavkage_name as</w:t>
+      </w:r>
+    </w:p>
+    <w:p>
+      <w:pPr>
+        <w:rPr/>
+      </w:pPr>
+      <w:r>
+        <w:rPr>
+          <w:rtl w:val="0"/>
+        </w:rPr>
+        <w:t xml:space="preserve">Procedure totalsalary(empid number)</w:t>
+      </w:r>
+    </w:p>
+    <w:p>
+      <w:pPr>
+        <w:rPr/>
+      </w:pPr>
+      <w:r>
+        <w:rPr>
+          <w:rtl w:val="0"/>
+        </w:rPr>
+        <w:t xml:space="preserve">Is</w:t>
+      </w:r>
+    </w:p>
+    <w:p>
+      <w:pPr>
+        <w:rPr/>
+      </w:pPr>
+      <w:r>
+        <w:rPr>
+          <w:rtl w:val="0"/>
+        </w:rPr>
+        <w:t xml:space="preserve">V_salary number(10):</w:t>
+      </w:r>
+    </w:p>
+    <w:p>
+      <w:pPr>
+        <w:rPr/>
+      </w:pPr>
+      <w:r>
+        <w:rPr>
+          <w:rtl w:val="0"/>
+        </w:rPr>
+        <w:t xml:space="preserve">Begin</w:t>
+      </w:r>
+    </w:p>
+    <w:p>
+      <w:pPr>
+        <w:rPr/>
+      </w:pPr>
+      <w:r>
+        <w:rPr>
+          <w:rtl w:val="0"/>
+        </w:rPr>
+        <w:tab/>
+      </w:r>
+    </w:p>
+    <w:p>
+      <w:pPr>
+        <w:rPr/>
+      </w:pPr>
+      <w:r>
+        <w:rPr>
+          <w:rtl w:val="0"/>
+        </w:rPr>
+      </w:r>
+    </w:p>
+    <w:p>
+      <w:pPr>
+        <w:rPr/>
+      </w:pPr>
+      <w:r>
+        <w:rPr>
+          <w:rtl w:val="0"/>
+        </w:rPr>
+        <w:t xml:space="preserve">End totalsalary;</w:t>
+      </w:r>
+    </w:p>
+    <w:p>
+      <w:pPr>
+        <w:rPr/>
+      </w:pPr>
+      <w:r>
+        <w:rPr>
+          <w:rtl w:val="0"/>
+        </w:rPr>
+        <w:t xml:space="preserve">End package_body;</w:t>
+      </w:r>
+    </w:p>
+    <w:p>
+      <w:pPr>
+        <w:rPr/>
+      </w:pPr>
+      <w:r>
+        <w:rPr>
+          <w:rtl w:val="0"/>
+        </w:rPr>
+      </w:r>
+    </w:p>
+    <w:p>
+      <w:pPr>
+        <w:rPr/>
+      </w:pPr>
+      <w:r>
+        <w:rPr>
+          <w:rtl w:val="0"/>
+        </w:rPr>
+      </w:r>
+    </w:p>
+    <w:p>
+      <w:pPr>
+        <w:rPr/>
+      </w:pPr>
+      <w:r>
+        <w:rPr/>
         <w:drawing>
           <wp:inline distB="114300" distT="114300" distL="114300" distR="114300">
-            <wp:extent cx="5943600" cy="4826000"/>
+            <wp:extent cx="5943600" cy="4318000"/>
             <wp:effectExtent b="0" l="0" r="0" t="0"/>
-            <wp:docPr id="9" name="image6.png"/>
+            <wp:docPr id="8" name="image3.png"/>
             <a:graphic>
               <a:graphicData uri="http://schemas.openxmlformats.org/drawingml/2006/picture">
                 <pic:pic>
                   <pic:nvPicPr>
-                    <pic:cNvPr id="0" name="image6.png"/>
+                    <pic:cNvPr id="0" name="image3.png"/>
                     <pic:cNvPicPr preferRelativeResize="0"/>
                   </pic:nvPicPr>
                   <pic:blipFill>
-                    <a:blip r:embed="rId16"/>
+                    <a:blip r:embed="rId19"/>
                     <a:srcRect b="0" l="0" r="0" t="0"/>
                     <a:stretch>
                       <a:fillRect/>
@@ -4470,7 +7368,7 @@
                   <pic:spPr>
                     <a:xfrm>
                       <a:off x="0" y="0"/>
-                      <a:ext cx="5943600" cy="4826000"/>
+                      <a:ext cx="5943600" cy="4318000"/>
                     </a:xfrm>
                     <a:prstGeom prst="rect"/>
                     <a:ln/>
@@ -4489,187 +7387,267 @@
     </w:p>
     <w:p>
       <w:pPr>
-        <w:shd w:fill="fffffe" w:val="clear"/>
-        <w:spacing w:line="320" w:lineRule="auto"/>
-        <w:rPr>
-          <w:rFonts w:ascii="Courier New" w:cs="Courier New" w:eastAsia="Courier New" w:hAnsi="Courier New"/>
-          <w:sz w:val="18"/>
-          <w:szCs w:val="18"/>
-        </w:rPr>
-      </w:pPr>
-      <w:r>
-        <w:rPr>
-          <w:rtl w:val="0"/>
-        </w:rPr>
-      </w:r>
-    </w:p>
-    <w:p>
-      <w:pPr>
-        <w:rPr/>
-      </w:pPr>
-      <w:r>
-        <w:rPr>
-          <w:rtl w:val="0"/>
-        </w:rPr>
-      </w:r>
-    </w:p>
-    <w:p>
-      <w:pPr>
-        <w:rPr/>
-      </w:pPr>
-      <w:r>
-        <w:rPr>
-          <w:rtl w:val="0"/>
-        </w:rPr>
-      </w:r>
-    </w:p>
-    <w:p>
-      <w:pPr>
-        <w:rPr/>
-      </w:pPr>
-      <w:r>
-        <w:rPr>
-          <w:rtl w:val="0"/>
-        </w:rPr>
-      </w:r>
-    </w:p>
-    <w:p>
-      <w:pPr>
-        <w:rPr>
-          <w:b w:val="1"/>
-          <w:bCs w:val="1"/>
-        </w:rPr>
-      </w:pPr>
-      <w:r>
-        <w:rPr>
-          <w:b w:val="1"/>
-          <w:bCs w:val="1"/>
-          <w:rtl w:val="0"/>
-        </w:rPr>
-        <w:t xml:space="preserve">Dynamic sql:</w:t>
-      </w:r>
-    </w:p>
-    <w:p>
-      <w:pPr>
-        <w:rPr>
-          <w:b w:val="1"/>
-          <w:bCs w:val="1"/>
-        </w:rPr>
-      </w:pPr>
-      <w:r>
-        <w:rPr>
-          <w:rtl w:val="0"/>
-        </w:rPr>
-      </w:r>
-    </w:p>
-    <w:p>
-      <w:pPr>
-        <w:rPr/>
-      </w:pPr>
-      <w:r>
-        <w:rPr>
-          <w:rtl w:val="0"/>
-        </w:rPr>
-      </w:r>
-    </w:p>
-    <w:p>
-      <w:pPr>
-        <w:rPr>
-          <w:b w:val="1"/>
-          <w:bCs w:val="1"/>
-        </w:rPr>
-      </w:pPr>
-      <w:r>
-        <w:rPr>
-          <w:rtl w:val="0"/>
-        </w:rPr>
-        <w:t xml:space="preserve">Create o</w:t>
-      </w:r>
-      <w:r>
-        <w:rPr>
-          <w:b w:val="1"/>
-          <w:bCs w:val="1"/>
-          <w:rtl w:val="0"/>
-        </w:rPr>
-        <w:t xml:space="preserve">r replace procedure drop_table</w:t>
-      </w:r>
-    </w:p>
-    <w:p>
-      <w:pPr>
-        <w:rPr/>
-      </w:pPr>
-      <w:r>
-        <w:rPr>
-          <w:rtl w:val="0"/>
-        </w:rPr>
-        <w:t xml:space="preserve">(t in varchar2, n in varchar2)</w:t>
-      </w:r>
-    </w:p>
-    <w:p>
-      <w:pPr>
-        <w:rPr/>
-      </w:pPr>
-      <w:r>
-        <w:rPr>
-          <w:rtl w:val="0"/>
-        </w:rPr>
-        <w:t xml:space="preserve">Is </w:t>
-      </w:r>
-    </w:p>
-    <w:p>
-      <w:pPr>
-        <w:rPr/>
-      </w:pPr>
-      <w:r>
-        <w:rPr>
-          <w:rtl w:val="0"/>
-        </w:rPr>
-        <w:t xml:space="preserve">Begin</w:t>
-      </w:r>
-    </w:p>
-    <w:p>
-      <w:pPr>
-        <w:rPr>
-          <w:b w:val="1"/>
-          <w:bCs w:val="1"/>
-          <w:color w:val="434343"/>
-          <w:shd w:fill="93c47d" w:val="clear"/>
-        </w:rPr>
-      </w:pPr>
-      <w:r>
-        <w:rPr>
-          <w:rtl w:val="0"/>
-        </w:rPr>
-        <w:tab/>
-      </w:r>
-      <w:r>
-        <w:rPr>
-          <w:b w:val="1"/>
-          <w:bCs w:val="1"/>
-          <w:color w:val="434343"/>
-          <w:shd w:fill="93c47d" w:val="clear"/>
-          <w:rtl w:val="0"/>
-        </w:rPr>
-        <w:t xml:space="preserve">Execute immediate ‘DROP ‘||t||’   ‘||n;</w:t>
-      </w:r>
-    </w:p>
-    <w:p>
-      <w:pPr>
-        <w:rPr/>
-      </w:pPr>
-      <w:r>
-        <w:rPr>
-          <w:rtl w:val="0"/>
-        </w:rPr>
-        <w:t xml:space="preserve">End;</w:t>
-      </w:r>
-    </w:p>
-    <w:p>
-      <w:pPr>
-        <w:rPr/>
-      </w:pPr>
-      <w:r>
-        <w:rPr>
+        <w:rPr/>
+      </w:pPr>
+      <w:r>
+        <w:rPr>
+          <w:rtl w:val="0"/>
+        </w:rPr>
+      </w:r>
+    </w:p>
+    <w:p>
+      <w:pPr>
+        <w:rPr/>
+      </w:pPr>
+      <w:r>
+        <w:rPr>
+          <w:rtl w:val="0"/>
+        </w:rPr>
+      </w:r>
+    </w:p>
+    <w:p>
+      <w:pPr>
+        <w:rPr/>
+      </w:pPr>
+      <w:r>
+        <w:rPr>
+          <w:rtl w:val="0"/>
+        </w:rPr>
+      </w:r>
+    </w:p>
+    <w:p>
+      <w:pPr>
+        <w:shd w:fill="fffffe" w:val="clear"/>
+        <w:spacing w:line="320" w:lineRule="auto"/>
+        <w:rPr>
+          <w:rFonts w:ascii="Courier New" w:cs="Courier New" w:eastAsia="Courier New" w:hAnsi="Courier New"/>
+          <w:sz w:val="18"/>
+          <w:szCs w:val="18"/>
+        </w:rPr>
+      </w:pPr>
+      <w:r>
+        <w:rPr>
+          <w:rFonts w:ascii="Courier New" w:cs="Courier New" w:eastAsia="Courier New" w:hAnsi="Courier New"/>
+          <w:color w:val="0000ff"/>
+          <w:sz w:val="18"/>
+          <w:szCs w:val="18"/>
+          <w:rtl w:val="0"/>
+        </w:rPr>
+        <w:t xml:space="preserve">create</w:t>
+      </w:r>
+      <w:r>
+        <w:rPr>
+          <w:rFonts w:ascii="Courier New" w:cs="Courier New" w:eastAsia="Courier New" w:hAnsi="Courier New"/>
+          <w:sz w:val="18"/>
+          <w:szCs w:val="18"/>
+          <w:rtl w:val="0"/>
+        </w:rPr>
+        <w:t xml:space="preserve"> </w:t>
+      </w:r>
+      <w:r>
+        <w:rPr>
+          <w:rFonts w:ascii="Courier New" w:cs="Courier New" w:eastAsia="Courier New" w:hAnsi="Courier New"/>
+          <w:color w:val="0000ff"/>
+          <w:sz w:val="18"/>
+          <w:szCs w:val="18"/>
+          <w:rtl w:val="0"/>
+        </w:rPr>
+        <w:t xml:space="preserve">or</w:t>
+      </w:r>
+      <w:r>
+        <w:rPr>
+          <w:rFonts w:ascii="Courier New" w:cs="Courier New" w:eastAsia="Courier New" w:hAnsi="Courier New"/>
+          <w:sz w:val="18"/>
+          <w:szCs w:val="18"/>
+          <w:rtl w:val="0"/>
+        </w:rPr>
+        <w:t xml:space="preserve"> </w:t>
+      </w:r>
+      <w:r>
+        <w:rPr>
+          <w:rFonts w:ascii="Courier New" w:cs="Courier New" w:eastAsia="Courier New" w:hAnsi="Courier New"/>
+          <w:color w:val="0000ff"/>
+          <w:sz w:val="18"/>
+          <w:szCs w:val="18"/>
+          <w:rtl w:val="0"/>
+        </w:rPr>
+        <w:t xml:space="preserve">replace</w:t>
+      </w:r>
+      <w:r>
+        <w:rPr>
+          <w:rFonts w:ascii="Courier New" w:cs="Courier New" w:eastAsia="Courier New" w:hAnsi="Courier New"/>
+          <w:sz w:val="18"/>
+          <w:szCs w:val="18"/>
+          <w:rtl w:val="0"/>
+        </w:rPr>
+        <w:t xml:space="preserve"> </w:t>
+      </w:r>
+      <w:r>
+        <w:rPr>
+          <w:rFonts w:ascii="Courier New" w:cs="Courier New" w:eastAsia="Courier New" w:hAnsi="Courier New"/>
+          <w:color w:val="0000ff"/>
+          <w:sz w:val="18"/>
+          <w:szCs w:val="18"/>
+          <w:rtl w:val="0"/>
+        </w:rPr>
+        <w:t xml:space="preserve">package</w:t>
+      </w:r>
+      <w:r>
+        <w:rPr>
+          <w:rFonts w:ascii="Courier New" w:cs="Courier New" w:eastAsia="Courier New" w:hAnsi="Courier New"/>
+          <w:sz w:val="18"/>
+          <w:szCs w:val="18"/>
+          <w:rtl w:val="0"/>
+        </w:rPr>
+        <w:t xml:space="preserve"> first_package</w:t>
+      </w:r>
+    </w:p>
+    <w:p>
+      <w:pPr>
+        <w:shd w:fill="fffffe" w:val="clear"/>
+        <w:spacing w:line="320" w:lineRule="auto"/>
+        <w:rPr>
+          <w:rFonts w:ascii="Courier New" w:cs="Courier New" w:eastAsia="Courier New" w:hAnsi="Courier New"/>
+          <w:color w:val="0000ff"/>
+          <w:sz w:val="18"/>
+          <w:szCs w:val="18"/>
+        </w:rPr>
+      </w:pPr>
+      <w:r>
+        <w:rPr>
+          <w:rFonts w:ascii="Courier New" w:cs="Courier New" w:eastAsia="Courier New" w:hAnsi="Courier New"/>
+          <w:color w:val="0000ff"/>
+          <w:sz w:val="18"/>
+          <w:szCs w:val="18"/>
+          <w:rtl w:val="0"/>
+        </w:rPr>
+        <w:t xml:space="preserve">as</w:t>
+      </w:r>
+    </w:p>
+    <w:p>
+      <w:pPr>
+        <w:shd w:fill="fffffe" w:val="clear"/>
+        <w:spacing w:line="320" w:lineRule="auto"/>
+        <w:rPr>
+          <w:rFonts w:ascii="Courier New" w:cs="Courier New" w:eastAsia="Courier New" w:hAnsi="Courier New"/>
+          <w:sz w:val="18"/>
+          <w:szCs w:val="18"/>
+        </w:rPr>
+      </w:pPr>
+      <w:r>
+        <w:rPr>
+          <w:rFonts w:ascii="Courier New" w:cs="Courier New" w:eastAsia="Courier New" w:hAnsi="Courier New"/>
+          <w:sz w:val="18"/>
+          <w:szCs w:val="18"/>
+          <w:rtl w:val="0"/>
+        </w:rPr>
+        <w:t xml:space="preserve">    </w:t>
+      </w:r>
+      <w:r>
+        <w:rPr>
+          <w:rFonts w:ascii="Courier New" w:cs="Courier New" w:eastAsia="Courier New" w:hAnsi="Courier New"/>
+          <w:color w:val="0000ff"/>
+          <w:sz w:val="18"/>
+          <w:szCs w:val="18"/>
+          <w:rtl w:val="0"/>
+        </w:rPr>
+        <w:t xml:space="preserve">PROCEDURE</w:t>
+      </w:r>
+      <w:r>
+        <w:rPr>
+          <w:rFonts w:ascii="Courier New" w:cs="Courier New" w:eastAsia="Courier New" w:hAnsi="Courier New"/>
+          <w:sz w:val="18"/>
+          <w:szCs w:val="18"/>
+          <w:rtl w:val="0"/>
+        </w:rPr>
+        <w:t xml:space="preserve"> total_salary1(inempid </w:t>
+      </w:r>
+      <w:r>
+        <w:rPr>
+          <w:rFonts w:ascii="Courier New" w:cs="Courier New" w:eastAsia="Courier New" w:hAnsi="Courier New"/>
+          <w:color w:val="0000ff"/>
+          <w:sz w:val="18"/>
+          <w:szCs w:val="18"/>
+          <w:rtl w:val="0"/>
+        </w:rPr>
+        <w:t xml:space="preserve">in</w:t>
+      </w:r>
+      <w:r>
+        <w:rPr>
+          <w:rFonts w:ascii="Courier New" w:cs="Courier New" w:eastAsia="Courier New" w:hAnsi="Courier New"/>
+          <w:sz w:val="18"/>
+          <w:szCs w:val="18"/>
+          <w:rtl w:val="0"/>
+        </w:rPr>
+        <w:t xml:space="preserve"> </w:t>
+      </w:r>
+      <w:r>
+        <w:rPr>
+          <w:rFonts w:ascii="Courier New" w:cs="Courier New" w:eastAsia="Courier New" w:hAnsi="Courier New"/>
+          <w:color w:val="0000ff"/>
+          <w:sz w:val="18"/>
+          <w:szCs w:val="18"/>
+          <w:rtl w:val="0"/>
+        </w:rPr>
+        <w:t xml:space="preserve">number</w:t>
+      </w:r>
+      <w:r>
+        <w:rPr>
+          <w:rFonts w:ascii="Courier New" w:cs="Courier New" w:eastAsia="Courier New" w:hAnsi="Courier New"/>
+          <w:sz w:val="18"/>
+          <w:szCs w:val="18"/>
+          <w:rtl w:val="0"/>
+        </w:rPr>
+        <w:t xml:space="preserve">);</w:t>
+      </w:r>
+    </w:p>
+    <w:p>
+      <w:pPr>
+        <w:shd w:fill="fffffe" w:val="clear"/>
+        <w:spacing w:line="320" w:lineRule="auto"/>
+        <w:rPr>
+          <w:rFonts w:ascii="Courier New" w:cs="Courier New" w:eastAsia="Courier New" w:hAnsi="Courier New"/>
+          <w:sz w:val="18"/>
+          <w:szCs w:val="18"/>
+        </w:rPr>
+      </w:pPr>
+      <w:r>
+        <w:rPr>
+          <w:rFonts w:ascii="Courier New" w:cs="Courier New" w:eastAsia="Courier New" w:hAnsi="Courier New"/>
+          <w:color w:val="0000ff"/>
+          <w:sz w:val="18"/>
+          <w:szCs w:val="18"/>
+          <w:rtl w:val="0"/>
+        </w:rPr>
+        <w:t xml:space="preserve">END</w:t>
+      </w:r>
+      <w:r>
+        <w:rPr>
+          <w:rFonts w:ascii="Courier New" w:cs="Courier New" w:eastAsia="Courier New" w:hAnsi="Courier New"/>
+          <w:sz w:val="18"/>
+          <w:szCs w:val="18"/>
+          <w:rtl w:val="0"/>
+        </w:rPr>
+        <w:t xml:space="preserve"> first_package;</w:t>
+      </w:r>
+    </w:p>
+    <w:p>
+      <w:pPr>
+        <w:shd w:fill="fffffe" w:val="clear"/>
+        <w:spacing w:line="320" w:lineRule="auto"/>
+        <w:rPr>
+          <w:rFonts w:ascii="Courier New" w:cs="Courier New" w:eastAsia="Courier New" w:hAnsi="Courier New"/>
+          <w:color w:val="778899"/>
+          <w:sz w:val="18"/>
+          <w:szCs w:val="18"/>
+        </w:rPr>
+      </w:pPr>
+      <w:r>
+        <w:rPr>
+          <w:rFonts w:ascii="Courier New" w:cs="Courier New" w:eastAsia="Courier New" w:hAnsi="Courier New"/>
+          <w:color w:val="778899"/>
+          <w:sz w:val="18"/>
+          <w:szCs w:val="18"/>
           <w:rtl w:val="0"/>
         </w:rPr>
         <w:t xml:space="preserve">/</w:t>
@@ -4677,73 +7655,11 @@
     </w:p>
     <w:p>
       <w:pPr>
-        <w:rPr/>
-      </w:pPr>
-      <w:r>
-        <w:rPr>
-          <w:rtl w:val="0"/>
-        </w:rPr>
-      </w:r>
-    </w:p>
-    <w:p>
-      <w:pPr>
-        <w:rPr/>
-      </w:pPr>
-      <w:r>
-        <w:rPr>
-          <w:rtl w:val="0"/>
-        </w:rPr>
-      </w:r>
-    </w:p>
-    <w:p>
-      <w:pPr>
-        <w:rPr/>
-      </w:pPr>
-      <w:r>
-        <w:rPr>
-          <w:rtl w:val="0"/>
-        </w:rPr>
-      </w:r>
-    </w:p>
-    <w:p>
-      <w:pPr>
-        <w:rPr/>
-      </w:pPr>
-      <w:r>
-        <w:rPr>
-          <w:rtl w:val="0"/>
-        </w:rPr>
-      </w:r>
-    </w:p>
-    <w:p>
-      <w:pPr>
-        <w:rPr/>
-      </w:pPr>
-      <w:r>
-        <w:rPr>
-          <w:rtl w:val="0"/>
-        </w:rPr>
-        <w:t xml:space="preserve">STORD proceS:</w:t>
-      </w:r>
-    </w:p>
-    <w:p>
-      <w:pPr>
-        <w:shd w:fill="fffffe" w:val="clear"/>
-        <w:spacing w:line="320" w:lineRule="auto"/>
-        <w:rPr/>
-      </w:pPr>
-      <w:r>
-        <w:rPr>
-          <w:rtl w:val="0"/>
-        </w:rPr>
-      </w:r>
-    </w:p>
-    <w:p>
-      <w:pPr>
-        <w:shd w:fill="fffffe" w:val="clear"/>
-        <w:spacing w:line="320" w:lineRule="auto"/>
-        <w:rPr>
-          <w:rFonts w:ascii="Courier New" w:cs="Courier New" w:eastAsia="Courier New" w:hAnsi="Courier New"/>
+        <w:shd w:fill="fffffe" w:val="clear"/>
+        <w:spacing w:line="320" w:lineRule="auto"/>
+        <w:rPr>
+          <w:rFonts w:ascii="Courier New" w:cs="Courier New" w:eastAsia="Courier New" w:hAnsi="Courier New"/>
+          <w:color w:val="0000ff"/>
           <w:sz w:val="18"/>
           <w:szCs w:val="18"/>
         </w:rPr>
@@ -4813,6 +7729,74 @@
           <w:szCs w:val="18"/>
           <w:rtl w:val="0"/>
         </w:rPr>
+        <w:t xml:space="preserve">package</w:t>
+      </w:r>
+      <w:r>
+        <w:rPr>
+          <w:rFonts w:ascii="Courier New" w:cs="Courier New" w:eastAsia="Courier New" w:hAnsi="Courier New"/>
+          <w:sz w:val="18"/>
+          <w:szCs w:val="18"/>
+          <w:rtl w:val="0"/>
+        </w:rPr>
+        <w:t xml:space="preserve"> </w:t>
+      </w:r>
+      <w:r>
+        <w:rPr>
+          <w:rFonts w:ascii="Courier New" w:cs="Courier New" w:eastAsia="Courier New" w:hAnsi="Courier New"/>
+          <w:color w:val="0000ff"/>
+          <w:sz w:val="18"/>
+          <w:szCs w:val="18"/>
+          <w:rtl w:val="0"/>
+        </w:rPr>
+        <w:t xml:space="preserve">body</w:t>
+      </w:r>
+    </w:p>
+    <w:p>
+      <w:pPr>
+        <w:shd w:fill="fffffe" w:val="clear"/>
+        <w:spacing w:line="320" w:lineRule="auto"/>
+        <w:rPr>
+          <w:rFonts w:ascii="Courier New" w:cs="Courier New" w:eastAsia="Courier New" w:hAnsi="Courier New"/>
+          <w:sz w:val="18"/>
+          <w:szCs w:val="18"/>
+        </w:rPr>
+      </w:pPr>
+      <w:r>
+        <w:rPr>
+          <w:rFonts w:ascii="Courier New" w:cs="Courier New" w:eastAsia="Courier New" w:hAnsi="Courier New"/>
+          <w:sz w:val="18"/>
+          <w:szCs w:val="18"/>
+          <w:rtl w:val="0"/>
+        </w:rPr>
+        <w:t xml:space="preserve"> first_package </w:t>
+      </w:r>
+      <w:r>
+        <w:rPr>
+          <w:rFonts w:ascii="Courier New" w:cs="Courier New" w:eastAsia="Courier New" w:hAnsi="Courier New"/>
+          <w:color w:val="0000ff"/>
+          <w:sz w:val="18"/>
+          <w:szCs w:val="18"/>
+          <w:rtl w:val="0"/>
+        </w:rPr>
+        <w:t xml:space="preserve">as</w:t>
+      </w:r>
+      <w:r>
+        <w:rPr>
+          <w:rFonts w:ascii="Courier New" w:cs="Courier New" w:eastAsia="Courier New" w:hAnsi="Courier New"/>
+          <w:sz w:val="18"/>
+          <w:szCs w:val="18"/>
+          <w:rtl w:val="0"/>
+        </w:rPr>
+        <w:t xml:space="preserve"> </w:t>
+      </w:r>
+      <w:r>
+        <w:rPr>
+          <w:rFonts w:ascii="Courier New" w:cs="Courier New" w:eastAsia="Courier New" w:hAnsi="Courier New"/>
+          <w:color w:val="0000ff"/>
+          <w:sz w:val="18"/>
+          <w:szCs w:val="18"/>
+          <w:rtl w:val="0"/>
+        </w:rPr>
         <w:t xml:space="preserve">procedure</w:t>
       </w:r>
       <w:r>
@@ -4902,7 +7886,7 @@
           <w:szCs w:val="18"/>
           <w:rtl w:val="0"/>
         </w:rPr>
-        <w:t xml:space="preserve">   v_sal </w:t>
+        <w:t xml:space="preserve">   v_salary </w:t>
       </w:r>
       <w:r>
         <w:rPr>
@@ -5077,7 +8061,27 @@
           <w:szCs w:val="18"/>
           <w:rtl w:val="0"/>
         </w:rPr>
-        <w:t xml:space="preserve">)) </w:t>
+        <w:t xml:space="preserve">))</w:t>
+      </w:r>
+    </w:p>
+    <w:p>
+      <w:pPr>
+        <w:shd w:fill="fffffe" w:val="clear"/>
+        <w:spacing w:line="320" w:lineRule="auto"/>
+        <w:rPr>
+          <w:rFonts w:ascii="Courier New" w:cs="Courier New" w:eastAsia="Courier New" w:hAnsi="Courier New"/>
+          <w:sz w:val="18"/>
+          <w:szCs w:val="18"/>
+        </w:rPr>
+      </w:pPr>
+      <w:r>
+        <w:rPr>
+          <w:rFonts w:ascii="Courier New" w:cs="Courier New" w:eastAsia="Courier New" w:hAnsi="Courier New"/>
+          <w:sz w:val="18"/>
+          <w:szCs w:val="18"/>
+          <w:rtl w:val="0"/>
+        </w:rPr>
+        <w:t xml:space="preserve">   </w:t>
       </w:r>
       <w:r>
         <w:rPr>
@@ -5096,7 +8100,27 @@
           <w:szCs w:val="18"/>
           <w:rtl w:val="0"/>
         </w:rPr>
-        <w:t xml:space="preserve"> v_sal </w:t>
+        <w:t xml:space="preserve"> v_salary</w:t>
+      </w:r>
+    </w:p>
+    <w:p>
+      <w:pPr>
+        <w:shd w:fill="fffffe" w:val="clear"/>
+        <w:spacing w:line="320" w:lineRule="auto"/>
+        <w:rPr>
+          <w:rFonts w:ascii="Courier New" w:cs="Courier New" w:eastAsia="Courier New" w:hAnsi="Courier New"/>
+          <w:sz w:val="18"/>
+          <w:szCs w:val="18"/>
+        </w:rPr>
+      </w:pPr>
+      <w:r>
+        <w:rPr>
+          <w:rFonts w:ascii="Courier New" w:cs="Courier New" w:eastAsia="Courier New" w:hAnsi="Courier New"/>
+          <w:sz w:val="18"/>
+          <w:szCs w:val="18"/>
+          <w:rtl w:val="0"/>
+        </w:rPr>
+        <w:t xml:space="preserve">   </w:t>
       </w:r>
       <w:r>
         <w:rPr>
@@ -5269,15 +8293,38 @@
           <w:szCs w:val="18"/>
           <w:rtl w:val="0"/>
         </w:rPr>
-        <w:t xml:space="preserve"> v_sal);</w:t>
-      </w:r>
-    </w:p>
-    <w:p>
-      <w:pPr>
-        <w:shd w:fill="fffffe" w:val="clear"/>
-        <w:spacing w:line="320" w:lineRule="auto"/>
-        <w:rPr>
-          <w:rFonts w:ascii="Courier New" w:cs="Courier New" w:eastAsia="Courier New" w:hAnsi="Courier New"/>
+        <w:t xml:space="preserve"> v_salary);</w:t>
+      </w:r>
+    </w:p>
+    <w:p>
+      <w:pPr>
+        <w:shd w:fill="fffffe" w:val="clear"/>
+        <w:spacing w:line="320" w:lineRule="auto"/>
+        <w:rPr>
+          <w:rFonts w:ascii="Courier New" w:cs="Courier New" w:eastAsia="Courier New" w:hAnsi="Courier New"/>
+          <w:color w:val="0000ff"/>
+          <w:sz w:val="18"/>
+          <w:szCs w:val="18"/>
+        </w:rPr>
+      </w:pPr>
+      <w:r>
+        <w:rPr>
+          <w:rFonts w:ascii="Courier New" w:cs="Courier New" w:eastAsia="Courier New" w:hAnsi="Courier New"/>
+          <w:color w:val="0000ff"/>
+          <w:sz w:val="18"/>
+          <w:szCs w:val="18"/>
+          <w:rtl w:val="0"/>
+        </w:rPr>
+        <w:t xml:space="preserve">exception</w:t>
+      </w:r>
+    </w:p>
+    <w:p>
+      <w:pPr>
+        <w:shd w:fill="fffffe" w:val="clear"/>
+        <w:spacing w:line="320" w:lineRule="auto"/>
+        <w:rPr>
+          <w:rFonts w:ascii="Courier New" w:cs="Courier New" w:eastAsia="Courier New" w:hAnsi="Courier New"/>
+          <w:color w:val="0000ff"/>
           <w:sz w:val="18"/>
           <w:szCs w:val="18"/>
         </w:rPr>
@@ -5299,6 +8346,151 @@
           <w:szCs w:val="18"/>
           <w:rtl w:val="0"/>
         </w:rPr>
+        <w:t xml:space="preserve">when</w:t>
+      </w:r>
+      <w:r>
+        <w:rPr>
+          <w:rFonts w:ascii="Courier New" w:cs="Courier New" w:eastAsia="Courier New" w:hAnsi="Courier New"/>
+          <w:sz w:val="18"/>
+          <w:szCs w:val="18"/>
+          <w:rtl w:val="0"/>
+        </w:rPr>
+        <w:t xml:space="preserve"> </w:t>
+      </w:r>
+      <w:r>
+        <w:rPr>
+          <w:rFonts w:ascii="Courier New" w:cs="Courier New" w:eastAsia="Courier New" w:hAnsi="Courier New"/>
+          <w:color w:val="0000ff"/>
+          <w:sz w:val="18"/>
+          <w:szCs w:val="18"/>
+          <w:rtl w:val="0"/>
+        </w:rPr>
+        <w:t xml:space="preserve">no_data_found</w:t>
+      </w:r>
+      <w:r>
+        <w:rPr>
+          <w:rFonts w:ascii="Courier New" w:cs="Courier New" w:eastAsia="Courier New" w:hAnsi="Courier New"/>
+          <w:sz w:val="18"/>
+          <w:szCs w:val="18"/>
+          <w:rtl w:val="0"/>
+        </w:rPr>
+        <w:t xml:space="preserve"> </w:t>
+      </w:r>
+      <w:r>
+        <w:rPr>
+          <w:rFonts w:ascii="Courier New" w:cs="Courier New" w:eastAsia="Courier New" w:hAnsi="Courier New"/>
+          <w:color w:val="0000ff"/>
+          <w:sz w:val="18"/>
+          <w:szCs w:val="18"/>
+          <w:rtl w:val="0"/>
+        </w:rPr>
+        <w:t xml:space="preserve">then</w:t>
+      </w:r>
+    </w:p>
+    <w:p>
+      <w:pPr>
+        <w:shd w:fill="fffffe" w:val="clear"/>
+        <w:spacing w:line="320" w:lineRule="auto"/>
+        <w:rPr>
+          <w:rFonts w:ascii="Courier New" w:cs="Courier New" w:eastAsia="Courier New" w:hAnsi="Courier New"/>
+          <w:sz w:val="18"/>
+          <w:szCs w:val="18"/>
+        </w:rPr>
+      </w:pPr>
+      <w:r>
+        <w:rPr>
+          <w:rFonts w:ascii="Courier New" w:cs="Courier New" w:eastAsia="Courier New" w:hAnsi="Courier New"/>
+          <w:sz w:val="18"/>
+          <w:szCs w:val="18"/>
+          <w:rtl w:val="0"/>
+        </w:rPr>
+        <w:t xml:space="preserve">      </w:t>
+      </w:r>
+      <w:r>
+        <w:rPr>
+          <w:rFonts w:ascii="Courier New" w:cs="Courier New" w:eastAsia="Courier New" w:hAnsi="Courier New"/>
+          <w:color w:val="0000ff"/>
+          <w:sz w:val="18"/>
+          <w:szCs w:val="18"/>
+          <w:rtl w:val="0"/>
+        </w:rPr>
+        <w:t xml:space="preserve">dbms_output</w:t>
+      </w:r>
+      <w:r>
+        <w:rPr>
+          <w:rFonts w:ascii="Courier New" w:cs="Courier New" w:eastAsia="Courier New" w:hAnsi="Courier New"/>
+          <w:sz w:val="18"/>
+          <w:szCs w:val="18"/>
+          <w:rtl w:val="0"/>
+        </w:rPr>
+        <w:t xml:space="preserve">.</w:t>
+      </w:r>
+      <w:r>
+        <w:rPr>
+          <w:rFonts w:ascii="Courier New" w:cs="Courier New" w:eastAsia="Courier New" w:hAnsi="Courier New"/>
+          <w:color w:val="0000ff"/>
+          <w:sz w:val="18"/>
+          <w:szCs w:val="18"/>
+          <w:rtl w:val="0"/>
+        </w:rPr>
+        <w:t xml:space="preserve">put_line</w:t>
+      </w:r>
+      <w:r>
+        <w:rPr>
+          <w:rFonts w:ascii="Courier New" w:cs="Courier New" w:eastAsia="Courier New" w:hAnsi="Courier New"/>
+          <w:sz w:val="18"/>
+          <w:szCs w:val="18"/>
+          <w:rtl w:val="0"/>
+        </w:rPr>
+        <w:t xml:space="preserve">(</w:t>
+      </w:r>
+      <w:r>
+        <w:rPr>
+          <w:rFonts w:ascii="Courier New" w:cs="Courier New" w:eastAsia="Courier New" w:hAnsi="Courier New"/>
+          <w:color w:val="ff0000"/>
+          <w:sz w:val="18"/>
+          <w:szCs w:val="18"/>
+          <w:rtl w:val="0"/>
+        </w:rPr>
+        <w:t xml:space="preserve">'Employee not found'</w:t>
+      </w:r>
+      <w:r>
+        <w:rPr>
+          <w:rFonts w:ascii="Courier New" w:cs="Courier New" w:eastAsia="Courier New" w:hAnsi="Courier New"/>
+          <w:sz w:val="18"/>
+          <w:szCs w:val="18"/>
+          <w:rtl w:val="0"/>
+        </w:rPr>
+        <w:t xml:space="preserve">);</w:t>
+      </w:r>
+    </w:p>
+    <w:p>
+      <w:pPr>
+        <w:shd w:fill="fffffe" w:val="clear"/>
+        <w:spacing w:line="320" w:lineRule="auto"/>
+        <w:rPr>
+          <w:rFonts w:ascii="Courier New" w:cs="Courier New" w:eastAsia="Courier New" w:hAnsi="Courier New"/>
+          <w:sz w:val="18"/>
+          <w:szCs w:val="18"/>
+        </w:rPr>
+      </w:pPr>
+      <w:r>
+        <w:rPr>
+          <w:rFonts w:ascii="Courier New" w:cs="Courier New" w:eastAsia="Courier New" w:hAnsi="Courier New"/>
+          <w:sz w:val="18"/>
+          <w:szCs w:val="18"/>
+          <w:rtl w:val="0"/>
+        </w:rPr>
+        <w:t xml:space="preserve">      </w:t>
+      </w:r>
+      <w:r>
+        <w:rPr>
+          <w:rFonts w:ascii="Courier New" w:cs="Courier New" w:eastAsia="Courier New" w:hAnsi="Courier New"/>
+          <w:color w:val="0000ff"/>
+          <w:sz w:val="18"/>
+          <w:szCs w:val="18"/>
+          <w:rtl w:val="0"/>
+        </w:rPr>
         <w:t xml:space="preserve">end</w:t>
       </w:r>
       <w:r>
@@ -5308,7 +8500,37 @@
           <w:szCs w:val="18"/>
           <w:rtl w:val="0"/>
         </w:rPr>
-        <w:t xml:space="preserve">;</w:t>
+        <w:t xml:space="preserve"> total_salary1;</w:t>
+      </w:r>
+    </w:p>
+    <w:p>
+      <w:pPr>
+        <w:shd w:fill="fffffe" w:val="clear"/>
+        <w:spacing w:line="320" w:lineRule="auto"/>
+        <w:rPr>
+          <w:rFonts w:ascii="Courier New" w:cs="Courier New" w:eastAsia="Courier New" w:hAnsi="Courier New"/>
+          <w:sz w:val="18"/>
+          <w:szCs w:val="18"/>
+        </w:rPr>
+      </w:pPr>
+      <w:r>
+        <w:rPr>
+          <w:rFonts w:ascii="Courier New" w:cs="Courier New" w:eastAsia="Courier New" w:hAnsi="Courier New"/>
+          <w:color w:val="0000ff"/>
+          <w:sz w:val="18"/>
+          <w:szCs w:val="18"/>
+          <w:rtl w:val="0"/>
+        </w:rPr>
+        <w:t xml:space="preserve">END</w:t>
+      </w:r>
+      <w:r>
+        <w:rPr>
+          <w:rFonts w:ascii="Courier New" w:cs="Courier New" w:eastAsia="Courier New" w:hAnsi="Courier New"/>
+          <w:sz w:val="18"/>
+          <w:szCs w:val="18"/>
+          <w:rtl w:val="0"/>
+        </w:rPr>
+        <w:t xml:space="preserve"> first_package;</w:t>
       </w:r>
     </w:p>
     <w:p>
@@ -5346,21 +8568,11 @@
       <w:r>
         <w:rPr>
           <w:rFonts w:ascii="Courier New" w:cs="Courier New" w:eastAsia="Courier New" w:hAnsi="Courier New"/>
-          <w:color w:val="0000ff"/>
-          <w:sz w:val="18"/>
-          <w:szCs w:val="18"/>
-          <w:rtl w:val="0"/>
-        </w:rPr>
-        <w:t xml:space="preserve">EXECUTE</w:t>
-      </w:r>
-      <w:r>
-        <w:rPr>
-          <w:rFonts w:ascii="Courier New" w:cs="Courier New" w:eastAsia="Courier New" w:hAnsi="Courier New"/>
-          <w:sz w:val="18"/>
-          <w:szCs w:val="18"/>
-          <w:rtl w:val="0"/>
-        </w:rPr>
-        <w:t xml:space="preserve"> TOTAL_SALARY1 (</w:t>
+          <w:sz w:val="18"/>
+          <w:szCs w:val="18"/>
+          <w:rtl w:val="0"/>
+        </w:rPr>
+        <w:t xml:space="preserve">exec total_salary1(</w:t>
       </w:r>
       <w:r>
         <w:rPr>
@@ -5400,1066 +8612,22 @@
         <w:rPr>
           <w:rtl w:val="0"/>
         </w:rPr>
-        <w:t xml:space="preserve">Cursor if we go for looping more data from base table.</w:t>
-      </w:r>
-    </w:p>
-    <w:p>
-      <w:pPr>
-        <w:rPr/>
-      </w:pPr>
-      <w:r>
-        <w:rPr>
-          <w:rtl w:val="0"/>
-        </w:rPr>
-      </w:r>
-    </w:p>
-    <w:p>
-      <w:pPr>
-        <w:rPr/>
-      </w:pPr>
-      <w:r>
-        <w:rPr>
-          <w:rtl w:val="0"/>
-        </w:rPr>
-      </w:r>
-    </w:p>
-    <w:p>
-      <w:pPr>
-        <w:rPr/>
-      </w:pPr>
-      <w:r>
-        <w:rPr>
-          <w:rtl w:val="0"/>
-        </w:rPr>
-      </w:r>
-    </w:p>
-    <w:p>
-      <w:pPr>
-        <w:rPr/>
-      </w:pPr>
-      <w:r>
-        <w:rPr>
-          <w:rtl w:val="0"/>
-        </w:rPr>
-      </w:r>
-    </w:p>
-    <w:p>
-      <w:pPr>
-        <w:rPr/>
-      </w:pPr>
-      <w:r>
-        <w:rPr>
-          <w:rtl w:val="0"/>
-        </w:rPr>
-        <w:t xml:space="preserve">Stored proc:</w:t>
-      </w:r>
-    </w:p>
-    <w:p>
-      <w:pPr>
-        <w:shd w:fill="fffffe" w:val="clear"/>
-        <w:spacing w:line="320" w:lineRule="auto"/>
-        <w:rPr>
-          <w:rFonts w:ascii="Courier New" w:cs="Courier New" w:eastAsia="Courier New" w:hAnsi="Courier New"/>
-          <w:color w:val="008000"/>
-          <w:sz w:val="18"/>
-          <w:szCs w:val="18"/>
-        </w:rPr>
-      </w:pPr>
-      <w:r>
-        <w:rPr>
-          <w:rFonts w:ascii="Courier New" w:cs="Courier New" w:eastAsia="Courier New" w:hAnsi="Courier New"/>
-          <w:color w:val="008000"/>
-          <w:sz w:val="18"/>
-          <w:szCs w:val="18"/>
-          <w:rtl w:val="0"/>
-        </w:rPr>
-        <w:t xml:space="preserve">-- functions</w:t>
-      </w:r>
-    </w:p>
-    <w:p>
-      <w:pPr>
-        <w:shd w:fill="fffffe" w:val="clear"/>
-        <w:spacing w:line="320" w:lineRule="auto"/>
-        <w:rPr>
-          <w:rFonts w:ascii="Courier New" w:cs="Courier New" w:eastAsia="Courier New" w:hAnsi="Courier New"/>
-          <w:sz w:val="18"/>
-          <w:szCs w:val="18"/>
-        </w:rPr>
-      </w:pPr>
-      <w:r>
-        <w:rPr>
-          <w:rFonts w:ascii="Courier New" w:cs="Courier New" w:eastAsia="Courier New" w:hAnsi="Courier New"/>
-          <w:color w:val="0000ff"/>
-          <w:sz w:val="18"/>
-          <w:szCs w:val="18"/>
-          <w:rtl w:val="0"/>
-        </w:rPr>
-        <w:t xml:space="preserve">create</w:t>
-      </w:r>
-      <w:r>
-        <w:rPr>
-          <w:rFonts w:ascii="Courier New" w:cs="Courier New" w:eastAsia="Courier New" w:hAnsi="Courier New"/>
-          <w:sz w:val="18"/>
-          <w:szCs w:val="18"/>
-          <w:rtl w:val="0"/>
-        </w:rPr>
-        <w:t xml:space="preserve"> </w:t>
-      </w:r>
-      <w:r>
-        <w:rPr>
-          <w:rFonts w:ascii="Courier New" w:cs="Courier New" w:eastAsia="Courier New" w:hAnsi="Courier New"/>
-          <w:color w:val="0000ff"/>
-          <w:sz w:val="18"/>
-          <w:szCs w:val="18"/>
-          <w:rtl w:val="0"/>
-        </w:rPr>
-        <w:t xml:space="preserve">or</w:t>
-      </w:r>
-      <w:r>
-        <w:rPr>
-          <w:rFonts w:ascii="Courier New" w:cs="Courier New" w:eastAsia="Courier New" w:hAnsi="Courier New"/>
-          <w:sz w:val="18"/>
-          <w:szCs w:val="18"/>
-          <w:rtl w:val="0"/>
-        </w:rPr>
-        <w:t xml:space="preserve"> </w:t>
-      </w:r>
-      <w:r>
-        <w:rPr>
-          <w:rFonts w:ascii="Courier New" w:cs="Courier New" w:eastAsia="Courier New" w:hAnsi="Courier New"/>
-          <w:color w:val="0000ff"/>
-          <w:sz w:val="18"/>
-          <w:szCs w:val="18"/>
-          <w:rtl w:val="0"/>
-        </w:rPr>
-        <w:t xml:space="preserve">replace</w:t>
-      </w:r>
-      <w:r>
-        <w:rPr>
-          <w:rFonts w:ascii="Courier New" w:cs="Courier New" w:eastAsia="Courier New" w:hAnsi="Courier New"/>
-          <w:sz w:val="18"/>
-          <w:szCs w:val="18"/>
-          <w:rtl w:val="0"/>
-        </w:rPr>
-        <w:t xml:space="preserve"> </w:t>
-      </w:r>
-      <w:r>
-        <w:rPr>
-          <w:rFonts w:ascii="Courier New" w:cs="Courier New" w:eastAsia="Courier New" w:hAnsi="Courier New"/>
-          <w:color w:val="0000ff"/>
-          <w:sz w:val="18"/>
-          <w:szCs w:val="18"/>
-          <w:rtl w:val="0"/>
-        </w:rPr>
-        <w:t xml:space="preserve">function</w:t>
-      </w:r>
-      <w:r>
-        <w:rPr>
-          <w:rFonts w:ascii="Courier New" w:cs="Courier New" w:eastAsia="Courier New" w:hAnsi="Courier New"/>
-          <w:sz w:val="18"/>
-          <w:szCs w:val="18"/>
-          <w:rtl w:val="0"/>
-        </w:rPr>
-        <w:t xml:space="preserve"> empfunc(v_emp_id </w:t>
-      </w:r>
-      <w:r>
-        <w:rPr>
-          <w:rFonts w:ascii="Courier New" w:cs="Courier New" w:eastAsia="Courier New" w:hAnsi="Courier New"/>
-          <w:color w:val="0000ff"/>
-          <w:sz w:val="18"/>
-          <w:szCs w:val="18"/>
-          <w:rtl w:val="0"/>
-        </w:rPr>
-        <w:t xml:space="preserve">number</w:t>
-      </w:r>
-      <w:r>
-        <w:rPr>
-          <w:rFonts w:ascii="Courier New" w:cs="Courier New" w:eastAsia="Courier New" w:hAnsi="Courier New"/>
-          <w:sz w:val="18"/>
-          <w:szCs w:val="18"/>
-          <w:rtl w:val="0"/>
-        </w:rPr>
-        <w:t xml:space="preserve">)</w:t>
-      </w:r>
-    </w:p>
-    <w:p>
-      <w:pPr>
-        <w:shd w:fill="fffffe" w:val="clear"/>
-        <w:spacing w:line="320" w:lineRule="auto"/>
-        <w:rPr>
-          <w:rFonts w:ascii="Courier New" w:cs="Courier New" w:eastAsia="Courier New" w:hAnsi="Courier New"/>
-          <w:color w:val="0000ff"/>
-          <w:sz w:val="18"/>
-          <w:szCs w:val="18"/>
-        </w:rPr>
-      </w:pPr>
-      <w:r>
-        <w:rPr>
-          <w:rFonts w:ascii="Courier New" w:cs="Courier New" w:eastAsia="Courier New" w:hAnsi="Courier New"/>
-          <w:color w:val="0000ff"/>
-          <w:sz w:val="18"/>
-          <w:szCs w:val="18"/>
-          <w:rtl w:val="0"/>
-        </w:rPr>
-        <w:t xml:space="preserve">return</w:t>
-      </w:r>
-      <w:r>
-        <w:rPr>
-          <w:rFonts w:ascii="Courier New" w:cs="Courier New" w:eastAsia="Courier New" w:hAnsi="Courier New"/>
-          <w:sz w:val="18"/>
-          <w:szCs w:val="18"/>
-          <w:rtl w:val="0"/>
-        </w:rPr>
-        <w:t xml:space="preserve"> </w:t>
-      </w:r>
-      <w:r>
-        <w:rPr>
-          <w:rFonts w:ascii="Courier New" w:cs="Courier New" w:eastAsia="Courier New" w:hAnsi="Courier New"/>
-          <w:color w:val="0000ff"/>
-          <w:sz w:val="18"/>
-          <w:szCs w:val="18"/>
-          <w:rtl w:val="0"/>
-        </w:rPr>
-        <w:t xml:space="preserve">number</w:t>
-      </w:r>
-    </w:p>
-    <w:p>
-      <w:pPr>
-        <w:shd w:fill="fffffe" w:val="clear"/>
-        <w:spacing w:line="320" w:lineRule="auto"/>
-        <w:rPr>
-          <w:rFonts w:ascii="Courier New" w:cs="Courier New" w:eastAsia="Courier New" w:hAnsi="Courier New"/>
-          <w:color w:val="0000ff"/>
-          <w:sz w:val="18"/>
-          <w:szCs w:val="18"/>
-        </w:rPr>
-      </w:pPr>
-      <w:r>
-        <w:rPr>
-          <w:rFonts w:ascii="Courier New" w:cs="Courier New" w:eastAsia="Courier New" w:hAnsi="Courier New"/>
-          <w:color w:val="0000ff"/>
-          <w:sz w:val="18"/>
-          <w:szCs w:val="18"/>
-          <w:rtl w:val="0"/>
-        </w:rPr>
-        <w:t xml:space="preserve">is</w:t>
-      </w:r>
-    </w:p>
-    <w:p>
-      <w:pPr>
-        <w:shd w:fill="fffffe" w:val="clear"/>
-        <w:spacing w:line="320" w:lineRule="auto"/>
-        <w:rPr>
-          <w:rFonts w:ascii="Courier New" w:cs="Courier New" w:eastAsia="Courier New" w:hAnsi="Courier New"/>
-          <w:sz w:val="18"/>
-          <w:szCs w:val="18"/>
-        </w:rPr>
-      </w:pPr>
-      <w:r>
-        <w:rPr>
-          <w:rFonts w:ascii="Courier New" w:cs="Courier New" w:eastAsia="Courier New" w:hAnsi="Courier New"/>
-          <w:sz w:val="18"/>
-          <w:szCs w:val="18"/>
-          <w:rtl w:val="0"/>
-        </w:rPr>
-        <w:t xml:space="preserve">vsalary </w:t>
-      </w:r>
-      <w:r>
-        <w:rPr>
-          <w:rFonts w:ascii="Courier New" w:cs="Courier New" w:eastAsia="Courier New" w:hAnsi="Courier New"/>
-          <w:color w:val="0000ff"/>
-          <w:sz w:val="18"/>
-          <w:szCs w:val="18"/>
-          <w:rtl w:val="0"/>
-        </w:rPr>
-        <w:t xml:space="preserve">number</w:t>
-      </w:r>
-      <w:r>
-        <w:rPr>
-          <w:rFonts w:ascii="Courier New" w:cs="Courier New" w:eastAsia="Courier New" w:hAnsi="Courier New"/>
-          <w:sz w:val="18"/>
-          <w:szCs w:val="18"/>
-          <w:rtl w:val="0"/>
-        </w:rPr>
-        <w:t xml:space="preserve">(</w:t>
-      </w:r>
-      <w:r>
-        <w:rPr>
-          <w:rFonts w:ascii="Courier New" w:cs="Courier New" w:eastAsia="Courier New" w:hAnsi="Courier New"/>
-          <w:color w:val="098658"/>
-          <w:sz w:val="18"/>
-          <w:szCs w:val="18"/>
-          <w:rtl w:val="0"/>
-        </w:rPr>
-        <w:t xml:space="preserve">10</w:t>
-      </w:r>
-      <w:r>
-        <w:rPr>
-          <w:rFonts w:ascii="Courier New" w:cs="Courier New" w:eastAsia="Courier New" w:hAnsi="Courier New"/>
-          <w:sz w:val="18"/>
-          <w:szCs w:val="18"/>
-          <w:rtl w:val="0"/>
-        </w:rPr>
-        <w:t xml:space="preserve">);</w:t>
-      </w:r>
-    </w:p>
-    <w:p>
-      <w:pPr>
-        <w:shd w:fill="fffffe" w:val="clear"/>
-        <w:spacing w:line="320" w:lineRule="auto"/>
-        <w:rPr>
-          <w:rFonts w:ascii="Courier New" w:cs="Courier New" w:eastAsia="Courier New" w:hAnsi="Courier New"/>
-          <w:sz w:val="18"/>
-          <w:szCs w:val="18"/>
-        </w:rPr>
-      </w:pPr>
-      <w:r>
-        <w:rPr>
-          <w:rFonts w:ascii="Courier New" w:cs="Courier New" w:eastAsia="Courier New" w:hAnsi="Courier New"/>
-          <w:sz w:val="18"/>
-          <w:szCs w:val="18"/>
-          <w:rtl w:val="0"/>
-        </w:rPr>
-        <w:t xml:space="preserve">vnewsal </w:t>
-      </w:r>
-      <w:r>
-        <w:rPr>
-          <w:rFonts w:ascii="Courier New" w:cs="Courier New" w:eastAsia="Courier New" w:hAnsi="Courier New"/>
-          <w:color w:val="0000ff"/>
-          <w:sz w:val="18"/>
-          <w:szCs w:val="18"/>
-          <w:rtl w:val="0"/>
-        </w:rPr>
-        <w:t xml:space="preserve">number</w:t>
-      </w:r>
-      <w:r>
-        <w:rPr>
-          <w:rFonts w:ascii="Courier New" w:cs="Courier New" w:eastAsia="Courier New" w:hAnsi="Courier New"/>
-          <w:sz w:val="18"/>
-          <w:szCs w:val="18"/>
-          <w:rtl w:val="0"/>
-        </w:rPr>
-        <w:t xml:space="preserve">(</w:t>
-      </w:r>
-      <w:r>
-        <w:rPr>
-          <w:rFonts w:ascii="Courier New" w:cs="Courier New" w:eastAsia="Courier New" w:hAnsi="Courier New"/>
-          <w:color w:val="098658"/>
-          <w:sz w:val="18"/>
-          <w:szCs w:val="18"/>
-          <w:rtl w:val="0"/>
-        </w:rPr>
-        <w:t xml:space="preserve">10</w:t>
-      </w:r>
-      <w:r>
-        <w:rPr>
-          <w:rFonts w:ascii="Courier New" w:cs="Courier New" w:eastAsia="Courier New" w:hAnsi="Courier New"/>
-          <w:sz w:val="18"/>
-          <w:szCs w:val="18"/>
-          <w:rtl w:val="0"/>
-        </w:rPr>
-        <w:t xml:space="preserve">);</w:t>
-      </w:r>
-    </w:p>
-    <w:p>
-      <w:pPr>
-        <w:shd w:fill="fffffe" w:val="clear"/>
-        <w:spacing w:line="320" w:lineRule="auto"/>
-        <w:rPr>
-          <w:rFonts w:ascii="Courier New" w:cs="Courier New" w:eastAsia="Courier New" w:hAnsi="Courier New"/>
-          <w:color w:val="0000ff"/>
-          <w:sz w:val="18"/>
-          <w:szCs w:val="18"/>
-        </w:rPr>
-      </w:pPr>
-      <w:r>
-        <w:rPr>
-          <w:rFonts w:ascii="Courier New" w:cs="Courier New" w:eastAsia="Courier New" w:hAnsi="Courier New"/>
-          <w:color w:val="0000ff"/>
-          <w:sz w:val="18"/>
-          <w:szCs w:val="18"/>
-          <w:rtl w:val="0"/>
-        </w:rPr>
-        <w:t xml:space="preserve">BEGIN</w:t>
-      </w:r>
-    </w:p>
-    <w:p>
-      <w:pPr>
-        <w:shd w:fill="fffffe" w:val="clear"/>
-        <w:spacing w:line="320" w:lineRule="auto"/>
-        <w:rPr>
-          <w:rFonts w:ascii="Courier New" w:cs="Courier New" w:eastAsia="Courier New" w:hAnsi="Courier New"/>
-          <w:sz w:val="18"/>
-          <w:szCs w:val="18"/>
-        </w:rPr>
-      </w:pPr>
-      <w:r>
-        <w:rPr>
-          <w:rFonts w:ascii="Courier New" w:cs="Courier New" w:eastAsia="Courier New" w:hAnsi="Courier New"/>
-          <w:color w:val="0000ff"/>
-          <w:sz w:val="18"/>
-          <w:szCs w:val="18"/>
-          <w:rtl w:val="0"/>
-        </w:rPr>
-        <w:t xml:space="preserve">select</w:t>
-      </w:r>
-      <w:r>
-        <w:rPr>
-          <w:rFonts w:ascii="Courier New" w:cs="Courier New" w:eastAsia="Courier New" w:hAnsi="Courier New"/>
-          <w:sz w:val="18"/>
-          <w:szCs w:val="18"/>
-          <w:rtl w:val="0"/>
-        </w:rPr>
-        <w:t xml:space="preserve"> salary </w:t>
-      </w:r>
-      <w:r>
-        <w:rPr>
-          <w:rFonts w:ascii="Courier New" w:cs="Courier New" w:eastAsia="Courier New" w:hAnsi="Courier New"/>
-          <w:color w:val="0000ff"/>
-          <w:sz w:val="18"/>
-          <w:szCs w:val="18"/>
-          <w:rtl w:val="0"/>
-        </w:rPr>
-        <w:t xml:space="preserve">into</w:t>
-      </w:r>
-      <w:r>
-        <w:rPr>
-          <w:rFonts w:ascii="Courier New" w:cs="Courier New" w:eastAsia="Courier New" w:hAnsi="Courier New"/>
-          <w:sz w:val="18"/>
-          <w:szCs w:val="18"/>
-          <w:rtl w:val="0"/>
-        </w:rPr>
-        <w:t xml:space="preserve"> vsalary </w:t>
-      </w:r>
-      <w:r>
-        <w:rPr>
-          <w:rFonts w:ascii="Courier New" w:cs="Courier New" w:eastAsia="Courier New" w:hAnsi="Courier New"/>
-          <w:color w:val="0000ff"/>
-          <w:sz w:val="18"/>
-          <w:szCs w:val="18"/>
-          <w:rtl w:val="0"/>
-        </w:rPr>
-        <w:t xml:space="preserve">from</w:t>
-      </w:r>
-      <w:r>
-        <w:rPr>
-          <w:rFonts w:ascii="Courier New" w:cs="Courier New" w:eastAsia="Courier New" w:hAnsi="Courier New"/>
-          <w:sz w:val="18"/>
-          <w:szCs w:val="18"/>
-          <w:rtl w:val="0"/>
-        </w:rPr>
-        <w:t xml:space="preserve"> EMPLOYEES_TEST </w:t>
-      </w:r>
-      <w:r>
-        <w:rPr>
-          <w:rFonts w:ascii="Courier New" w:cs="Courier New" w:eastAsia="Courier New" w:hAnsi="Courier New"/>
-          <w:color w:val="0000ff"/>
-          <w:sz w:val="18"/>
-          <w:szCs w:val="18"/>
-          <w:rtl w:val="0"/>
-        </w:rPr>
-        <w:t xml:space="preserve">where</w:t>
-      </w:r>
-      <w:r>
-        <w:rPr>
-          <w:rFonts w:ascii="Courier New" w:cs="Courier New" w:eastAsia="Courier New" w:hAnsi="Courier New"/>
-          <w:sz w:val="18"/>
-          <w:szCs w:val="18"/>
-          <w:rtl w:val="0"/>
-        </w:rPr>
-        <w:t xml:space="preserve"> EMPLOYEE_ID</w:t>
-      </w:r>
-      <w:r>
-        <w:rPr>
-          <w:rFonts w:ascii="Courier New" w:cs="Courier New" w:eastAsia="Courier New" w:hAnsi="Courier New"/>
-          <w:color w:val="778899"/>
-          <w:sz w:val="18"/>
-          <w:szCs w:val="18"/>
-          <w:rtl w:val="0"/>
-        </w:rPr>
-        <w:t xml:space="preserve">=</w:t>
-      </w:r>
-      <w:r>
-        <w:rPr>
-          <w:rFonts w:ascii="Courier New" w:cs="Courier New" w:eastAsia="Courier New" w:hAnsi="Courier New"/>
-          <w:sz w:val="18"/>
-          <w:szCs w:val="18"/>
-          <w:rtl w:val="0"/>
-        </w:rPr>
-        <w:t xml:space="preserve">v_emp_id;</w:t>
-      </w:r>
-    </w:p>
-    <w:p>
-      <w:pPr>
-        <w:shd w:fill="fffffe" w:val="clear"/>
-        <w:spacing w:line="320" w:lineRule="auto"/>
-        <w:rPr>
-          <w:rFonts w:ascii="Courier New" w:cs="Courier New" w:eastAsia="Courier New" w:hAnsi="Courier New"/>
-          <w:color w:val="0000ff"/>
-          <w:sz w:val="18"/>
-          <w:szCs w:val="18"/>
-        </w:rPr>
-      </w:pPr>
-      <w:r>
-        <w:rPr>
-          <w:rFonts w:ascii="Courier New" w:cs="Courier New" w:eastAsia="Courier New" w:hAnsi="Courier New"/>
-          <w:color w:val="0000ff"/>
-          <w:sz w:val="18"/>
-          <w:szCs w:val="18"/>
-          <w:rtl w:val="0"/>
-        </w:rPr>
-        <w:t xml:space="preserve">if</w:t>
-      </w:r>
-      <w:r>
-        <w:rPr>
-          <w:rFonts w:ascii="Courier New" w:cs="Courier New" w:eastAsia="Courier New" w:hAnsi="Courier New"/>
-          <w:sz w:val="18"/>
-          <w:szCs w:val="18"/>
-          <w:rtl w:val="0"/>
-        </w:rPr>
-        <w:t xml:space="preserve"> (vsalary </w:t>
-      </w:r>
-      <w:r>
-        <w:rPr>
-          <w:rFonts w:ascii="Courier New" w:cs="Courier New" w:eastAsia="Courier New" w:hAnsi="Courier New"/>
-          <w:color w:val="778899"/>
-          <w:sz w:val="18"/>
-          <w:szCs w:val="18"/>
-          <w:rtl w:val="0"/>
-        </w:rPr>
-        <w:t xml:space="preserve">&gt;</w:t>
-      </w:r>
-      <w:r>
-        <w:rPr>
-          <w:rFonts w:ascii="Courier New" w:cs="Courier New" w:eastAsia="Courier New" w:hAnsi="Courier New"/>
-          <w:sz w:val="18"/>
-          <w:szCs w:val="18"/>
-          <w:rtl w:val="0"/>
-        </w:rPr>
-        <w:t xml:space="preserve"> </w:t>
-      </w:r>
-      <w:r>
-        <w:rPr>
-          <w:rFonts w:ascii="Courier New" w:cs="Courier New" w:eastAsia="Courier New" w:hAnsi="Courier New"/>
-          <w:color w:val="098658"/>
-          <w:sz w:val="18"/>
-          <w:szCs w:val="18"/>
-          <w:rtl w:val="0"/>
-        </w:rPr>
-        <w:t xml:space="preserve">1000</w:t>
-      </w:r>
-      <w:r>
-        <w:rPr>
-          <w:rFonts w:ascii="Courier New" w:cs="Courier New" w:eastAsia="Courier New" w:hAnsi="Courier New"/>
-          <w:sz w:val="18"/>
-          <w:szCs w:val="18"/>
-          <w:rtl w:val="0"/>
-        </w:rPr>
-        <w:t xml:space="preserve">) </w:t>
-      </w:r>
-      <w:r>
-        <w:rPr>
-          <w:rFonts w:ascii="Courier New" w:cs="Courier New" w:eastAsia="Courier New" w:hAnsi="Courier New"/>
-          <w:color w:val="0000ff"/>
-          <w:sz w:val="18"/>
-          <w:szCs w:val="18"/>
-          <w:rtl w:val="0"/>
-        </w:rPr>
-        <w:t xml:space="preserve">THEN</w:t>
-      </w:r>
-    </w:p>
-    <w:p>
-      <w:pPr>
-        <w:shd w:fill="fffffe" w:val="clear"/>
-        <w:spacing w:line="320" w:lineRule="auto"/>
-        <w:rPr>
-          <w:rFonts w:ascii="Courier New" w:cs="Courier New" w:eastAsia="Courier New" w:hAnsi="Courier New"/>
-          <w:sz w:val="18"/>
-          <w:szCs w:val="18"/>
-        </w:rPr>
-      </w:pPr>
-      <w:r>
-        <w:rPr>
-          <w:rFonts w:ascii="Courier New" w:cs="Courier New" w:eastAsia="Courier New" w:hAnsi="Courier New"/>
-          <w:sz w:val="18"/>
-          <w:szCs w:val="18"/>
-          <w:rtl w:val="0"/>
-        </w:rPr>
-        <w:t xml:space="preserve">vnewsal :</w:t>
-      </w:r>
-      <w:r>
-        <w:rPr>
-          <w:rFonts w:ascii="Courier New" w:cs="Courier New" w:eastAsia="Courier New" w:hAnsi="Courier New"/>
-          <w:color w:val="778899"/>
-          <w:sz w:val="18"/>
-          <w:szCs w:val="18"/>
-          <w:rtl w:val="0"/>
-        </w:rPr>
-        <w:t xml:space="preserve">=</w:t>
-      </w:r>
-      <w:r>
-        <w:rPr>
-          <w:rFonts w:ascii="Courier New" w:cs="Courier New" w:eastAsia="Courier New" w:hAnsi="Courier New"/>
-          <w:sz w:val="18"/>
-          <w:szCs w:val="18"/>
-          <w:rtl w:val="0"/>
-        </w:rPr>
-        <w:t xml:space="preserve"> vsalary</w:t>
-      </w:r>
-      <w:r>
-        <w:rPr>
-          <w:rFonts w:ascii="Courier New" w:cs="Courier New" w:eastAsia="Courier New" w:hAnsi="Courier New"/>
-          <w:color w:val="778899"/>
-          <w:sz w:val="18"/>
-          <w:szCs w:val="18"/>
-          <w:rtl w:val="0"/>
-        </w:rPr>
-        <w:t xml:space="preserve">+</w:t>
-      </w:r>
-      <w:r>
-        <w:rPr>
-          <w:rFonts w:ascii="Courier New" w:cs="Courier New" w:eastAsia="Courier New" w:hAnsi="Courier New"/>
-          <w:sz w:val="18"/>
-          <w:szCs w:val="18"/>
-          <w:rtl w:val="0"/>
-        </w:rPr>
-        <w:t xml:space="preserve">(vsalary </w:t>
-      </w:r>
-      <w:r>
-        <w:rPr>
-          <w:rFonts w:ascii="Courier New" w:cs="Courier New" w:eastAsia="Courier New" w:hAnsi="Courier New"/>
-          <w:color w:val="778899"/>
-          <w:sz w:val="18"/>
-          <w:szCs w:val="18"/>
-          <w:rtl w:val="0"/>
-        </w:rPr>
-        <w:t xml:space="preserve">*</w:t>
-      </w:r>
-      <w:r>
-        <w:rPr>
-          <w:rFonts w:ascii="Courier New" w:cs="Courier New" w:eastAsia="Courier New" w:hAnsi="Courier New"/>
-          <w:color w:val="098658"/>
-          <w:sz w:val="18"/>
-          <w:szCs w:val="18"/>
-          <w:rtl w:val="0"/>
-        </w:rPr>
-        <w:t xml:space="preserve">0.5</w:t>
-      </w:r>
-      <w:r>
-        <w:rPr>
-          <w:rFonts w:ascii="Courier New" w:cs="Courier New" w:eastAsia="Courier New" w:hAnsi="Courier New"/>
-          <w:sz w:val="18"/>
-          <w:szCs w:val="18"/>
-          <w:rtl w:val="0"/>
-        </w:rPr>
-        <w:t xml:space="preserve">);</w:t>
-      </w:r>
-    </w:p>
-    <w:p>
-      <w:pPr>
-        <w:shd w:fill="fffffe" w:val="clear"/>
-        <w:spacing w:line="320" w:lineRule="auto"/>
-        <w:rPr>
-          <w:rFonts w:ascii="Courier New" w:cs="Courier New" w:eastAsia="Courier New" w:hAnsi="Courier New"/>
-          <w:color w:val="0000ff"/>
-          <w:sz w:val="18"/>
-          <w:szCs w:val="18"/>
-        </w:rPr>
-      </w:pPr>
-      <w:r>
-        <w:rPr>
-          <w:rFonts w:ascii="Courier New" w:cs="Courier New" w:eastAsia="Courier New" w:hAnsi="Courier New"/>
-          <w:color w:val="0000ff"/>
-          <w:sz w:val="18"/>
-          <w:szCs w:val="18"/>
-          <w:rtl w:val="0"/>
-        </w:rPr>
-        <w:t xml:space="preserve">else</w:t>
-      </w:r>
-    </w:p>
-    <w:p>
-      <w:pPr>
-        <w:shd w:fill="fffffe" w:val="clear"/>
-        <w:spacing w:line="320" w:lineRule="auto"/>
-        <w:rPr>
-          <w:rFonts w:ascii="Courier New" w:cs="Courier New" w:eastAsia="Courier New" w:hAnsi="Courier New"/>
-          <w:sz w:val="18"/>
-          <w:szCs w:val="18"/>
-        </w:rPr>
-      </w:pPr>
-      <w:r>
-        <w:rPr>
-          <w:rFonts w:ascii="Courier New" w:cs="Courier New" w:eastAsia="Courier New" w:hAnsi="Courier New"/>
-          <w:sz w:val="18"/>
-          <w:szCs w:val="18"/>
-          <w:rtl w:val="0"/>
-        </w:rPr>
-        <w:t xml:space="preserve">vnewsal :</w:t>
-      </w:r>
-      <w:r>
-        <w:rPr>
-          <w:rFonts w:ascii="Courier New" w:cs="Courier New" w:eastAsia="Courier New" w:hAnsi="Courier New"/>
-          <w:color w:val="778899"/>
-          <w:sz w:val="18"/>
-          <w:szCs w:val="18"/>
-          <w:rtl w:val="0"/>
-        </w:rPr>
-        <w:t xml:space="preserve">=</w:t>
-      </w:r>
-      <w:r>
-        <w:rPr>
-          <w:rFonts w:ascii="Courier New" w:cs="Courier New" w:eastAsia="Courier New" w:hAnsi="Courier New"/>
-          <w:sz w:val="18"/>
-          <w:szCs w:val="18"/>
-          <w:rtl w:val="0"/>
-        </w:rPr>
-        <w:t xml:space="preserve"> vsalary</w:t>
-      </w:r>
-      <w:r>
-        <w:rPr>
-          <w:rFonts w:ascii="Courier New" w:cs="Courier New" w:eastAsia="Courier New" w:hAnsi="Courier New"/>
-          <w:color w:val="778899"/>
-          <w:sz w:val="18"/>
-          <w:szCs w:val="18"/>
-          <w:rtl w:val="0"/>
-        </w:rPr>
-        <w:t xml:space="preserve">+</w:t>
-      </w:r>
-      <w:r>
-        <w:rPr>
-          <w:rFonts w:ascii="Courier New" w:cs="Courier New" w:eastAsia="Courier New" w:hAnsi="Courier New"/>
-          <w:sz w:val="18"/>
-          <w:szCs w:val="18"/>
-          <w:rtl w:val="0"/>
-        </w:rPr>
-        <w:t xml:space="preserve">(vsalary </w:t>
-      </w:r>
-      <w:r>
-        <w:rPr>
-          <w:rFonts w:ascii="Courier New" w:cs="Courier New" w:eastAsia="Courier New" w:hAnsi="Courier New"/>
-          <w:color w:val="778899"/>
-          <w:sz w:val="18"/>
-          <w:szCs w:val="18"/>
-          <w:rtl w:val="0"/>
-        </w:rPr>
-        <w:t xml:space="preserve">*</w:t>
-      </w:r>
-      <w:r>
-        <w:rPr>
-          <w:rFonts w:ascii="Courier New" w:cs="Courier New" w:eastAsia="Courier New" w:hAnsi="Courier New"/>
-          <w:color w:val="098658"/>
-          <w:sz w:val="18"/>
-          <w:szCs w:val="18"/>
-          <w:rtl w:val="0"/>
-        </w:rPr>
-        <w:t xml:space="preserve">0.1</w:t>
-      </w:r>
-      <w:r>
-        <w:rPr>
-          <w:rFonts w:ascii="Courier New" w:cs="Courier New" w:eastAsia="Courier New" w:hAnsi="Courier New"/>
-          <w:sz w:val="18"/>
-          <w:szCs w:val="18"/>
-          <w:rtl w:val="0"/>
-        </w:rPr>
-        <w:t xml:space="preserve">);</w:t>
-      </w:r>
-    </w:p>
-    <w:p>
-      <w:pPr>
-        <w:shd w:fill="fffffe" w:val="clear"/>
-        <w:spacing w:line="320" w:lineRule="auto"/>
-        <w:rPr>
-          <w:rFonts w:ascii="Courier New" w:cs="Courier New" w:eastAsia="Courier New" w:hAnsi="Courier New"/>
-          <w:sz w:val="18"/>
-          <w:szCs w:val="18"/>
-        </w:rPr>
-      </w:pPr>
-      <w:r>
-        <w:rPr>
-          <w:rFonts w:ascii="Courier New" w:cs="Courier New" w:eastAsia="Courier New" w:hAnsi="Courier New"/>
-          <w:color w:val="0000ff"/>
-          <w:sz w:val="18"/>
-          <w:szCs w:val="18"/>
-          <w:rtl w:val="0"/>
-        </w:rPr>
-        <w:t xml:space="preserve">end</w:t>
-      </w:r>
-      <w:r>
-        <w:rPr>
-          <w:rFonts w:ascii="Courier New" w:cs="Courier New" w:eastAsia="Courier New" w:hAnsi="Courier New"/>
-          <w:sz w:val="18"/>
-          <w:szCs w:val="18"/>
-          <w:rtl w:val="0"/>
-        </w:rPr>
-        <w:t xml:space="preserve"> </w:t>
-      </w:r>
-      <w:r>
-        <w:rPr>
-          <w:rFonts w:ascii="Courier New" w:cs="Courier New" w:eastAsia="Courier New" w:hAnsi="Courier New"/>
-          <w:color w:val="0000ff"/>
-          <w:sz w:val="18"/>
-          <w:szCs w:val="18"/>
-          <w:rtl w:val="0"/>
-        </w:rPr>
-        <w:t xml:space="preserve">if</w:t>
-      </w:r>
-      <w:r>
-        <w:rPr>
-          <w:rFonts w:ascii="Courier New" w:cs="Courier New" w:eastAsia="Courier New" w:hAnsi="Courier New"/>
-          <w:sz w:val="18"/>
-          <w:szCs w:val="18"/>
-          <w:rtl w:val="0"/>
-        </w:rPr>
-        <w:t xml:space="preserve">;</w:t>
-      </w:r>
-    </w:p>
-    <w:p>
-      <w:pPr>
-        <w:shd w:fill="fffffe" w:val="clear"/>
-        <w:spacing w:line="320" w:lineRule="auto"/>
-        <w:rPr>
-          <w:rFonts w:ascii="Courier New" w:cs="Courier New" w:eastAsia="Courier New" w:hAnsi="Courier New"/>
-          <w:sz w:val="18"/>
-          <w:szCs w:val="18"/>
-        </w:rPr>
-      </w:pPr>
-      <w:r>
-        <w:rPr>
-          <w:rFonts w:ascii="Courier New" w:cs="Courier New" w:eastAsia="Courier New" w:hAnsi="Courier New"/>
-          <w:color w:val="0000ff"/>
-          <w:sz w:val="18"/>
-          <w:szCs w:val="18"/>
-          <w:rtl w:val="0"/>
-        </w:rPr>
-        <w:t xml:space="preserve">return</w:t>
-      </w:r>
-      <w:r>
-        <w:rPr>
-          <w:rFonts w:ascii="Courier New" w:cs="Courier New" w:eastAsia="Courier New" w:hAnsi="Courier New"/>
-          <w:sz w:val="18"/>
-          <w:szCs w:val="18"/>
-          <w:rtl w:val="0"/>
-        </w:rPr>
-        <w:t xml:space="preserve"> vnewsal;</w:t>
-      </w:r>
-    </w:p>
-    <w:p>
-      <w:pPr>
-        <w:shd w:fill="fffffe" w:val="clear"/>
-        <w:spacing w:line="320" w:lineRule="auto"/>
-        <w:rPr>
-          <w:rFonts w:ascii="Courier New" w:cs="Courier New" w:eastAsia="Courier New" w:hAnsi="Courier New"/>
-          <w:sz w:val="18"/>
-          <w:szCs w:val="18"/>
-        </w:rPr>
-      </w:pPr>
-      <w:r>
-        <w:rPr>
-          <w:rFonts w:ascii="Courier New" w:cs="Courier New" w:eastAsia="Courier New" w:hAnsi="Courier New"/>
-          <w:color w:val="0000ff"/>
-          <w:sz w:val="18"/>
-          <w:szCs w:val="18"/>
-          <w:rtl w:val="0"/>
-        </w:rPr>
-        <w:t xml:space="preserve">end</w:t>
-      </w:r>
-      <w:r>
-        <w:rPr>
-          <w:rFonts w:ascii="Courier New" w:cs="Courier New" w:eastAsia="Courier New" w:hAnsi="Courier New"/>
-          <w:sz w:val="18"/>
-          <w:szCs w:val="18"/>
-          <w:rtl w:val="0"/>
-        </w:rPr>
-        <w:t xml:space="preserve">;</w:t>
-      </w:r>
-    </w:p>
-    <w:p>
-      <w:pPr>
-        <w:shd w:fill="fffffe" w:val="clear"/>
-        <w:spacing w:line="320" w:lineRule="auto"/>
-        <w:rPr>
-          <w:rFonts w:ascii="Courier New" w:cs="Courier New" w:eastAsia="Courier New" w:hAnsi="Courier New"/>
-          <w:color w:val="778899"/>
-          <w:sz w:val="18"/>
-          <w:szCs w:val="18"/>
-        </w:rPr>
-      </w:pPr>
-      <w:r>
-        <w:rPr>
-          <w:rFonts w:ascii="Courier New" w:cs="Courier New" w:eastAsia="Courier New" w:hAnsi="Courier New"/>
-          <w:color w:val="778899"/>
-          <w:sz w:val="18"/>
-          <w:szCs w:val="18"/>
-          <w:rtl w:val="0"/>
-        </w:rPr>
-        <w:t xml:space="preserve">/</w:t>
-      </w:r>
-    </w:p>
-    <w:p>
-      <w:pPr>
-        <w:shd w:fill="fffffe" w:val="clear"/>
-        <w:spacing w:line="320" w:lineRule="auto"/>
-        <w:rPr>
-          <w:rFonts w:ascii="Courier New" w:cs="Courier New" w:eastAsia="Courier New" w:hAnsi="Courier New"/>
-          <w:sz w:val="18"/>
-          <w:szCs w:val="18"/>
-        </w:rPr>
-      </w:pPr>
-      <w:r>
-        <w:rPr>
-          <w:rtl w:val="0"/>
-        </w:rPr>
-      </w:r>
-    </w:p>
-    <w:p>
-      <w:pPr>
-        <w:shd w:fill="fffffe" w:val="clear"/>
-        <w:spacing w:line="320" w:lineRule="auto"/>
-        <w:rPr>
-          <w:rFonts w:ascii="Courier New" w:cs="Courier New" w:eastAsia="Courier New" w:hAnsi="Courier New"/>
-          <w:color w:val="008000"/>
-          <w:sz w:val="18"/>
-          <w:szCs w:val="18"/>
-        </w:rPr>
-      </w:pPr>
-      <w:r>
-        <w:rPr>
-          <w:rFonts w:ascii="Courier New" w:cs="Courier New" w:eastAsia="Courier New" w:hAnsi="Courier New"/>
-          <w:color w:val="008000"/>
-          <w:sz w:val="18"/>
-          <w:szCs w:val="18"/>
-          <w:rtl w:val="0"/>
-        </w:rPr>
-        <w:t xml:space="preserve">-- select * From EMPLOYEES_TEST</w:t>
-      </w:r>
-    </w:p>
-    <w:p>
-      <w:pPr>
-        <w:shd w:fill="fffffe" w:val="clear"/>
-        <w:spacing w:line="320" w:lineRule="auto"/>
-        <w:rPr>
-          <w:rFonts w:ascii="Courier New" w:cs="Courier New" w:eastAsia="Courier New" w:hAnsi="Courier New"/>
-          <w:sz w:val="18"/>
-          <w:szCs w:val="18"/>
-        </w:rPr>
-      </w:pPr>
-      <w:r>
-        <w:rPr>
-          <w:rFonts w:ascii="Courier New" w:cs="Courier New" w:eastAsia="Courier New" w:hAnsi="Courier New"/>
-          <w:color w:val="0000ff"/>
-          <w:sz w:val="18"/>
-          <w:szCs w:val="18"/>
-          <w:rtl w:val="0"/>
-        </w:rPr>
-        <w:t xml:space="preserve">select</w:t>
-      </w:r>
-      <w:r>
-        <w:rPr>
-          <w:rFonts w:ascii="Courier New" w:cs="Courier New" w:eastAsia="Courier New" w:hAnsi="Courier New"/>
-          <w:sz w:val="18"/>
-          <w:szCs w:val="18"/>
-          <w:rtl w:val="0"/>
-        </w:rPr>
-        <w:t xml:space="preserve"> EMPFUNC(</w:t>
-      </w:r>
-      <w:r>
-        <w:rPr>
-          <w:rFonts w:ascii="Courier New" w:cs="Courier New" w:eastAsia="Courier New" w:hAnsi="Courier New"/>
-          <w:color w:val="098658"/>
-          <w:sz w:val="18"/>
-          <w:szCs w:val="18"/>
-          <w:rtl w:val="0"/>
-        </w:rPr>
-        <w:t xml:space="preserve">100</w:t>
-      </w:r>
-      <w:r>
-        <w:rPr>
-          <w:rFonts w:ascii="Courier New" w:cs="Courier New" w:eastAsia="Courier New" w:hAnsi="Courier New"/>
-          <w:sz w:val="18"/>
-          <w:szCs w:val="18"/>
-          <w:rtl w:val="0"/>
-        </w:rPr>
-        <w:t xml:space="preserve">) </w:t>
-      </w:r>
-      <w:r>
-        <w:rPr>
-          <w:rFonts w:ascii="Courier New" w:cs="Courier New" w:eastAsia="Courier New" w:hAnsi="Courier New"/>
-          <w:color w:val="0000ff"/>
-          <w:sz w:val="18"/>
-          <w:szCs w:val="18"/>
-          <w:rtl w:val="0"/>
-        </w:rPr>
-        <w:t xml:space="preserve">from</w:t>
-      </w:r>
-      <w:r>
-        <w:rPr>
-          <w:rFonts w:ascii="Courier New" w:cs="Courier New" w:eastAsia="Courier New" w:hAnsi="Courier New"/>
-          <w:sz w:val="18"/>
-          <w:szCs w:val="18"/>
-          <w:rtl w:val="0"/>
-        </w:rPr>
-        <w:t xml:space="preserve"> dual;</w:t>
-      </w:r>
-    </w:p>
-    <w:p>
-      <w:pPr>
-        <w:rPr/>
-      </w:pPr>
-      <w:r>
-        <w:rPr>
-          <w:rtl w:val="0"/>
-        </w:rPr>
-      </w:r>
-    </w:p>
-    <w:p>
-      <w:pPr>
-        <w:rPr/>
-      </w:pPr>
-      <w:r>
-        <w:rPr>
-          <w:rtl w:val="0"/>
-        </w:rPr>
-      </w:r>
-    </w:p>
-    <w:p>
-      <w:pPr>
-        <w:rPr/>
-      </w:pPr>
-      <w:r>
-        <w:rPr/>
-        <w:drawing>
-          <wp:inline distB="114300" distT="114300" distL="114300" distR="114300">
-            <wp:extent cx="5943600" cy="4762500"/>
-            <wp:effectExtent b="0" l="0" r="0" t="0"/>
-            <wp:docPr id="12" name="image3.png"/>
-            <a:graphic>
-              <a:graphicData uri="http://schemas.openxmlformats.org/drawingml/2006/picture">
-                <pic:pic>
-                  <pic:nvPicPr>
-                    <pic:cNvPr id="0" name="image3.png"/>
-                    <pic:cNvPicPr preferRelativeResize="0"/>
-                  </pic:nvPicPr>
-                  <pic:blipFill>
-                    <a:blip r:embed="rId17"/>
-                    <a:srcRect b="0" l="0" r="0" t="0"/>
-                    <a:stretch>
-                      <a:fillRect/>
-                    </a:stretch>
-                  </pic:blipFill>
-                  <pic:spPr>
-                    <a:xfrm>
-                      <a:off x="0" y="0"/>
-                      <a:ext cx="5943600" cy="4762500"/>
-                    </a:xfrm>
-                    <a:prstGeom prst="rect"/>
-                    <a:ln/>
-                  </pic:spPr>
-                </pic:pic>
-              </a:graphicData>
-            </a:graphic>
-          </wp:inline>
-        </w:drawing>
-      </w:r>
+      </w:r>
+    </w:p>
+    <w:p>
+      <w:pPr>
+        <w:rPr/>
+      </w:pPr>
+      <w:r>
+        <w:rPr>
+          <w:rtl w:val="0"/>
+        </w:rPr>
+      </w:r>
+    </w:p>
+    <w:p>
+      <w:pPr>
+        <w:rPr/>
+      </w:pPr>
       <w:r>
         <w:rPr>
           <w:rtl w:val="0"/>

--- a/plsql_ns/PLSQL_12.docx
+++ b/plsql_ns/PLSQL_12.docx
@@ -12,12 +12,12 @@
           <wp:inline distB="114300" distT="114300" distL="114300" distR="114300">
             <wp:extent cx="5943600" cy="2070100"/>
             <wp:effectExtent b="0" l="0" r="0" t="0"/>
-            <wp:docPr id="2" name="image1.png"/>
+            <wp:docPr id="2" name="image5.png"/>
             <a:graphic>
               <a:graphicData uri="http://schemas.openxmlformats.org/drawingml/2006/picture">
                 <pic:pic>
                   <pic:nvPicPr>
-                    <pic:cNvPr id="0" name="image1.png"/>
+                    <pic:cNvPr id="0" name="image5.png"/>
                     <pic:cNvPicPr preferRelativeResize="0"/>
                   </pic:nvPicPr>
                   <pic:blipFill>
@@ -77,12 +77,12 @@
           <wp:inline distB="114300" distT="114300" distL="114300" distR="114300">
             <wp:extent cx="5553075" cy="2619375"/>
             <wp:effectExtent b="0" l="0" r="0" t="0"/>
-            <wp:docPr id="11" name="image13.png"/>
+            <wp:docPr id="12" name="image1.png"/>
             <a:graphic>
               <a:graphicData uri="http://schemas.openxmlformats.org/drawingml/2006/picture">
                 <pic:pic>
                   <pic:nvPicPr>
-                    <pic:cNvPr id="0" name="image13.png"/>
+                    <pic:cNvPr id="0" name="image1.png"/>
                     <pic:cNvPicPr preferRelativeResize="0"/>
                   </pic:nvPicPr>
                   <pic:blipFill>
@@ -1852,12 +1852,12 @@
           <wp:inline distB="114300" distT="114300" distL="114300" distR="114300">
             <wp:extent cx="5943600" cy="2895600"/>
             <wp:effectExtent b="0" l="0" r="0" t="0"/>
-            <wp:docPr id="3" name="image9.png"/>
+            <wp:docPr id="3" name="image13.png"/>
             <a:graphic>
               <a:graphicData uri="http://schemas.openxmlformats.org/drawingml/2006/picture">
                 <pic:pic>
                   <pic:nvPicPr>
-                    <pic:cNvPr id="0" name="image9.png"/>
+                    <pic:cNvPr id="0" name="image13.png"/>
                     <pic:cNvPicPr preferRelativeResize="0"/>
                   </pic:nvPicPr>
                   <pic:blipFill>
@@ -1996,12 +1996,12 @@
           <wp:inline distB="114300" distT="114300" distL="114300" distR="114300">
             <wp:extent cx="5943600" cy="2425700"/>
             <wp:effectExtent b="0" l="0" r="0" t="0"/>
-            <wp:docPr id="6" name="image14.png"/>
+            <wp:docPr id="7" name="image15.png"/>
             <a:graphic>
               <a:graphicData uri="http://schemas.openxmlformats.org/drawingml/2006/picture">
                 <pic:pic>
                   <pic:nvPicPr>
-                    <pic:cNvPr id="0" name="image14.png"/>
+                    <pic:cNvPr id="0" name="image15.png"/>
                     <pic:cNvPicPr preferRelativeResize="0"/>
                   </pic:nvPicPr>
                   <pic:blipFill>
@@ -2071,12 +2071,12 @@
           <wp:inline distB="114300" distT="114300" distL="114300" distR="114300">
             <wp:extent cx="5943600" cy="2260600"/>
             <wp:effectExtent b="0" l="0" r="0" t="0"/>
-            <wp:docPr id="9" name="image10.png"/>
+            <wp:docPr id="10" name="image14.png"/>
             <a:graphic>
               <a:graphicData uri="http://schemas.openxmlformats.org/drawingml/2006/picture">
                 <pic:pic>
                   <pic:nvPicPr>
-                    <pic:cNvPr id="0" name="image10.png"/>
+                    <pic:cNvPr id="0" name="image14.png"/>
                     <pic:cNvPicPr preferRelativeResize="0"/>
                   </pic:nvPicPr>
                   <pic:blipFill>
@@ -2950,12 +2950,12 @@
           <wp:inline distB="114300" distT="114300" distL="114300" distR="114300">
             <wp:extent cx="5943600" cy="3949700"/>
             <wp:effectExtent b="0" l="0" r="0" t="0"/>
-            <wp:docPr id="5" name="image8.png"/>
+            <wp:docPr id="6" name="image9.png"/>
             <a:graphic>
               <a:graphicData uri="http://schemas.openxmlformats.org/drawingml/2006/picture">
                 <pic:pic>
                   <pic:nvPicPr>
-                    <pic:cNvPr id="0" name="image8.png"/>
+                    <pic:cNvPr id="0" name="image9.png"/>
                     <pic:cNvPicPr preferRelativeResize="0"/>
                   </pic:nvPicPr>
                   <pic:blipFill>
@@ -3525,12 +3525,12 @@
           <wp:inline distB="114300" distT="114300" distL="114300" distR="114300">
             <wp:extent cx="5943600" cy="4572000"/>
             <wp:effectExtent b="0" l="0" r="0" t="0"/>
-            <wp:docPr id="10" name="image2.png"/>
+            <wp:docPr id="11" name="image6.png"/>
             <a:graphic>
               <a:graphicData uri="http://schemas.openxmlformats.org/drawingml/2006/picture">
                 <pic:pic>
                   <pic:nvPicPr>
-                    <pic:cNvPr id="0" name="image2.png"/>
+                    <pic:cNvPr id="0" name="image6.png"/>
                     <pic:cNvPicPr preferRelativeResize="0"/>
                   </pic:nvPicPr>
                   <pic:blipFill>
@@ -4326,12 +4326,12 @@
           <wp:inline distB="114300" distT="114300" distL="114300" distR="114300">
             <wp:extent cx="5943600" cy="3505200"/>
             <wp:effectExtent b="0" l="0" r="0" t="0"/>
-            <wp:docPr id="12" name="image5.png"/>
+            <wp:docPr id="13" name="image3.png"/>
             <a:graphic>
               <a:graphicData uri="http://schemas.openxmlformats.org/drawingml/2006/picture">
                 <pic:pic>
                   <pic:nvPicPr>
-                    <pic:cNvPr id="0" name="image5.png"/>
+                    <pic:cNvPr id="0" name="image3.png"/>
                     <pic:cNvPicPr preferRelativeResize="0"/>
                   </pic:nvPicPr>
                   <pic:blipFill>
@@ -4413,12 +4413,12 @@
           <wp:inline distB="114300" distT="114300" distL="114300" distR="114300">
             <wp:extent cx="5943600" cy="4826000"/>
             <wp:effectExtent b="0" l="0" r="0" t="0"/>
-            <wp:docPr id="13" name="image7.png"/>
+            <wp:docPr id="14" name="image8.png"/>
             <a:graphic>
               <a:graphicData uri="http://schemas.openxmlformats.org/drawingml/2006/picture">
                 <pic:pic>
                   <pic:nvPicPr>
-                    <pic:cNvPr id="0" name="image7.png"/>
+                    <pic:cNvPr id="0" name="image8.png"/>
                     <pic:cNvPicPr preferRelativeResize="0"/>
                   </pic:nvPicPr>
                   <pic:blipFill>
@@ -6392,12 +6392,12 @@
           <wp:inline distB="114300" distT="114300" distL="114300" distR="114300">
             <wp:extent cx="5943600" cy="4762500"/>
             <wp:effectExtent b="0" l="0" r="0" t="0"/>
-            <wp:docPr id="7" name="image4.png"/>
+            <wp:docPr id="8" name="image10.png"/>
             <a:graphic>
               <a:graphicData uri="http://schemas.openxmlformats.org/drawingml/2006/picture">
                 <pic:pic>
                   <pic:nvPicPr>
-                    <pic:cNvPr id="0" name="image4.png"/>
+                    <pic:cNvPr id="0" name="image10.png"/>
                     <pic:cNvPicPr preferRelativeResize="0"/>
                   </pic:nvPicPr>
                   <pic:blipFill>
@@ -6463,12 +6463,12 @@
           <wp:inline distB="114300" distT="114300" distL="114300" distR="114300">
             <wp:extent cx="5943600" cy="4660900"/>
             <wp:effectExtent b="0" l="0" r="0" t="0"/>
-            <wp:docPr id="1" name="image6.png"/>
+            <wp:docPr id="1" name="image7.png"/>
             <a:graphic>
               <a:graphicData uri="http://schemas.openxmlformats.org/drawingml/2006/picture">
                 <pic:pic>
                   <pic:nvPicPr>
-                    <pic:cNvPr id="0" name="image6.png"/>
+                    <pic:cNvPr id="0" name="image7.png"/>
                     <pic:cNvPicPr preferRelativeResize="0"/>
                   </pic:nvPicPr>
                   <pic:blipFill>
@@ -7045,7 +7045,7 @@
           <wp:inline distB="114300" distT="114300" distL="114300" distR="114300">
             <wp:extent cx="5943600" cy="4457700"/>
             <wp:effectExtent b="0" l="0" r="0" t="0"/>
-            <wp:docPr id="14" name="image12.png"/>
+            <wp:docPr id="15" name="image12.png"/>
             <a:graphic>
               <a:graphicData uri="http://schemas.openxmlformats.org/drawingml/2006/picture">
                 <pic:pic>
@@ -7350,12 +7350,12 @@
           <wp:inline distB="114300" distT="114300" distL="114300" distR="114300">
             <wp:extent cx="5943600" cy="4318000"/>
             <wp:effectExtent b="0" l="0" r="0" t="0"/>
-            <wp:docPr id="8" name="image3.png"/>
+            <wp:docPr id="9" name="image4.png"/>
             <a:graphic>
               <a:graphicData uri="http://schemas.openxmlformats.org/drawingml/2006/picture">
                 <pic:pic>
                   <pic:nvPicPr>
-                    <pic:cNvPr id="0" name="image3.png"/>
+                    <pic:cNvPr id="0" name="image4.png"/>
                     <pic:cNvPicPr preferRelativeResize="0"/>
                   </pic:nvPicPr>
                   <pic:blipFill>
@@ -8617,6 +8617,1062 @@
     <w:p>
       <w:pPr>
         <w:rPr/>
+      </w:pPr>
+      <w:r>
+        <w:rPr>
+          <w:rtl w:val="0"/>
+        </w:rPr>
+      </w:r>
+    </w:p>
+    <w:p>
+      <w:pPr>
+        <w:rPr/>
+      </w:pPr>
+      <w:r>
+        <w:rPr/>
+        <w:drawing>
+          <wp:inline distB="114300" distT="114300" distL="114300" distR="114300">
+            <wp:extent cx="5943600" cy="3886200"/>
+            <wp:effectExtent b="0" l="0" r="0" t="0"/>
+            <wp:docPr id="5" name="image2.png"/>
+            <a:graphic>
+              <a:graphicData uri="http://schemas.openxmlformats.org/drawingml/2006/picture">
+                <pic:pic>
+                  <pic:nvPicPr>
+                    <pic:cNvPr id="0" name="image2.png"/>
+                    <pic:cNvPicPr preferRelativeResize="0"/>
+                  </pic:nvPicPr>
+                  <pic:blipFill>
+                    <a:blip r:embed="rId20"/>
+                    <a:srcRect b="0" l="0" r="0" t="0"/>
+                    <a:stretch>
+                      <a:fillRect/>
+                    </a:stretch>
+                  </pic:blipFill>
+                  <pic:spPr>
+                    <a:xfrm>
+                      <a:off x="0" y="0"/>
+                      <a:ext cx="5943600" cy="3886200"/>
+                    </a:xfrm>
+                    <a:prstGeom prst="rect"/>
+                    <a:ln/>
+                  </pic:spPr>
+                </pic:pic>
+              </a:graphicData>
+            </a:graphic>
+          </wp:inline>
+        </w:drawing>
+      </w:r>
+      <w:r>
+        <w:rPr>
+          <w:rtl w:val="0"/>
+        </w:rPr>
+      </w:r>
+    </w:p>
+    <w:p>
+      <w:pPr>
+        <w:rPr/>
+      </w:pPr>
+      <w:r>
+        <w:rPr>
+          <w:rtl w:val="0"/>
+        </w:rPr>
+      </w:r>
+    </w:p>
+    <w:p>
+      <w:pPr>
+        <w:rPr/>
+      </w:pPr>
+      <w:r>
+        <w:rPr>
+          <w:rtl w:val="0"/>
+        </w:rPr>
+      </w:r>
+    </w:p>
+    <w:p>
+      <w:pPr>
+        <w:rPr/>
+      </w:pPr>
+      <w:r>
+        <w:rPr>
+          <w:rtl w:val="0"/>
+        </w:rPr>
+      </w:r>
+    </w:p>
+    <w:p>
+      <w:pPr>
+        <w:shd w:fill="fffffe" w:val="clear"/>
+        <w:spacing w:line="320" w:lineRule="auto"/>
+        <w:rPr>
+          <w:rFonts w:ascii="Courier New" w:cs="Courier New" w:eastAsia="Courier New" w:hAnsi="Courier New"/>
+          <w:sz w:val="18"/>
+          <w:szCs w:val="18"/>
+        </w:rPr>
+      </w:pPr>
+      <w:r>
+        <w:rPr>
+          <w:rFonts w:ascii="Courier New" w:cs="Courier New" w:eastAsia="Courier New" w:hAnsi="Courier New"/>
+          <w:color w:val="0000ff"/>
+          <w:sz w:val="18"/>
+          <w:szCs w:val="18"/>
+          <w:rtl w:val="0"/>
+        </w:rPr>
+        <w:t xml:space="preserve">create</w:t>
+      </w:r>
+      <w:r>
+        <w:rPr>
+          <w:rFonts w:ascii="Courier New" w:cs="Courier New" w:eastAsia="Courier New" w:hAnsi="Courier New"/>
+          <w:sz w:val="18"/>
+          <w:szCs w:val="18"/>
+          <w:rtl w:val="0"/>
+        </w:rPr>
+        <w:t xml:space="preserve"> </w:t>
+      </w:r>
+      <w:r>
+        <w:rPr>
+          <w:rFonts w:ascii="Courier New" w:cs="Courier New" w:eastAsia="Courier New" w:hAnsi="Courier New"/>
+          <w:color w:val="0000ff"/>
+          <w:sz w:val="18"/>
+          <w:szCs w:val="18"/>
+          <w:rtl w:val="0"/>
+        </w:rPr>
+        <w:t xml:space="preserve">or</w:t>
+      </w:r>
+      <w:r>
+        <w:rPr>
+          <w:rFonts w:ascii="Courier New" w:cs="Courier New" w:eastAsia="Courier New" w:hAnsi="Courier New"/>
+          <w:sz w:val="18"/>
+          <w:szCs w:val="18"/>
+          <w:rtl w:val="0"/>
+        </w:rPr>
+        <w:t xml:space="preserve"> </w:t>
+      </w:r>
+      <w:r>
+        <w:rPr>
+          <w:rFonts w:ascii="Courier New" w:cs="Courier New" w:eastAsia="Courier New" w:hAnsi="Courier New"/>
+          <w:color w:val="0000ff"/>
+          <w:sz w:val="18"/>
+          <w:szCs w:val="18"/>
+          <w:rtl w:val="0"/>
+        </w:rPr>
+        <w:t xml:space="preserve">replace</w:t>
+      </w:r>
+      <w:r>
+        <w:rPr>
+          <w:rFonts w:ascii="Courier New" w:cs="Courier New" w:eastAsia="Courier New" w:hAnsi="Courier New"/>
+          <w:sz w:val="18"/>
+          <w:szCs w:val="18"/>
+          <w:rtl w:val="0"/>
+        </w:rPr>
+        <w:t xml:space="preserve"> </w:t>
+      </w:r>
+      <w:r>
+        <w:rPr>
+          <w:rFonts w:ascii="Courier New" w:cs="Courier New" w:eastAsia="Courier New" w:hAnsi="Courier New"/>
+          <w:color w:val="0000ff"/>
+          <w:sz w:val="18"/>
+          <w:szCs w:val="18"/>
+          <w:rtl w:val="0"/>
+        </w:rPr>
+        <w:t xml:space="preserve">procedure</w:t>
+      </w:r>
+      <w:r>
+        <w:rPr>
+          <w:rFonts w:ascii="Courier New" w:cs="Courier New" w:eastAsia="Courier New" w:hAnsi="Courier New"/>
+          <w:sz w:val="18"/>
+          <w:szCs w:val="18"/>
+          <w:rtl w:val="0"/>
+        </w:rPr>
+        <w:t xml:space="preserve"> newproc (empsals </w:t>
+      </w:r>
+      <w:r>
+        <w:rPr>
+          <w:rFonts w:ascii="Courier New" w:cs="Courier New" w:eastAsia="Courier New" w:hAnsi="Courier New"/>
+          <w:color w:val="0000ff"/>
+          <w:sz w:val="18"/>
+          <w:szCs w:val="18"/>
+          <w:rtl w:val="0"/>
+        </w:rPr>
+        <w:t xml:space="preserve">out</w:t>
+      </w:r>
+      <w:r>
+        <w:rPr>
+          <w:rFonts w:ascii="Courier New" w:cs="Courier New" w:eastAsia="Courier New" w:hAnsi="Courier New"/>
+          <w:sz w:val="18"/>
+          <w:szCs w:val="18"/>
+          <w:rtl w:val="0"/>
+        </w:rPr>
+        <w:t xml:space="preserve"> </w:t>
+      </w:r>
+      <w:r>
+        <w:rPr>
+          <w:rFonts w:ascii="Courier New" w:cs="Courier New" w:eastAsia="Courier New" w:hAnsi="Courier New"/>
+          <w:color w:val="0000ff"/>
+          <w:sz w:val="18"/>
+          <w:szCs w:val="18"/>
+          <w:rtl w:val="0"/>
+        </w:rPr>
+        <w:t xml:space="preserve">number</w:t>
+      </w:r>
+      <w:r>
+        <w:rPr>
+          <w:rFonts w:ascii="Courier New" w:cs="Courier New" w:eastAsia="Courier New" w:hAnsi="Courier New"/>
+          <w:sz w:val="18"/>
+          <w:szCs w:val="18"/>
+          <w:rtl w:val="0"/>
+        </w:rPr>
+        <w:t xml:space="preserve">, commision_pct_in </w:t>
+      </w:r>
+      <w:r>
+        <w:rPr>
+          <w:rFonts w:ascii="Courier New" w:cs="Courier New" w:eastAsia="Courier New" w:hAnsi="Courier New"/>
+          <w:color w:val="0000ff"/>
+          <w:sz w:val="18"/>
+          <w:szCs w:val="18"/>
+          <w:rtl w:val="0"/>
+        </w:rPr>
+        <w:t xml:space="preserve">in</w:t>
+      </w:r>
+      <w:r>
+        <w:rPr>
+          <w:rFonts w:ascii="Courier New" w:cs="Courier New" w:eastAsia="Courier New" w:hAnsi="Courier New"/>
+          <w:sz w:val="18"/>
+          <w:szCs w:val="18"/>
+          <w:rtl w:val="0"/>
+        </w:rPr>
+        <w:t xml:space="preserve"> </w:t>
+      </w:r>
+      <w:r>
+        <w:rPr>
+          <w:rFonts w:ascii="Courier New" w:cs="Courier New" w:eastAsia="Courier New" w:hAnsi="Courier New"/>
+          <w:color w:val="0000ff"/>
+          <w:sz w:val="18"/>
+          <w:szCs w:val="18"/>
+          <w:rtl w:val="0"/>
+        </w:rPr>
+        <w:t xml:space="preserve">number</w:t>
+      </w:r>
+      <w:r>
+        <w:rPr>
+          <w:rFonts w:ascii="Courier New" w:cs="Courier New" w:eastAsia="Courier New" w:hAnsi="Courier New"/>
+          <w:sz w:val="18"/>
+          <w:szCs w:val="18"/>
+          <w:rtl w:val="0"/>
+        </w:rPr>
+        <w:t xml:space="preserve">, empnewl </w:t>
+      </w:r>
+      <w:r>
+        <w:rPr>
+          <w:rFonts w:ascii="Courier New" w:cs="Courier New" w:eastAsia="Courier New" w:hAnsi="Courier New"/>
+          <w:color w:val="0000ff"/>
+          <w:sz w:val="18"/>
+          <w:szCs w:val="18"/>
+          <w:rtl w:val="0"/>
+        </w:rPr>
+        <w:t xml:space="preserve">in</w:t>
+      </w:r>
+      <w:r>
+        <w:rPr>
+          <w:rFonts w:ascii="Courier New" w:cs="Courier New" w:eastAsia="Courier New" w:hAnsi="Courier New"/>
+          <w:sz w:val="18"/>
+          <w:szCs w:val="18"/>
+          <w:rtl w:val="0"/>
+        </w:rPr>
+        <w:t xml:space="preserve"> </w:t>
+      </w:r>
+      <w:r>
+        <w:rPr>
+          <w:rFonts w:ascii="Courier New" w:cs="Courier New" w:eastAsia="Courier New" w:hAnsi="Courier New"/>
+          <w:color w:val="0000ff"/>
+          <w:sz w:val="18"/>
+          <w:szCs w:val="18"/>
+          <w:rtl w:val="0"/>
+        </w:rPr>
+        <w:t xml:space="preserve">number</w:t>
+      </w:r>
+      <w:r>
+        <w:rPr>
+          <w:rFonts w:ascii="Courier New" w:cs="Courier New" w:eastAsia="Courier New" w:hAnsi="Courier New"/>
+          <w:sz w:val="18"/>
+          <w:szCs w:val="18"/>
+          <w:rtl w:val="0"/>
+        </w:rPr>
+        <w:t xml:space="preserve">)</w:t>
+      </w:r>
+    </w:p>
+    <w:p>
+      <w:pPr>
+        <w:shd w:fill="fffffe" w:val="clear"/>
+        <w:spacing w:line="320" w:lineRule="auto"/>
+        <w:rPr>
+          <w:rFonts w:ascii="Courier New" w:cs="Courier New" w:eastAsia="Courier New" w:hAnsi="Courier New"/>
+          <w:color w:val="0000ff"/>
+          <w:sz w:val="18"/>
+          <w:szCs w:val="18"/>
+        </w:rPr>
+      </w:pPr>
+      <w:r>
+        <w:rPr>
+          <w:rFonts w:ascii="Courier New" w:cs="Courier New" w:eastAsia="Courier New" w:hAnsi="Courier New"/>
+          <w:color w:val="0000ff"/>
+          <w:sz w:val="18"/>
+          <w:szCs w:val="18"/>
+          <w:rtl w:val="0"/>
+        </w:rPr>
+        <w:t xml:space="preserve">as</w:t>
+      </w:r>
+    </w:p>
+    <w:p>
+      <w:pPr>
+        <w:shd w:fill="fffffe" w:val="clear"/>
+        <w:spacing w:line="320" w:lineRule="auto"/>
+        <w:rPr>
+          <w:rFonts w:ascii="Courier New" w:cs="Courier New" w:eastAsia="Courier New" w:hAnsi="Courier New"/>
+          <w:sz w:val="18"/>
+          <w:szCs w:val="18"/>
+        </w:rPr>
+      </w:pPr>
+      <w:r>
+        <w:rPr>
+          <w:rtl w:val="0"/>
+        </w:rPr>
+      </w:r>
+    </w:p>
+    <w:p>
+      <w:pPr>
+        <w:shd w:fill="fffffe" w:val="clear"/>
+        <w:spacing w:line="320" w:lineRule="auto"/>
+        <w:rPr>
+          <w:rFonts w:ascii="Courier New" w:cs="Courier New" w:eastAsia="Courier New" w:hAnsi="Courier New"/>
+          <w:color w:val="0000ff"/>
+          <w:sz w:val="18"/>
+          <w:szCs w:val="18"/>
+        </w:rPr>
+      </w:pPr>
+      <w:r>
+        <w:rPr>
+          <w:rFonts w:ascii="Courier New" w:cs="Courier New" w:eastAsia="Courier New" w:hAnsi="Courier New"/>
+          <w:color w:val="0000ff"/>
+          <w:sz w:val="18"/>
+          <w:szCs w:val="18"/>
+          <w:rtl w:val="0"/>
+        </w:rPr>
+        <w:t xml:space="preserve">begin</w:t>
+      </w:r>
+    </w:p>
+    <w:p>
+      <w:pPr>
+        <w:shd w:fill="fffffe" w:val="clear"/>
+        <w:spacing w:line="320" w:lineRule="auto"/>
+        <w:rPr>
+          <w:rFonts w:ascii="Courier New" w:cs="Courier New" w:eastAsia="Courier New" w:hAnsi="Courier New"/>
+          <w:sz w:val="18"/>
+          <w:szCs w:val="18"/>
+        </w:rPr>
+      </w:pPr>
+      <w:r>
+        <w:rPr>
+          <w:rFonts w:ascii="Courier New" w:cs="Courier New" w:eastAsia="Courier New" w:hAnsi="Courier New"/>
+          <w:sz w:val="18"/>
+          <w:szCs w:val="18"/>
+          <w:rtl w:val="0"/>
+        </w:rPr>
+        <w:t xml:space="preserve">    </w:t>
+      </w:r>
+      <w:r>
+        <w:rPr>
+          <w:rFonts w:ascii="Courier New" w:cs="Courier New" w:eastAsia="Courier New" w:hAnsi="Courier New"/>
+          <w:color w:val="0000ff"/>
+          <w:sz w:val="18"/>
+          <w:szCs w:val="18"/>
+          <w:rtl w:val="0"/>
+        </w:rPr>
+        <w:t xml:space="preserve">update</w:t>
+      </w:r>
+      <w:r>
+        <w:rPr>
+          <w:rFonts w:ascii="Courier New" w:cs="Courier New" w:eastAsia="Courier New" w:hAnsi="Courier New"/>
+          <w:sz w:val="18"/>
+          <w:szCs w:val="18"/>
+          <w:rtl w:val="0"/>
+        </w:rPr>
+        <w:t xml:space="preserve"> emp_bkup </w:t>
+      </w:r>
+      <w:r>
+        <w:rPr>
+          <w:rFonts w:ascii="Courier New" w:cs="Courier New" w:eastAsia="Courier New" w:hAnsi="Courier New"/>
+          <w:color w:val="0000ff"/>
+          <w:sz w:val="18"/>
+          <w:szCs w:val="18"/>
+          <w:rtl w:val="0"/>
+        </w:rPr>
+        <w:t xml:space="preserve">set</w:t>
+      </w:r>
+      <w:r>
+        <w:rPr>
+          <w:rFonts w:ascii="Courier New" w:cs="Courier New" w:eastAsia="Courier New" w:hAnsi="Courier New"/>
+          <w:sz w:val="18"/>
+          <w:szCs w:val="18"/>
+          <w:rtl w:val="0"/>
+        </w:rPr>
+        <w:t xml:space="preserve"> salary</w:t>
+      </w:r>
+      <w:r>
+        <w:rPr>
+          <w:rFonts w:ascii="Courier New" w:cs="Courier New" w:eastAsia="Courier New" w:hAnsi="Courier New"/>
+          <w:color w:val="778899"/>
+          <w:sz w:val="18"/>
+          <w:szCs w:val="18"/>
+          <w:rtl w:val="0"/>
+        </w:rPr>
+        <w:t xml:space="preserve">=</w:t>
+      </w:r>
+      <w:r>
+        <w:rPr>
+          <w:rFonts w:ascii="Courier New" w:cs="Courier New" w:eastAsia="Courier New" w:hAnsi="Courier New"/>
+          <w:sz w:val="18"/>
+          <w:szCs w:val="18"/>
+          <w:rtl w:val="0"/>
+        </w:rPr>
+        <w:t xml:space="preserve">salary</w:t>
+      </w:r>
+      <w:r>
+        <w:rPr>
+          <w:rFonts w:ascii="Courier New" w:cs="Courier New" w:eastAsia="Courier New" w:hAnsi="Courier New"/>
+          <w:color w:val="778899"/>
+          <w:sz w:val="18"/>
+          <w:szCs w:val="18"/>
+          <w:rtl w:val="0"/>
+        </w:rPr>
+        <w:t xml:space="preserve">+</w:t>
+      </w:r>
+      <w:r>
+        <w:rPr>
+          <w:rFonts w:ascii="Courier New" w:cs="Courier New" w:eastAsia="Courier New" w:hAnsi="Courier New"/>
+          <w:sz w:val="18"/>
+          <w:szCs w:val="18"/>
+          <w:rtl w:val="0"/>
+        </w:rPr>
+        <w:t xml:space="preserve">(salary</w:t>
+      </w:r>
+      <w:r>
+        <w:rPr>
+          <w:rFonts w:ascii="Courier New" w:cs="Courier New" w:eastAsia="Courier New" w:hAnsi="Courier New"/>
+          <w:color w:val="778899"/>
+          <w:sz w:val="18"/>
+          <w:szCs w:val="18"/>
+          <w:rtl w:val="0"/>
+        </w:rPr>
+        <w:t xml:space="preserve">*</w:t>
+      </w:r>
+      <w:r>
+        <w:rPr>
+          <w:rFonts w:ascii="Courier New" w:cs="Courier New" w:eastAsia="Courier New" w:hAnsi="Courier New"/>
+          <w:sz w:val="18"/>
+          <w:szCs w:val="18"/>
+          <w:rtl w:val="0"/>
+        </w:rPr>
+        <w:t xml:space="preserve"> </w:t>
+      </w:r>
+      <w:r>
+        <w:rPr>
+          <w:rFonts w:ascii="Courier New" w:cs="Courier New" w:eastAsia="Courier New" w:hAnsi="Courier New"/>
+          <w:color w:val="0000ff"/>
+          <w:sz w:val="18"/>
+          <w:szCs w:val="18"/>
+          <w:rtl w:val="0"/>
+        </w:rPr>
+        <w:t xml:space="preserve">nvl</w:t>
+      </w:r>
+      <w:r>
+        <w:rPr>
+          <w:rFonts w:ascii="Courier New" w:cs="Courier New" w:eastAsia="Courier New" w:hAnsi="Courier New"/>
+          <w:sz w:val="18"/>
+          <w:szCs w:val="18"/>
+          <w:rtl w:val="0"/>
+        </w:rPr>
+        <w:t xml:space="preserve">(commision_pct_in,</w:t>
+      </w:r>
+      <w:r>
+        <w:rPr>
+          <w:rFonts w:ascii="Courier New" w:cs="Courier New" w:eastAsia="Courier New" w:hAnsi="Courier New"/>
+          <w:color w:val="098658"/>
+          <w:sz w:val="18"/>
+          <w:szCs w:val="18"/>
+          <w:rtl w:val="0"/>
+        </w:rPr>
+        <w:t xml:space="preserve">0</w:t>
+      </w:r>
+      <w:r>
+        <w:rPr>
+          <w:rFonts w:ascii="Courier New" w:cs="Courier New" w:eastAsia="Courier New" w:hAnsi="Courier New"/>
+          <w:sz w:val="18"/>
+          <w:szCs w:val="18"/>
+          <w:rtl w:val="0"/>
+        </w:rPr>
+        <w:t xml:space="preserve">)) </w:t>
+      </w:r>
+      <w:r>
+        <w:rPr>
+          <w:rFonts w:ascii="Courier New" w:cs="Courier New" w:eastAsia="Courier New" w:hAnsi="Courier New"/>
+          <w:color w:val="0000ff"/>
+          <w:sz w:val="18"/>
+          <w:szCs w:val="18"/>
+          <w:rtl w:val="0"/>
+        </w:rPr>
+        <w:t xml:space="preserve">where</w:t>
+      </w:r>
+      <w:r>
+        <w:rPr>
+          <w:rFonts w:ascii="Courier New" w:cs="Courier New" w:eastAsia="Courier New" w:hAnsi="Courier New"/>
+          <w:sz w:val="18"/>
+          <w:szCs w:val="18"/>
+          <w:rtl w:val="0"/>
+        </w:rPr>
+        <w:t xml:space="preserve"> EMPLOYEE_ID</w:t>
+      </w:r>
+      <w:r>
+        <w:rPr>
+          <w:rFonts w:ascii="Courier New" w:cs="Courier New" w:eastAsia="Courier New" w:hAnsi="Courier New"/>
+          <w:color w:val="778899"/>
+          <w:sz w:val="18"/>
+          <w:szCs w:val="18"/>
+          <w:rtl w:val="0"/>
+        </w:rPr>
+        <w:t xml:space="preserve">=</w:t>
+      </w:r>
+      <w:r>
+        <w:rPr>
+          <w:rFonts w:ascii="Courier New" w:cs="Courier New" w:eastAsia="Courier New" w:hAnsi="Courier New"/>
+          <w:sz w:val="18"/>
+          <w:szCs w:val="18"/>
+          <w:rtl w:val="0"/>
+        </w:rPr>
+        <w:t xml:space="preserve">empnewl</w:t>
+      </w:r>
+    </w:p>
+    <w:p>
+      <w:pPr>
+        <w:shd w:fill="fffffe" w:val="clear"/>
+        <w:spacing w:line="320" w:lineRule="auto"/>
+        <w:rPr>
+          <w:rFonts w:ascii="Courier New" w:cs="Courier New" w:eastAsia="Courier New" w:hAnsi="Courier New"/>
+          <w:sz w:val="18"/>
+          <w:szCs w:val="18"/>
+        </w:rPr>
+      </w:pPr>
+      <w:r>
+        <w:rPr>
+          <w:rFonts w:ascii="Courier New" w:cs="Courier New" w:eastAsia="Courier New" w:hAnsi="Courier New"/>
+          <w:sz w:val="18"/>
+          <w:szCs w:val="18"/>
+          <w:rtl w:val="0"/>
+        </w:rPr>
+        <w:t xml:space="preserve">    </w:t>
+      </w:r>
+      <w:r>
+        <w:rPr>
+          <w:rFonts w:ascii="Courier New" w:cs="Courier New" w:eastAsia="Courier New" w:hAnsi="Courier New"/>
+          <w:color w:val="0000ff"/>
+          <w:sz w:val="18"/>
+          <w:szCs w:val="18"/>
+          <w:rtl w:val="0"/>
+        </w:rPr>
+        <w:t xml:space="preserve">returning</w:t>
+      </w:r>
+      <w:r>
+        <w:rPr>
+          <w:rFonts w:ascii="Courier New" w:cs="Courier New" w:eastAsia="Courier New" w:hAnsi="Courier New"/>
+          <w:sz w:val="18"/>
+          <w:szCs w:val="18"/>
+          <w:rtl w:val="0"/>
+        </w:rPr>
+        <w:t xml:space="preserve"> salary </w:t>
+      </w:r>
+      <w:r>
+        <w:rPr>
+          <w:rFonts w:ascii="Courier New" w:cs="Courier New" w:eastAsia="Courier New" w:hAnsi="Courier New"/>
+          <w:color w:val="0000ff"/>
+          <w:sz w:val="18"/>
+          <w:szCs w:val="18"/>
+          <w:rtl w:val="0"/>
+        </w:rPr>
+        <w:t xml:space="preserve">into</w:t>
+      </w:r>
+      <w:r>
+        <w:rPr>
+          <w:rFonts w:ascii="Courier New" w:cs="Courier New" w:eastAsia="Courier New" w:hAnsi="Courier New"/>
+          <w:sz w:val="18"/>
+          <w:szCs w:val="18"/>
+          <w:rtl w:val="0"/>
+        </w:rPr>
+        <w:t xml:space="preserve"> empsals;</w:t>
+      </w:r>
+    </w:p>
+    <w:p>
+      <w:pPr>
+        <w:shd w:fill="fffffe" w:val="clear"/>
+        <w:spacing w:line="320" w:lineRule="auto"/>
+        <w:rPr>
+          <w:rFonts w:ascii="Courier New" w:cs="Courier New" w:eastAsia="Courier New" w:hAnsi="Courier New"/>
+          <w:sz w:val="18"/>
+          <w:szCs w:val="18"/>
+        </w:rPr>
+      </w:pPr>
+      <w:r>
+        <w:rPr>
+          <w:rFonts w:ascii="Courier New" w:cs="Courier New" w:eastAsia="Courier New" w:hAnsi="Courier New"/>
+          <w:color w:val="0000ff"/>
+          <w:sz w:val="18"/>
+          <w:szCs w:val="18"/>
+          <w:rtl w:val="0"/>
+        </w:rPr>
+        <w:t xml:space="preserve">end</w:t>
+      </w:r>
+      <w:r>
+        <w:rPr>
+          <w:rFonts w:ascii="Courier New" w:cs="Courier New" w:eastAsia="Courier New" w:hAnsi="Courier New"/>
+          <w:sz w:val="18"/>
+          <w:szCs w:val="18"/>
+          <w:rtl w:val="0"/>
+        </w:rPr>
+        <w:t xml:space="preserve">;s</w:t>
+      </w:r>
+    </w:p>
+    <w:p>
+      <w:pPr>
+        <w:shd w:fill="fffffe" w:val="clear"/>
+        <w:spacing w:line="320" w:lineRule="auto"/>
+        <w:rPr>
+          <w:rFonts w:ascii="Courier New" w:cs="Courier New" w:eastAsia="Courier New" w:hAnsi="Courier New"/>
+          <w:color w:val="778899"/>
+          <w:sz w:val="18"/>
+          <w:szCs w:val="18"/>
+        </w:rPr>
+      </w:pPr>
+      <w:r>
+        <w:rPr>
+          <w:rFonts w:ascii="Courier New" w:cs="Courier New" w:eastAsia="Courier New" w:hAnsi="Courier New"/>
+          <w:color w:val="778899"/>
+          <w:sz w:val="18"/>
+          <w:szCs w:val="18"/>
+          <w:rtl w:val="0"/>
+        </w:rPr>
+        <w:t xml:space="preserve">/</w:t>
+      </w:r>
+    </w:p>
+    <w:p>
+      <w:pPr>
+        <w:shd w:fill="fffffe" w:val="clear"/>
+        <w:spacing w:line="320" w:lineRule="auto"/>
+        <w:rPr>
+          <w:rFonts w:ascii="Courier New" w:cs="Courier New" w:eastAsia="Courier New" w:hAnsi="Courier New"/>
+          <w:sz w:val="18"/>
+          <w:szCs w:val="18"/>
+        </w:rPr>
+      </w:pPr>
+      <w:r>
+        <w:rPr>
+          <w:rtl w:val="0"/>
+        </w:rPr>
+      </w:r>
+    </w:p>
+    <w:p>
+      <w:pPr>
+        <w:shd w:fill="fffffe" w:val="clear"/>
+        <w:spacing w:line="320" w:lineRule="auto"/>
+        <w:rPr>
+          <w:rFonts w:ascii="Courier New" w:cs="Courier New" w:eastAsia="Courier New" w:hAnsi="Courier New"/>
+          <w:color w:val="0000ff"/>
+          <w:sz w:val="18"/>
+          <w:szCs w:val="18"/>
+        </w:rPr>
+      </w:pPr>
+      <w:r>
+        <w:rPr>
+          <w:rFonts w:ascii="Courier New" w:cs="Courier New" w:eastAsia="Courier New" w:hAnsi="Courier New"/>
+          <w:color w:val="0000ff"/>
+          <w:sz w:val="18"/>
+          <w:szCs w:val="18"/>
+          <w:rtl w:val="0"/>
+        </w:rPr>
+        <w:t xml:space="preserve">declare</w:t>
+      </w:r>
+    </w:p>
+    <w:p>
+      <w:pPr>
+        <w:shd w:fill="fffffe" w:val="clear"/>
+        <w:spacing w:line="320" w:lineRule="auto"/>
+        <w:rPr>
+          <w:rFonts w:ascii="Courier New" w:cs="Courier New" w:eastAsia="Courier New" w:hAnsi="Courier New"/>
+          <w:sz w:val="18"/>
+          <w:szCs w:val="18"/>
+        </w:rPr>
+      </w:pPr>
+      <w:r>
+        <w:rPr>
+          <w:rFonts w:ascii="Courier New" w:cs="Courier New" w:eastAsia="Courier New" w:hAnsi="Courier New"/>
+          <w:color w:val="0000ff"/>
+          <w:sz w:val="18"/>
+          <w:szCs w:val="18"/>
+          <w:rtl w:val="0"/>
+        </w:rPr>
+        <w:t xml:space="preserve">x</w:t>
+      </w:r>
+      <w:r>
+        <w:rPr>
+          <w:rFonts w:ascii="Courier New" w:cs="Courier New" w:eastAsia="Courier New" w:hAnsi="Courier New"/>
+          <w:sz w:val="18"/>
+          <w:szCs w:val="18"/>
+          <w:rtl w:val="0"/>
+        </w:rPr>
+        <w:t xml:space="preserve"> </w:t>
+      </w:r>
+      <w:r>
+        <w:rPr>
+          <w:rFonts w:ascii="Courier New" w:cs="Courier New" w:eastAsia="Courier New" w:hAnsi="Courier New"/>
+          <w:color w:val="0000ff"/>
+          <w:sz w:val="18"/>
+          <w:szCs w:val="18"/>
+          <w:rtl w:val="0"/>
+        </w:rPr>
+        <w:t xml:space="preserve">number</w:t>
+      </w:r>
+      <w:r>
+        <w:rPr>
+          <w:rFonts w:ascii="Courier New" w:cs="Courier New" w:eastAsia="Courier New" w:hAnsi="Courier New"/>
+          <w:sz w:val="18"/>
+          <w:szCs w:val="18"/>
+          <w:rtl w:val="0"/>
+        </w:rPr>
+        <w:t xml:space="preserve">;</w:t>
+      </w:r>
+    </w:p>
+    <w:p>
+      <w:pPr>
+        <w:shd w:fill="fffffe" w:val="clear"/>
+        <w:spacing w:line="320" w:lineRule="auto"/>
+        <w:rPr>
+          <w:rFonts w:ascii="Courier New" w:cs="Courier New" w:eastAsia="Courier New" w:hAnsi="Courier New"/>
+          <w:color w:val="0000ff"/>
+          <w:sz w:val="18"/>
+          <w:szCs w:val="18"/>
+        </w:rPr>
+      </w:pPr>
+      <w:r>
+        <w:rPr>
+          <w:rFonts w:ascii="Courier New" w:cs="Courier New" w:eastAsia="Courier New" w:hAnsi="Courier New"/>
+          <w:color w:val="0000ff"/>
+          <w:sz w:val="18"/>
+          <w:szCs w:val="18"/>
+          <w:rtl w:val="0"/>
+        </w:rPr>
+        <w:t xml:space="preserve">BEGIN</w:t>
+      </w:r>
+    </w:p>
+    <w:p>
+      <w:pPr>
+        <w:shd w:fill="fffffe" w:val="clear"/>
+        <w:spacing w:line="320" w:lineRule="auto"/>
+        <w:rPr>
+          <w:rFonts w:ascii="Courier New" w:cs="Courier New" w:eastAsia="Courier New" w:hAnsi="Courier New"/>
+          <w:sz w:val="18"/>
+          <w:szCs w:val="18"/>
+        </w:rPr>
+      </w:pPr>
+      <w:r>
+        <w:rPr>
+          <w:rFonts w:ascii="Courier New" w:cs="Courier New" w:eastAsia="Courier New" w:hAnsi="Courier New"/>
+          <w:sz w:val="18"/>
+          <w:szCs w:val="18"/>
+          <w:rtl w:val="0"/>
+        </w:rPr>
+        <w:t xml:space="preserve">newproc(</w:t>
+      </w:r>
+      <w:r>
+        <w:rPr>
+          <w:rFonts w:ascii="Courier New" w:cs="Courier New" w:eastAsia="Courier New" w:hAnsi="Courier New"/>
+          <w:color w:val="0000ff"/>
+          <w:sz w:val="18"/>
+          <w:szCs w:val="18"/>
+          <w:rtl w:val="0"/>
+        </w:rPr>
+        <w:t xml:space="preserve">x</w:t>
+      </w:r>
+      <w:r>
+        <w:rPr>
+          <w:rFonts w:ascii="Courier New" w:cs="Courier New" w:eastAsia="Courier New" w:hAnsi="Courier New"/>
+          <w:sz w:val="18"/>
+          <w:szCs w:val="18"/>
+          <w:rtl w:val="0"/>
+        </w:rPr>
+        <w:t xml:space="preserve">,</w:t>
+      </w:r>
+      <w:r>
+        <w:rPr>
+          <w:rFonts w:ascii="Courier New" w:cs="Courier New" w:eastAsia="Courier New" w:hAnsi="Courier New"/>
+          <w:color w:val="098658"/>
+          <w:sz w:val="18"/>
+          <w:szCs w:val="18"/>
+          <w:rtl w:val="0"/>
+        </w:rPr>
+        <w:t xml:space="preserve">0.7</w:t>
+      </w:r>
+      <w:r>
+        <w:rPr>
+          <w:rFonts w:ascii="Courier New" w:cs="Courier New" w:eastAsia="Courier New" w:hAnsi="Courier New"/>
+          <w:sz w:val="18"/>
+          <w:szCs w:val="18"/>
+          <w:rtl w:val="0"/>
+        </w:rPr>
+        <w:t xml:space="preserve">,</w:t>
+      </w:r>
+      <w:r>
+        <w:rPr>
+          <w:rFonts w:ascii="Courier New" w:cs="Courier New" w:eastAsia="Courier New" w:hAnsi="Courier New"/>
+          <w:color w:val="098658"/>
+          <w:sz w:val="18"/>
+          <w:szCs w:val="18"/>
+          <w:rtl w:val="0"/>
+        </w:rPr>
+        <w:t xml:space="preserve">100</w:t>
+      </w:r>
+      <w:r>
+        <w:rPr>
+          <w:rFonts w:ascii="Courier New" w:cs="Courier New" w:eastAsia="Courier New" w:hAnsi="Courier New"/>
+          <w:sz w:val="18"/>
+          <w:szCs w:val="18"/>
+          <w:rtl w:val="0"/>
+        </w:rPr>
+        <w:t xml:space="preserve">);</w:t>
+      </w:r>
+    </w:p>
+    <w:p>
+      <w:pPr>
+        <w:shd w:fill="fffffe" w:val="clear"/>
+        <w:spacing w:line="320" w:lineRule="auto"/>
+        <w:rPr>
+          <w:rFonts w:ascii="Courier New" w:cs="Courier New" w:eastAsia="Courier New" w:hAnsi="Courier New"/>
+          <w:sz w:val="18"/>
+          <w:szCs w:val="18"/>
+        </w:rPr>
+      </w:pPr>
+      <w:r>
+        <w:rPr>
+          <w:rFonts w:ascii="Courier New" w:cs="Courier New" w:eastAsia="Courier New" w:hAnsi="Courier New"/>
+          <w:color w:val="0000ff"/>
+          <w:sz w:val="18"/>
+          <w:szCs w:val="18"/>
+          <w:rtl w:val="0"/>
+        </w:rPr>
+        <w:t xml:space="preserve">DBMS_OUTPUT</w:t>
+      </w:r>
+      <w:r>
+        <w:rPr>
+          <w:rFonts w:ascii="Courier New" w:cs="Courier New" w:eastAsia="Courier New" w:hAnsi="Courier New"/>
+          <w:sz w:val="18"/>
+          <w:szCs w:val="18"/>
+          <w:rtl w:val="0"/>
+        </w:rPr>
+        <w:t xml:space="preserve">.</w:t>
+      </w:r>
+      <w:r>
+        <w:rPr>
+          <w:rFonts w:ascii="Courier New" w:cs="Courier New" w:eastAsia="Courier New" w:hAnsi="Courier New"/>
+          <w:color w:val="0000ff"/>
+          <w:sz w:val="18"/>
+          <w:szCs w:val="18"/>
+          <w:rtl w:val="0"/>
+        </w:rPr>
+        <w:t xml:space="preserve">put_line</w:t>
+      </w:r>
+      <w:r>
+        <w:rPr>
+          <w:rFonts w:ascii="Courier New" w:cs="Courier New" w:eastAsia="Courier New" w:hAnsi="Courier New"/>
+          <w:sz w:val="18"/>
+          <w:szCs w:val="18"/>
+          <w:rtl w:val="0"/>
+        </w:rPr>
+        <w:t xml:space="preserve">(</w:t>
+      </w:r>
+      <w:r>
+        <w:rPr>
+          <w:rFonts w:ascii="Courier New" w:cs="Courier New" w:eastAsia="Courier New" w:hAnsi="Courier New"/>
+          <w:color w:val="ff0000"/>
+          <w:sz w:val="18"/>
+          <w:szCs w:val="18"/>
+          <w:rtl w:val="0"/>
+        </w:rPr>
+        <w:t xml:space="preserve">'x= '</w:t>
+      </w:r>
+      <w:r>
+        <w:rPr>
+          <w:rFonts w:ascii="Courier New" w:cs="Courier New" w:eastAsia="Courier New" w:hAnsi="Courier New"/>
+          <w:color w:val="778899"/>
+          <w:sz w:val="18"/>
+          <w:szCs w:val="18"/>
+          <w:rtl w:val="0"/>
+        </w:rPr>
+        <w:t xml:space="preserve">||</w:t>
+      </w:r>
+      <w:r>
+        <w:rPr>
+          <w:rFonts w:ascii="Courier New" w:cs="Courier New" w:eastAsia="Courier New" w:hAnsi="Courier New"/>
+          <w:sz w:val="18"/>
+          <w:szCs w:val="18"/>
+          <w:rtl w:val="0"/>
+        </w:rPr>
+        <w:t xml:space="preserve"> </w:t>
+      </w:r>
+      <w:r>
+        <w:rPr>
+          <w:rFonts w:ascii="Courier New" w:cs="Courier New" w:eastAsia="Courier New" w:hAnsi="Courier New"/>
+          <w:color w:val="0000ff"/>
+          <w:sz w:val="18"/>
+          <w:szCs w:val="18"/>
+          <w:rtl w:val="0"/>
+        </w:rPr>
+        <w:t xml:space="preserve">x</w:t>
+      </w:r>
+      <w:r>
+        <w:rPr>
+          <w:rFonts w:ascii="Courier New" w:cs="Courier New" w:eastAsia="Courier New" w:hAnsi="Courier New"/>
+          <w:sz w:val="18"/>
+          <w:szCs w:val="18"/>
+          <w:rtl w:val="0"/>
+        </w:rPr>
+        <w:t xml:space="preserve">);</w:t>
+      </w:r>
+    </w:p>
+    <w:p>
+      <w:pPr>
+        <w:shd w:fill="fffffe" w:val="clear"/>
+        <w:spacing w:line="320" w:lineRule="auto"/>
+        <w:rPr>
+          <w:rFonts w:ascii="Courier New" w:cs="Courier New" w:eastAsia="Courier New" w:hAnsi="Courier New"/>
+          <w:sz w:val="18"/>
+          <w:szCs w:val="18"/>
+        </w:rPr>
+      </w:pPr>
+      <w:r>
+        <w:rPr>
+          <w:rFonts w:ascii="Courier New" w:cs="Courier New" w:eastAsia="Courier New" w:hAnsi="Courier New"/>
+          <w:color w:val="0000ff"/>
+          <w:sz w:val="18"/>
+          <w:szCs w:val="18"/>
+          <w:rtl w:val="0"/>
+        </w:rPr>
+        <w:t xml:space="preserve">end</w:t>
+      </w:r>
+      <w:r>
+        <w:rPr>
+          <w:rFonts w:ascii="Courier New" w:cs="Courier New" w:eastAsia="Courier New" w:hAnsi="Courier New"/>
+          <w:sz w:val="18"/>
+          <w:szCs w:val="18"/>
+          <w:rtl w:val="0"/>
+        </w:rPr>
+        <w:t xml:space="preserve">;</w:t>
+      </w:r>
+    </w:p>
+    <w:p>
+      <w:pPr>
+        <w:shd w:fill="fffffe" w:val="clear"/>
+        <w:spacing w:line="320" w:lineRule="auto"/>
+        <w:rPr>
+          <w:rFonts w:ascii="Courier New" w:cs="Courier New" w:eastAsia="Courier New" w:hAnsi="Courier New"/>
+          <w:color w:val="778899"/>
+          <w:sz w:val="18"/>
+          <w:szCs w:val="18"/>
+        </w:rPr>
+      </w:pPr>
+      <w:r>
+        <w:rPr>
+          <w:rFonts w:ascii="Courier New" w:cs="Courier New" w:eastAsia="Courier New" w:hAnsi="Courier New"/>
+          <w:color w:val="778899"/>
+          <w:sz w:val="18"/>
+          <w:szCs w:val="18"/>
+          <w:rtl w:val="0"/>
+        </w:rPr>
+        <w:t xml:space="preserve">/</w:t>
+      </w:r>
+    </w:p>
+    <w:p>
+      <w:pPr>
+        <w:shd w:fill="fffffe" w:val="clear"/>
+        <w:spacing w:line="320" w:lineRule="auto"/>
+        <w:rPr>
+          <w:rFonts w:ascii="Courier New" w:cs="Courier New" w:eastAsia="Courier New" w:hAnsi="Courier New"/>
+          <w:sz w:val="18"/>
+          <w:szCs w:val="18"/>
+        </w:rPr>
+      </w:pPr>
+      <w:r>
+        <w:rPr>
+          <w:rFonts w:ascii="Courier New" w:cs="Courier New" w:eastAsia="Courier New" w:hAnsi="Courier New"/>
+          <w:color w:val="0000ff"/>
+          <w:sz w:val="18"/>
+          <w:szCs w:val="18"/>
+          <w:rtl w:val="0"/>
+        </w:rPr>
+        <w:t xml:space="preserve">select</w:t>
+      </w:r>
+      <w:r>
+        <w:rPr>
+          <w:rFonts w:ascii="Courier New" w:cs="Courier New" w:eastAsia="Courier New" w:hAnsi="Courier New"/>
+          <w:sz w:val="18"/>
+          <w:szCs w:val="18"/>
+          <w:rtl w:val="0"/>
+        </w:rPr>
+        <w:t xml:space="preserve"> </w:t>
+      </w:r>
+      <w:r>
+        <w:rPr>
+          <w:rFonts w:ascii="Courier New" w:cs="Courier New" w:eastAsia="Courier New" w:hAnsi="Courier New"/>
+          <w:color w:val="778899"/>
+          <w:sz w:val="18"/>
+          <w:szCs w:val="18"/>
+          <w:rtl w:val="0"/>
+        </w:rPr>
+        <w:t xml:space="preserve">*</w:t>
+      </w:r>
+      <w:r>
+        <w:rPr>
+          <w:rFonts w:ascii="Courier New" w:cs="Courier New" w:eastAsia="Courier New" w:hAnsi="Courier New"/>
+          <w:sz w:val="18"/>
+          <w:szCs w:val="18"/>
+          <w:rtl w:val="0"/>
+        </w:rPr>
+        <w:t xml:space="preserve"> </w:t>
+      </w:r>
+      <w:r>
+        <w:rPr>
+          <w:rFonts w:ascii="Courier New" w:cs="Courier New" w:eastAsia="Courier New" w:hAnsi="Courier New"/>
+          <w:color w:val="0000ff"/>
+          <w:sz w:val="18"/>
+          <w:szCs w:val="18"/>
+          <w:rtl w:val="0"/>
+        </w:rPr>
+        <w:t xml:space="preserve">from</w:t>
+      </w:r>
+      <w:r>
+        <w:rPr>
+          <w:rFonts w:ascii="Courier New" w:cs="Courier New" w:eastAsia="Courier New" w:hAnsi="Courier New"/>
+          <w:sz w:val="18"/>
+          <w:szCs w:val="18"/>
+          <w:rtl w:val="0"/>
+        </w:rPr>
+        <w:t xml:space="preserve"> emp_bkup;</w:t>
+      </w:r>
+    </w:p>
+    <w:p>
+      <w:pPr>
+        <w:shd w:fill="fffffe" w:val="clear"/>
+        <w:spacing w:line="320" w:lineRule="auto"/>
+        <w:rPr>
+          <w:rFonts w:ascii="Courier New" w:cs="Courier New" w:eastAsia="Courier New" w:hAnsi="Courier New"/>
+          <w:sz w:val="18"/>
+          <w:szCs w:val="18"/>
+        </w:rPr>
       </w:pPr>
       <w:r>
         <w:rPr>
